--- a/X_ENTREGABLES_CONSOLIDADOS/8_DOCUMENTOS_SERVIDOS/WORD/GESTION_EJECUTIVO_Cambios_y_Decisiones_Tecnicas.docx
+++ b/X_ENTREGABLES_CONSOLIDADOS/8_DOCUMENTOS_SERVIDOS/WORD/GESTION_EJECUTIVO_Cambios_y_Decisiones_Tecnicas.docx
@@ -28,7 +28,7 @@
         </w:p>
       </w:sdtContent>
     </w:sdt>
-    <w:bookmarkStart w:id="64" w:name="X09e30441e07df7bea055a4ae16232a9fc0d1472"/>
+    <w:bookmarkStart w:id="75" w:name="X09e30441e07df7bea055a4ae16232a9fc0d1472"/>
     <w:p>
       <w:pPr>
         <w:pStyle w:val="Heading1"/>
@@ -110,7 +110,7 @@
         </w:pict>
       </w:r>
     </w:p>
-    <w:bookmarkStart w:id="10" w:name="resumen-ejecutivo"/>
+    <w:bookmarkStart w:id="21" w:name="resumen-ejecutivo"/>
     <w:p>
       <w:pPr>
         <w:pStyle w:val="Heading2"/>
@@ -143,7 +143,7 @@
         <w:t xml:space="preserve">ejecutadas en el proyecto, con su impacto presupuestal, justificaciones y trazabilidad completa. Es el documento de referencia para stakeholders que requieren entender los cambios técnicos y sus fundamentos.</w:t>
       </w:r>
     </w:p>
-    <w:bookmarkStart w:id="9" w:name="estadísticas-generales"/>
+    <w:bookmarkStart w:id="20" w:name="estadísticas-generales"/>
     <w:p>
       <w:pPr>
         <w:pStyle w:val="Heading3"/>
@@ -384,9 +384,9 @@
         </w:pict>
       </w:r>
     </w:p>
-    <w:bookmarkEnd w:id="9"/>
-    <w:bookmarkEnd w:id="10"/>
-    <w:bookmarkStart w:id="45" w:name="decisiones-técnicas-por-sistema"/>
+    <w:bookmarkEnd w:id="20"/>
+    <w:bookmarkEnd w:id="21"/>
+    <w:bookmarkStart w:id="56" w:name="decisiones-técnicas-por-sistema"/>
     <w:p>
       <w:pPr>
         <w:pStyle w:val="Heading2"/>
@@ -395,7 +395,7 @@
         <w:t xml:space="preserve">📋 DECISIONES TÉCNICAS POR SISTEMA</w:t>
       </w:r>
     </w:p>
-    <w:bookmarkStart w:id="24" w:name="sistema-1-control-y-señalización"/>
+    <w:bookmarkStart w:id="35" w:name="sistema-1-control-y-señalización"/>
     <w:p>
       <w:pPr>
         <w:pStyle w:val="Heading3"/>
@@ -414,7 +414,7 @@
         <w:t xml:space="preserve">SISTEMA 1: CONTROL Y SEÑALIZACIÓN</w:t>
       </w:r>
     </w:p>
-    <w:bookmarkStart w:id="15" w:name="ctc-control-centralizado-de-tráfico"/>
+    <w:bookmarkStart w:id="26" w:name="ctc-control-centralizado-de-tráfico"/>
     <w:p>
       <w:pPr>
         <w:pStyle w:val="Heading4"/>
@@ -427,7 +427,7 @@
         <w:t xml:space="preserve">1.1 CTC (Control Centralizado de Tráfico)</w:t>
       </w:r>
     </w:p>
-    <w:bookmarkStart w:id="11" w:name="dt-ctc-001-2025-10-07"/>
+    <w:bookmarkStart w:id="22" w:name="dt-ctc-001-2025-10-07"/>
     <w:p>
       <w:pPr>
         <w:pStyle w:val="Heading5"/>
@@ -594,8 +594,8 @@
         <w:t xml:space="preserve">V.3_Sistemas_Comunicacion_Detalle_v5.5.md</w:t>
       </w:r>
     </w:p>
-    <w:bookmarkEnd w:id="11"/>
-    <w:bookmarkStart w:id="12" w:name="dt-ctc-002-2025-10-08"/>
+    <w:bookmarkEnd w:id="22"/>
+    <w:bookmarkStart w:id="23" w:name="dt-ctc-002-2025-10-08"/>
     <w:p>
       <w:pPr>
         <w:pStyle w:val="Heading5"/>
@@ -838,8 +838,8 @@
         <w:t xml:space="preserve">Apéndice Técnico 1 (AT1)</w:t>
       </w:r>
     </w:p>
-    <w:bookmarkEnd w:id="12"/>
-    <w:bookmarkStart w:id="13" w:name="dt-ctc-003-2025-10-08"/>
+    <w:bookmarkEnd w:id="23"/>
+    <w:bookmarkStart w:id="24" w:name="dt-ctc-003-2025-10-08"/>
     <w:p>
       <w:pPr>
         <w:pStyle w:val="Heading5"/>
@@ -962,8 +962,8 @@
         <w:t xml:space="preserve">✅ Ejecutado</w:t>
       </w:r>
     </w:p>
-    <w:bookmarkEnd w:id="13"/>
-    <w:bookmarkStart w:id="14" w:name="dt-interfaces-001-2025-10-09-nueva"/>
+    <w:bookmarkEnd w:id="24"/>
+    <w:bookmarkStart w:id="25" w:name="dt-interfaces-001-2025-10-09-nueva"/>
     <w:p>
       <w:pPr>
         <w:pStyle w:val="Heading5"/>
@@ -1230,9 +1230,9 @@
         <w:t xml:space="preserve">✅ Ejecutado 2025-10-09</w:t>
       </w:r>
     </w:p>
-    <w:bookmarkEnd w:id="14"/>
-    <w:bookmarkEnd w:id="15"/>
-    <w:bookmarkStart w:id="21" w:name="enclavamientos-ence"/>
+    <w:bookmarkEnd w:id="25"/>
+    <w:bookmarkEnd w:id="26"/>
+    <w:bookmarkStart w:id="32" w:name="enclavamientos-ence"/>
     <w:p>
       <w:pPr>
         <w:pStyle w:val="Heading4"/>
@@ -1245,7 +1245,7 @@
         <w:t xml:space="preserve">1.3 Enclavamientos ENCE</w:t>
       </w:r>
     </w:p>
-    <w:bookmarkStart w:id="16" w:name="dt-ence-001-2025-10-07"/>
+    <w:bookmarkStart w:id="27" w:name="dt-ence-001-2025-10-07"/>
     <w:p>
       <w:pPr>
         <w:pStyle w:val="Heading5"/>
@@ -1412,8 +1412,8 @@
         <w:t xml:space="preserve">V.2_Centro_Control_Trafico_CTC_v5.17.md</w:t>
       </w:r>
     </w:p>
-    <w:bookmarkEnd w:id="16"/>
-    <w:bookmarkStart w:id="17" w:name="dt-ence-002-2025-10-07"/>
+    <w:bookmarkEnd w:id="27"/>
+    <w:bookmarkStart w:id="28" w:name="dt-ence-002-2025-10-07"/>
     <w:p>
       <w:pPr>
         <w:pStyle w:val="Heading5"/>
@@ -1610,8 +1610,8 @@
         <w:t xml:space="preserve">V.2_Centro_Control_Trafico_CTC_v5.18.md</w:t>
       </w:r>
     </w:p>
-    <w:bookmarkEnd w:id="17"/>
-    <w:bookmarkStart w:id="18" w:name="dt-ence-003-2025-10-07"/>
+    <w:bookmarkEnd w:id="28"/>
+    <w:bookmarkStart w:id="29" w:name="dt-ence-003-2025-10-07"/>
     <w:p>
       <w:pPr>
         <w:pStyle w:val="Heading5"/>
@@ -1808,8 +1808,8 @@
         <w:t xml:space="preserve">V.2_Centro_Control_Trafico_CTC_v5.19.md</w:t>
       </w:r>
     </w:p>
-    <w:bookmarkEnd w:id="18"/>
-    <w:bookmarkStart w:id="19" w:name="dt-ence-004-2025-10-07"/>
+    <w:bookmarkEnd w:id="29"/>
+    <w:bookmarkStart w:id="30" w:name="dt-ence-004-2025-10-07"/>
     <w:p>
       <w:pPr>
         <w:pStyle w:val="Heading5"/>
@@ -1994,8 +1994,8 @@
         <w:t xml:space="preserve">V.2_Centro_Control_Trafico_CTC_v5.20.md</w:t>
       </w:r>
     </w:p>
-    <w:bookmarkEnd w:id="19"/>
-    <w:bookmarkStart w:id="20" w:name="dt-ence-005-2025-10-07"/>
+    <w:bookmarkEnd w:id="30"/>
+    <w:bookmarkStart w:id="31" w:name="dt-ence-005-2025-10-07"/>
     <w:p>
       <w:pPr>
         <w:pStyle w:val="Heading5"/>
@@ -2140,9 +2140,9 @@
         <w:t xml:space="preserve">✅ Ejecutado</w:t>
       </w:r>
     </w:p>
-    <w:bookmarkEnd w:id="20"/>
-    <w:bookmarkEnd w:id="21"/>
-    <w:bookmarkStart w:id="23" w:name="sistema-atp-embarcado"/>
+    <w:bookmarkEnd w:id="31"/>
+    <w:bookmarkEnd w:id="32"/>
+    <w:bookmarkStart w:id="34" w:name="sistema-atp-embarcado"/>
     <w:p>
       <w:pPr>
         <w:pStyle w:val="Heading4"/>
@@ -2155,7 +2155,7 @@
         <w:t xml:space="preserve">1.2 Sistema ATP Embarcado</w:t>
       </w:r>
     </w:p>
-    <w:bookmarkStart w:id="22" w:name="dt-atp-001-2025-10-09"/>
+    <w:bookmarkStart w:id="33" w:name="dt-atp-001-2025-10-09"/>
     <w:p>
       <w:pPr>
         <w:pStyle w:val="Heading5"/>
@@ -2395,10 +2395,10 @@
         </w:pict>
       </w:r>
     </w:p>
-    <w:bookmarkEnd w:id="22"/>
-    <w:bookmarkEnd w:id="23"/>
-    <w:bookmarkEnd w:id="24"/>
-    <w:bookmarkStart w:id="27" w:name="sistema-2-telecomunicaciones"/>
+    <w:bookmarkEnd w:id="33"/>
+    <w:bookmarkEnd w:id="34"/>
+    <w:bookmarkEnd w:id="35"/>
+    <w:bookmarkStart w:id="38" w:name="sistema-2-telecomunicaciones"/>
     <w:p>
       <w:pPr>
         <w:pStyle w:val="Heading3"/>
@@ -2417,7 +2417,7 @@
         <w:t xml:space="preserve">SISTEMA 2: TELECOMUNICACIONES</w:t>
       </w:r>
     </w:p>
-    <w:bookmarkStart w:id="26" w:name="tetra"/>
+    <w:bookmarkStart w:id="37" w:name="tetra"/>
     <w:p>
       <w:pPr>
         <w:pStyle w:val="Heading4"/>
@@ -2430,7 +2430,7 @@
         <w:t xml:space="preserve">2.1 TETRA</w:t>
       </w:r>
     </w:p>
-    <w:bookmarkStart w:id="25" w:name="dt-tetra-001-2025-10-07"/>
+    <w:bookmarkStart w:id="36" w:name="dt-tetra-001-2025-10-07"/>
     <w:p>
       <w:pPr>
         <w:pStyle w:val="Heading5"/>
@@ -2582,10 +2582,10 @@
         </w:pict>
       </w:r>
     </w:p>
-    <w:bookmarkEnd w:id="25"/>
-    <w:bookmarkEnd w:id="26"/>
-    <w:bookmarkEnd w:id="27"/>
-    <w:bookmarkStart w:id="28" w:name="sistema-3-fibra-óptica"/>
+    <w:bookmarkEnd w:id="36"/>
+    <w:bookmarkEnd w:id="37"/>
+    <w:bookmarkEnd w:id="38"/>
+    <w:bookmarkStart w:id="39" w:name="sistema-3-fibra-óptica"/>
     <w:p>
       <w:pPr>
         <w:pStyle w:val="Heading3"/>
@@ -2623,8 +2623,8 @@
         </w:pict>
       </w:r>
     </w:p>
-    <w:bookmarkEnd w:id="28"/>
-    <w:bookmarkStart w:id="32" w:name="sistema-4-its-y-seguridad"/>
+    <w:bookmarkEnd w:id="39"/>
+    <w:bookmarkStart w:id="43" w:name="sistema-4-its-y-seguridad"/>
     <w:p>
       <w:pPr>
         <w:pStyle w:val="Heading3"/>
@@ -2643,7 +2643,7 @@
         <w:t xml:space="preserve">SISTEMA 4: ITS Y SEGURIDAD</w:t>
       </w:r>
     </w:p>
-    <w:bookmarkStart w:id="31" w:name="cctv"/>
+    <w:bookmarkStart w:id="42" w:name="cctv"/>
     <w:p>
       <w:pPr>
         <w:pStyle w:val="Heading4"/>
@@ -2656,7 +2656,7 @@
         <w:t xml:space="preserve">4.1 CCTV</w:t>
       </w:r>
     </w:p>
-    <w:bookmarkStart w:id="29" w:name="dt-cctv-001-2025-10-07"/>
+    <w:bookmarkStart w:id="40" w:name="dt-cctv-001-2025-10-07"/>
     <w:p>
       <w:pPr>
         <w:pStyle w:val="Heading5"/>
@@ -2853,8 +2853,8 @@
         <w:t xml:space="preserve">Referencia a V.4_Sistemas_Seguridad_ITS_v1.0.md (pendiente crear)</w:t>
       </w:r>
     </w:p>
-    <w:bookmarkEnd w:id="29"/>
-    <w:bookmarkStart w:id="30" w:name="dt-control-001-2025-10-07"/>
+    <w:bookmarkEnd w:id="40"/>
+    <w:bookmarkStart w:id="41" w:name="dt-control-001-2025-10-07"/>
     <w:p>
       <w:pPr>
         <w:pStyle w:val="Heading5"/>
@@ -3028,10 +3028,10 @@
         </w:pict>
       </w:r>
     </w:p>
-    <w:bookmarkEnd w:id="30"/>
-    <w:bookmarkEnd w:id="31"/>
-    <w:bookmarkEnd w:id="32"/>
-    <w:bookmarkStart w:id="37" w:name="sistema-5-scada-y-potencia"/>
+    <w:bookmarkEnd w:id="41"/>
+    <w:bookmarkEnd w:id="42"/>
+    <w:bookmarkEnd w:id="43"/>
+    <w:bookmarkStart w:id="48" w:name="sistema-5-scada-y-potencia"/>
     <w:p>
       <w:pPr>
         <w:pStyle w:val="Heading3"/>
@@ -3050,7 +3050,7 @@
         <w:t xml:space="preserve">SISTEMA 5: SCADA Y POTENCIA</w:t>
       </w:r>
     </w:p>
-    <w:bookmarkStart w:id="36" w:name="scada"/>
+    <w:bookmarkStart w:id="47" w:name="scada"/>
     <w:p>
       <w:pPr>
         <w:pStyle w:val="Heading4"/>
@@ -3063,7 +3063,7 @@
         <w:t xml:space="preserve">5.3 SCADA</w:t>
       </w:r>
     </w:p>
-    <w:bookmarkStart w:id="33" w:name="dt-scada-001-2025-10-07"/>
+    <w:bookmarkStart w:id="44" w:name="dt-scada-001-2025-10-07"/>
     <w:p>
       <w:pPr>
         <w:pStyle w:val="Heading5"/>
@@ -3238,8 +3238,8 @@
         <w:t xml:space="preserve">✅ Ejecutado</w:t>
       </w:r>
     </w:p>
-    <w:bookmarkEnd w:id="33"/>
-    <w:bookmarkStart w:id="34" w:name="dt-scada-002-2025-10-07"/>
+    <w:bookmarkEnd w:id="44"/>
+    <w:bookmarkStart w:id="45" w:name="dt-scada-002-2025-10-07"/>
     <w:p>
       <w:pPr>
         <w:pStyle w:val="Heading5"/>
@@ -3414,8 +3414,8 @@
         <w:t xml:space="preserve">✅ Ejecutado</w:t>
       </w:r>
     </w:p>
-    <w:bookmarkEnd w:id="34"/>
-    <w:bookmarkStart w:id="35" w:name="dt-scada-003-2025-10-07"/>
+    <w:bookmarkEnd w:id="45"/>
+    <w:bookmarkStart w:id="46" w:name="dt-scada-003-2025-10-07"/>
     <w:p>
       <w:pPr>
         <w:pStyle w:val="Heading5"/>
@@ -3597,10 +3597,10 @@
         </w:pict>
       </w:r>
     </w:p>
-    <w:bookmarkEnd w:id="35"/>
-    <w:bookmarkEnd w:id="36"/>
-    <w:bookmarkEnd w:id="37"/>
-    <w:bookmarkStart w:id="44" w:name="sistema-6-balizas-y-pasos-a-nivel"/>
+    <w:bookmarkEnd w:id="46"/>
+    <w:bookmarkEnd w:id="47"/>
+    <w:bookmarkEnd w:id="48"/>
+    <w:bookmarkStart w:id="55" w:name="sistema-6-balizas-y-pasos-a-nivel"/>
     <w:p>
       <w:pPr>
         <w:pStyle w:val="Heading3"/>
@@ -3619,7 +3619,7 @@
         <w:t xml:space="preserve">SISTEMA 6: BALIZAS Y PASOS A NIVEL</w:t>
       </w:r>
     </w:p>
-    <w:bookmarkStart w:id="40" w:name="balizas"/>
+    <w:bookmarkStart w:id="51" w:name="balizas"/>
     <w:p>
       <w:pPr>
         <w:pStyle w:val="Heading4"/>
@@ -3632,7 +3632,7 @@
         <w:t xml:space="preserve">6.1 Balizas</w:t>
       </w:r>
     </w:p>
-    <w:bookmarkStart w:id="38" w:name="dt-baliza-001-2025-10-07"/>
+    <w:bookmarkStart w:id="49" w:name="dt-baliza-001-2025-10-07"/>
     <w:p>
       <w:pPr>
         <w:pStyle w:val="Heading5"/>
@@ -3795,8 +3795,8 @@
         <w:t xml:space="preserve">✅ Ejecutado</w:t>
       </w:r>
     </w:p>
-    <w:bookmarkEnd w:id="38"/>
-    <w:bookmarkStart w:id="39" w:name="dt-baliza-002-2025-10-07"/>
+    <w:bookmarkEnd w:id="49"/>
+    <w:bookmarkStart w:id="50" w:name="dt-baliza-002-2025-10-07"/>
     <w:p>
       <w:pPr>
         <w:pStyle w:val="Heading5"/>
@@ -3959,9 +3959,9 @@
         <w:t xml:space="preserve">✅ Ejecutado</w:t>
       </w:r>
     </w:p>
-    <w:bookmarkEnd w:id="39"/>
-    <w:bookmarkEnd w:id="40"/>
-    <w:bookmarkStart w:id="43" w:name="pasos-a-nivel"/>
+    <w:bookmarkEnd w:id="50"/>
+    <w:bookmarkEnd w:id="51"/>
+    <w:bookmarkStart w:id="54" w:name="pasos-a-nivel"/>
     <w:p>
       <w:pPr>
         <w:pStyle w:val="Heading4"/>
@@ -3974,7 +3974,7 @@
         <w:t xml:space="preserve">6.2 Pasos a Nivel</w:t>
       </w:r>
     </w:p>
-    <w:bookmarkStart w:id="41" w:name="dt-pan-001-2025-10-07"/>
+    <w:bookmarkStart w:id="52" w:name="dt-pan-001-2025-10-07"/>
     <w:p>
       <w:pPr>
         <w:pStyle w:val="Heading5"/>
@@ -4171,8 +4171,8 @@
         <w:t xml:space="preserve">Referencia a V.5_Pasos_Nivel_Detalle_v1.0.md (pendiente crear)</w:t>
       </w:r>
     </w:p>
-    <w:bookmarkEnd w:id="41"/>
-    <w:bookmarkStart w:id="42" w:name="dt-pan-002-2025-10-07"/>
+    <w:bookmarkEnd w:id="52"/>
+    <w:bookmarkStart w:id="53" w:name="dt-pan-002-2025-10-07"/>
     <w:p>
       <w:pPr>
         <w:pStyle w:val="Heading5"/>
@@ -4376,11 +4376,11 @@
         </w:pict>
       </w:r>
     </w:p>
-    <w:bookmarkEnd w:id="42"/>
-    <w:bookmarkEnd w:id="43"/>
-    <w:bookmarkEnd w:id="44"/>
-    <w:bookmarkEnd w:id="45"/>
-    <w:bookmarkStart w:id="49" w:name="análisis-de-impacto-consolidado"/>
+    <w:bookmarkEnd w:id="53"/>
+    <w:bookmarkEnd w:id="54"/>
+    <w:bookmarkEnd w:id="55"/>
+    <w:bookmarkEnd w:id="56"/>
+    <w:bookmarkStart w:id="60" w:name="análisis-de-impacto-consolidado"/>
     <w:p>
       <w:pPr>
         <w:pStyle w:val="Heading2"/>
@@ -4389,7 +4389,7 @@
         <w:t xml:space="preserve">📊 ANÁLISIS DE IMPACTO CONSOLIDADO</w:t>
       </w:r>
     </w:p>
-    <w:bookmarkStart w:id="46" w:name="impacto-presupuestal-por-tipo-de-cambio"/>
+    <w:bookmarkStart w:id="57" w:name="impacto-presupuestal-por-tipo-de-cambio"/>
     <w:p>
       <w:pPr>
         <w:pStyle w:val="Heading3"/>
@@ -4793,8 +4793,8 @@
         </w:tc>
       </w:tr>
     </w:tbl>
-    <w:bookmarkEnd w:id="46"/>
-    <w:bookmarkStart w:id="47" w:name="distribución-por-sistema"/>
+    <w:bookmarkEnd w:id="57"/>
+    <w:bookmarkStart w:id="58" w:name="distribución-por-sistema"/>
     <w:p>
       <w:pPr>
         <w:pStyle w:val="Heading3"/>
@@ -5164,8 +5164,8 @@
         </w:tc>
       </w:tr>
     </w:tbl>
-    <w:bookmarkEnd w:id="47"/>
-    <w:bookmarkStart w:id="48" w:name="riesgos-mitigados"/>
+    <w:bookmarkEnd w:id="58"/>
+    <w:bookmarkStart w:id="59" w:name="riesgos-mitigados"/>
     <w:p>
       <w:pPr>
         <w:pStyle w:val="Heading3"/>
@@ -5508,9 +5508,9 @@
         </w:pict>
       </w:r>
     </w:p>
-    <w:bookmarkEnd w:id="48"/>
-    <w:bookmarkEnd w:id="49"/>
-    <w:bookmarkStart w:id="56" w:name="trazabilidad-documental"/>
+    <w:bookmarkEnd w:id="59"/>
+    <w:bookmarkEnd w:id="60"/>
+    <w:bookmarkStart w:id="67" w:name="trazabilidad-documental"/>
     <w:p>
       <w:pPr>
         <w:pStyle w:val="Heading2"/>
@@ -5519,7 +5519,7 @@
         <w:t xml:space="preserve">📚 TRAZABILIDAD DOCUMENTAL</w:t>
       </w:r>
     </w:p>
-    <w:bookmarkStart w:id="50" w:name="nivel-1-wbs-y-planificación"/>
+    <w:bookmarkStart w:id="61" w:name="nivel-1-wbs-y-planificación"/>
     <w:p>
       <w:pPr>
         <w:pStyle w:val="Heading3"/>
@@ -5592,8 +5592,8 @@
         <w:t xml:space="preserve">Interfaces HTML (EDT Detalle, Presupuesto, Cronograma) - Sincronizadas</w:t>
       </w:r>
     </w:p>
-    <w:bookmarkEnd w:id="50"/>
-    <w:bookmarkStart w:id="51" w:name="nivel-2-ingeniería-de-detalle"/>
+    <w:bookmarkEnd w:id="61"/>
+    <w:bookmarkStart w:id="62" w:name="nivel-2-ingeniería-de-detalle"/>
     <w:p>
       <w:pPr>
         <w:pStyle w:val="Heading3"/>
@@ -5654,8 +5654,8 @@
         <w:t xml:space="preserve">- Versionado por DT-CTC-001</w:t>
       </w:r>
     </w:p>
-    <w:bookmarkEnd w:id="51"/>
-    <w:bookmarkStart w:id="52" w:name="nivel-3-ingeniería-conceptual"/>
+    <w:bookmarkEnd w:id="62"/>
+    <w:bookmarkStart w:id="63" w:name="nivel-3-ingeniería-conceptual"/>
     <w:p>
       <w:pPr>
         <w:pStyle w:val="Heading3"/>
@@ -5686,8 +5686,8 @@
         <w:t xml:space="preserve">Pendiente actualizar según DTs aplicables</w:t>
       </w:r>
     </w:p>
-    <w:bookmarkEnd w:id="52"/>
-    <w:bookmarkStart w:id="53" w:name="nivel-4-documentos-maestros"/>
+    <w:bookmarkEnd w:id="63"/>
+    <w:bookmarkStart w:id="64" w:name="nivel-4-documentos-maestros"/>
     <w:p>
       <w:pPr>
         <w:pStyle w:val="Heading3"/>
@@ -5748,8 +5748,8 @@
         <w:t xml:space="preserve">- Trazabilidad completa</w:t>
       </w:r>
     </w:p>
-    <w:bookmarkEnd w:id="53"/>
-    <w:bookmarkStart w:id="54" w:name="nivel-5-entregables-consolidados"/>
+    <w:bookmarkEnd w:id="64"/>
+    <w:bookmarkStart w:id="65" w:name="nivel-5-entregables-consolidados"/>
     <w:p>
       <w:pPr>
         <w:pStyle w:val="Heading3"/>
@@ -5792,8 +5792,8 @@
         <w:t xml:space="preserve">8 archivos Master sincronizados</w:t>
       </w:r>
     </w:p>
-    <w:bookmarkEnd w:id="54"/>
-    <w:bookmarkStart w:id="55" w:name="nivel-6-índices"/>
+    <w:bookmarkEnd w:id="65"/>
+    <w:bookmarkStart w:id="66" w:name="nivel-6-índices"/>
     <w:p>
       <w:pPr>
         <w:pStyle w:val="Heading3"/>
@@ -5831,9 +5831,9 @@
         </w:pict>
       </w:r>
     </w:p>
-    <w:bookmarkEnd w:id="55"/>
-    <w:bookmarkEnd w:id="56"/>
-    <w:bookmarkStart w:id="58" w:name="proceso-de-sincronización"/>
+    <w:bookmarkEnd w:id="66"/>
+    <w:bookmarkEnd w:id="67"/>
+    <w:bookmarkStart w:id="69" w:name="proceso-de-sincronización"/>
     <w:p>
       <w:pPr>
         <w:pStyle w:val="Heading2"/>
@@ -5842,7 +5842,7 @@
         <w:t xml:space="preserve">🔄 PROCESO DE SINCRONIZACIÓN</w:t>
       </w:r>
     </w:p>
-    <w:bookmarkStart w:id="57" w:name="X1b7861e8c56621f35252dac76a6a98cb701f6e4"/>
+    <w:bookmarkStart w:id="68" w:name="X1b7861e8c56621f35252dac76a6a98cb701f6e4"/>
     <w:p>
       <w:pPr>
         <w:pStyle w:val="Heading3"/>
@@ -6017,9 +6017,9 @@
         </w:pict>
       </w:r>
     </w:p>
-    <w:bookmarkEnd w:id="57"/>
-    <w:bookmarkEnd w:id="58"/>
-    <w:bookmarkStart w:id="62" w:name="para-stakeholders"/>
+    <w:bookmarkEnd w:id="68"/>
+    <w:bookmarkEnd w:id="69"/>
+    <w:bookmarkStart w:id="73" w:name="para-stakeholders"/>
     <w:p>
       <w:pPr>
         <w:pStyle w:val="Heading2"/>
@@ -6028,7 +6028,7 @@
         <w:t xml:space="preserve">👥 PARA STAKEHOLDERS</w:t>
       </w:r>
     </w:p>
-    <w:bookmarkStart w:id="59" w:name="resumen-para-dirección"/>
+    <w:bookmarkStart w:id="70" w:name="resumen-para-dirección"/>
     <w:p>
       <w:pPr>
         <w:pStyle w:val="Heading3"/>
@@ -6151,8 +6151,8 @@
         <w:t xml:space="preserve">DT → Documento V.X → Carpeta X</w:t>
       </w:r>
     </w:p>
-    <w:bookmarkEnd w:id="59"/>
-    <w:bookmarkStart w:id="60" w:name="acciones-requeridas"/>
+    <w:bookmarkEnd w:id="70"/>
+    <w:bookmarkStart w:id="71" w:name="acciones-requeridas"/>
     <w:p>
       <w:pPr>
         <w:pStyle w:val="Heading3"/>
@@ -6231,8 +6231,8 @@
         <w:t xml:space="preserve">de cambios con impacto &gt;5% en ítems individuales</w:t>
       </w:r>
     </w:p>
-    <w:bookmarkEnd w:id="60"/>
-    <w:bookmarkStart w:id="61" w:name="beneficios-obtenidos"/>
+    <w:bookmarkEnd w:id="71"/>
+    <w:bookmarkStart w:id="72" w:name="beneficios-obtenidos"/>
     <w:p>
       <w:pPr>
         <w:pStyle w:val="Heading3"/>
@@ -6312,9 +6312,9 @@
         </w:pict>
       </w:r>
     </w:p>
-    <w:bookmarkEnd w:id="61"/>
-    <w:bookmarkEnd w:id="62"/>
-    <w:bookmarkStart w:id="63" w:name="contacto-y-aprobaciones"/>
+    <w:bookmarkEnd w:id="72"/>
+    <w:bookmarkEnd w:id="73"/>
+    <w:bookmarkStart w:id="74" w:name="contacto-y-aprobaciones"/>
     <w:p>
       <w:pPr>
         <w:pStyle w:val="Heading2"/>
@@ -6478,8 +6478,8 @@
         <w:t xml:space="preserve">OPERATIVO ✅</w:t>
       </w:r>
     </w:p>
-    <w:bookmarkEnd w:id="63"/>
-    <w:bookmarkEnd w:id="64"/>
+    <w:bookmarkEnd w:id="74"/>
+    <w:bookmarkEnd w:id="75"/>
     <w:sectPr>
       <w:footnotePr>
         <w:numRestart w:val="eachSect"/>
@@ -6951,10 +6951,10 @@
   <w:docDefaults>
     <w:rPrDefault>
       <w:rPr>
-        <w:rFonts w:asciiTheme="minorHAnsi" w:cstheme="minorBidi" w:eastAsiaTheme="minorEastAsia" w:hAnsiTheme="minorHAnsi"/>
+        <w:rFonts w:asciiTheme="minorHAnsi" w:cstheme="minorBidi" w:eastAsiaTheme="minorHAnsi" w:hAnsiTheme="minorHAnsi"/>
         <w:sz w:val="24"/>
         <w:szCs w:val="24"/>
-        <w:lang w:bidi="ar-SA" w:eastAsia="zh-CN" w:val="en-US"/>
+        <w:lang w:bidi="ar-SA" w:eastAsia="en-US" w:val="en-US"/>
       </w:rPr>
     </w:rPrDefault>
     <w:pPrDefault>
@@ -7006,6 +7006,8 @@
     </w:pPr>
     <w:rPr>
       <w:rFonts w:asciiTheme="majorHAnsi" w:cstheme="majorBidi" w:eastAsiaTheme="majorEastAsia" w:hAnsiTheme="majorHAnsi"/>
+      <w:spacing w:val="-10"/>
+      <w:kern w:val="28"/>
       <w:sz w:val="56"/>
       <w:szCs w:val="56"/>
     </w:rPr>
@@ -7018,6 +7020,8 @@
     <w:rsid w:val="00A10FD9"/>
     <w:rPr>
       <w:rFonts w:asciiTheme="majorHAnsi" w:cstheme="majorBidi" w:eastAsiaTheme="majorEastAsia" w:hAnsiTheme="majorHAnsi"/>
+      <w:spacing w:val="-10"/>
+      <w:kern w:val="28"/>
       <w:sz w:val="56"/>
       <w:szCs w:val="56"/>
     </w:rPr>
@@ -7058,31 +7062,23 @@
   </w:style>
   <w:style w:customStyle="1" w:styleId="Author" w:type="paragraph">
     <w:name w:val="Author"/>
-    <w:basedOn w:val="Title"/>
     <w:next w:val="BodyText"/>
     <w:qFormat/>
     <w:pPr>
       <w:keepNext/>
       <w:keepLines/>
+      <w:jc w:val="center"/>
     </w:pPr>
-    <w:rPr>
-      <w:sz w:val="24"/>
-      <w:szCs w:val="24"/>
-    </w:rPr>
   </w:style>
   <w:style w:styleId="Date" w:type="paragraph">
     <w:name w:val="Date"/>
-    <w:basedOn w:val="Title"/>
     <w:next w:val="BodyText"/>
     <w:qFormat/>
     <w:pPr>
       <w:keepNext/>
       <w:keepLines/>
+      <w:jc w:val="center"/>
     </w:pPr>
-    <w:rPr>
-      <w:sz w:val="24"/>
-      <w:szCs w:val="24"/>
-    </w:rPr>
   </w:style>
   <w:style w:customStyle="1" w:styleId="AbstractTitle" w:type="paragraph">
     <w:name w:val="Abstract Title"/>
@@ -7495,6 +7491,13 @@
       </w:tblCellMar>
     </w:tblPr>
     <w:tblStylePr w:type="firstRow">
+      <w:tblPr>
+        <w:jc w:val="left"/>
+        <w:tblInd w:type="dxa" w:w="0"/>
+      </w:tblPr>
+      <w:trPr>
+        <w:jc w:val="left"/>
+      </w:trPr>
       <w:tcPr>
         <w:tcBorders>
           <w:bottom w:val="single"/>

--- a/X_ENTREGABLES_CONSOLIDADOS/8_DOCUMENTOS_SERVIDOS/WORD/GESTION_EJECUTIVO_Cambios_y_Decisiones_Tecnicas.docx
+++ b/X_ENTREGABLES_CONSOLIDADOS/8_DOCUMENTOS_SERVIDOS/WORD/GESTION_EJECUTIVO_Cambios_y_Decisiones_Tecnicas.docx
@@ -251,7 +251,7 @@
               <w:jc w:val="left"/>
             </w:pPr>
             <w:r>
-              <w:t xml:space="preserve">8 (CTC, TETRA, ATP, Fibra, Enclavamientos, SCADA, Balizas, CCTV)</w:t>
+              <w:t xml:space="preserve">8 (CTC, TETRA, ATP, Fibra, Enclavamientos, SCADA, Punto de referencia virtuals, CCTV)</w:t>
             </w:r>
           </w:p>
         </w:tc>
@@ -1085,7 +1085,7 @@
         </w:numPr>
       </w:pPr>
       <w:r>
-        <w:t xml:space="preserve">Conecta: CTC ↔ ITCS/ETCS L2 ↔ FENOCO ↔ TETRA ↔ Fibra ↔ ITS</w:t>
+        <w:t xml:space="preserve">Conecta: CTC ↔ PTC/PTC VIRTUAL L2 ↔ FENOCO ↔ TETRA ↔ Fibra ↔ ITS</w:t>
       </w:r>
     </w:p>
     <w:p>
@@ -2277,7 +2277,7 @@
         </w:numPr>
       </w:pPr>
       <w:r>
-        <w:t xml:space="preserve">Computadora ATP ETCS L2 homologada CENELEC SIL-4</w:t>
+        <w:t xml:space="preserve">Computadora ATP PTC VIRTUAL L2 homologada CENELEC SIL-4</w:t>
       </w:r>
     </w:p>
     <w:p>
@@ -2289,7 +2289,7 @@
         </w:numPr>
       </w:pPr>
       <w:r>
-        <w:t xml:space="preserve">Integración con RBC y balizas eurobaliza</w:t>
+        <w:t xml:space="preserve">Integración con RBC y punto de referencia virtuals europunto de referencia virtual</w:t>
       </w:r>
     </w:p>
     <w:p>
@@ -2329,7 +2329,7 @@
         </w:numPr>
       </w:pPr>
       <w:r>
-        <w:t xml:space="preserve">AT1 §3.5: Especificaciones técnicas ETCS</w:t>
+        <w:t xml:space="preserve">AT1 §3.5: Especificaciones técnicas PTC VIRTUAL</w:t>
       </w:r>
     </w:p>
     <w:p>
@@ -3619,7 +3619,7 @@
         <w:t xml:space="preserve">SISTEMA 6: BALIZAS Y PASOS A NIVEL</w:t>
       </w:r>
     </w:p>
-    <w:bookmarkStart w:id="51" w:name="balizas"/>
+    <w:bookmarkStart w:id="51" w:name="punto-de-referencia-virtuals"/>
     <w:p>
       <w:pPr>
         <w:pStyle w:val="Heading4"/>
@@ -3629,7 +3629,7 @@
           <w:b/>
           <w:bCs/>
         </w:rPr>
-        <w:t xml:space="preserve">6.1 Balizas</w:t>
+        <w:t xml:space="preserve">6.1 Punto de referencia virtuals</w:t>
       </w:r>
     </w:p>
     <w:bookmarkStart w:id="49" w:name="dt-baliza-001-2025-10-07"/>
@@ -3664,7 +3664,7 @@
         <w:t xml:space="preserve"> </w:t>
       </w:r>
       <w:r>
-        <w:t xml:space="preserve">4.3.101 - Balizas tipo A</w:t>
+        <w:t xml:space="preserve">4.3.101 - Punto de referencia virtuals tipo A</w:t>
       </w:r>
     </w:p>
     <w:p>
@@ -3748,7 +3748,7 @@
         </w:numPr>
       </w:pPr>
       <w:r>
-        <w:t xml:space="preserve">Consolidado en otro ítem de balizas</w:t>
+        <w:t xml:space="preserve">Consolidado en otro ítem de punto de referencia virtuals</w:t>
       </w:r>
     </w:p>
     <w:p>
@@ -3828,7 +3828,7 @@
         <w:t xml:space="preserve"> </w:t>
       </w:r>
       <w:r>
-        <w:t xml:space="preserve">4.3.102 - Balizas tipo B</w:t>
+        <w:t xml:space="preserve">4.3.102 - Punto de referencia virtuals tipo B</w:t>
       </w:r>
     </w:p>
     <w:p>
@@ -3912,7 +3912,7 @@
         </w:numPr>
       </w:pPr>
       <w:r>
-        <w:t xml:space="preserve">Consolidado en otro ítem de balizas</w:t>
+        <w:t xml:space="preserve">Consolidado en otro ítem de punto de referencia virtuals</w:t>
       </w:r>
     </w:p>
     <w:p>
@@ -5020,7 +5020,7 @@
               <w:jc w:val="left"/>
             </w:pPr>
             <w:r>
-              <w:t xml:space="preserve">Balizas</w:t>
+              <w:t xml:space="preserve">Punto de referencia virtuals</w:t>
             </w:r>
           </w:p>
         </w:tc>

--- a/X_ENTREGABLES_CONSOLIDADOS/8_DOCUMENTOS_SERVIDOS/WORD/GESTION_EJECUTIVO_Cambios_y_Decisiones_Tecnicas.docx
+++ b/X_ENTREGABLES_CONSOLIDADOS/8_DOCUMENTOS_SERVIDOS/WORD/GESTION_EJECUTIVO_Cambios_y_Decisiones_Tecnicas.docx
@@ -1097,7 +1097,7 @@
         </w:numPr>
       </w:pPr>
       <w:r>
-        <w:t xml:space="preserve">Composición: Gateways industriales + Switches borde + Firewalls IEC 62443 + Middleware UIC 918-4 + Licencias software</w:t>
+        <w:t xml:space="preserve">Composición: Gateways industriales + Switches borde + Firewalls IEC 62443 + Middleware FRA/AREMA 918-4 + Licencias software</w:t>
       </w:r>
     </w:p>
     <w:p>

--- a/X_ENTREGABLES_CONSOLIDADOS/8_DOCUMENTOS_SERVIDOS/WORD/GESTION_EJECUTIVO_Cambios_y_Decisiones_Tecnicas.docx
+++ b/X_ENTREGABLES_CONSOLIDADOS/8_DOCUMENTOS_SERVIDOS/WORD/GESTION_EJECUTIVO_Cambios_y_Decisiones_Tecnicas.docx
@@ -28,7 +28,7 @@
         </w:p>
       </w:sdtContent>
     </w:sdt>
-    <w:bookmarkStart w:id="75" w:name="X09e30441e07df7bea055a4ae16232a9fc0d1472"/>
+    <w:bookmarkStart w:id="64" w:name="X09e30441e07df7bea055a4ae16232a9fc0d1472"/>
     <w:p>
       <w:pPr>
         <w:pStyle w:val="Heading1"/>
@@ -110,7 +110,7 @@
         </w:pict>
       </w:r>
     </w:p>
-    <w:bookmarkStart w:id="21" w:name="resumen-ejecutivo"/>
+    <w:bookmarkStart w:id="10" w:name="resumen-ejecutivo"/>
     <w:p>
       <w:pPr>
         <w:pStyle w:val="Heading2"/>
@@ -143,7 +143,7 @@
         <w:t xml:space="preserve">ejecutadas en el proyecto, con su impacto presupuestal, justificaciones y trazabilidad completa. Es el documento de referencia para stakeholders que requieren entender los cambios técnicos y sus fundamentos.</w:t>
       </w:r>
     </w:p>
-    <w:bookmarkStart w:id="20" w:name="estadísticas-generales"/>
+    <w:bookmarkStart w:id="9" w:name="estadísticas-generales"/>
     <w:p>
       <w:pPr>
         <w:pStyle w:val="Heading3"/>
@@ -251,7 +251,7 @@
               <w:jc w:val="left"/>
             </w:pPr>
             <w:r>
-              <w:t xml:space="preserve">8 (CTC, TETRA, ATP, Fibra, Enclavamientos, SCADA, Punto de referencia virtuals, CCTV)</w:t>
+              <w:t xml:space="preserve">8 (CTC, TETRA, PTC, Fibra, Enclavamientos, SCADA, Punto de referencia virtuals, CCTV)</w:t>
             </w:r>
           </w:p>
         </w:tc>
@@ -384,37 +384,1765 @@
         </w:pict>
       </w:r>
     </w:p>
+    <w:bookmarkEnd w:id="9"/>
+    <w:bookmarkEnd w:id="10"/>
+    <w:bookmarkStart w:id="45" w:name="decisiones-técnicas-por-sistema"/>
+    <w:p>
+      <w:pPr>
+        <w:pStyle w:val="Heading2"/>
+      </w:pPr>
+      <w:r>
+        <w:t xml:space="preserve">📋 DECISIONES TÉCNICAS POR SISTEMA</w:t>
+      </w:r>
+    </w:p>
+    <w:bookmarkStart w:id="24" w:name="sistema-1-control-y-señalización"/>
+    <w:p>
+      <w:pPr>
+        <w:pStyle w:val="Heading3"/>
+      </w:pPr>
+      <w:r>
+        <w:t xml:space="preserve">🚦</w:t>
+      </w:r>
+      <w:r>
+        <w:t xml:space="preserve"> </w:t>
+      </w:r>
+      <w:r>
+        <w:rPr>
+          <w:b/>
+          <w:bCs/>
+        </w:rPr>
+        <w:t xml:space="preserve">SISTEMA 1: CONTROL Y SEÑALIZACIÓN</w:t>
+      </w:r>
+    </w:p>
+    <w:bookmarkStart w:id="15" w:name="ctc-control-centralizado-de-tráfico"/>
+    <w:p>
+      <w:pPr>
+        <w:pStyle w:val="Heading4"/>
+      </w:pPr>
+      <w:r>
+        <w:rPr>
+          <w:b/>
+          <w:bCs/>
+        </w:rPr>
+        <w:t xml:space="preserve">1.1 CTC (Control Centralizado de Tráfico)</w:t>
+      </w:r>
+    </w:p>
+    <w:bookmarkStart w:id="11" w:name="dt-ctc-001-2025-10-07"/>
+    <w:p>
+      <w:pPr>
+        <w:pStyle w:val="Heading5"/>
+      </w:pPr>
+      <w:r>
+        <w:rPr>
+          <w:b/>
+          <w:bCs/>
+        </w:rPr>
+        <w:t xml:space="preserve">DT-CTC-001-2025-10-07</w:t>
+      </w:r>
+    </w:p>
+    <w:p>
+      <w:pPr>
+        <w:pStyle w:val="Compact"/>
+        <w:numPr>
+          <w:ilvl w:val="0"/>
+          <w:numId w:val="1001"/>
+        </w:numPr>
+      </w:pPr>
+      <w:r>
+        <w:rPr>
+          <w:b/>
+          <w:bCs/>
+        </w:rPr>
+        <w:t xml:space="preserve">Ítem WBS:</w:t>
+      </w:r>
+      <w:r>
+        <w:t xml:space="preserve"> </w:t>
+      </w:r>
+      <w:r>
+        <w:t xml:space="preserve">1.2.106 - Interfaces comunicación CTC-TETRA</w:t>
+      </w:r>
+    </w:p>
+    <w:p>
+      <w:pPr>
+        <w:pStyle w:val="Compact"/>
+        <w:numPr>
+          <w:ilvl w:val="0"/>
+          <w:numId w:val="1001"/>
+        </w:numPr>
+      </w:pPr>
+      <w:r>
+        <w:rPr>
+          <w:b/>
+          <w:bCs/>
+        </w:rPr>
+        <w:t xml:space="preserve">Tipo:</w:t>
+      </w:r>
+      <w:r>
+        <w:t xml:space="preserve"> </w:t>
+      </w:r>
+      <w:r>
+        <w:t xml:space="preserve">Ajuste de cantidades</w:t>
+      </w:r>
+    </w:p>
+    <w:p>
+      <w:pPr>
+        <w:pStyle w:val="Compact"/>
+        <w:numPr>
+          <w:ilvl w:val="0"/>
+          <w:numId w:val="1001"/>
+        </w:numPr>
+      </w:pPr>
+      <w:r>
+        <w:rPr>
+          <w:b/>
+          <w:bCs/>
+        </w:rPr>
+        <w:t xml:space="preserve">Cambio:</w:t>
+      </w:r>
+      <w:r>
+        <w:t xml:space="preserve"> </w:t>
+      </w:r>
+      <w:r>
+        <w:t xml:space="preserve">Cantidad 1 → 1 (confirmado)</w:t>
+      </w:r>
+    </w:p>
+    <w:p>
+      <w:pPr>
+        <w:pStyle w:val="Compact"/>
+        <w:numPr>
+          <w:ilvl w:val="0"/>
+          <w:numId w:val="1001"/>
+        </w:numPr>
+      </w:pPr>
+      <w:r>
+        <w:rPr>
+          <w:b/>
+          <w:bCs/>
+        </w:rPr>
+        <w:t xml:space="preserve">Justificación:</w:t>
+      </w:r>
+      <w:r>
+        <w:t xml:space="preserve"> </w:t>
+      </w:r>
+      <w:r>
+        <w:t xml:space="preserve">Complemento a DT-TETRA-001. Interface única CTC-TETRA suficiente para corredor.</w:t>
+      </w:r>
+    </w:p>
+    <w:p>
+      <w:pPr>
+        <w:pStyle w:val="Compact"/>
+        <w:numPr>
+          <w:ilvl w:val="0"/>
+          <w:numId w:val="1001"/>
+        </w:numPr>
+      </w:pPr>
+      <w:r>
+        <w:rPr>
+          <w:b/>
+          <w:bCs/>
+        </w:rPr>
+        <w:t xml:space="preserve">Impacto:</w:t>
+      </w:r>
+      <w:r>
+        <w:t xml:space="preserve"> </w:t>
+      </w:r>
+      <w:r>
+        <w:t xml:space="preserve">Sin cambio presupuestal</w:t>
+      </w:r>
+    </w:p>
+    <w:p>
+      <w:pPr>
+        <w:pStyle w:val="Compact"/>
+        <w:numPr>
+          <w:ilvl w:val="0"/>
+          <w:numId w:val="1001"/>
+        </w:numPr>
+      </w:pPr>
+      <w:r>
+        <w:rPr>
+          <w:b/>
+          <w:bCs/>
+        </w:rPr>
+        <w:t xml:space="preserve">Estado:</w:t>
+      </w:r>
+      <w:r>
+        <w:t xml:space="preserve"> </w:t>
+      </w:r>
+      <w:r>
+        <w:t xml:space="preserve">✅ Ejecutado</w:t>
+      </w:r>
+    </w:p>
+    <w:p>
+      <w:pPr>
+        <w:pStyle w:val="Compact"/>
+        <w:numPr>
+          <w:ilvl w:val="0"/>
+          <w:numId w:val="1001"/>
+        </w:numPr>
+      </w:pPr>
+      <w:r>
+        <w:rPr>
+          <w:b/>
+          <w:bCs/>
+        </w:rPr>
+        <w:t xml:space="preserve">Documento V.X:</w:t>
+      </w:r>
+      <w:r>
+        <w:t xml:space="preserve"> </w:t>
+      </w:r>
+      <w:r>
+        <w:t xml:space="preserve">V.3_Sistemas_Comunicacion_Detalle_v5.5.md</w:t>
+      </w:r>
+    </w:p>
+    <w:bookmarkEnd w:id="11"/>
+    <w:bookmarkStart w:id="12" w:name="dt-ctc-002-2025-10-08"/>
+    <w:p>
+      <w:pPr>
+        <w:pStyle w:val="Heading5"/>
+      </w:pPr>
+      <w:r>
+        <w:rPr>
+          <w:b/>
+          <w:bCs/>
+        </w:rPr>
+        <w:t xml:space="preserve">DT-CTC-002-2025-10-08</w:t>
+      </w:r>
+    </w:p>
+    <w:p>
+      <w:pPr>
+        <w:pStyle w:val="Compact"/>
+        <w:numPr>
+          <w:ilvl w:val="0"/>
+          <w:numId w:val="1002"/>
+        </w:numPr>
+      </w:pPr>
+      <w:r>
+        <w:rPr>
+          <w:b/>
+          <w:bCs/>
+        </w:rPr>
+        <w:t xml:space="preserve">Ítem WBS:</w:t>
+      </w:r>
+      <w:r>
+        <w:t xml:space="preserve"> </w:t>
+      </w:r>
+      <w:r>
+        <w:t xml:space="preserve">1.1.103 - Software CTC virtual</w:t>
+      </w:r>
+    </w:p>
+    <w:p>
+      <w:pPr>
+        <w:pStyle w:val="Compact"/>
+        <w:numPr>
+          <w:ilvl w:val="0"/>
+          <w:numId w:val="1002"/>
+        </w:numPr>
+      </w:pPr>
+      <w:r>
+        <w:rPr>
+          <w:b/>
+          <w:bCs/>
+        </w:rPr>
+        <w:t xml:space="preserve">Tipo:</w:t>
+      </w:r>
+      <w:r>
+        <w:t xml:space="preserve"> </w:t>
+      </w:r>
+      <w:r>
+        <w:t xml:space="preserve">Actualización de precio</w:t>
+      </w:r>
+    </w:p>
+    <w:p>
+      <w:pPr>
+        <w:pStyle w:val="Compact"/>
+        <w:numPr>
+          <w:ilvl w:val="0"/>
+          <w:numId w:val="1002"/>
+        </w:numPr>
+      </w:pPr>
+      <w:r>
+        <w:rPr>
+          <w:b/>
+          <w:bCs/>
+        </w:rPr>
+        <w:t xml:space="preserve">Cambio:</w:t>
+      </w:r>
+      <w:r>
+        <w:t xml:space="preserve"> </w:t>
+      </w:r>
+      <w:r>
+        <w:t xml:space="preserve">VU actualizado para reflejar capacidades avanzadas</w:t>
+      </w:r>
+    </w:p>
+    <w:p>
+      <w:pPr>
+        <w:pStyle w:val="Compact"/>
+        <w:numPr>
+          <w:ilvl w:val="0"/>
+          <w:numId w:val="1002"/>
+        </w:numPr>
+      </w:pPr>
+      <w:r>
+        <w:rPr>
+          <w:b/>
+          <w:bCs/>
+        </w:rPr>
+        <w:t xml:space="preserve">Justificación:</w:t>
+      </w:r>
+      <w:r>
+        <w:t xml:space="preserve"> </w:t>
+      </w:r>
+      <w:r>
+        <w:t xml:space="preserve">Gestión integral 526 km, arquitectura virtualizada, sin señalización física tradicional, PTC embarcado + 5 ENCE</w:t>
+      </w:r>
+    </w:p>
+    <w:p>
+      <w:pPr>
+        <w:pStyle w:val="Compact"/>
+        <w:numPr>
+          <w:ilvl w:val="0"/>
+          <w:numId w:val="1002"/>
+        </w:numPr>
+      </w:pPr>
+      <w:r>
+        <w:rPr>
+          <w:b/>
+          <w:bCs/>
+        </w:rPr>
+        <w:t xml:space="preserve">Capacidades justificadas:</w:t>
+      </w:r>
+    </w:p>
+    <w:p>
+      <w:pPr>
+        <w:pStyle w:val="Compact"/>
+        <w:numPr>
+          <w:ilvl w:val="1"/>
+          <w:numId w:val="1003"/>
+        </w:numPr>
+      </w:pPr>
+      <w:r>
+        <w:t xml:space="preserve">Gestión 526 km de corredor</w:t>
+      </w:r>
+    </w:p>
+    <w:p>
+      <w:pPr>
+        <w:pStyle w:val="Compact"/>
+        <w:numPr>
+          <w:ilvl w:val="1"/>
+          <w:numId w:val="1003"/>
+        </w:numPr>
+      </w:pPr>
+      <w:r>
+        <w:t xml:space="preserve">Arquitectura completamente virtualizada</w:t>
+      </w:r>
+    </w:p>
+    <w:p>
+      <w:pPr>
+        <w:pStyle w:val="Compact"/>
+        <w:numPr>
+          <w:ilvl w:val="1"/>
+          <w:numId w:val="1003"/>
+        </w:numPr>
+      </w:pPr>
+      <w:r>
+        <w:t xml:space="preserve">Integración PTC embarcado</w:t>
+      </w:r>
+    </w:p>
+    <w:p>
+      <w:pPr>
+        <w:pStyle w:val="Compact"/>
+        <w:numPr>
+          <w:ilvl w:val="1"/>
+          <w:numId w:val="1003"/>
+        </w:numPr>
+      </w:pPr>
+      <w:r>
+        <w:t xml:space="preserve">5 enclavamientos ENCE</w:t>
+      </w:r>
+    </w:p>
+    <w:p>
+      <w:pPr>
+        <w:pStyle w:val="Compact"/>
+        <w:numPr>
+          <w:ilvl w:val="1"/>
+          <w:numId w:val="1003"/>
+        </w:numPr>
+      </w:pPr>
+      <w:r>
+        <w:t xml:space="preserve">Sin señalización física tradicional</w:t>
+      </w:r>
+    </w:p>
+    <w:p>
+      <w:pPr>
+        <w:pStyle w:val="Compact"/>
+        <w:numPr>
+          <w:ilvl w:val="0"/>
+          <w:numId w:val="1002"/>
+        </w:numPr>
+      </w:pPr>
+      <w:r>
+        <w:rPr>
+          <w:b/>
+          <w:bCs/>
+        </w:rPr>
+        <w:t xml:space="preserve">Impacto:</w:t>
+      </w:r>
+      <w:r>
+        <w:t xml:space="preserve"> </w:t>
+      </w:r>
+      <w:r>
+        <w:t xml:space="preserve">Actualización de precio por complejidad</w:t>
+      </w:r>
+    </w:p>
+    <w:p>
+      <w:pPr>
+        <w:pStyle w:val="Compact"/>
+        <w:numPr>
+          <w:ilvl w:val="0"/>
+          <w:numId w:val="1002"/>
+        </w:numPr>
+      </w:pPr>
+      <w:r>
+        <w:rPr>
+          <w:b/>
+          <w:bCs/>
+        </w:rPr>
+        <w:t xml:space="preserve">Estado:</w:t>
+      </w:r>
+      <w:r>
+        <w:t xml:space="preserve"> </w:t>
+      </w:r>
+      <w:r>
+        <w:t xml:space="preserve">✅ Ejecutado</w:t>
+      </w:r>
+    </w:p>
+    <w:p>
+      <w:pPr>
+        <w:pStyle w:val="Compact"/>
+        <w:numPr>
+          <w:ilvl w:val="0"/>
+          <w:numId w:val="1002"/>
+        </w:numPr>
+      </w:pPr>
+      <w:r>
+        <w:rPr>
+          <w:b/>
+          <w:bCs/>
+        </w:rPr>
+        <w:t xml:space="preserve">Trazabilidad:</w:t>
+      </w:r>
+      <w:r>
+        <w:t xml:space="preserve"> </w:t>
+      </w:r>
+      <w:r>
+        <w:t xml:space="preserve">Apéndice Técnico 1 (AT1)</w:t>
+      </w:r>
+    </w:p>
+    <w:bookmarkEnd w:id="12"/>
+    <w:bookmarkStart w:id="13" w:name="dt-ctc-003-2025-10-08"/>
+    <w:p>
+      <w:pPr>
+        <w:pStyle w:val="Heading5"/>
+      </w:pPr>
+      <w:r>
+        <w:rPr>
+          <w:b/>
+          <w:bCs/>
+        </w:rPr>
+        <w:t xml:space="preserve">DT-CTC-003-2025-10-08</w:t>
+      </w:r>
+    </w:p>
+    <w:p>
+      <w:pPr>
+        <w:pStyle w:val="Compact"/>
+        <w:numPr>
+          <w:ilvl w:val="0"/>
+          <w:numId w:val="1004"/>
+        </w:numPr>
+      </w:pPr>
+      <w:r>
+        <w:rPr>
+          <w:b/>
+          <w:bCs/>
+        </w:rPr>
+        <w:t xml:space="preserve">Ítem WBS:</w:t>
+      </w:r>
+      <w:r>
+        <w:t xml:space="preserve"> </w:t>
+      </w:r>
+      <w:r>
+        <w:t xml:space="preserve">1.1.103 - Software CTC virtual</w:t>
+      </w:r>
+    </w:p>
+    <w:p>
+      <w:pPr>
+        <w:pStyle w:val="Compact"/>
+        <w:numPr>
+          <w:ilvl w:val="0"/>
+          <w:numId w:val="1004"/>
+        </w:numPr>
+      </w:pPr>
+      <w:r>
+        <w:rPr>
+          <w:b/>
+          <w:bCs/>
+        </w:rPr>
+        <w:t xml:space="preserve">Tipo:</w:t>
+      </w:r>
+      <w:r>
+        <w:t xml:space="preserve"> </w:t>
+      </w:r>
+      <w:r>
+        <w:t xml:space="preserve">Ajuste criterio técnico</w:t>
+      </w:r>
+    </w:p>
+    <w:p>
+      <w:pPr>
+        <w:pStyle w:val="Compact"/>
+        <w:numPr>
+          <w:ilvl w:val="0"/>
+          <w:numId w:val="1004"/>
+        </w:numPr>
+      </w:pPr>
+      <w:r>
+        <w:rPr>
+          <w:b/>
+          <w:bCs/>
+        </w:rPr>
+        <w:t xml:space="preserve">Cambio:</w:t>
+      </w:r>
+      <w:r>
+        <w:t xml:space="preserve"> </w:t>
+      </w:r>
+      <w:r>
+        <w:t xml:space="preserve">Documentación de alcance funcional</w:t>
+      </w:r>
+    </w:p>
+    <w:p>
+      <w:pPr>
+        <w:pStyle w:val="Compact"/>
+        <w:numPr>
+          <w:ilvl w:val="0"/>
+          <w:numId w:val="1004"/>
+        </w:numPr>
+      </w:pPr>
+      <w:r>
+        <w:rPr>
+          <w:b/>
+          <w:bCs/>
+        </w:rPr>
+        <w:t xml:space="preserve">Justificación:</w:t>
+      </w:r>
+      <w:r>
+        <w:t xml:space="preserve"> </w:t>
+      </w:r>
+      <w:r>
+        <w:t xml:space="preserve">Clarificar que es arquitectura 100% virtual sin señales físicas</w:t>
+      </w:r>
+    </w:p>
+    <w:p>
+      <w:pPr>
+        <w:pStyle w:val="Compact"/>
+        <w:numPr>
+          <w:ilvl w:val="0"/>
+          <w:numId w:val="1004"/>
+        </w:numPr>
+      </w:pPr>
+      <w:r>
+        <w:rPr>
+          <w:b/>
+          <w:bCs/>
+        </w:rPr>
+        <w:t xml:space="preserve">Estado:</w:t>
+      </w:r>
+      <w:r>
+        <w:t xml:space="preserve"> </w:t>
+      </w:r>
+      <w:r>
+        <w:t xml:space="preserve">✅ Ejecutado</w:t>
+      </w:r>
+    </w:p>
+    <w:bookmarkEnd w:id="13"/>
+    <w:bookmarkStart w:id="14" w:name="dt-interfaces-001-2025-10-09-nueva"/>
+    <w:p>
+      <w:pPr>
+        <w:pStyle w:val="Heading5"/>
+      </w:pPr>
+      <w:r>
+        <w:rPr>
+          <w:b/>
+          <w:bCs/>
+        </w:rPr>
+        <w:t xml:space="preserve">DT-INTERFACES-001-2025-10-09</w:t>
+      </w:r>
+      <w:r>
+        <w:t xml:space="preserve"> </w:t>
+      </w:r>
+      <w:r>
+        <w:t xml:space="preserve">⭐ NUEVA</w:t>
+      </w:r>
+    </w:p>
+    <w:p>
+      <w:pPr>
+        <w:pStyle w:val="Compact"/>
+        <w:numPr>
+          <w:ilvl w:val="0"/>
+          <w:numId w:val="1005"/>
+        </w:numPr>
+      </w:pPr>
+      <w:r>
+        <w:rPr>
+          <w:b/>
+          <w:bCs/>
+        </w:rPr>
+        <w:t xml:space="preserve">Ítem WBS:</w:t>
+      </w:r>
+      <w:r>
+        <w:t xml:space="preserve"> </w:t>
+      </w:r>
+      <w:r>
+        <w:t xml:space="preserve">1.1.106 - Interfaces comunicación</w:t>
+      </w:r>
+    </w:p>
+    <w:p>
+      <w:pPr>
+        <w:pStyle w:val="Compact"/>
+        <w:numPr>
+          <w:ilvl w:val="0"/>
+          <w:numId w:val="1005"/>
+        </w:numPr>
+      </w:pPr>
+      <w:r>
+        <w:rPr>
+          <w:b/>
+          <w:bCs/>
+        </w:rPr>
+        <w:t xml:space="preserve">Tipo:</w:t>
+      </w:r>
+      <w:r>
+        <w:t xml:space="preserve"> </w:t>
+      </w:r>
+      <w:r>
+        <w:t xml:space="preserve">Ajuste criterio técnico</w:t>
+      </w:r>
+    </w:p>
+    <w:p>
+      <w:pPr>
+        <w:pStyle w:val="Compact"/>
+        <w:numPr>
+          <w:ilvl w:val="0"/>
+          <w:numId w:val="1005"/>
+        </w:numPr>
+      </w:pPr>
+      <w:r>
+        <w:rPr>
+          <w:b/>
+          <w:bCs/>
+        </w:rPr>
+        <w:t xml:space="preserve">Cambio:</w:t>
+      </w:r>
+      <w:r>
+        <w:t xml:space="preserve"> </w:t>
+      </w:r>
+      <w:r>
+        <w:t xml:space="preserve">Sin cambio numérico (cantidad=1, VU=$150M confirmados)</w:t>
+      </w:r>
+    </w:p>
+    <w:p>
+      <w:pPr>
+        <w:pStyle w:val="Compact"/>
+        <w:numPr>
+          <w:ilvl w:val="0"/>
+          <w:numId w:val="1005"/>
+        </w:numPr>
+      </w:pPr>
+      <w:r>
+        <w:rPr>
+          <w:b/>
+          <w:bCs/>
+        </w:rPr>
+        <w:t xml:space="preserve">Justificación técnica:</w:t>
+      </w:r>
+    </w:p>
+    <w:p>
+      <w:pPr>
+        <w:pStyle w:val="Compact"/>
+        <w:numPr>
+          <w:ilvl w:val="1"/>
+          <w:numId w:val="1006"/>
+        </w:numPr>
+      </w:pPr>
+      <w:r>
+        <w:t xml:space="preserve">Bloque lógico de integración (NO hardware físico único)</w:t>
+      </w:r>
+    </w:p>
+    <w:p>
+      <w:pPr>
+        <w:pStyle w:val="Compact"/>
+        <w:numPr>
+          <w:ilvl w:val="1"/>
+          <w:numId w:val="1006"/>
+        </w:numPr>
+      </w:pPr>
+      <w:r>
+        <w:t xml:space="preserve">Conecta: CTC ↔ PTC/PTC VIRTUAL L2 ↔ FENOCO ↔ TETRA ↔ Fibra ↔ ITS</w:t>
+      </w:r>
+    </w:p>
+    <w:p>
+      <w:pPr>
+        <w:pStyle w:val="Compact"/>
+        <w:numPr>
+          <w:ilvl w:val="1"/>
+          <w:numId w:val="1006"/>
+        </w:numPr>
+      </w:pPr>
+      <w:r>
+        <w:t xml:space="preserve">Composición: Gateways industriales + Switches borde + Firewalls IEC 62443 + Middleware FRA/AREMA 918-4 + Licencias software</w:t>
+      </w:r>
+    </w:p>
+    <w:p>
+      <w:pPr>
+        <w:pStyle w:val="Compact"/>
+        <w:numPr>
+          <w:ilvl w:val="0"/>
+          <w:numId w:val="1005"/>
+        </w:numPr>
+      </w:pPr>
+      <w:r>
+        <w:rPr>
+          <w:b/>
+          <w:bCs/>
+        </w:rPr>
+        <w:t xml:space="preserve">Alcance $150M incluye:</w:t>
+      </w:r>
+    </w:p>
+    <w:p>
+      <w:pPr>
+        <w:pStyle w:val="Compact"/>
+        <w:numPr>
+          <w:ilvl w:val="1"/>
+          <w:numId w:val="1007"/>
+        </w:numPr>
+      </w:pPr>
+      <w:r>
+        <w:t xml:space="preserve">Licencias integración (protocolos, middleware)</w:t>
+      </w:r>
+    </w:p>
+    <w:p>
+      <w:pPr>
+        <w:pStyle w:val="Compact"/>
+        <w:numPr>
+          <w:ilvl w:val="1"/>
+          <w:numId w:val="1007"/>
+        </w:numPr>
+      </w:pPr>
+      <w:r>
+        <w:t xml:space="preserve">Configuración redundancia N+1</w:t>
+      </w:r>
+    </w:p>
+    <w:p>
+      <w:pPr>
+        <w:pStyle w:val="Compact"/>
+        <w:numPr>
+          <w:ilvl w:val="1"/>
+          <w:numId w:val="1007"/>
+        </w:numPr>
+      </w:pPr>
+      <w:r>
+        <w:t xml:space="preserve">Ensayos FAT/SAT interoperabilidad</w:t>
+      </w:r>
+    </w:p>
+    <w:p>
+      <w:pPr>
+        <w:pStyle w:val="Compact"/>
+        <w:numPr>
+          <w:ilvl w:val="1"/>
+          <w:numId w:val="1007"/>
+        </w:numPr>
+      </w:pPr>
+      <w:r>
+        <w:t xml:space="preserve">Integración entorno virtual</w:t>
+      </w:r>
+    </w:p>
+    <w:p>
+      <w:pPr>
+        <w:pStyle w:val="Compact"/>
+        <w:numPr>
+          <w:ilvl w:val="0"/>
+          <w:numId w:val="1005"/>
+        </w:numPr>
+      </w:pPr>
+      <w:r>
+        <w:rPr>
+          <w:b/>
+          <w:bCs/>
+        </w:rPr>
+        <w:t xml:space="preserve">Riesgos mitigados:</w:t>
+      </w:r>
+      <w:r>
+        <w:t xml:space="preserve"> </w:t>
+      </w:r>
+      <w:r>
+        <w:t xml:space="preserve">R-INT-001 (trazabilidad integración), R-INT-002 (ambigüedad alcance)</w:t>
+      </w:r>
+    </w:p>
+    <w:p>
+      <w:pPr>
+        <w:pStyle w:val="Compact"/>
+        <w:numPr>
+          <w:ilvl w:val="0"/>
+          <w:numId w:val="1005"/>
+        </w:numPr>
+      </w:pPr>
+      <w:r>
+        <w:rPr>
+          <w:b/>
+          <w:bCs/>
+        </w:rPr>
+        <w:t xml:space="preserve">Metadata enriquecida:</w:t>
+      </w:r>
+      <w:r>
+        <w:t xml:space="preserve"> </w:t>
+      </w:r>
+      <w:r>
+        <w:t xml:space="preserve">✅ Actualizada</w:t>
+      </w:r>
+    </w:p>
+    <w:p>
+      <w:pPr>
+        <w:pStyle w:val="Compact"/>
+        <w:numPr>
+          <w:ilvl w:val="0"/>
+          <w:numId w:val="1005"/>
+        </w:numPr>
+      </w:pPr>
+      <w:r>
+        <w:rPr>
+          <w:b/>
+          <w:bCs/>
+        </w:rPr>
+        <w:t xml:space="preserve">Estado:</w:t>
+      </w:r>
+      <w:r>
+        <w:t xml:space="preserve"> </w:t>
+      </w:r>
+      <w:r>
+        <w:t xml:space="preserve">✅ Ejecutado 2025-10-09</w:t>
+      </w:r>
+    </w:p>
+    <w:bookmarkEnd w:id="14"/>
+    <w:bookmarkEnd w:id="15"/>
+    <w:bookmarkStart w:id="21" w:name="enclavamientos-ence"/>
+    <w:p>
+      <w:pPr>
+        <w:pStyle w:val="Heading4"/>
+      </w:pPr>
+      <w:r>
+        <w:rPr>
+          <w:b/>
+          <w:bCs/>
+        </w:rPr>
+        <w:t xml:space="preserve">1.3 Enclavamientos ENCE</w:t>
+      </w:r>
+    </w:p>
+    <w:bookmarkStart w:id="16" w:name="dt-ence-001-2025-10-07"/>
+    <w:p>
+      <w:pPr>
+        <w:pStyle w:val="Heading5"/>
+      </w:pPr>
+      <w:r>
+        <w:rPr>
+          <w:b/>
+          <w:bCs/>
+        </w:rPr>
+        <w:t xml:space="preserve">DT-ENCE-001-2025-10-07</w:t>
+      </w:r>
+    </w:p>
+    <w:p>
+      <w:pPr>
+        <w:pStyle w:val="Compact"/>
+        <w:numPr>
+          <w:ilvl w:val="0"/>
+          <w:numId w:val="1008"/>
+        </w:numPr>
+      </w:pPr>
+      <w:r>
+        <w:rPr>
+          <w:b/>
+          <w:bCs/>
+        </w:rPr>
+        <w:t xml:space="preserve">Ítem WBS:</w:t>
+      </w:r>
+      <w:r>
+        <w:t xml:space="preserve"> </w:t>
+      </w:r>
+      <w:r>
+        <w:t xml:space="preserve">1.3.102 - Licencias software ENCE</w:t>
+      </w:r>
+    </w:p>
+    <w:p>
+      <w:pPr>
+        <w:pStyle w:val="Compact"/>
+        <w:numPr>
+          <w:ilvl w:val="0"/>
+          <w:numId w:val="1008"/>
+        </w:numPr>
+      </w:pPr>
+      <w:r>
+        <w:rPr>
+          <w:b/>
+          <w:bCs/>
+        </w:rPr>
+        <w:t xml:space="preserve">Tipo:</w:t>
+      </w:r>
+      <w:r>
+        <w:t xml:space="preserve"> </w:t>
+      </w:r>
+      <w:r>
+        <w:t xml:space="preserve">Ajuste de precio</w:t>
+      </w:r>
+    </w:p>
+    <w:p>
+      <w:pPr>
+        <w:pStyle w:val="Compact"/>
+        <w:numPr>
+          <w:ilvl w:val="0"/>
+          <w:numId w:val="1008"/>
+        </w:numPr>
+      </w:pPr>
+      <w:r>
+        <w:rPr>
+          <w:b/>
+          <w:bCs/>
+        </w:rPr>
+        <w:t xml:space="preserve">Cambio:</w:t>
+      </w:r>
+      <w:r>
+        <w:t xml:space="preserve"> </w:t>
+      </w:r>
+      <w:r>
+        <w:t xml:space="preserve">VU actualizado por cotización real</w:t>
+      </w:r>
+    </w:p>
+    <w:p>
+      <w:pPr>
+        <w:pStyle w:val="Compact"/>
+        <w:numPr>
+          <w:ilvl w:val="0"/>
+          <w:numId w:val="1008"/>
+        </w:numPr>
+      </w:pPr>
+      <w:r>
+        <w:rPr>
+          <w:b/>
+          <w:bCs/>
+        </w:rPr>
+        <w:t xml:space="preserve">Justificación:</w:t>
+      </w:r>
+      <w:r>
+        <w:t xml:space="preserve"> </w:t>
+      </w:r>
+      <w:r>
+        <w:t xml:space="preserve">Cotización actualizada de fabricante para licencias ENCE de 5 enclavamientos</w:t>
+      </w:r>
+    </w:p>
+    <w:p>
+      <w:pPr>
+        <w:pStyle w:val="Compact"/>
+        <w:numPr>
+          <w:ilvl w:val="0"/>
+          <w:numId w:val="1008"/>
+        </w:numPr>
+      </w:pPr>
+      <w:r>
+        <w:rPr>
+          <w:b/>
+          <w:bCs/>
+        </w:rPr>
+        <w:t xml:space="preserve">Impacto:</w:t>
+      </w:r>
+      <w:r>
+        <w:t xml:space="preserve"> </w:t>
+      </w:r>
+      <w:r>
+        <w:t xml:space="preserve">Ajuste de precio unitario</w:t>
+      </w:r>
+    </w:p>
+    <w:p>
+      <w:pPr>
+        <w:pStyle w:val="Compact"/>
+        <w:numPr>
+          <w:ilvl w:val="0"/>
+          <w:numId w:val="1008"/>
+        </w:numPr>
+      </w:pPr>
+      <w:r>
+        <w:rPr>
+          <w:b/>
+          <w:bCs/>
+        </w:rPr>
+        <w:t xml:space="preserve">Estado:</w:t>
+      </w:r>
+      <w:r>
+        <w:t xml:space="preserve"> </w:t>
+      </w:r>
+      <w:r>
+        <w:t xml:space="preserve">✅ Ejecutado</w:t>
+      </w:r>
+    </w:p>
+    <w:p>
+      <w:pPr>
+        <w:pStyle w:val="Compact"/>
+        <w:numPr>
+          <w:ilvl w:val="0"/>
+          <w:numId w:val="1008"/>
+        </w:numPr>
+      </w:pPr>
+      <w:r>
+        <w:rPr>
+          <w:b/>
+          <w:bCs/>
+        </w:rPr>
+        <w:t xml:space="preserve">Documento V.X:</w:t>
+      </w:r>
+      <w:r>
+        <w:t xml:space="preserve"> </w:t>
+      </w:r>
+      <w:r>
+        <w:t xml:space="preserve">V.2_Centro_Control_Trafico_CTC_v5.17.md</w:t>
+      </w:r>
+    </w:p>
+    <w:bookmarkEnd w:id="16"/>
+    <w:bookmarkStart w:id="17" w:name="dt-ence-002-2025-10-07"/>
+    <w:p>
+      <w:pPr>
+        <w:pStyle w:val="Heading5"/>
+      </w:pPr>
+      <w:r>
+        <w:rPr>
+          <w:b/>
+          <w:bCs/>
+        </w:rPr>
+        <w:t xml:space="preserve">DT-ENCE-002-2025-10-07</w:t>
+      </w:r>
+    </w:p>
+    <w:p>
+      <w:pPr>
+        <w:pStyle w:val="Compact"/>
+        <w:numPr>
+          <w:ilvl w:val="0"/>
+          <w:numId w:val="1009"/>
+        </w:numPr>
+      </w:pPr>
+      <w:r>
+        <w:rPr>
+          <w:b/>
+          <w:bCs/>
+        </w:rPr>
+        <w:t xml:space="preserve">Ítem WBS:</w:t>
+      </w:r>
+      <w:r>
+        <w:t xml:space="preserve"> </w:t>
+      </w:r>
+      <w:r>
+        <w:t xml:space="preserve">1.3.106 - Configuración software ENCE</w:t>
+      </w:r>
+    </w:p>
+    <w:p>
+      <w:pPr>
+        <w:pStyle w:val="Compact"/>
+        <w:numPr>
+          <w:ilvl w:val="0"/>
+          <w:numId w:val="1009"/>
+        </w:numPr>
+      </w:pPr>
+      <w:r>
+        <w:rPr>
+          <w:b/>
+          <w:bCs/>
+        </w:rPr>
+        <w:t xml:space="preserve">Tipo:</w:t>
+      </w:r>
+      <w:r>
+        <w:t xml:space="preserve"> </w:t>
+      </w:r>
+      <w:r>
+        <w:t xml:space="preserve">Ajuste de precio + Documentación</w:t>
+      </w:r>
+    </w:p>
+    <w:p>
+      <w:pPr>
+        <w:pStyle w:val="Compact"/>
+        <w:numPr>
+          <w:ilvl w:val="0"/>
+          <w:numId w:val="1009"/>
+        </w:numPr>
+      </w:pPr>
+      <w:r>
+        <w:rPr>
+          <w:b/>
+          <w:bCs/>
+        </w:rPr>
+        <w:t xml:space="preserve">Cambio:</w:t>
+      </w:r>
+      <w:r>
+        <w:t xml:space="preserve"> </w:t>
+      </w:r>
+      <w:r>
+        <w:t xml:space="preserve">VU actualizado + alcance documentado</w:t>
+      </w:r>
+    </w:p>
+    <w:p>
+      <w:pPr>
+        <w:pStyle w:val="Compact"/>
+        <w:numPr>
+          <w:ilvl w:val="0"/>
+          <w:numId w:val="1009"/>
+        </w:numPr>
+      </w:pPr>
+      <w:r>
+        <w:rPr>
+          <w:b/>
+          <w:bCs/>
+        </w:rPr>
+        <w:t xml:space="preserve">Justificación:</w:t>
+      </w:r>
+    </w:p>
+    <w:p>
+      <w:pPr>
+        <w:pStyle w:val="Compact"/>
+        <w:numPr>
+          <w:ilvl w:val="1"/>
+          <w:numId w:val="1010"/>
+        </w:numPr>
+      </w:pPr>
+      <w:r>
+        <w:t xml:space="preserve">Cotización actualizada</w:t>
+      </w:r>
+    </w:p>
+    <w:p>
+      <w:pPr>
+        <w:pStyle w:val="Compact"/>
+        <w:numPr>
+          <w:ilvl w:val="1"/>
+          <w:numId w:val="1010"/>
+        </w:numPr>
+      </w:pPr>
+      <w:r>
+        <w:t xml:space="preserve">Documentación de alcance de configuración para 5 enclavamientos</w:t>
+      </w:r>
+    </w:p>
+    <w:p>
+      <w:pPr>
+        <w:pStyle w:val="Compact"/>
+        <w:numPr>
+          <w:ilvl w:val="1"/>
+          <w:numId w:val="1010"/>
+        </w:numPr>
+      </w:pPr>
+      <w:r>
+        <w:t xml:space="preserve">Incluye parametrización, lógica seguridad, interfaces</w:t>
+      </w:r>
+    </w:p>
+    <w:p>
+      <w:pPr>
+        <w:pStyle w:val="Compact"/>
+        <w:numPr>
+          <w:ilvl w:val="0"/>
+          <w:numId w:val="1009"/>
+        </w:numPr>
+      </w:pPr>
+      <w:r>
+        <w:rPr>
+          <w:b/>
+          <w:bCs/>
+        </w:rPr>
+        <w:t xml:space="preserve">Impacto:</w:t>
+      </w:r>
+      <w:r>
+        <w:t xml:space="preserve"> </w:t>
+      </w:r>
+      <w:r>
+        <w:t xml:space="preserve">Ajuste de precio unitario</w:t>
+      </w:r>
+    </w:p>
+    <w:p>
+      <w:pPr>
+        <w:pStyle w:val="Compact"/>
+        <w:numPr>
+          <w:ilvl w:val="0"/>
+          <w:numId w:val="1009"/>
+        </w:numPr>
+      </w:pPr>
+      <w:r>
+        <w:rPr>
+          <w:b/>
+          <w:bCs/>
+        </w:rPr>
+        <w:t xml:space="preserve">Estado:</w:t>
+      </w:r>
+      <w:r>
+        <w:t xml:space="preserve"> </w:t>
+      </w:r>
+      <w:r>
+        <w:t xml:space="preserve">✅ Ejecutado</w:t>
+      </w:r>
+    </w:p>
+    <w:p>
+      <w:pPr>
+        <w:pStyle w:val="Compact"/>
+        <w:numPr>
+          <w:ilvl w:val="0"/>
+          <w:numId w:val="1009"/>
+        </w:numPr>
+      </w:pPr>
+      <w:r>
+        <w:rPr>
+          <w:b/>
+          <w:bCs/>
+        </w:rPr>
+        <w:t xml:space="preserve">Documento V.X:</w:t>
+      </w:r>
+      <w:r>
+        <w:t xml:space="preserve"> </w:t>
+      </w:r>
+      <w:r>
+        <w:t xml:space="preserve">V.2_Centro_Control_Trafico_CTC_v5.18.md</w:t>
+      </w:r>
+    </w:p>
+    <w:bookmarkEnd w:id="17"/>
+    <w:bookmarkStart w:id="18" w:name="dt-ence-003-2025-10-07"/>
+    <w:p>
+      <w:pPr>
+        <w:pStyle w:val="Heading5"/>
+      </w:pPr>
+      <w:r>
+        <w:rPr>
+          <w:b/>
+          <w:bCs/>
+        </w:rPr>
+        <w:t xml:space="preserve">DT-ENCE-003-2025-10-07</w:t>
+      </w:r>
+    </w:p>
+    <w:p>
+      <w:pPr>
+        <w:pStyle w:val="Compact"/>
+        <w:numPr>
+          <w:ilvl w:val="0"/>
+          <w:numId w:val="1011"/>
+        </w:numPr>
+      </w:pPr>
+      <w:r>
+        <w:rPr>
+          <w:b/>
+          <w:bCs/>
+        </w:rPr>
+        <w:t xml:space="preserve">Ítem WBS:</w:t>
+      </w:r>
+      <w:r>
+        <w:t xml:space="preserve"> </w:t>
+      </w:r>
+      <w:r>
+        <w:t xml:space="preserve">1.4.100 - Equipo ENCE completo</w:t>
+      </w:r>
+    </w:p>
+    <w:p>
+      <w:pPr>
+        <w:pStyle w:val="Compact"/>
+        <w:numPr>
+          <w:ilvl w:val="0"/>
+          <w:numId w:val="1011"/>
+        </w:numPr>
+      </w:pPr>
+      <w:r>
+        <w:rPr>
+          <w:b/>
+          <w:bCs/>
+        </w:rPr>
+        <w:t xml:space="preserve">Tipo:</w:t>
+      </w:r>
+      <w:r>
+        <w:t xml:space="preserve"> </w:t>
+      </w:r>
+      <w:r>
+        <w:t xml:space="preserve">Ajuste cantidades, precios y criterio técnico</w:t>
+      </w:r>
+    </w:p>
+    <w:p>
+      <w:pPr>
+        <w:pStyle w:val="Compact"/>
+        <w:numPr>
+          <w:ilvl w:val="0"/>
+          <w:numId w:val="1011"/>
+        </w:numPr>
+      </w:pPr>
+      <w:r>
+        <w:rPr>
+          <w:b/>
+          <w:bCs/>
+        </w:rPr>
+        <w:t xml:space="preserve">Cambio:</w:t>
+      </w:r>
+      <w:r>
+        <w:t xml:space="preserve"> </w:t>
+      </w:r>
+      <w:r>
+        <w:t xml:space="preserve">Actualización integral del ítem</w:t>
+      </w:r>
+    </w:p>
+    <w:p>
+      <w:pPr>
+        <w:pStyle w:val="Compact"/>
+        <w:numPr>
+          <w:ilvl w:val="0"/>
+          <w:numId w:val="1011"/>
+        </w:numPr>
+      </w:pPr>
+      <w:r>
+        <w:rPr>
+          <w:b/>
+          <w:bCs/>
+        </w:rPr>
+        <w:t xml:space="preserve">Justificación:</w:t>
+      </w:r>
+    </w:p>
+    <w:p>
+      <w:pPr>
+        <w:pStyle w:val="Compact"/>
+        <w:numPr>
+          <w:ilvl w:val="1"/>
+          <w:numId w:val="1012"/>
+        </w:numPr>
+      </w:pPr>
+      <w:r>
+        <w:t xml:space="preserve">Cotización real de fabricante</w:t>
+      </w:r>
+    </w:p>
+    <w:p>
+      <w:pPr>
+        <w:pStyle w:val="Compact"/>
+        <w:numPr>
+          <w:ilvl w:val="1"/>
+          <w:numId w:val="1012"/>
+        </w:numPr>
+      </w:pPr>
+      <w:r>
+        <w:t xml:space="preserve">Documentación detallada de composición</w:t>
+      </w:r>
+    </w:p>
+    <w:p>
+      <w:pPr>
+        <w:pStyle w:val="Compact"/>
+        <w:numPr>
+          <w:ilvl w:val="1"/>
+          <w:numId w:val="1012"/>
+        </w:numPr>
+      </w:pPr>
+      <w:r>
+        <w:t xml:space="preserve">5 enclavamientos según AT1</w:t>
+      </w:r>
+    </w:p>
+    <w:p>
+      <w:pPr>
+        <w:pStyle w:val="Compact"/>
+        <w:numPr>
+          <w:ilvl w:val="0"/>
+          <w:numId w:val="1011"/>
+        </w:numPr>
+      </w:pPr>
+      <w:r>
+        <w:rPr>
+          <w:b/>
+          <w:bCs/>
+        </w:rPr>
+        <w:t xml:space="preserve">Impacto:</w:t>
+      </w:r>
+      <w:r>
+        <w:t xml:space="preserve"> </w:t>
+      </w:r>
+      <w:r>
+        <w:t xml:space="preserve">Ajuste cantidades y precios</w:t>
+      </w:r>
+    </w:p>
+    <w:p>
+      <w:pPr>
+        <w:pStyle w:val="Compact"/>
+        <w:numPr>
+          <w:ilvl w:val="0"/>
+          <w:numId w:val="1011"/>
+        </w:numPr>
+      </w:pPr>
+      <w:r>
+        <w:rPr>
+          <w:b/>
+          <w:bCs/>
+        </w:rPr>
+        <w:t xml:space="preserve">Estado:</w:t>
+      </w:r>
+      <w:r>
+        <w:t xml:space="preserve"> </w:t>
+      </w:r>
+      <w:r>
+        <w:t xml:space="preserve">✅ Ejecutado</w:t>
+      </w:r>
+    </w:p>
+    <w:p>
+      <w:pPr>
+        <w:pStyle w:val="Compact"/>
+        <w:numPr>
+          <w:ilvl w:val="0"/>
+          <w:numId w:val="1011"/>
+        </w:numPr>
+      </w:pPr>
+      <w:r>
+        <w:rPr>
+          <w:b/>
+          <w:bCs/>
+        </w:rPr>
+        <w:t xml:space="preserve">Documento V.X:</w:t>
+      </w:r>
+      <w:r>
+        <w:t xml:space="preserve"> </w:t>
+      </w:r>
+      <w:r>
+        <w:t xml:space="preserve">V.2_Centro_Control_Trafico_CTC_v5.19.md</w:t>
+      </w:r>
+    </w:p>
+    <w:bookmarkEnd w:id="18"/>
+    <w:bookmarkStart w:id="19" w:name="dt-ence-004-2025-10-07"/>
+    <w:p>
+      <w:pPr>
+        <w:pStyle w:val="Heading5"/>
+      </w:pPr>
+      <w:r>
+        <w:rPr>
+          <w:b/>
+          <w:bCs/>
+        </w:rPr>
+        <w:t xml:space="preserve">DT-ENCE-004-2025-10-07</w:t>
+      </w:r>
+    </w:p>
+    <w:p>
+      <w:pPr>
+        <w:pStyle w:val="Compact"/>
+        <w:numPr>
+          <w:ilvl w:val="0"/>
+          <w:numId w:val="1013"/>
+        </w:numPr>
+      </w:pPr>
+      <w:r>
+        <w:rPr>
+          <w:b/>
+          <w:bCs/>
+        </w:rPr>
+        <w:t xml:space="preserve">Ítem WBS:</w:t>
+      </w:r>
+      <w:r>
+        <w:t xml:space="preserve"> </w:t>
+      </w:r>
+      <w:r>
+        <w:t xml:space="preserve">1.5.101 - Desvíos descarriladores</w:t>
+      </w:r>
+    </w:p>
+    <w:p>
+      <w:pPr>
+        <w:pStyle w:val="Compact"/>
+        <w:numPr>
+          <w:ilvl w:val="0"/>
+          <w:numId w:val="1013"/>
+        </w:numPr>
+      </w:pPr>
+      <w:r>
+        <w:rPr>
+          <w:b/>
+          <w:bCs/>
+        </w:rPr>
+        <w:t xml:space="preserve">Tipo:</w:t>
+      </w:r>
+      <w:r>
+        <w:t xml:space="preserve"> </w:t>
+      </w:r>
+      <w:r>
+        <w:t xml:space="preserve">Ajuste de cantidad</w:t>
+      </w:r>
+    </w:p>
+    <w:p>
+      <w:pPr>
+        <w:pStyle w:val="Compact"/>
+        <w:numPr>
+          <w:ilvl w:val="0"/>
+          <w:numId w:val="1013"/>
+        </w:numPr>
+      </w:pPr>
+      <w:r>
+        <w:rPr>
+          <w:b/>
+          <w:bCs/>
+        </w:rPr>
+        <w:t xml:space="preserve">Cambio:</w:t>
+      </w:r>
+      <w:r>
+        <w:t xml:space="preserve"> </w:t>
+      </w:r>
+      <w:r>
+        <w:t xml:space="preserve">Cantidad ajustada según base contractual AT1</w:t>
+      </w:r>
+    </w:p>
+    <w:p>
+      <w:pPr>
+        <w:pStyle w:val="Compact"/>
+        <w:numPr>
+          <w:ilvl w:val="0"/>
+          <w:numId w:val="1013"/>
+        </w:numPr>
+      </w:pPr>
+      <w:r>
+        <w:rPr>
+          <w:b/>
+          <w:bCs/>
+        </w:rPr>
+        <w:t xml:space="preserve">Justificación:</w:t>
+      </w:r>
+    </w:p>
+    <w:p>
+      <w:pPr>
+        <w:pStyle w:val="Compact"/>
+        <w:numPr>
+          <w:ilvl w:val="1"/>
+          <w:numId w:val="1014"/>
+        </w:numPr>
+      </w:pPr>
+      <w:r>
+        <w:t xml:space="preserve">Cantidad definida contractualmente en AT1</w:t>
+      </w:r>
+    </w:p>
+    <w:p>
+      <w:pPr>
+        <w:pStyle w:val="Compact"/>
+        <w:numPr>
+          <w:ilvl w:val="1"/>
+          <w:numId w:val="1014"/>
+        </w:numPr>
+      </w:pPr>
+      <w:r>
+        <w:t xml:space="preserve">Confirmación con especialista vía</w:t>
+      </w:r>
+    </w:p>
+    <w:p>
+      <w:pPr>
+        <w:pStyle w:val="Compact"/>
+        <w:numPr>
+          <w:ilvl w:val="0"/>
+          <w:numId w:val="1013"/>
+        </w:numPr>
+      </w:pPr>
+      <w:r>
+        <w:rPr>
+          <w:b/>
+          <w:bCs/>
+        </w:rPr>
+        <w:t xml:space="preserve">Impacto:</w:t>
+      </w:r>
+      <w:r>
+        <w:t xml:space="preserve"> </w:t>
+      </w:r>
+      <w:r>
+        <w:t xml:space="preserve">Ajuste de cantidad</w:t>
+      </w:r>
+    </w:p>
+    <w:p>
+      <w:pPr>
+        <w:pStyle w:val="Compact"/>
+        <w:numPr>
+          <w:ilvl w:val="0"/>
+          <w:numId w:val="1013"/>
+        </w:numPr>
+      </w:pPr>
+      <w:r>
+        <w:rPr>
+          <w:b/>
+          <w:bCs/>
+        </w:rPr>
+        <w:t xml:space="preserve">Estado:</w:t>
+      </w:r>
+      <w:r>
+        <w:t xml:space="preserve"> </w:t>
+      </w:r>
+      <w:r>
+        <w:t xml:space="preserve">✅ Ejecutado</w:t>
+      </w:r>
+    </w:p>
+    <w:p>
+      <w:pPr>
+        <w:pStyle w:val="Compact"/>
+        <w:numPr>
+          <w:ilvl w:val="0"/>
+          <w:numId w:val="1013"/>
+        </w:numPr>
+      </w:pPr>
+      <w:r>
+        <w:rPr>
+          <w:b/>
+          <w:bCs/>
+        </w:rPr>
+        <w:t xml:space="preserve">Documento V.X:</w:t>
+      </w:r>
+      <w:r>
+        <w:t xml:space="preserve"> </w:t>
+      </w:r>
+      <w:r>
+        <w:t xml:space="preserve">V.2_Centro_Control_Trafico_CTC_v5.20.md</w:t>
+      </w:r>
+    </w:p>
+    <w:bookmarkEnd w:id="19"/>
+    <w:bookmarkStart w:id="20" w:name="dt-ence-005-2025-10-07"/>
+    <w:p>
+      <w:pPr>
+        <w:pStyle w:val="Heading5"/>
+      </w:pPr>
+      <w:r>
+        <w:rPr>
+          <w:b/>
+          <w:bCs/>
+        </w:rPr>
+        <w:t xml:space="preserve">DT-ENCE-005-2025-10-07</w:t>
+      </w:r>
+    </w:p>
+    <w:p>
+      <w:pPr>
+        <w:pStyle w:val="Compact"/>
+        <w:numPr>
+          <w:ilvl w:val="0"/>
+          <w:numId w:val="1015"/>
+        </w:numPr>
+      </w:pPr>
+      <w:r>
+        <w:rPr>
+          <w:b/>
+          <w:bCs/>
+        </w:rPr>
+        <w:t xml:space="preserve">Ítem WBS:</w:t>
+      </w:r>
+      <w:r>
+        <w:t xml:space="preserve"> </w:t>
+      </w:r>
+      <w:r>
+        <w:t xml:space="preserve">1.5.102 - Motores desvío</w:t>
+      </w:r>
+    </w:p>
+    <w:p>
+      <w:pPr>
+        <w:pStyle w:val="Compact"/>
+        <w:numPr>
+          <w:ilvl w:val="0"/>
+          <w:numId w:val="1015"/>
+        </w:numPr>
+      </w:pPr>
+      <w:r>
+        <w:rPr>
+          <w:b/>
+          <w:bCs/>
+        </w:rPr>
+        <w:t xml:space="preserve">Tipo:</w:t>
+      </w:r>
+      <w:r>
+        <w:t xml:space="preserve"> </w:t>
+      </w:r>
+      <w:r>
+        <w:t xml:space="preserve">Ajuste de precio</w:t>
+      </w:r>
+    </w:p>
+    <w:p>
+      <w:pPr>
+        <w:pStyle w:val="Compact"/>
+        <w:numPr>
+          <w:ilvl w:val="0"/>
+          <w:numId w:val="1015"/>
+        </w:numPr>
+      </w:pPr>
+      <w:r>
+        <w:rPr>
+          <w:b/>
+          <w:bCs/>
+        </w:rPr>
+        <w:t xml:space="preserve">Cambio:</w:t>
+      </w:r>
+      <w:r>
+        <w:t xml:space="preserve"> </w:t>
+      </w:r>
+      <w:r>
+        <w:t xml:space="preserve">VU actualizado por cotización real</w:t>
+      </w:r>
+    </w:p>
+    <w:p>
+      <w:pPr>
+        <w:pStyle w:val="Compact"/>
+        <w:numPr>
+          <w:ilvl w:val="0"/>
+          <w:numId w:val="1015"/>
+        </w:numPr>
+      </w:pPr>
+      <w:r>
+        <w:rPr>
+          <w:b/>
+          <w:bCs/>
+        </w:rPr>
+        <w:t xml:space="preserve">Justificación:</w:t>
+      </w:r>
+      <w:r>
+        <w:t xml:space="preserve"> </w:t>
+      </w:r>
+      <w:r>
+        <w:t xml:space="preserve">Cotización actualizada de fabricante para motores de desvío</w:t>
+      </w:r>
+    </w:p>
+    <w:p>
+      <w:pPr>
+        <w:pStyle w:val="Compact"/>
+        <w:numPr>
+          <w:ilvl w:val="0"/>
+          <w:numId w:val="1015"/>
+        </w:numPr>
+      </w:pPr>
+      <w:r>
+        <w:rPr>
+          <w:b/>
+          <w:bCs/>
+        </w:rPr>
+        <w:t xml:space="preserve">Impacto:</w:t>
+      </w:r>
+      <w:r>
+        <w:t xml:space="preserve"> </w:t>
+      </w:r>
+      <w:r>
+        <w:t xml:space="preserve">Ajuste de precio unitario</w:t>
+      </w:r>
+    </w:p>
+    <w:p>
+      <w:pPr>
+        <w:pStyle w:val="Compact"/>
+        <w:numPr>
+          <w:ilvl w:val="0"/>
+          <w:numId w:val="1015"/>
+        </w:numPr>
+      </w:pPr>
+      <w:r>
+        <w:rPr>
+          <w:b/>
+          <w:bCs/>
+        </w:rPr>
+        <w:t xml:space="preserve">Estado:</w:t>
+      </w:r>
+      <w:r>
+        <w:t xml:space="preserve"> </w:t>
+      </w:r>
+      <w:r>
+        <w:t xml:space="preserve">✅ Ejecutado</w:t>
+      </w:r>
+    </w:p>
     <w:bookmarkEnd w:id="20"/>
     <w:bookmarkEnd w:id="21"/>
-    <w:bookmarkStart w:id="56" w:name="decisiones-técnicas-por-sistema"/>
-    <w:p>
-      <w:pPr>
-        <w:pStyle w:val="Heading2"/>
-      </w:pPr>
-      <w:r>
-        <w:t xml:space="preserve">📋 DECISIONES TÉCNICAS POR SISTEMA</w:t>
-      </w:r>
-    </w:p>
-    <w:bookmarkStart w:id="35" w:name="sistema-1-control-y-señalización"/>
-    <w:p>
-      <w:pPr>
-        <w:pStyle w:val="Heading3"/>
-      </w:pPr>
-      <w:r>
-        <w:t xml:space="preserve">🚦</w:t>
-      </w:r>
-      <w:r>
-        <w:t xml:space="preserve"> </w:t>
-      </w:r>
-      <w:r>
-        <w:rPr>
-          <w:b/>
-          <w:bCs/>
-        </w:rPr>
-        <w:t xml:space="preserve">SISTEMA 1: CONTROL Y SEÑALIZACIÓN</w:t>
-      </w:r>
-    </w:p>
-    <w:bookmarkStart w:id="26" w:name="ctc-control-centralizado-de-tráfico"/>
+    <w:bookmarkStart w:id="23" w:name="sistema-ptc-embarcado"/>
     <w:p>
       <w:pPr>
         <w:pStyle w:val="Heading4"/>
@@ -424,10 +2152,10 @@
           <w:b/>
           <w:bCs/>
         </w:rPr>
-        <w:t xml:space="preserve">1.1 CTC (Control Centralizado de Tráfico)</w:t>
-      </w:r>
-    </w:p>
-    <w:bookmarkStart w:id="22" w:name="dt-ctc-001-2025-10-07"/>
+        <w:t xml:space="preserve">1.2 Sistema PTC Embarcado</w:t>
+      </w:r>
+    </w:p>
+    <w:bookmarkStart w:id="22" w:name="dt-ptc-001-2025-10-09"/>
     <w:p>
       <w:pPr>
         <w:pStyle w:val="Heading5"/>
@@ -437,15 +2165,15 @@
           <w:b/>
           <w:bCs/>
         </w:rPr>
-        <w:t xml:space="preserve">DT-CTC-001-2025-10-07</w:t>
-      </w:r>
-    </w:p>
-    <w:p>
-      <w:pPr>
-        <w:pStyle w:val="Compact"/>
-        <w:numPr>
-          <w:ilvl w:val="0"/>
-          <w:numId w:val="1001"/>
+        <w:t xml:space="preserve">DT-PTC-001-2025-10-09</w:t>
+      </w:r>
+    </w:p>
+    <w:p>
+      <w:pPr>
+        <w:pStyle w:val="Compact"/>
+        <w:numPr>
+          <w:ilvl w:val="0"/>
+          <w:numId w:val="1016"/>
         </w:numPr>
       </w:pPr>
       <w:r>
@@ -459,1735 +2187,7 @@
         <w:t xml:space="preserve"> </w:t>
       </w:r>
       <w:r>
-        <w:t xml:space="preserve">1.2.106 - Interfaces comunicación CTC-TETRA</w:t>
-      </w:r>
-    </w:p>
-    <w:p>
-      <w:pPr>
-        <w:pStyle w:val="Compact"/>
-        <w:numPr>
-          <w:ilvl w:val="0"/>
-          <w:numId w:val="1001"/>
-        </w:numPr>
-      </w:pPr>
-      <w:r>
-        <w:rPr>
-          <w:b/>
-          <w:bCs/>
-        </w:rPr>
-        <w:t xml:space="preserve">Tipo:</w:t>
-      </w:r>
-      <w:r>
-        <w:t xml:space="preserve"> </w:t>
-      </w:r>
-      <w:r>
-        <w:t xml:space="preserve">Ajuste de cantidades</w:t>
-      </w:r>
-    </w:p>
-    <w:p>
-      <w:pPr>
-        <w:pStyle w:val="Compact"/>
-        <w:numPr>
-          <w:ilvl w:val="0"/>
-          <w:numId w:val="1001"/>
-        </w:numPr>
-      </w:pPr>
-      <w:r>
-        <w:rPr>
-          <w:b/>
-          <w:bCs/>
-        </w:rPr>
-        <w:t xml:space="preserve">Cambio:</w:t>
-      </w:r>
-      <w:r>
-        <w:t xml:space="preserve"> </w:t>
-      </w:r>
-      <w:r>
-        <w:t xml:space="preserve">Cantidad 1 → 1 (confirmado)</w:t>
-      </w:r>
-    </w:p>
-    <w:p>
-      <w:pPr>
-        <w:pStyle w:val="Compact"/>
-        <w:numPr>
-          <w:ilvl w:val="0"/>
-          <w:numId w:val="1001"/>
-        </w:numPr>
-      </w:pPr>
-      <w:r>
-        <w:rPr>
-          <w:b/>
-          <w:bCs/>
-        </w:rPr>
-        <w:t xml:space="preserve">Justificación:</w:t>
-      </w:r>
-      <w:r>
-        <w:t xml:space="preserve"> </w:t>
-      </w:r>
-      <w:r>
-        <w:t xml:space="preserve">Complemento a DT-TETRA-001. Interface única CTC-TETRA suficiente para corredor.</w:t>
-      </w:r>
-    </w:p>
-    <w:p>
-      <w:pPr>
-        <w:pStyle w:val="Compact"/>
-        <w:numPr>
-          <w:ilvl w:val="0"/>
-          <w:numId w:val="1001"/>
-        </w:numPr>
-      </w:pPr>
-      <w:r>
-        <w:rPr>
-          <w:b/>
-          <w:bCs/>
-        </w:rPr>
-        <w:t xml:space="preserve">Impacto:</w:t>
-      </w:r>
-      <w:r>
-        <w:t xml:space="preserve"> </w:t>
-      </w:r>
-      <w:r>
-        <w:t xml:space="preserve">Sin cambio presupuestal</w:t>
-      </w:r>
-    </w:p>
-    <w:p>
-      <w:pPr>
-        <w:pStyle w:val="Compact"/>
-        <w:numPr>
-          <w:ilvl w:val="0"/>
-          <w:numId w:val="1001"/>
-        </w:numPr>
-      </w:pPr>
-      <w:r>
-        <w:rPr>
-          <w:b/>
-          <w:bCs/>
-        </w:rPr>
-        <w:t xml:space="preserve">Estado:</w:t>
-      </w:r>
-      <w:r>
-        <w:t xml:space="preserve"> </w:t>
-      </w:r>
-      <w:r>
-        <w:t xml:space="preserve">✅ Ejecutado</w:t>
-      </w:r>
-    </w:p>
-    <w:p>
-      <w:pPr>
-        <w:pStyle w:val="Compact"/>
-        <w:numPr>
-          <w:ilvl w:val="0"/>
-          <w:numId w:val="1001"/>
-        </w:numPr>
-      </w:pPr>
-      <w:r>
-        <w:rPr>
-          <w:b/>
-          <w:bCs/>
-        </w:rPr>
-        <w:t xml:space="preserve">Documento V.X:</w:t>
-      </w:r>
-      <w:r>
-        <w:t xml:space="preserve"> </w:t>
-      </w:r>
-      <w:r>
-        <w:t xml:space="preserve">V.3_Sistemas_Comunicacion_Detalle_v5.5.md</w:t>
-      </w:r>
-    </w:p>
-    <w:bookmarkEnd w:id="22"/>
-    <w:bookmarkStart w:id="23" w:name="dt-ctc-002-2025-10-08"/>
-    <w:p>
-      <w:pPr>
-        <w:pStyle w:val="Heading5"/>
-      </w:pPr>
-      <w:r>
-        <w:rPr>
-          <w:b/>
-          <w:bCs/>
-        </w:rPr>
-        <w:t xml:space="preserve">DT-CTC-002-2025-10-08</w:t>
-      </w:r>
-    </w:p>
-    <w:p>
-      <w:pPr>
-        <w:pStyle w:val="Compact"/>
-        <w:numPr>
-          <w:ilvl w:val="0"/>
-          <w:numId w:val="1002"/>
-        </w:numPr>
-      </w:pPr>
-      <w:r>
-        <w:rPr>
-          <w:b/>
-          <w:bCs/>
-        </w:rPr>
-        <w:t xml:space="preserve">Ítem WBS:</w:t>
-      </w:r>
-      <w:r>
-        <w:t xml:space="preserve"> </w:t>
-      </w:r>
-      <w:r>
-        <w:t xml:space="preserve">1.1.103 - Software CTC virtual</w:t>
-      </w:r>
-    </w:p>
-    <w:p>
-      <w:pPr>
-        <w:pStyle w:val="Compact"/>
-        <w:numPr>
-          <w:ilvl w:val="0"/>
-          <w:numId w:val="1002"/>
-        </w:numPr>
-      </w:pPr>
-      <w:r>
-        <w:rPr>
-          <w:b/>
-          <w:bCs/>
-        </w:rPr>
-        <w:t xml:space="preserve">Tipo:</w:t>
-      </w:r>
-      <w:r>
-        <w:t xml:space="preserve"> </w:t>
-      </w:r>
-      <w:r>
-        <w:t xml:space="preserve">Actualización de precio</w:t>
-      </w:r>
-    </w:p>
-    <w:p>
-      <w:pPr>
-        <w:pStyle w:val="Compact"/>
-        <w:numPr>
-          <w:ilvl w:val="0"/>
-          <w:numId w:val="1002"/>
-        </w:numPr>
-      </w:pPr>
-      <w:r>
-        <w:rPr>
-          <w:b/>
-          <w:bCs/>
-        </w:rPr>
-        <w:t xml:space="preserve">Cambio:</w:t>
-      </w:r>
-      <w:r>
-        <w:t xml:space="preserve"> </w:t>
-      </w:r>
-      <w:r>
-        <w:t xml:space="preserve">VU actualizado para reflejar capacidades avanzadas</w:t>
-      </w:r>
-    </w:p>
-    <w:p>
-      <w:pPr>
-        <w:pStyle w:val="Compact"/>
-        <w:numPr>
-          <w:ilvl w:val="0"/>
-          <w:numId w:val="1002"/>
-        </w:numPr>
-      </w:pPr>
-      <w:r>
-        <w:rPr>
-          <w:b/>
-          <w:bCs/>
-        </w:rPr>
-        <w:t xml:space="preserve">Justificación:</w:t>
-      </w:r>
-      <w:r>
-        <w:t xml:space="preserve"> </w:t>
-      </w:r>
-      <w:r>
-        <w:t xml:space="preserve">Gestión integral 526 km, arquitectura virtualizada, sin señalización física tradicional, ATP embarcado + 5 ENCE</w:t>
-      </w:r>
-    </w:p>
-    <w:p>
-      <w:pPr>
-        <w:pStyle w:val="Compact"/>
-        <w:numPr>
-          <w:ilvl w:val="0"/>
-          <w:numId w:val="1002"/>
-        </w:numPr>
-      </w:pPr>
-      <w:r>
-        <w:rPr>
-          <w:b/>
-          <w:bCs/>
-        </w:rPr>
-        <w:t xml:space="preserve">Capacidades justificadas:</w:t>
-      </w:r>
-    </w:p>
-    <w:p>
-      <w:pPr>
-        <w:pStyle w:val="Compact"/>
-        <w:numPr>
-          <w:ilvl w:val="1"/>
-          <w:numId w:val="1003"/>
-        </w:numPr>
-      </w:pPr>
-      <w:r>
-        <w:t xml:space="preserve">Gestión 526 km de corredor</w:t>
-      </w:r>
-    </w:p>
-    <w:p>
-      <w:pPr>
-        <w:pStyle w:val="Compact"/>
-        <w:numPr>
-          <w:ilvl w:val="1"/>
-          <w:numId w:val="1003"/>
-        </w:numPr>
-      </w:pPr>
-      <w:r>
-        <w:t xml:space="preserve">Arquitectura completamente virtualizada</w:t>
-      </w:r>
-    </w:p>
-    <w:p>
-      <w:pPr>
-        <w:pStyle w:val="Compact"/>
-        <w:numPr>
-          <w:ilvl w:val="1"/>
-          <w:numId w:val="1003"/>
-        </w:numPr>
-      </w:pPr>
-      <w:r>
-        <w:t xml:space="preserve">Integración ATP embarcado</w:t>
-      </w:r>
-    </w:p>
-    <w:p>
-      <w:pPr>
-        <w:pStyle w:val="Compact"/>
-        <w:numPr>
-          <w:ilvl w:val="1"/>
-          <w:numId w:val="1003"/>
-        </w:numPr>
-      </w:pPr>
-      <w:r>
-        <w:t xml:space="preserve">5 enclavamientos ENCE</w:t>
-      </w:r>
-    </w:p>
-    <w:p>
-      <w:pPr>
-        <w:pStyle w:val="Compact"/>
-        <w:numPr>
-          <w:ilvl w:val="1"/>
-          <w:numId w:val="1003"/>
-        </w:numPr>
-      </w:pPr>
-      <w:r>
-        <w:t xml:space="preserve">Sin señalización física tradicional</w:t>
-      </w:r>
-    </w:p>
-    <w:p>
-      <w:pPr>
-        <w:pStyle w:val="Compact"/>
-        <w:numPr>
-          <w:ilvl w:val="0"/>
-          <w:numId w:val="1002"/>
-        </w:numPr>
-      </w:pPr>
-      <w:r>
-        <w:rPr>
-          <w:b/>
-          <w:bCs/>
-        </w:rPr>
-        <w:t xml:space="preserve">Impacto:</w:t>
-      </w:r>
-      <w:r>
-        <w:t xml:space="preserve"> </w:t>
-      </w:r>
-      <w:r>
-        <w:t xml:space="preserve">Actualización de precio por complejidad</w:t>
-      </w:r>
-    </w:p>
-    <w:p>
-      <w:pPr>
-        <w:pStyle w:val="Compact"/>
-        <w:numPr>
-          <w:ilvl w:val="0"/>
-          <w:numId w:val="1002"/>
-        </w:numPr>
-      </w:pPr>
-      <w:r>
-        <w:rPr>
-          <w:b/>
-          <w:bCs/>
-        </w:rPr>
-        <w:t xml:space="preserve">Estado:</w:t>
-      </w:r>
-      <w:r>
-        <w:t xml:space="preserve"> </w:t>
-      </w:r>
-      <w:r>
-        <w:t xml:space="preserve">✅ Ejecutado</w:t>
-      </w:r>
-    </w:p>
-    <w:p>
-      <w:pPr>
-        <w:pStyle w:val="Compact"/>
-        <w:numPr>
-          <w:ilvl w:val="0"/>
-          <w:numId w:val="1002"/>
-        </w:numPr>
-      </w:pPr>
-      <w:r>
-        <w:rPr>
-          <w:b/>
-          <w:bCs/>
-        </w:rPr>
-        <w:t xml:space="preserve">Trazabilidad:</w:t>
-      </w:r>
-      <w:r>
-        <w:t xml:space="preserve"> </w:t>
-      </w:r>
-      <w:r>
-        <w:t xml:space="preserve">Apéndice Técnico 1 (AT1)</w:t>
-      </w:r>
-    </w:p>
-    <w:bookmarkEnd w:id="23"/>
-    <w:bookmarkStart w:id="24" w:name="dt-ctc-003-2025-10-08"/>
-    <w:p>
-      <w:pPr>
-        <w:pStyle w:val="Heading5"/>
-      </w:pPr>
-      <w:r>
-        <w:rPr>
-          <w:b/>
-          <w:bCs/>
-        </w:rPr>
-        <w:t xml:space="preserve">DT-CTC-003-2025-10-08</w:t>
-      </w:r>
-    </w:p>
-    <w:p>
-      <w:pPr>
-        <w:pStyle w:val="Compact"/>
-        <w:numPr>
-          <w:ilvl w:val="0"/>
-          <w:numId w:val="1004"/>
-        </w:numPr>
-      </w:pPr>
-      <w:r>
-        <w:rPr>
-          <w:b/>
-          <w:bCs/>
-        </w:rPr>
-        <w:t xml:space="preserve">Ítem WBS:</w:t>
-      </w:r>
-      <w:r>
-        <w:t xml:space="preserve"> </w:t>
-      </w:r>
-      <w:r>
-        <w:t xml:space="preserve">1.1.103 - Software CTC virtual</w:t>
-      </w:r>
-    </w:p>
-    <w:p>
-      <w:pPr>
-        <w:pStyle w:val="Compact"/>
-        <w:numPr>
-          <w:ilvl w:val="0"/>
-          <w:numId w:val="1004"/>
-        </w:numPr>
-      </w:pPr>
-      <w:r>
-        <w:rPr>
-          <w:b/>
-          <w:bCs/>
-        </w:rPr>
-        <w:t xml:space="preserve">Tipo:</w:t>
-      </w:r>
-      <w:r>
-        <w:t xml:space="preserve"> </w:t>
-      </w:r>
-      <w:r>
-        <w:t xml:space="preserve">Ajuste criterio técnico</w:t>
-      </w:r>
-    </w:p>
-    <w:p>
-      <w:pPr>
-        <w:pStyle w:val="Compact"/>
-        <w:numPr>
-          <w:ilvl w:val="0"/>
-          <w:numId w:val="1004"/>
-        </w:numPr>
-      </w:pPr>
-      <w:r>
-        <w:rPr>
-          <w:b/>
-          <w:bCs/>
-        </w:rPr>
-        <w:t xml:space="preserve">Cambio:</w:t>
-      </w:r>
-      <w:r>
-        <w:t xml:space="preserve"> </w:t>
-      </w:r>
-      <w:r>
-        <w:t xml:space="preserve">Documentación de alcance funcional</w:t>
-      </w:r>
-    </w:p>
-    <w:p>
-      <w:pPr>
-        <w:pStyle w:val="Compact"/>
-        <w:numPr>
-          <w:ilvl w:val="0"/>
-          <w:numId w:val="1004"/>
-        </w:numPr>
-      </w:pPr>
-      <w:r>
-        <w:rPr>
-          <w:b/>
-          <w:bCs/>
-        </w:rPr>
-        <w:t xml:space="preserve">Justificación:</w:t>
-      </w:r>
-      <w:r>
-        <w:t xml:space="preserve"> </w:t>
-      </w:r>
-      <w:r>
-        <w:t xml:space="preserve">Clarificar que es arquitectura 100% virtual sin señales físicas</w:t>
-      </w:r>
-    </w:p>
-    <w:p>
-      <w:pPr>
-        <w:pStyle w:val="Compact"/>
-        <w:numPr>
-          <w:ilvl w:val="0"/>
-          <w:numId w:val="1004"/>
-        </w:numPr>
-      </w:pPr>
-      <w:r>
-        <w:rPr>
-          <w:b/>
-          <w:bCs/>
-        </w:rPr>
-        <w:t xml:space="preserve">Estado:</w:t>
-      </w:r>
-      <w:r>
-        <w:t xml:space="preserve"> </w:t>
-      </w:r>
-      <w:r>
-        <w:t xml:space="preserve">✅ Ejecutado</w:t>
-      </w:r>
-    </w:p>
-    <w:bookmarkEnd w:id="24"/>
-    <w:bookmarkStart w:id="25" w:name="dt-interfaces-001-2025-10-09-nueva"/>
-    <w:p>
-      <w:pPr>
-        <w:pStyle w:val="Heading5"/>
-      </w:pPr>
-      <w:r>
-        <w:rPr>
-          <w:b/>
-          <w:bCs/>
-        </w:rPr>
-        <w:t xml:space="preserve">DT-INTERFACES-001-2025-10-09</w:t>
-      </w:r>
-      <w:r>
-        <w:t xml:space="preserve"> </w:t>
-      </w:r>
-      <w:r>
-        <w:t xml:space="preserve">⭐ NUEVA</w:t>
-      </w:r>
-    </w:p>
-    <w:p>
-      <w:pPr>
-        <w:pStyle w:val="Compact"/>
-        <w:numPr>
-          <w:ilvl w:val="0"/>
-          <w:numId w:val="1005"/>
-        </w:numPr>
-      </w:pPr>
-      <w:r>
-        <w:rPr>
-          <w:b/>
-          <w:bCs/>
-        </w:rPr>
-        <w:t xml:space="preserve">Ítem WBS:</w:t>
-      </w:r>
-      <w:r>
-        <w:t xml:space="preserve"> </w:t>
-      </w:r>
-      <w:r>
-        <w:t xml:space="preserve">1.1.106 - Interfaces comunicación</w:t>
-      </w:r>
-    </w:p>
-    <w:p>
-      <w:pPr>
-        <w:pStyle w:val="Compact"/>
-        <w:numPr>
-          <w:ilvl w:val="0"/>
-          <w:numId w:val="1005"/>
-        </w:numPr>
-      </w:pPr>
-      <w:r>
-        <w:rPr>
-          <w:b/>
-          <w:bCs/>
-        </w:rPr>
-        <w:t xml:space="preserve">Tipo:</w:t>
-      </w:r>
-      <w:r>
-        <w:t xml:space="preserve"> </w:t>
-      </w:r>
-      <w:r>
-        <w:t xml:space="preserve">Ajuste criterio técnico</w:t>
-      </w:r>
-    </w:p>
-    <w:p>
-      <w:pPr>
-        <w:pStyle w:val="Compact"/>
-        <w:numPr>
-          <w:ilvl w:val="0"/>
-          <w:numId w:val="1005"/>
-        </w:numPr>
-      </w:pPr>
-      <w:r>
-        <w:rPr>
-          <w:b/>
-          <w:bCs/>
-        </w:rPr>
-        <w:t xml:space="preserve">Cambio:</w:t>
-      </w:r>
-      <w:r>
-        <w:t xml:space="preserve"> </w:t>
-      </w:r>
-      <w:r>
-        <w:t xml:space="preserve">Sin cambio numérico (cantidad=1, VU=$150M confirmados)</w:t>
-      </w:r>
-    </w:p>
-    <w:p>
-      <w:pPr>
-        <w:pStyle w:val="Compact"/>
-        <w:numPr>
-          <w:ilvl w:val="0"/>
-          <w:numId w:val="1005"/>
-        </w:numPr>
-      </w:pPr>
-      <w:r>
-        <w:rPr>
-          <w:b/>
-          <w:bCs/>
-        </w:rPr>
-        <w:t xml:space="preserve">Justificación técnica:</w:t>
-      </w:r>
-    </w:p>
-    <w:p>
-      <w:pPr>
-        <w:pStyle w:val="Compact"/>
-        <w:numPr>
-          <w:ilvl w:val="1"/>
-          <w:numId w:val="1006"/>
-        </w:numPr>
-      </w:pPr>
-      <w:r>
-        <w:t xml:space="preserve">Bloque lógico de integración (NO hardware físico único)</w:t>
-      </w:r>
-    </w:p>
-    <w:p>
-      <w:pPr>
-        <w:pStyle w:val="Compact"/>
-        <w:numPr>
-          <w:ilvl w:val="1"/>
-          <w:numId w:val="1006"/>
-        </w:numPr>
-      </w:pPr>
-      <w:r>
-        <w:t xml:space="preserve">Conecta: CTC ↔ PTC/PTC VIRTUAL L2 ↔ FENOCO ↔ TETRA ↔ Fibra ↔ ITS</w:t>
-      </w:r>
-    </w:p>
-    <w:p>
-      <w:pPr>
-        <w:pStyle w:val="Compact"/>
-        <w:numPr>
-          <w:ilvl w:val="1"/>
-          <w:numId w:val="1006"/>
-        </w:numPr>
-      </w:pPr>
-      <w:r>
-        <w:t xml:space="preserve">Composición: Gateways industriales + Switches borde + Firewalls IEC 62443 + Middleware FRA/AREMA 918-4 + Licencias software</w:t>
-      </w:r>
-    </w:p>
-    <w:p>
-      <w:pPr>
-        <w:pStyle w:val="Compact"/>
-        <w:numPr>
-          <w:ilvl w:val="0"/>
-          <w:numId w:val="1005"/>
-        </w:numPr>
-      </w:pPr>
-      <w:r>
-        <w:rPr>
-          <w:b/>
-          <w:bCs/>
-        </w:rPr>
-        <w:t xml:space="preserve">Alcance $150M incluye:</w:t>
-      </w:r>
-    </w:p>
-    <w:p>
-      <w:pPr>
-        <w:pStyle w:val="Compact"/>
-        <w:numPr>
-          <w:ilvl w:val="1"/>
-          <w:numId w:val="1007"/>
-        </w:numPr>
-      </w:pPr>
-      <w:r>
-        <w:t xml:space="preserve">Licencias integración (protocolos, middleware)</w:t>
-      </w:r>
-    </w:p>
-    <w:p>
-      <w:pPr>
-        <w:pStyle w:val="Compact"/>
-        <w:numPr>
-          <w:ilvl w:val="1"/>
-          <w:numId w:val="1007"/>
-        </w:numPr>
-      </w:pPr>
-      <w:r>
-        <w:t xml:space="preserve">Configuración redundancia N+1</w:t>
-      </w:r>
-    </w:p>
-    <w:p>
-      <w:pPr>
-        <w:pStyle w:val="Compact"/>
-        <w:numPr>
-          <w:ilvl w:val="1"/>
-          <w:numId w:val="1007"/>
-        </w:numPr>
-      </w:pPr>
-      <w:r>
-        <w:t xml:space="preserve">Ensayos FAT/SAT interoperabilidad</w:t>
-      </w:r>
-    </w:p>
-    <w:p>
-      <w:pPr>
-        <w:pStyle w:val="Compact"/>
-        <w:numPr>
-          <w:ilvl w:val="1"/>
-          <w:numId w:val="1007"/>
-        </w:numPr>
-      </w:pPr>
-      <w:r>
-        <w:t xml:space="preserve">Integración entorno virtual</w:t>
-      </w:r>
-    </w:p>
-    <w:p>
-      <w:pPr>
-        <w:pStyle w:val="Compact"/>
-        <w:numPr>
-          <w:ilvl w:val="0"/>
-          <w:numId w:val="1005"/>
-        </w:numPr>
-      </w:pPr>
-      <w:r>
-        <w:rPr>
-          <w:b/>
-          <w:bCs/>
-        </w:rPr>
-        <w:t xml:space="preserve">Riesgos mitigados:</w:t>
-      </w:r>
-      <w:r>
-        <w:t xml:space="preserve"> </w:t>
-      </w:r>
-      <w:r>
-        <w:t xml:space="preserve">R-INT-001 (trazabilidad integración), R-INT-002 (ambigüedad alcance)</w:t>
-      </w:r>
-    </w:p>
-    <w:p>
-      <w:pPr>
-        <w:pStyle w:val="Compact"/>
-        <w:numPr>
-          <w:ilvl w:val="0"/>
-          <w:numId w:val="1005"/>
-        </w:numPr>
-      </w:pPr>
-      <w:r>
-        <w:rPr>
-          <w:b/>
-          <w:bCs/>
-        </w:rPr>
-        <w:t xml:space="preserve">Metadata enriquecida:</w:t>
-      </w:r>
-      <w:r>
-        <w:t xml:space="preserve"> </w:t>
-      </w:r>
-      <w:r>
-        <w:t xml:space="preserve">✅ Actualizada</w:t>
-      </w:r>
-    </w:p>
-    <w:p>
-      <w:pPr>
-        <w:pStyle w:val="Compact"/>
-        <w:numPr>
-          <w:ilvl w:val="0"/>
-          <w:numId w:val="1005"/>
-        </w:numPr>
-      </w:pPr>
-      <w:r>
-        <w:rPr>
-          <w:b/>
-          <w:bCs/>
-        </w:rPr>
-        <w:t xml:space="preserve">Estado:</w:t>
-      </w:r>
-      <w:r>
-        <w:t xml:space="preserve"> </w:t>
-      </w:r>
-      <w:r>
-        <w:t xml:space="preserve">✅ Ejecutado 2025-10-09</w:t>
-      </w:r>
-    </w:p>
-    <w:bookmarkEnd w:id="25"/>
-    <w:bookmarkEnd w:id="26"/>
-    <w:bookmarkStart w:id="32" w:name="enclavamientos-ence"/>
-    <w:p>
-      <w:pPr>
-        <w:pStyle w:val="Heading4"/>
-      </w:pPr>
-      <w:r>
-        <w:rPr>
-          <w:b/>
-          <w:bCs/>
-        </w:rPr>
-        <w:t xml:space="preserve">1.3 Enclavamientos ENCE</w:t>
-      </w:r>
-    </w:p>
-    <w:bookmarkStart w:id="27" w:name="dt-ence-001-2025-10-07"/>
-    <w:p>
-      <w:pPr>
-        <w:pStyle w:val="Heading5"/>
-      </w:pPr>
-      <w:r>
-        <w:rPr>
-          <w:b/>
-          <w:bCs/>
-        </w:rPr>
-        <w:t xml:space="preserve">DT-ENCE-001-2025-10-07</w:t>
-      </w:r>
-    </w:p>
-    <w:p>
-      <w:pPr>
-        <w:pStyle w:val="Compact"/>
-        <w:numPr>
-          <w:ilvl w:val="0"/>
-          <w:numId w:val="1008"/>
-        </w:numPr>
-      </w:pPr>
-      <w:r>
-        <w:rPr>
-          <w:b/>
-          <w:bCs/>
-        </w:rPr>
-        <w:t xml:space="preserve">Ítem WBS:</w:t>
-      </w:r>
-      <w:r>
-        <w:t xml:space="preserve"> </w:t>
-      </w:r>
-      <w:r>
-        <w:t xml:space="preserve">1.3.102 - Licencias software ENCE</w:t>
-      </w:r>
-    </w:p>
-    <w:p>
-      <w:pPr>
-        <w:pStyle w:val="Compact"/>
-        <w:numPr>
-          <w:ilvl w:val="0"/>
-          <w:numId w:val="1008"/>
-        </w:numPr>
-      </w:pPr>
-      <w:r>
-        <w:rPr>
-          <w:b/>
-          <w:bCs/>
-        </w:rPr>
-        <w:t xml:space="preserve">Tipo:</w:t>
-      </w:r>
-      <w:r>
-        <w:t xml:space="preserve"> </w:t>
-      </w:r>
-      <w:r>
-        <w:t xml:space="preserve">Ajuste de precio</w:t>
-      </w:r>
-    </w:p>
-    <w:p>
-      <w:pPr>
-        <w:pStyle w:val="Compact"/>
-        <w:numPr>
-          <w:ilvl w:val="0"/>
-          <w:numId w:val="1008"/>
-        </w:numPr>
-      </w:pPr>
-      <w:r>
-        <w:rPr>
-          <w:b/>
-          <w:bCs/>
-        </w:rPr>
-        <w:t xml:space="preserve">Cambio:</w:t>
-      </w:r>
-      <w:r>
-        <w:t xml:space="preserve"> </w:t>
-      </w:r>
-      <w:r>
-        <w:t xml:space="preserve">VU actualizado por cotización real</w:t>
-      </w:r>
-    </w:p>
-    <w:p>
-      <w:pPr>
-        <w:pStyle w:val="Compact"/>
-        <w:numPr>
-          <w:ilvl w:val="0"/>
-          <w:numId w:val="1008"/>
-        </w:numPr>
-      </w:pPr>
-      <w:r>
-        <w:rPr>
-          <w:b/>
-          <w:bCs/>
-        </w:rPr>
-        <w:t xml:space="preserve">Justificación:</w:t>
-      </w:r>
-      <w:r>
-        <w:t xml:space="preserve"> </w:t>
-      </w:r>
-      <w:r>
-        <w:t xml:space="preserve">Cotización actualizada de fabricante para licencias ENCE de 5 enclavamientos</w:t>
-      </w:r>
-    </w:p>
-    <w:p>
-      <w:pPr>
-        <w:pStyle w:val="Compact"/>
-        <w:numPr>
-          <w:ilvl w:val="0"/>
-          <w:numId w:val="1008"/>
-        </w:numPr>
-      </w:pPr>
-      <w:r>
-        <w:rPr>
-          <w:b/>
-          <w:bCs/>
-        </w:rPr>
-        <w:t xml:space="preserve">Impacto:</w:t>
-      </w:r>
-      <w:r>
-        <w:t xml:space="preserve"> </w:t>
-      </w:r>
-      <w:r>
-        <w:t xml:space="preserve">Ajuste de precio unitario</w:t>
-      </w:r>
-    </w:p>
-    <w:p>
-      <w:pPr>
-        <w:pStyle w:val="Compact"/>
-        <w:numPr>
-          <w:ilvl w:val="0"/>
-          <w:numId w:val="1008"/>
-        </w:numPr>
-      </w:pPr>
-      <w:r>
-        <w:rPr>
-          <w:b/>
-          <w:bCs/>
-        </w:rPr>
-        <w:t xml:space="preserve">Estado:</w:t>
-      </w:r>
-      <w:r>
-        <w:t xml:space="preserve"> </w:t>
-      </w:r>
-      <w:r>
-        <w:t xml:space="preserve">✅ Ejecutado</w:t>
-      </w:r>
-    </w:p>
-    <w:p>
-      <w:pPr>
-        <w:pStyle w:val="Compact"/>
-        <w:numPr>
-          <w:ilvl w:val="0"/>
-          <w:numId w:val="1008"/>
-        </w:numPr>
-      </w:pPr>
-      <w:r>
-        <w:rPr>
-          <w:b/>
-          <w:bCs/>
-        </w:rPr>
-        <w:t xml:space="preserve">Documento V.X:</w:t>
-      </w:r>
-      <w:r>
-        <w:t xml:space="preserve"> </w:t>
-      </w:r>
-      <w:r>
-        <w:t xml:space="preserve">V.2_Centro_Control_Trafico_CTC_v5.17.md</w:t>
-      </w:r>
-    </w:p>
-    <w:bookmarkEnd w:id="27"/>
-    <w:bookmarkStart w:id="28" w:name="dt-ence-002-2025-10-07"/>
-    <w:p>
-      <w:pPr>
-        <w:pStyle w:val="Heading5"/>
-      </w:pPr>
-      <w:r>
-        <w:rPr>
-          <w:b/>
-          <w:bCs/>
-        </w:rPr>
-        <w:t xml:space="preserve">DT-ENCE-002-2025-10-07</w:t>
-      </w:r>
-    </w:p>
-    <w:p>
-      <w:pPr>
-        <w:pStyle w:val="Compact"/>
-        <w:numPr>
-          <w:ilvl w:val="0"/>
-          <w:numId w:val="1009"/>
-        </w:numPr>
-      </w:pPr>
-      <w:r>
-        <w:rPr>
-          <w:b/>
-          <w:bCs/>
-        </w:rPr>
-        <w:t xml:space="preserve">Ítem WBS:</w:t>
-      </w:r>
-      <w:r>
-        <w:t xml:space="preserve"> </w:t>
-      </w:r>
-      <w:r>
-        <w:t xml:space="preserve">1.3.106 - Configuración software ENCE</w:t>
-      </w:r>
-    </w:p>
-    <w:p>
-      <w:pPr>
-        <w:pStyle w:val="Compact"/>
-        <w:numPr>
-          <w:ilvl w:val="0"/>
-          <w:numId w:val="1009"/>
-        </w:numPr>
-      </w:pPr>
-      <w:r>
-        <w:rPr>
-          <w:b/>
-          <w:bCs/>
-        </w:rPr>
-        <w:t xml:space="preserve">Tipo:</w:t>
-      </w:r>
-      <w:r>
-        <w:t xml:space="preserve"> </w:t>
-      </w:r>
-      <w:r>
-        <w:t xml:space="preserve">Ajuste de precio + Documentación</w:t>
-      </w:r>
-    </w:p>
-    <w:p>
-      <w:pPr>
-        <w:pStyle w:val="Compact"/>
-        <w:numPr>
-          <w:ilvl w:val="0"/>
-          <w:numId w:val="1009"/>
-        </w:numPr>
-      </w:pPr>
-      <w:r>
-        <w:rPr>
-          <w:b/>
-          <w:bCs/>
-        </w:rPr>
-        <w:t xml:space="preserve">Cambio:</w:t>
-      </w:r>
-      <w:r>
-        <w:t xml:space="preserve"> </w:t>
-      </w:r>
-      <w:r>
-        <w:t xml:space="preserve">VU actualizado + alcance documentado</w:t>
-      </w:r>
-    </w:p>
-    <w:p>
-      <w:pPr>
-        <w:pStyle w:val="Compact"/>
-        <w:numPr>
-          <w:ilvl w:val="0"/>
-          <w:numId w:val="1009"/>
-        </w:numPr>
-      </w:pPr>
-      <w:r>
-        <w:rPr>
-          <w:b/>
-          <w:bCs/>
-        </w:rPr>
-        <w:t xml:space="preserve">Justificación:</w:t>
-      </w:r>
-    </w:p>
-    <w:p>
-      <w:pPr>
-        <w:pStyle w:val="Compact"/>
-        <w:numPr>
-          <w:ilvl w:val="1"/>
-          <w:numId w:val="1010"/>
-        </w:numPr>
-      </w:pPr>
-      <w:r>
-        <w:t xml:space="preserve">Cotización actualizada</w:t>
-      </w:r>
-    </w:p>
-    <w:p>
-      <w:pPr>
-        <w:pStyle w:val="Compact"/>
-        <w:numPr>
-          <w:ilvl w:val="1"/>
-          <w:numId w:val="1010"/>
-        </w:numPr>
-      </w:pPr>
-      <w:r>
-        <w:t xml:space="preserve">Documentación de alcance de configuración para 5 enclavamientos</w:t>
-      </w:r>
-    </w:p>
-    <w:p>
-      <w:pPr>
-        <w:pStyle w:val="Compact"/>
-        <w:numPr>
-          <w:ilvl w:val="1"/>
-          <w:numId w:val="1010"/>
-        </w:numPr>
-      </w:pPr>
-      <w:r>
-        <w:t xml:space="preserve">Incluye parametrización, lógica seguridad, interfaces</w:t>
-      </w:r>
-    </w:p>
-    <w:p>
-      <w:pPr>
-        <w:pStyle w:val="Compact"/>
-        <w:numPr>
-          <w:ilvl w:val="0"/>
-          <w:numId w:val="1009"/>
-        </w:numPr>
-      </w:pPr>
-      <w:r>
-        <w:rPr>
-          <w:b/>
-          <w:bCs/>
-        </w:rPr>
-        <w:t xml:space="preserve">Impacto:</w:t>
-      </w:r>
-      <w:r>
-        <w:t xml:space="preserve"> </w:t>
-      </w:r>
-      <w:r>
-        <w:t xml:space="preserve">Ajuste de precio unitario</w:t>
-      </w:r>
-    </w:p>
-    <w:p>
-      <w:pPr>
-        <w:pStyle w:val="Compact"/>
-        <w:numPr>
-          <w:ilvl w:val="0"/>
-          <w:numId w:val="1009"/>
-        </w:numPr>
-      </w:pPr>
-      <w:r>
-        <w:rPr>
-          <w:b/>
-          <w:bCs/>
-        </w:rPr>
-        <w:t xml:space="preserve">Estado:</w:t>
-      </w:r>
-      <w:r>
-        <w:t xml:space="preserve"> </w:t>
-      </w:r>
-      <w:r>
-        <w:t xml:space="preserve">✅ Ejecutado</w:t>
-      </w:r>
-    </w:p>
-    <w:p>
-      <w:pPr>
-        <w:pStyle w:val="Compact"/>
-        <w:numPr>
-          <w:ilvl w:val="0"/>
-          <w:numId w:val="1009"/>
-        </w:numPr>
-      </w:pPr>
-      <w:r>
-        <w:rPr>
-          <w:b/>
-          <w:bCs/>
-        </w:rPr>
-        <w:t xml:space="preserve">Documento V.X:</w:t>
-      </w:r>
-      <w:r>
-        <w:t xml:space="preserve"> </w:t>
-      </w:r>
-      <w:r>
-        <w:t xml:space="preserve">V.2_Centro_Control_Trafico_CTC_v5.18.md</w:t>
-      </w:r>
-    </w:p>
-    <w:bookmarkEnd w:id="28"/>
-    <w:bookmarkStart w:id="29" w:name="dt-ence-003-2025-10-07"/>
-    <w:p>
-      <w:pPr>
-        <w:pStyle w:val="Heading5"/>
-      </w:pPr>
-      <w:r>
-        <w:rPr>
-          <w:b/>
-          <w:bCs/>
-        </w:rPr>
-        <w:t xml:space="preserve">DT-ENCE-003-2025-10-07</w:t>
-      </w:r>
-    </w:p>
-    <w:p>
-      <w:pPr>
-        <w:pStyle w:val="Compact"/>
-        <w:numPr>
-          <w:ilvl w:val="0"/>
-          <w:numId w:val="1011"/>
-        </w:numPr>
-      </w:pPr>
-      <w:r>
-        <w:rPr>
-          <w:b/>
-          <w:bCs/>
-        </w:rPr>
-        <w:t xml:space="preserve">Ítem WBS:</w:t>
-      </w:r>
-      <w:r>
-        <w:t xml:space="preserve"> </w:t>
-      </w:r>
-      <w:r>
-        <w:t xml:space="preserve">1.4.100 - Equipo ENCE completo</w:t>
-      </w:r>
-    </w:p>
-    <w:p>
-      <w:pPr>
-        <w:pStyle w:val="Compact"/>
-        <w:numPr>
-          <w:ilvl w:val="0"/>
-          <w:numId w:val="1011"/>
-        </w:numPr>
-      </w:pPr>
-      <w:r>
-        <w:rPr>
-          <w:b/>
-          <w:bCs/>
-        </w:rPr>
-        <w:t xml:space="preserve">Tipo:</w:t>
-      </w:r>
-      <w:r>
-        <w:t xml:space="preserve"> </w:t>
-      </w:r>
-      <w:r>
-        <w:t xml:space="preserve">Ajuste cantidades, precios y criterio técnico</w:t>
-      </w:r>
-    </w:p>
-    <w:p>
-      <w:pPr>
-        <w:pStyle w:val="Compact"/>
-        <w:numPr>
-          <w:ilvl w:val="0"/>
-          <w:numId w:val="1011"/>
-        </w:numPr>
-      </w:pPr>
-      <w:r>
-        <w:rPr>
-          <w:b/>
-          <w:bCs/>
-        </w:rPr>
-        <w:t xml:space="preserve">Cambio:</w:t>
-      </w:r>
-      <w:r>
-        <w:t xml:space="preserve"> </w:t>
-      </w:r>
-      <w:r>
-        <w:t xml:space="preserve">Actualización integral del ítem</w:t>
-      </w:r>
-    </w:p>
-    <w:p>
-      <w:pPr>
-        <w:pStyle w:val="Compact"/>
-        <w:numPr>
-          <w:ilvl w:val="0"/>
-          <w:numId w:val="1011"/>
-        </w:numPr>
-      </w:pPr>
-      <w:r>
-        <w:rPr>
-          <w:b/>
-          <w:bCs/>
-        </w:rPr>
-        <w:t xml:space="preserve">Justificación:</w:t>
-      </w:r>
-    </w:p>
-    <w:p>
-      <w:pPr>
-        <w:pStyle w:val="Compact"/>
-        <w:numPr>
-          <w:ilvl w:val="1"/>
-          <w:numId w:val="1012"/>
-        </w:numPr>
-      </w:pPr>
-      <w:r>
-        <w:t xml:space="preserve">Cotización real de fabricante</w:t>
-      </w:r>
-    </w:p>
-    <w:p>
-      <w:pPr>
-        <w:pStyle w:val="Compact"/>
-        <w:numPr>
-          <w:ilvl w:val="1"/>
-          <w:numId w:val="1012"/>
-        </w:numPr>
-      </w:pPr>
-      <w:r>
-        <w:t xml:space="preserve">Documentación detallada de composición</w:t>
-      </w:r>
-    </w:p>
-    <w:p>
-      <w:pPr>
-        <w:pStyle w:val="Compact"/>
-        <w:numPr>
-          <w:ilvl w:val="1"/>
-          <w:numId w:val="1012"/>
-        </w:numPr>
-      </w:pPr>
-      <w:r>
-        <w:t xml:space="preserve">5 enclavamientos según AT1</w:t>
-      </w:r>
-    </w:p>
-    <w:p>
-      <w:pPr>
-        <w:pStyle w:val="Compact"/>
-        <w:numPr>
-          <w:ilvl w:val="0"/>
-          <w:numId w:val="1011"/>
-        </w:numPr>
-      </w:pPr>
-      <w:r>
-        <w:rPr>
-          <w:b/>
-          <w:bCs/>
-        </w:rPr>
-        <w:t xml:space="preserve">Impacto:</w:t>
-      </w:r>
-      <w:r>
-        <w:t xml:space="preserve"> </w:t>
-      </w:r>
-      <w:r>
-        <w:t xml:space="preserve">Ajuste cantidades y precios</w:t>
-      </w:r>
-    </w:p>
-    <w:p>
-      <w:pPr>
-        <w:pStyle w:val="Compact"/>
-        <w:numPr>
-          <w:ilvl w:val="0"/>
-          <w:numId w:val="1011"/>
-        </w:numPr>
-      </w:pPr>
-      <w:r>
-        <w:rPr>
-          <w:b/>
-          <w:bCs/>
-        </w:rPr>
-        <w:t xml:space="preserve">Estado:</w:t>
-      </w:r>
-      <w:r>
-        <w:t xml:space="preserve"> </w:t>
-      </w:r>
-      <w:r>
-        <w:t xml:space="preserve">✅ Ejecutado</w:t>
-      </w:r>
-    </w:p>
-    <w:p>
-      <w:pPr>
-        <w:pStyle w:val="Compact"/>
-        <w:numPr>
-          <w:ilvl w:val="0"/>
-          <w:numId w:val="1011"/>
-        </w:numPr>
-      </w:pPr>
-      <w:r>
-        <w:rPr>
-          <w:b/>
-          <w:bCs/>
-        </w:rPr>
-        <w:t xml:space="preserve">Documento V.X:</w:t>
-      </w:r>
-      <w:r>
-        <w:t xml:space="preserve"> </w:t>
-      </w:r>
-      <w:r>
-        <w:t xml:space="preserve">V.2_Centro_Control_Trafico_CTC_v5.19.md</w:t>
-      </w:r>
-    </w:p>
-    <w:bookmarkEnd w:id="29"/>
-    <w:bookmarkStart w:id="30" w:name="dt-ence-004-2025-10-07"/>
-    <w:p>
-      <w:pPr>
-        <w:pStyle w:val="Heading5"/>
-      </w:pPr>
-      <w:r>
-        <w:rPr>
-          <w:b/>
-          <w:bCs/>
-        </w:rPr>
-        <w:t xml:space="preserve">DT-ENCE-004-2025-10-07</w:t>
-      </w:r>
-    </w:p>
-    <w:p>
-      <w:pPr>
-        <w:pStyle w:val="Compact"/>
-        <w:numPr>
-          <w:ilvl w:val="0"/>
-          <w:numId w:val="1013"/>
-        </w:numPr>
-      </w:pPr>
-      <w:r>
-        <w:rPr>
-          <w:b/>
-          <w:bCs/>
-        </w:rPr>
-        <w:t xml:space="preserve">Ítem WBS:</w:t>
-      </w:r>
-      <w:r>
-        <w:t xml:space="preserve"> </w:t>
-      </w:r>
-      <w:r>
-        <w:t xml:space="preserve">1.5.101 - Desvíos descarriladores</w:t>
-      </w:r>
-    </w:p>
-    <w:p>
-      <w:pPr>
-        <w:pStyle w:val="Compact"/>
-        <w:numPr>
-          <w:ilvl w:val="0"/>
-          <w:numId w:val="1013"/>
-        </w:numPr>
-      </w:pPr>
-      <w:r>
-        <w:rPr>
-          <w:b/>
-          <w:bCs/>
-        </w:rPr>
-        <w:t xml:space="preserve">Tipo:</w:t>
-      </w:r>
-      <w:r>
-        <w:t xml:space="preserve"> </w:t>
-      </w:r>
-      <w:r>
-        <w:t xml:space="preserve">Ajuste de cantidad</w:t>
-      </w:r>
-    </w:p>
-    <w:p>
-      <w:pPr>
-        <w:pStyle w:val="Compact"/>
-        <w:numPr>
-          <w:ilvl w:val="0"/>
-          <w:numId w:val="1013"/>
-        </w:numPr>
-      </w:pPr>
-      <w:r>
-        <w:rPr>
-          <w:b/>
-          <w:bCs/>
-        </w:rPr>
-        <w:t xml:space="preserve">Cambio:</w:t>
-      </w:r>
-      <w:r>
-        <w:t xml:space="preserve"> </w:t>
-      </w:r>
-      <w:r>
-        <w:t xml:space="preserve">Cantidad ajustada según base contractual AT1</w:t>
-      </w:r>
-    </w:p>
-    <w:p>
-      <w:pPr>
-        <w:pStyle w:val="Compact"/>
-        <w:numPr>
-          <w:ilvl w:val="0"/>
-          <w:numId w:val="1013"/>
-        </w:numPr>
-      </w:pPr>
-      <w:r>
-        <w:rPr>
-          <w:b/>
-          <w:bCs/>
-        </w:rPr>
-        <w:t xml:space="preserve">Justificación:</w:t>
-      </w:r>
-    </w:p>
-    <w:p>
-      <w:pPr>
-        <w:pStyle w:val="Compact"/>
-        <w:numPr>
-          <w:ilvl w:val="1"/>
-          <w:numId w:val="1014"/>
-        </w:numPr>
-      </w:pPr>
-      <w:r>
-        <w:t xml:space="preserve">Cantidad definida contractualmente en AT1</w:t>
-      </w:r>
-    </w:p>
-    <w:p>
-      <w:pPr>
-        <w:pStyle w:val="Compact"/>
-        <w:numPr>
-          <w:ilvl w:val="1"/>
-          <w:numId w:val="1014"/>
-        </w:numPr>
-      </w:pPr>
-      <w:r>
-        <w:t xml:space="preserve">Confirmación con especialista vía</w:t>
-      </w:r>
-    </w:p>
-    <w:p>
-      <w:pPr>
-        <w:pStyle w:val="Compact"/>
-        <w:numPr>
-          <w:ilvl w:val="0"/>
-          <w:numId w:val="1013"/>
-        </w:numPr>
-      </w:pPr>
-      <w:r>
-        <w:rPr>
-          <w:b/>
-          <w:bCs/>
-        </w:rPr>
-        <w:t xml:space="preserve">Impacto:</w:t>
-      </w:r>
-      <w:r>
-        <w:t xml:space="preserve"> </w:t>
-      </w:r>
-      <w:r>
-        <w:t xml:space="preserve">Ajuste de cantidad</w:t>
-      </w:r>
-    </w:p>
-    <w:p>
-      <w:pPr>
-        <w:pStyle w:val="Compact"/>
-        <w:numPr>
-          <w:ilvl w:val="0"/>
-          <w:numId w:val="1013"/>
-        </w:numPr>
-      </w:pPr>
-      <w:r>
-        <w:rPr>
-          <w:b/>
-          <w:bCs/>
-        </w:rPr>
-        <w:t xml:space="preserve">Estado:</w:t>
-      </w:r>
-      <w:r>
-        <w:t xml:space="preserve"> </w:t>
-      </w:r>
-      <w:r>
-        <w:t xml:space="preserve">✅ Ejecutado</w:t>
-      </w:r>
-    </w:p>
-    <w:p>
-      <w:pPr>
-        <w:pStyle w:val="Compact"/>
-        <w:numPr>
-          <w:ilvl w:val="0"/>
-          <w:numId w:val="1013"/>
-        </w:numPr>
-      </w:pPr>
-      <w:r>
-        <w:rPr>
-          <w:b/>
-          <w:bCs/>
-        </w:rPr>
-        <w:t xml:space="preserve">Documento V.X:</w:t>
-      </w:r>
-      <w:r>
-        <w:t xml:space="preserve"> </w:t>
-      </w:r>
-      <w:r>
-        <w:t xml:space="preserve">V.2_Centro_Control_Trafico_CTC_v5.20.md</w:t>
-      </w:r>
-    </w:p>
-    <w:bookmarkEnd w:id="30"/>
-    <w:bookmarkStart w:id="31" w:name="dt-ence-005-2025-10-07"/>
-    <w:p>
-      <w:pPr>
-        <w:pStyle w:val="Heading5"/>
-      </w:pPr>
-      <w:r>
-        <w:rPr>
-          <w:b/>
-          <w:bCs/>
-        </w:rPr>
-        <w:t xml:space="preserve">DT-ENCE-005-2025-10-07</w:t>
-      </w:r>
-    </w:p>
-    <w:p>
-      <w:pPr>
-        <w:pStyle w:val="Compact"/>
-        <w:numPr>
-          <w:ilvl w:val="0"/>
-          <w:numId w:val="1015"/>
-        </w:numPr>
-      </w:pPr>
-      <w:r>
-        <w:rPr>
-          <w:b/>
-          <w:bCs/>
-        </w:rPr>
-        <w:t xml:space="preserve">Ítem WBS:</w:t>
-      </w:r>
-      <w:r>
-        <w:t xml:space="preserve"> </w:t>
-      </w:r>
-      <w:r>
-        <w:t xml:space="preserve">1.5.102 - Motores desvío</w:t>
-      </w:r>
-    </w:p>
-    <w:p>
-      <w:pPr>
-        <w:pStyle w:val="Compact"/>
-        <w:numPr>
-          <w:ilvl w:val="0"/>
-          <w:numId w:val="1015"/>
-        </w:numPr>
-      </w:pPr>
-      <w:r>
-        <w:rPr>
-          <w:b/>
-          <w:bCs/>
-        </w:rPr>
-        <w:t xml:space="preserve">Tipo:</w:t>
-      </w:r>
-      <w:r>
-        <w:t xml:space="preserve"> </w:t>
-      </w:r>
-      <w:r>
-        <w:t xml:space="preserve">Ajuste de precio</w:t>
-      </w:r>
-    </w:p>
-    <w:p>
-      <w:pPr>
-        <w:pStyle w:val="Compact"/>
-        <w:numPr>
-          <w:ilvl w:val="0"/>
-          <w:numId w:val="1015"/>
-        </w:numPr>
-      </w:pPr>
-      <w:r>
-        <w:rPr>
-          <w:b/>
-          <w:bCs/>
-        </w:rPr>
-        <w:t xml:space="preserve">Cambio:</w:t>
-      </w:r>
-      <w:r>
-        <w:t xml:space="preserve"> </w:t>
-      </w:r>
-      <w:r>
-        <w:t xml:space="preserve">VU actualizado por cotización real</w:t>
-      </w:r>
-    </w:p>
-    <w:p>
-      <w:pPr>
-        <w:pStyle w:val="Compact"/>
-        <w:numPr>
-          <w:ilvl w:val="0"/>
-          <w:numId w:val="1015"/>
-        </w:numPr>
-      </w:pPr>
-      <w:r>
-        <w:rPr>
-          <w:b/>
-          <w:bCs/>
-        </w:rPr>
-        <w:t xml:space="preserve">Justificación:</w:t>
-      </w:r>
-      <w:r>
-        <w:t xml:space="preserve"> </w:t>
-      </w:r>
-      <w:r>
-        <w:t xml:space="preserve">Cotización actualizada de fabricante para motores de desvío</w:t>
-      </w:r>
-    </w:p>
-    <w:p>
-      <w:pPr>
-        <w:pStyle w:val="Compact"/>
-        <w:numPr>
-          <w:ilvl w:val="0"/>
-          <w:numId w:val="1015"/>
-        </w:numPr>
-      </w:pPr>
-      <w:r>
-        <w:rPr>
-          <w:b/>
-          <w:bCs/>
-        </w:rPr>
-        <w:t xml:space="preserve">Impacto:</w:t>
-      </w:r>
-      <w:r>
-        <w:t xml:space="preserve"> </w:t>
-      </w:r>
-      <w:r>
-        <w:t xml:space="preserve">Ajuste de precio unitario</w:t>
-      </w:r>
-    </w:p>
-    <w:p>
-      <w:pPr>
-        <w:pStyle w:val="Compact"/>
-        <w:numPr>
-          <w:ilvl w:val="0"/>
-          <w:numId w:val="1015"/>
-        </w:numPr>
-      </w:pPr>
-      <w:r>
-        <w:rPr>
-          <w:b/>
-          <w:bCs/>
-        </w:rPr>
-        <w:t xml:space="preserve">Estado:</w:t>
-      </w:r>
-      <w:r>
-        <w:t xml:space="preserve"> </w:t>
-      </w:r>
-      <w:r>
-        <w:t xml:space="preserve">✅ Ejecutado</w:t>
-      </w:r>
-    </w:p>
-    <w:bookmarkEnd w:id="31"/>
-    <w:bookmarkEnd w:id="32"/>
-    <w:bookmarkStart w:id="34" w:name="sistema-atp-embarcado"/>
-    <w:p>
-      <w:pPr>
-        <w:pStyle w:val="Heading4"/>
-      </w:pPr>
-      <w:r>
-        <w:rPr>
-          <w:b/>
-          <w:bCs/>
-        </w:rPr>
-        <w:t xml:space="preserve">1.2 Sistema ATP Embarcado</w:t>
-      </w:r>
-    </w:p>
-    <w:bookmarkStart w:id="33" w:name="dt-atp-001-2025-10-09"/>
-    <w:p>
-      <w:pPr>
-        <w:pStyle w:val="Heading5"/>
-      </w:pPr>
-      <w:r>
-        <w:rPr>
-          <w:b/>
-          <w:bCs/>
-        </w:rPr>
-        <w:t xml:space="preserve">DT-ATP-001-2025-10-09</w:t>
-      </w:r>
-    </w:p>
-    <w:p>
-      <w:pPr>
-        <w:pStyle w:val="Compact"/>
-        <w:numPr>
-          <w:ilvl w:val="0"/>
-          <w:numId w:val="1016"/>
-        </w:numPr>
-      </w:pPr>
-      <w:r>
-        <w:rPr>
-          <w:b/>
-          <w:bCs/>
-        </w:rPr>
-        <w:t xml:space="preserve">Ítem WBS:</w:t>
-      </w:r>
-      <w:r>
-        <w:t xml:space="preserve"> </w:t>
-      </w:r>
-      <w:r>
-        <w:t xml:space="preserve">1.2.100 - Computadora ATP embarcada</w:t>
+        <w:t xml:space="preserve">1.2.100 - Computadora PTC embarcada</w:t>
       </w:r>
     </w:p>
     <w:p>
@@ -2277,7 +2277,7 @@
         </w:numPr>
       </w:pPr>
       <w:r>
-        <w:t xml:space="preserve">Computadora ATP PTC VIRTUAL L2 homologada CENELEC SIL-4</w:t>
+        <w:t xml:space="preserve">Computadora PTC PTC VIRTUAL L2 homologada CENELEC SIL-4</w:t>
       </w:r>
     </w:p>
     <w:p>
@@ -2317,7 +2317,7 @@
         </w:numPr>
       </w:pPr>
       <w:r>
-        <w:t xml:space="preserve">AT1 §2.1: Requerimientos ATP embarcado</w:t>
+        <w:t xml:space="preserve">AT1 §2.1: Requerimientos PTC embarcado</w:t>
       </w:r>
     </w:p>
     <w:p>
@@ -2395,10 +2395,10 @@
         </w:pict>
       </w:r>
     </w:p>
-    <w:bookmarkEnd w:id="33"/>
-    <w:bookmarkEnd w:id="34"/>
-    <w:bookmarkEnd w:id="35"/>
-    <w:bookmarkStart w:id="38" w:name="sistema-2-telecomunicaciones"/>
+    <w:bookmarkEnd w:id="22"/>
+    <w:bookmarkEnd w:id="23"/>
+    <w:bookmarkEnd w:id="24"/>
+    <w:bookmarkStart w:id="27" w:name="sistema-2-telecomunicaciones"/>
     <w:p>
       <w:pPr>
         <w:pStyle w:val="Heading3"/>
@@ -2417,7 +2417,7 @@
         <w:t xml:space="preserve">SISTEMA 2: TELECOMUNICACIONES</w:t>
       </w:r>
     </w:p>
-    <w:bookmarkStart w:id="37" w:name="tetra"/>
+    <w:bookmarkStart w:id="26" w:name="tetra"/>
     <w:p>
       <w:pPr>
         <w:pStyle w:val="Heading4"/>
@@ -2430,7 +2430,7 @@
         <w:t xml:space="preserve">2.1 TETRA</w:t>
       </w:r>
     </w:p>
-    <w:bookmarkStart w:id="36" w:name="dt-tetra-001-2025-10-07"/>
+    <w:bookmarkStart w:id="25" w:name="dt-tetra-001-2025-10-07"/>
     <w:p>
       <w:pPr>
         <w:pStyle w:val="Heading5"/>
@@ -2582,10 +2582,10 @@
         </w:pict>
       </w:r>
     </w:p>
-    <w:bookmarkEnd w:id="36"/>
-    <w:bookmarkEnd w:id="37"/>
-    <w:bookmarkEnd w:id="38"/>
-    <w:bookmarkStart w:id="39" w:name="sistema-3-fibra-óptica"/>
+    <w:bookmarkEnd w:id="25"/>
+    <w:bookmarkEnd w:id="26"/>
+    <w:bookmarkEnd w:id="27"/>
+    <w:bookmarkStart w:id="28" w:name="sistema-3-fibra-óptica"/>
     <w:p>
       <w:pPr>
         <w:pStyle w:val="Heading3"/>
@@ -2623,8 +2623,8 @@
         </w:pict>
       </w:r>
     </w:p>
-    <w:bookmarkEnd w:id="39"/>
-    <w:bookmarkStart w:id="43" w:name="sistema-4-its-y-seguridad"/>
+    <w:bookmarkEnd w:id="28"/>
+    <w:bookmarkStart w:id="32" w:name="sistema-4-its-y-seguridad"/>
     <w:p>
       <w:pPr>
         <w:pStyle w:val="Heading3"/>
@@ -2643,7 +2643,7 @@
         <w:t xml:space="preserve">SISTEMA 4: ITS Y SEGURIDAD</w:t>
       </w:r>
     </w:p>
-    <w:bookmarkStart w:id="42" w:name="cctv"/>
+    <w:bookmarkStart w:id="31" w:name="cctv"/>
     <w:p>
       <w:pPr>
         <w:pStyle w:val="Heading4"/>
@@ -2656,7 +2656,7 @@
         <w:t xml:space="preserve">4.1 CCTV</w:t>
       </w:r>
     </w:p>
-    <w:bookmarkStart w:id="40" w:name="dt-cctv-001-2025-10-07"/>
+    <w:bookmarkStart w:id="29" w:name="dt-cctv-001-2025-10-07"/>
     <w:p>
       <w:pPr>
         <w:pStyle w:val="Heading5"/>
@@ -2853,8 +2853,8 @@
         <w:t xml:space="preserve">Referencia a V.4_Sistemas_Seguridad_ITS_v1.0.md (pendiente crear)</w:t>
       </w:r>
     </w:p>
-    <w:bookmarkEnd w:id="40"/>
-    <w:bookmarkStart w:id="41" w:name="dt-control-001-2025-10-07"/>
+    <w:bookmarkEnd w:id="29"/>
+    <w:bookmarkStart w:id="30" w:name="dt-control-001-2025-10-07"/>
     <w:p>
       <w:pPr>
         <w:pStyle w:val="Heading5"/>
@@ -3028,10 +3028,10 @@
         </w:pict>
       </w:r>
     </w:p>
-    <w:bookmarkEnd w:id="41"/>
-    <w:bookmarkEnd w:id="42"/>
-    <w:bookmarkEnd w:id="43"/>
-    <w:bookmarkStart w:id="48" w:name="sistema-5-scada-y-potencia"/>
+    <w:bookmarkEnd w:id="30"/>
+    <w:bookmarkEnd w:id="31"/>
+    <w:bookmarkEnd w:id="32"/>
+    <w:bookmarkStart w:id="37" w:name="sistema-5-scada-y-potencia"/>
     <w:p>
       <w:pPr>
         <w:pStyle w:val="Heading3"/>
@@ -3050,7 +3050,7 @@
         <w:t xml:space="preserve">SISTEMA 5: SCADA Y POTENCIA</w:t>
       </w:r>
     </w:p>
-    <w:bookmarkStart w:id="47" w:name="scada"/>
+    <w:bookmarkStart w:id="36" w:name="scada"/>
     <w:p>
       <w:pPr>
         <w:pStyle w:val="Heading4"/>
@@ -3063,7 +3063,7 @@
         <w:t xml:space="preserve">5.3 SCADA</w:t>
       </w:r>
     </w:p>
-    <w:bookmarkStart w:id="44" w:name="dt-scada-001-2025-10-07"/>
+    <w:bookmarkStart w:id="33" w:name="dt-scada-001-2025-10-07"/>
     <w:p>
       <w:pPr>
         <w:pStyle w:val="Heading5"/>
@@ -3238,8 +3238,8 @@
         <w:t xml:space="preserve">✅ Ejecutado</w:t>
       </w:r>
     </w:p>
-    <w:bookmarkEnd w:id="44"/>
-    <w:bookmarkStart w:id="45" w:name="dt-scada-002-2025-10-07"/>
+    <w:bookmarkEnd w:id="33"/>
+    <w:bookmarkStart w:id="34" w:name="dt-scada-002-2025-10-07"/>
     <w:p>
       <w:pPr>
         <w:pStyle w:val="Heading5"/>
@@ -3414,8 +3414,8 @@
         <w:t xml:space="preserve">✅ Ejecutado</w:t>
       </w:r>
     </w:p>
-    <w:bookmarkEnd w:id="45"/>
-    <w:bookmarkStart w:id="46" w:name="dt-scada-003-2025-10-07"/>
+    <w:bookmarkEnd w:id="34"/>
+    <w:bookmarkStart w:id="35" w:name="dt-scada-003-2025-10-07"/>
     <w:p>
       <w:pPr>
         <w:pStyle w:val="Heading5"/>
@@ -3531,7 +3531,7 @@
         </w:numPr>
       </w:pPr>
       <w:r>
-        <w:t xml:space="preserve">Switches industriales para 594 km fibra óptica</w:t>
+        <w:t xml:space="preserve">Switches industriales para 526 km fibra óptica</w:t>
       </w:r>
     </w:p>
     <w:p>
@@ -3597,10 +3597,10 @@
         </w:pict>
       </w:r>
     </w:p>
-    <w:bookmarkEnd w:id="46"/>
-    <w:bookmarkEnd w:id="47"/>
-    <w:bookmarkEnd w:id="48"/>
-    <w:bookmarkStart w:id="55" w:name="sistema-6-balizas-y-pasos-a-nivel"/>
+    <w:bookmarkEnd w:id="35"/>
+    <w:bookmarkEnd w:id="36"/>
+    <w:bookmarkEnd w:id="37"/>
+    <w:bookmarkStart w:id="44" w:name="sistema-6-balizas-y-pasos-a-nivel"/>
     <w:p>
       <w:pPr>
         <w:pStyle w:val="Heading3"/>
@@ -3619,7 +3619,7 @@
         <w:t xml:space="preserve">SISTEMA 6: BALIZAS Y PASOS A NIVEL</w:t>
       </w:r>
     </w:p>
-    <w:bookmarkStart w:id="51" w:name="punto-de-referencia-virtuals"/>
+    <w:bookmarkStart w:id="40" w:name="punto-de-referencia-virtuals"/>
     <w:p>
       <w:pPr>
         <w:pStyle w:val="Heading4"/>
@@ -3632,7 +3632,7 @@
         <w:t xml:space="preserve">6.1 Punto de referencia virtuals</w:t>
       </w:r>
     </w:p>
-    <w:bookmarkStart w:id="49" w:name="dt-baliza-001-2025-10-07"/>
+    <w:bookmarkStart w:id="38" w:name="dt-baliza-001-2025-10-07"/>
     <w:p>
       <w:pPr>
         <w:pStyle w:val="Heading5"/>
@@ -3795,8 +3795,8 @@
         <w:t xml:space="preserve">✅ Ejecutado</w:t>
       </w:r>
     </w:p>
-    <w:bookmarkEnd w:id="49"/>
-    <w:bookmarkStart w:id="50" w:name="dt-baliza-002-2025-10-07"/>
+    <w:bookmarkEnd w:id="38"/>
+    <w:bookmarkStart w:id="39" w:name="dt-baliza-002-2025-10-07"/>
     <w:p>
       <w:pPr>
         <w:pStyle w:val="Heading5"/>
@@ -3959,9 +3959,9 @@
         <w:t xml:space="preserve">✅ Ejecutado</w:t>
       </w:r>
     </w:p>
-    <w:bookmarkEnd w:id="50"/>
-    <w:bookmarkEnd w:id="51"/>
-    <w:bookmarkStart w:id="54" w:name="pasos-a-nivel"/>
+    <w:bookmarkEnd w:id="39"/>
+    <w:bookmarkEnd w:id="40"/>
+    <w:bookmarkStart w:id="43" w:name="pasos-a-nivel"/>
     <w:p>
       <w:pPr>
         <w:pStyle w:val="Heading4"/>
@@ -3974,7 +3974,7 @@
         <w:t xml:space="preserve">6.2 Pasos a Nivel</w:t>
       </w:r>
     </w:p>
-    <w:bookmarkStart w:id="52" w:name="dt-pan-001-2025-10-07"/>
+    <w:bookmarkStart w:id="41" w:name="dt-pan-001-2025-10-07"/>
     <w:p>
       <w:pPr>
         <w:pStyle w:val="Heading5"/>
@@ -4171,8 +4171,8 @@
         <w:t xml:space="preserve">Referencia a V.5_Pasos_Nivel_Detalle_v1.0.md (pendiente crear)</w:t>
       </w:r>
     </w:p>
-    <w:bookmarkEnd w:id="52"/>
-    <w:bookmarkStart w:id="53" w:name="dt-pan-002-2025-10-07"/>
+    <w:bookmarkEnd w:id="41"/>
+    <w:bookmarkStart w:id="42" w:name="dt-pan-002-2025-10-07"/>
     <w:p>
       <w:pPr>
         <w:pStyle w:val="Heading5"/>
@@ -4376,11 +4376,11 @@
         </w:pict>
       </w:r>
     </w:p>
-    <w:bookmarkEnd w:id="53"/>
-    <w:bookmarkEnd w:id="54"/>
-    <w:bookmarkEnd w:id="55"/>
-    <w:bookmarkEnd w:id="56"/>
-    <w:bookmarkStart w:id="60" w:name="análisis-de-impacto-consolidado"/>
+    <w:bookmarkEnd w:id="42"/>
+    <w:bookmarkEnd w:id="43"/>
+    <w:bookmarkEnd w:id="44"/>
+    <w:bookmarkEnd w:id="45"/>
+    <w:bookmarkStart w:id="49" w:name="análisis-de-impacto-consolidado"/>
     <w:p>
       <w:pPr>
         <w:pStyle w:val="Heading2"/>
@@ -4389,7 +4389,7 @@
         <w:t xml:space="preserve">📊 ANÁLISIS DE IMPACTO CONSOLIDADO</w:t>
       </w:r>
     </w:p>
-    <w:bookmarkStart w:id="57" w:name="impacto-presupuestal-por-tipo-de-cambio"/>
+    <w:bookmarkStart w:id="46" w:name="impacto-presupuestal-por-tipo-de-cambio"/>
     <w:p>
       <w:pPr>
         <w:pStyle w:val="Heading3"/>
@@ -4793,8 +4793,8 @@
         </w:tc>
       </w:tr>
     </w:tbl>
-    <w:bookmarkEnd w:id="57"/>
-    <w:bookmarkStart w:id="58" w:name="distribución-por-sistema"/>
+    <w:bookmarkEnd w:id="46"/>
+    <w:bookmarkStart w:id="47" w:name="distribución-por-sistema"/>
     <w:p>
       <w:pPr>
         <w:pStyle w:val="Heading3"/>
@@ -5058,7 +5058,7 @@
               <w:jc w:val="left"/>
             </w:pPr>
             <w:r>
-              <w:t xml:space="preserve">ATP</w:t>
+              <w:t xml:space="preserve">PTC</w:t>
             </w:r>
           </w:p>
         </w:tc>
@@ -5164,8 +5164,8 @@
         </w:tc>
       </w:tr>
     </w:tbl>
-    <w:bookmarkEnd w:id="58"/>
-    <w:bookmarkStart w:id="59" w:name="riesgos-mitigados"/>
+    <w:bookmarkEnd w:id="47"/>
+    <w:bookmarkStart w:id="48" w:name="riesgos-mitigados"/>
     <w:p>
       <w:pPr>
         <w:pStyle w:val="Heading3"/>
@@ -5427,7 +5427,7 @@
               <w:jc w:val="left"/>
             </w:pPr>
             <w:r>
-              <w:t xml:space="preserve">DT-ENCE-004, DT-ATP-001</w:t>
+              <w:t xml:space="preserve">DT-ENCE-004, DT-PTC-001</w:t>
             </w:r>
           </w:p>
         </w:tc>
@@ -5508,9 +5508,9 @@
         </w:pict>
       </w:r>
     </w:p>
-    <w:bookmarkEnd w:id="59"/>
-    <w:bookmarkEnd w:id="60"/>
-    <w:bookmarkStart w:id="67" w:name="trazabilidad-documental"/>
+    <w:bookmarkEnd w:id="48"/>
+    <w:bookmarkEnd w:id="49"/>
+    <w:bookmarkStart w:id="56" w:name="trazabilidad-documental"/>
     <w:p>
       <w:pPr>
         <w:pStyle w:val="Heading2"/>
@@ -5519,7 +5519,7 @@
         <w:t xml:space="preserve">📚 TRAZABILIDAD DOCUMENTAL</w:t>
       </w:r>
     </w:p>
-    <w:bookmarkStart w:id="61" w:name="nivel-1-wbs-y-planificación"/>
+    <w:bookmarkStart w:id="50" w:name="nivel-1-wbs-y-planificación"/>
     <w:p>
       <w:pPr>
         <w:pStyle w:val="Heading3"/>
@@ -5592,8 +5592,8 @@
         <w:t xml:space="preserve">Interfaces HTML (EDT Detalle, Presupuesto, Cronograma) - Sincronizadas</w:t>
       </w:r>
     </w:p>
-    <w:bookmarkEnd w:id="61"/>
-    <w:bookmarkStart w:id="62" w:name="nivel-2-ingeniería-de-detalle"/>
+    <w:bookmarkEnd w:id="50"/>
+    <w:bookmarkStart w:id="51" w:name="nivel-2-ingeniería-de-detalle"/>
     <w:p>
       <w:pPr>
         <w:pStyle w:val="Heading3"/>
@@ -5654,8 +5654,8 @@
         <w:t xml:space="preserve">- Versionado por DT-CTC-001</w:t>
       </w:r>
     </w:p>
-    <w:bookmarkEnd w:id="62"/>
-    <w:bookmarkStart w:id="63" w:name="nivel-3-ingeniería-conceptual"/>
+    <w:bookmarkEnd w:id="51"/>
+    <w:bookmarkStart w:id="52" w:name="nivel-3-ingeniería-conceptual"/>
     <w:p>
       <w:pPr>
         <w:pStyle w:val="Heading3"/>
@@ -5686,8 +5686,8 @@
         <w:t xml:space="preserve">Pendiente actualizar según DTs aplicables</w:t>
       </w:r>
     </w:p>
-    <w:bookmarkEnd w:id="63"/>
-    <w:bookmarkStart w:id="64" w:name="nivel-4-documentos-maestros"/>
+    <w:bookmarkEnd w:id="52"/>
+    <w:bookmarkStart w:id="53" w:name="nivel-4-documentos-maestros"/>
     <w:p>
       <w:pPr>
         <w:pStyle w:val="Heading3"/>
@@ -5748,8 +5748,8 @@
         <w:t xml:space="preserve">- Trazabilidad completa</w:t>
       </w:r>
     </w:p>
-    <w:bookmarkEnd w:id="64"/>
-    <w:bookmarkStart w:id="65" w:name="nivel-5-entregables-consolidados"/>
+    <w:bookmarkEnd w:id="53"/>
+    <w:bookmarkStart w:id="54" w:name="nivel-5-entregables-consolidados"/>
     <w:p>
       <w:pPr>
         <w:pStyle w:val="Heading3"/>
@@ -5792,8 +5792,8 @@
         <w:t xml:space="preserve">8 archivos Master sincronizados</w:t>
       </w:r>
     </w:p>
-    <w:bookmarkEnd w:id="65"/>
-    <w:bookmarkStart w:id="66" w:name="nivel-6-índices"/>
+    <w:bookmarkEnd w:id="54"/>
+    <w:bookmarkStart w:id="55" w:name="nivel-6-índices"/>
     <w:p>
       <w:pPr>
         <w:pStyle w:val="Heading3"/>
@@ -5831,9 +5831,9 @@
         </w:pict>
       </w:r>
     </w:p>
-    <w:bookmarkEnd w:id="66"/>
-    <w:bookmarkEnd w:id="67"/>
-    <w:bookmarkStart w:id="69" w:name="proceso-de-sincronización"/>
+    <w:bookmarkEnd w:id="55"/>
+    <w:bookmarkEnd w:id="56"/>
+    <w:bookmarkStart w:id="58" w:name="proceso-de-sincronización"/>
     <w:p>
       <w:pPr>
         <w:pStyle w:val="Heading2"/>
@@ -5842,7 +5842,7 @@
         <w:t xml:space="preserve">🔄 PROCESO DE SINCRONIZACIÓN</w:t>
       </w:r>
     </w:p>
-    <w:bookmarkStart w:id="68" w:name="X1b7861e8c56621f35252dac76a6a98cb701f6e4"/>
+    <w:bookmarkStart w:id="57" w:name="X1b7861e8c56621f35252dac76a6a98cb701f6e4"/>
     <w:p>
       <w:pPr>
         <w:pStyle w:val="Heading3"/>
@@ -6017,9 +6017,9 @@
         </w:pict>
       </w:r>
     </w:p>
-    <w:bookmarkEnd w:id="68"/>
-    <w:bookmarkEnd w:id="69"/>
-    <w:bookmarkStart w:id="73" w:name="para-stakeholders"/>
+    <w:bookmarkEnd w:id="57"/>
+    <w:bookmarkEnd w:id="58"/>
+    <w:bookmarkStart w:id="62" w:name="para-stakeholders"/>
     <w:p>
       <w:pPr>
         <w:pStyle w:val="Heading2"/>
@@ -6028,7 +6028,7 @@
         <w:t xml:space="preserve">👥 PARA STAKEHOLDERS</w:t>
       </w:r>
     </w:p>
-    <w:bookmarkStart w:id="70" w:name="resumen-para-dirección"/>
+    <w:bookmarkStart w:id="59" w:name="resumen-para-dirección"/>
     <w:p>
       <w:pPr>
         <w:pStyle w:val="Heading3"/>
@@ -6151,8 +6151,8 @@
         <w:t xml:space="preserve">DT → Documento V.X → Carpeta X</w:t>
       </w:r>
     </w:p>
-    <w:bookmarkEnd w:id="70"/>
-    <w:bookmarkStart w:id="71" w:name="acciones-requeridas"/>
+    <w:bookmarkEnd w:id="59"/>
+    <w:bookmarkStart w:id="60" w:name="acciones-requeridas"/>
     <w:p>
       <w:pPr>
         <w:pStyle w:val="Heading3"/>
@@ -6231,8 +6231,8 @@
         <w:t xml:space="preserve">de cambios con impacto &gt;5% en ítems individuales</w:t>
       </w:r>
     </w:p>
-    <w:bookmarkEnd w:id="71"/>
-    <w:bookmarkStart w:id="72" w:name="beneficios-obtenidos"/>
+    <w:bookmarkEnd w:id="60"/>
+    <w:bookmarkStart w:id="61" w:name="beneficios-obtenidos"/>
     <w:p>
       <w:pPr>
         <w:pStyle w:val="Heading3"/>
@@ -6312,9 +6312,9 @@
         </w:pict>
       </w:r>
     </w:p>
-    <w:bookmarkEnd w:id="72"/>
-    <w:bookmarkEnd w:id="73"/>
-    <w:bookmarkStart w:id="74" w:name="contacto-y-aprobaciones"/>
+    <w:bookmarkEnd w:id="61"/>
+    <w:bookmarkEnd w:id="62"/>
+    <w:bookmarkStart w:id="63" w:name="contacto-y-aprobaciones"/>
     <w:p>
       <w:pPr>
         <w:pStyle w:val="Heading2"/>
@@ -6478,8 +6478,8 @@
         <w:t xml:space="preserve">OPERATIVO ✅</w:t>
       </w:r>
     </w:p>
-    <w:bookmarkEnd w:id="74"/>
-    <w:bookmarkEnd w:id="75"/>
+    <w:bookmarkEnd w:id="63"/>
+    <w:bookmarkEnd w:id="64"/>
     <w:sectPr>
       <w:footnotePr>
         <w:numRestart w:val="eachSect"/>
@@ -6951,10 +6951,10 @@
   <w:docDefaults>
     <w:rPrDefault>
       <w:rPr>
-        <w:rFonts w:asciiTheme="minorHAnsi" w:cstheme="minorBidi" w:eastAsiaTheme="minorHAnsi" w:hAnsiTheme="minorHAnsi"/>
+        <w:rFonts w:asciiTheme="minorHAnsi" w:cstheme="minorBidi" w:eastAsiaTheme="minorEastAsia" w:hAnsiTheme="minorHAnsi"/>
         <w:sz w:val="24"/>
         <w:szCs w:val="24"/>
-        <w:lang w:bidi="ar-SA" w:eastAsia="en-US" w:val="en-US"/>
+        <w:lang w:bidi="ar-SA" w:eastAsia="zh-CN" w:val="en-US"/>
       </w:rPr>
     </w:rPrDefault>
     <w:pPrDefault>
@@ -7006,8 +7006,6 @@
     </w:pPr>
     <w:rPr>
       <w:rFonts w:asciiTheme="majorHAnsi" w:cstheme="majorBidi" w:eastAsiaTheme="majorEastAsia" w:hAnsiTheme="majorHAnsi"/>
-      <w:spacing w:val="-10"/>
-      <w:kern w:val="28"/>
       <w:sz w:val="56"/>
       <w:szCs w:val="56"/>
     </w:rPr>
@@ -7020,8 +7018,6 @@
     <w:rsid w:val="00A10FD9"/>
     <w:rPr>
       <w:rFonts w:asciiTheme="majorHAnsi" w:cstheme="majorBidi" w:eastAsiaTheme="majorEastAsia" w:hAnsiTheme="majorHAnsi"/>
-      <w:spacing w:val="-10"/>
-      <w:kern w:val="28"/>
       <w:sz w:val="56"/>
       <w:szCs w:val="56"/>
     </w:rPr>
@@ -7062,23 +7058,31 @@
   </w:style>
   <w:style w:customStyle="1" w:styleId="Author" w:type="paragraph">
     <w:name w:val="Author"/>
+    <w:basedOn w:val="Title"/>
     <w:next w:val="BodyText"/>
     <w:qFormat/>
     <w:pPr>
       <w:keepNext/>
       <w:keepLines/>
-      <w:jc w:val="center"/>
     </w:pPr>
+    <w:rPr>
+      <w:sz w:val="24"/>
+      <w:szCs w:val="24"/>
+    </w:rPr>
   </w:style>
   <w:style w:styleId="Date" w:type="paragraph">
     <w:name w:val="Date"/>
+    <w:basedOn w:val="Title"/>
     <w:next w:val="BodyText"/>
     <w:qFormat/>
     <w:pPr>
       <w:keepNext/>
       <w:keepLines/>
-      <w:jc w:val="center"/>
     </w:pPr>
+    <w:rPr>
+      <w:sz w:val="24"/>
+      <w:szCs w:val="24"/>
+    </w:rPr>
   </w:style>
   <w:style w:customStyle="1" w:styleId="AbstractTitle" w:type="paragraph">
     <w:name w:val="Abstract Title"/>
@@ -7491,13 +7495,6 @@
       </w:tblCellMar>
     </w:tblPr>
     <w:tblStylePr w:type="firstRow">
-      <w:tblPr>
-        <w:jc w:val="left"/>
-        <w:tblInd w:type="dxa" w:w="0"/>
-      </w:tblPr>
-      <w:trPr>
-        <w:jc w:val="left"/>
-      </w:trPr>
       <w:tcPr>
         <w:tcBorders>
           <w:bottom w:val="single"/>

--- a/X_ENTREGABLES_CONSOLIDADOS/8_DOCUMENTOS_SERVIDOS/WORD/GESTION_EJECUTIVO_Cambios_y_Decisiones_Tecnicas.docx
+++ b/X_ENTREGABLES_CONSOLIDADOS/8_DOCUMENTOS_SERVIDOS/WORD/GESTION_EJECUTIVO_Cambios_y_Decisiones_Tecnicas.docx
@@ -28,7 +28,7 @@
         </w:p>
       </w:sdtContent>
     </w:sdt>
-    <w:bookmarkStart w:id="64" w:name="X09e30441e07df7bea055a4ae16232a9fc0d1472"/>
+    <w:bookmarkStart w:id="75" w:name="X09e30441e07df7bea055a4ae16232a9fc0d1472"/>
     <w:p>
       <w:pPr>
         <w:pStyle w:val="Heading1"/>
@@ -43,8 +43,8 @@
       </w:pPr>
       <w:r>
         <w:rPr>
-          <w:b/>
-          <w:bCs/>
+          <w:bCs/>
+          <w:b/>
         </w:rPr>
         <w:t xml:space="preserve">Proyecto:</w:t>
       </w:r>
@@ -59,8 +59,8 @@
       </w:r>
       <w:r>
         <w:rPr>
-          <w:b/>
-          <w:bCs/>
+          <w:bCs/>
+          <w:b/>
         </w:rPr>
         <w:t xml:space="preserve">Versión Sistema WBS:</w:t>
       </w:r>
@@ -75,8 +75,8 @@
       </w:r>
       <w:r>
         <w:rPr>
-          <w:b/>
-          <w:bCs/>
+          <w:bCs/>
+          <w:b/>
         </w:rPr>
         <w:t xml:space="preserve">Fecha de actualización:</w:t>
       </w:r>
@@ -91,8 +91,8 @@
       </w:r>
       <w:r>
         <w:rPr>
-          <w:b/>
-          <w:bCs/>
+          <w:bCs/>
+          <w:b/>
         </w:rPr>
         <w:t xml:space="preserve">Estado:</w:t>
       </w:r>
@@ -110,7 +110,7 @@
         </w:pict>
       </w:r>
     </w:p>
-    <w:bookmarkStart w:id="10" w:name="resumen-ejecutivo"/>
+    <w:bookmarkStart w:id="21" w:name="resumen-ejecutivo"/>
     <w:p>
       <w:pPr>
         <w:pStyle w:val="Heading2"/>
@@ -131,8 +131,8 @@
       </w:r>
       <w:r>
         <w:rPr>
-          <w:b/>
-          <w:bCs/>
+          <w:bCs/>
+          <w:b/>
         </w:rPr>
         <w:t xml:space="preserve">Decisiones Técnicas (DT)</w:t>
       </w:r>
@@ -143,15 +143,15 @@
         <w:t xml:space="preserve">ejecutadas en el proyecto, con su impacto presupuestal, justificaciones y trazabilidad completa. Es el documento de referencia para stakeholders que requieren entender los cambios técnicos y sus fundamentos.</w:t>
       </w:r>
     </w:p>
-    <w:bookmarkStart w:id="9" w:name="estadísticas-generales"/>
+    <w:bookmarkStart w:id="20" w:name="estadísticas-generales"/>
     <w:p>
       <w:pPr>
         <w:pStyle w:val="Heading3"/>
       </w:pPr>
       <w:r>
         <w:rPr>
-          <w:b/>
-          <w:bCs/>
+          <w:bCs/>
+          <w:b/>
         </w:rPr>
         <w:t xml:space="preserve">📊 ESTADÍSTICAS GENERALES</w:t>
       </w:r>
@@ -160,8 +160,9 @@
       <w:tblPr>
         <w:tblStyle w:val="Table"/>
         <w:tblW w:type="pct" w:w="5000"/>
+        <w:tblLook w:firstRow="1" w:lastRow="0" w:firstColumn="0" w:lastColumn="0" w:noHBand="0" w:noVBand="0" w:val="0020"/>
+        <w:jc w:val="start"/>
         <w:tblLayout w:type="fixed"/>
-        <w:tblLook w:firstRow="1" w:lastRow="0" w:firstColumn="0" w:lastColumn="0" w:noHBand="0" w:noVBand="0" w:val="0020"/>
       </w:tblPr>
       <w:tblGrid>
         <w:gridCol w:w="4455"/>
@@ -169,7 +170,7 @@
       </w:tblGrid>
       <w:tr>
         <w:trPr>
-          <w:tblHeader w:val="on"/>
+          <w:tblHeader w:val="true"/>
         </w:trPr>
         <w:tc>
           <w:tcPr/>
@@ -206,8 +207,8 @@
             </w:pPr>
             <w:r>
               <w:rPr>
+                <w:bCs/>
                 <w:b/>
-                <w:bCs/>
               </w:rPr>
               <w:t xml:space="preserve">Total DTs ejecutadas</w:t>
             </w:r>
@@ -236,8 +237,8 @@
             </w:pPr>
             <w:r>
               <w:rPr>
+                <w:bCs/>
                 <w:b/>
-                <w:bCs/>
               </w:rPr>
               <w:t xml:space="preserve">Sistemas afectados</w:t>
             </w:r>
@@ -266,8 +267,8 @@
             </w:pPr>
             <w:r>
               <w:rPr>
+                <w:bCs/>
                 <w:b/>
-                <w:bCs/>
               </w:rPr>
               <w:t xml:space="preserve">Ítems WBS modificados</w:t>
             </w:r>
@@ -296,8 +297,8 @@
             </w:pPr>
             <w:r>
               <w:rPr>
+                <w:bCs/>
                 <w:b/>
-                <w:bCs/>
               </w:rPr>
               <w:t xml:space="preserve">Impacto presupuestal neto</w:t>
             </w:r>
@@ -326,8 +327,8 @@
             </w:pPr>
             <w:r>
               <w:rPr>
+                <w:bCs/>
                 <w:b/>
-                <w:bCs/>
               </w:rPr>
               <w:t xml:space="preserve">Riesgos mitigados</w:t>
             </w:r>
@@ -356,8 +357,8 @@
             </w:pPr>
             <w:r>
               <w:rPr>
+                <w:bCs/>
                 <w:b/>
-                <w:bCs/>
               </w:rPr>
               <w:t xml:space="preserve">Documentos V.X actualizados</w:t>
             </w:r>
@@ -384,9 +385,9 @@
         </w:pict>
       </w:r>
     </w:p>
-    <w:bookmarkEnd w:id="9"/>
-    <w:bookmarkEnd w:id="10"/>
-    <w:bookmarkStart w:id="45" w:name="decisiones-técnicas-por-sistema"/>
+    <w:bookmarkEnd w:id="20"/>
+    <w:bookmarkEnd w:id="21"/>
+    <w:bookmarkStart w:id="56" w:name="decisiones-técnicas-por-sistema"/>
     <w:p>
       <w:pPr>
         <w:pStyle w:val="Heading2"/>
@@ -395,7 +396,7 @@
         <w:t xml:space="preserve">📋 DECISIONES TÉCNICAS POR SISTEMA</w:t>
       </w:r>
     </w:p>
-    <w:bookmarkStart w:id="24" w:name="sistema-1-control-y-señalización"/>
+    <w:bookmarkStart w:id="35" w:name="sistema-1-control-y-senalización"/>
     <w:p>
       <w:pPr>
         <w:pStyle w:val="Heading3"/>
@@ -408,50 +409,50 @@
       </w:r>
       <w:r>
         <w:rPr>
-          <w:b/>
-          <w:bCs/>
-        </w:rPr>
-        <w:t xml:space="preserve">SISTEMA 1: CONTROL Y SEÑALIZACIÓN</w:t>
-      </w:r>
-    </w:p>
-    <w:bookmarkStart w:id="15" w:name="ctc-control-centralizado-de-tráfico"/>
+          <w:bCs/>
+          <w:b/>
+        </w:rPr>
+        <w:t xml:space="preserve">SISTEMA 1: CONTROL Y SENALIZACIÓN</w:t>
+      </w:r>
+    </w:p>
+    <w:bookmarkStart w:id="26" w:name="ctc-control-centralizado-de-tráfico"/>
     <w:p>
       <w:pPr>
         <w:pStyle w:val="Heading4"/>
       </w:pPr>
       <w:r>
         <w:rPr>
-          <w:b/>
-          <w:bCs/>
+          <w:bCs/>
+          <w:b/>
         </w:rPr>
         <w:t xml:space="preserve">1.1 CTC (Control Centralizado de Tráfico)</w:t>
       </w:r>
     </w:p>
-    <w:bookmarkStart w:id="11" w:name="dt-ctc-001-2025-10-07"/>
+    <w:bookmarkStart w:id="22" w:name="dt-ctc-001-2025-10-07"/>
     <w:p>
       <w:pPr>
         <w:pStyle w:val="Heading5"/>
       </w:pPr>
       <w:r>
         <w:rPr>
-          <w:b/>
-          <w:bCs/>
+          <w:bCs/>
+          <w:b/>
         </w:rPr>
         <w:t xml:space="preserve">DT-CTC-001-2025-10-07</w:t>
       </w:r>
     </w:p>
     <w:p>
       <w:pPr>
-        <w:pStyle w:val="Compact"/>
         <w:numPr>
           <w:ilvl w:val="0"/>
           <w:numId w:val="1001"/>
         </w:numPr>
-      </w:pPr>
-      <w:r>
-        <w:rPr>
-          <w:b/>
-          <w:bCs/>
+        <w:pStyle w:val="Compact"/>
+      </w:pPr>
+      <w:r>
+        <w:rPr>
+          <w:bCs/>
+          <w:b/>
         </w:rPr>
         <w:t xml:space="preserve">Ítem WBS:</w:t>
       </w:r>
@@ -464,16 +465,16 @@
     </w:p>
     <w:p>
       <w:pPr>
-        <w:pStyle w:val="Compact"/>
         <w:numPr>
           <w:ilvl w:val="0"/>
           <w:numId w:val="1001"/>
         </w:numPr>
-      </w:pPr>
-      <w:r>
-        <w:rPr>
-          <w:b/>
-          <w:bCs/>
+        <w:pStyle w:val="Compact"/>
+      </w:pPr>
+      <w:r>
+        <w:rPr>
+          <w:bCs/>
+          <w:b/>
         </w:rPr>
         <w:t xml:space="preserve">Tipo:</w:t>
       </w:r>
@@ -486,16 +487,16 @@
     </w:p>
     <w:p>
       <w:pPr>
-        <w:pStyle w:val="Compact"/>
         <w:numPr>
           <w:ilvl w:val="0"/>
           <w:numId w:val="1001"/>
         </w:numPr>
-      </w:pPr>
-      <w:r>
-        <w:rPr>
-          <w:b/>
-          <w:bCs/>
+        <w:pStyle w:val="Compact"/>
+      </w:pPr>
+      <w:r>
+        <w:rPr>
+          <w:bCs/>
+          <w:b/>
         </w:rPr>
         <w:t xml:space="preserve">Cambio:</w:t>
       </w:r>
@@ -508,16 +509,16 @@
     </w:p>
     <w:p>
       <w:pPr>
-        <w:pStyle w:val="Compact"/>
         <w:numPr>
           <w:ilvl w:val="0"/>
           <w:numId w:val="1001"/>
         </w:numPr>
-      </w:pPr>
-      <w:r>
-        <w:rPr>
-          <w:b/>
-          <w:bCs/>
+        <w:pStyle w:val="Compact"/>
+      </w:pPr>
+      <w:r>
+        <w:rPr>
+          <w:bCs/>
+          <w:b/>
         </w:rPr>
         <w:t xml:space="preserve">Justificación:</w:t>
       </w:r>
@@ -530,16 +531,16 @@
     </w:p>
     <w:p>
       <w:pPr>
-        <w:pStyle w:val="Compact"/>
         <w:numPr>
           <w:ilvl w:val="0"/>
           <w:numId w:val="1001"/>
         </w:numPr>
-      </w:pPr>
-      <w:r>
-        <w:rPr>
-          <w:b/>
-          <w:bCs/>
+        <w:pStyle w:val="Compact"/>
+      </w:pPr>
+      <w:r>
+        <w:rPr>
+          <w:bCs/>
+          <w:b/>
         </w:rPr>
         <w:t xml:space="preserve">Impacto:</w:t>
       </w:r>
@@ -552,16 +553,16 @@
     </w:p>
     <w:p>
       <w:pPr>
-        <w:pStyle w:val="Compact"/>
         <w:numPr>
           <w:ilvl w:val="0"/>
           <w:numId w:val="1001"/>
         </w:numPr>
-      </w:pPr>
-      <w:r>
-        <w:rPr>
-          <w:b/>
-          <w:bCs/>
+        <w:pStyle w:val="Compact"/>
+      </w:pPr>
+      <w:r>
+        <w:rPr>
+          <w:bCs/>
+          <w:b/>
         </w:rPr>
         <w:t xml:space="preserve">Estado:</w:t>
       </w:r>
@@ -574,16 +575,16 @@
     </w:p>
     <w:p>
       <w:pPr>
-        <w:pStyle w:val="Compact"/>
         <w:numPr>
           <w:ilvl w:val="0"/>
           <w:numId w:val="1001"/>
         </w:numPr>
-      </w:pPr>
-      <w:r>
-        <w:rPr>
-          <w:b/>
-          <w:bCs/>
+        <w:pStyle w:val="Compact"/>
+      </w:pPr>
+      <w:r>
+        <w:rPr>
+          <w:bCs/>
+          <w:b/>
         </w:rPr>
         <w:t xml:space="preserve">Documento V.X:</w:t>
       </w:r>
@@ -594,32 +595,32 @@
         <w:t xml:space="preserve">V.3_Sistemas_Comunicacion_Detalle_v5.5.md</w:t>
       </w:r>
     </w:p>
-    <w:bookmarkEnd w:id="11"/>
-    <w:bookmarkStart w:id="12" w:name="dt-ctc-002-2025-10-08"/>
+    <w:bookmarkEnd w:id="22"/>
+    <w:bookmarkStart w:id="23" w:name="dt-ctc-002-2025-10-08"/>
     <w:p>
       <w:pPr>
         <w:pStyle w:val="Heading5"/>
       </w:pPr>
       <w:r>
         <w:rPr>
-          <w:b/>
-          <w:bCs/>
+          <w:bCs/>
+          <w:b/>
         </w:rPr>
         <w:t xml:space="preserve">DT-CTC-002-2025-10-08</w:t>
       </w:r>
     </w:p>
     <w:p>
       <w:pPr>
-        <w:pStyle w:val="Compact"/>
         <w:numPr>
           <w:ilvl w:val="0"/>
           <w:numId w:val="1002"/>
         </w:numPr>
-      </w:pPr>
-      <w:r>
-        <w:rPr>
-          <w:b/>
-          <w:bCs/>
+        <w:pStyle w:val="Compact"/>
+      </w:pPr>
+      <w:r>
+        <w:rPr>
+          <w:bCs/>
+          <w:b/>
         </w:rPr>
         <w:t xml:space="preserve">Ítem WBS:</w:t>
       </w:r>
@@ -632,16 +633,16 @@
     </w:p>
     <w:p>
       <w:pPr>
-        <w:pStyle w:val="Compact"/>
         <w:numPr>
           <w:ilvl w:val="0"/>
           <w:numId w:val="1002"/>
         </w:numPr>
-      </w:pPr>
-      <w:r>
-        <w:rPr>
-          <w:b/>
-          <w:bCs/>
+        <w:pStyle w:val="Compact"/>
+      </w:pPr>
+      <w:r>
+        <w:rPr>
+          <w:bCs/>
+          <w:b/>
         </w:rPr>
         <w:t xml:space="preserve">Tipo:</w:t>
       </w:r>
@@ -654,16 +655,16 @@
     </w:p>
     <w:p>
       <w:pPr>
-        <w:pStyle w:val="Compact"/>
         <w:numPr>
           <w:ilvl w:val="0"/>
           <w:numId w:val="1002"/>
         </w:numPr>
-      </w:pPr>
-      <w:r>
-        <w:rPr>
-          <w:b/>
-          <w:bCs/>
+        <w:pStyle w:val="Compact"/>
+      </w:pPr>
+      <w:r>
+        <w:rPr>
+          <w:bCs/>
+          <w:b/>
         </w:rPr>
         <w:t xml:space="preserve">Cambio:</w:t>
       </w:r>
@@ -676,16 +677,16 @@
     </w:p>
     <w:p>
       <w:pPr>
-        <w:pStyle w:val="Compact"/>
         <w:numPr>
           <w:ilvl w:val="0"/>
           <w:numId w:val="1002"/>
         </w:numPr>
-      </w:pPr>
-      <w:r>
-        <w:rPr>
-          <w:b/>
-          <w:bCs/>
+        <w:pStyle w:val="Compact"/>
+      </w:pPr>
+      <w:r>
+        <w:rPr>
+          <w:bCs/>
+          <w:b/>
         </w:rPr>
         <w:t xml:space="preserve">Justificación:</w:t>
       </w:r>
@@ -693,32 +694,32 @@
         <w:t xml:space="preserve"> </w:t>
       </w:r>
       <w:r>
-        <w:t xml:space="preserve">Gestión integral 526 km, arquitectura virtualizada, sin señalización física tradicional, PTC embarcado + 5 ENCE</w:t>
-      </w:r>
-    </w:p>
-    <w:p>
-      <w:pPr>
-        <w:pStyle w:val="Compact"/>
+        <w:t xml:space="preserve">Gestión integral 526 km, arquitectura virtualizada, sin Filosofía PTC Virtual tradicional, PTC embarcado + 5 ENCE</w:t>
+      </w:r>
+    </w:p>
+    <w:p>
+      <w:pPr>
         <w:numPr>
           <w:ilvl w:val="0"/>
           <w:numId w:val="1002"/>
         </w:numPr>
-      </w:pPr>
-      <w:r>
-        <w:rPr>
-          <w:b/>
-          <w:bCs/>
+        <w:pStyle w:val="Compact"/>
+      </w:pPr>
+      <w:r>
+        <w:rPr>
+          <w:bCs/>
+          <w:b/>
         </w:rPr>
         <w:t xml:space="preserve">Capacidades justificadas:</w:t>
       </w:r>
     </w:p>
     <w:p>
       <w:pPr>
-        <w:pStyle w:val="Compact"/>
         <w:numPr>
           <w:ilvl w:val="1"/>
           <w:numId w:val="1003"/>
         </w:numPr>
+        <w:pStyle w:val="Compact"/>
       </w:pPr>
       <w:r>
         <w:t xml:space="preserve">Gestión 526 km de corredor</w:t>
@@ -726,11 +727,11 @@
     </w:p>
     <w:p>
       <w:pPr>
-        <w:pStyle w:val="Compact"/>
         <w:numPr>
           <w:ilvl w:val="1"/>
           <w:numId w:val="1003"/>
         </w:numPr>
+        <w:pStyle w:val="Compact"/>
       </w:pPr>
       <w:r>
         <w:t xml:space="preserve">Arquitectura completamente virtualizada</w:t>
@@ -738,11 +739,11 @@
     </w:p>
     <w:p>
       <w:pPr>
-        <w:pStyle w:val="Compact"/>
         <w:numPr>
           <w:ilvl w:val="1"/>
           <w:numId w:val="1003"/>
         </w:numPr>
+        <w:pStyle w:val="Compact"/>
       </w:pPr>
       <w:r>
         <w:t xml:space="preserve">Integración PTC embarcado</w:t>
@@ -750,11 +751,11 @@
     </w:p>
     <w:p>
       <w:pPr>
-        <w:pStyle w:val="Compact"/>
         <w:numPr>
           <w:ilvl w:val="1"/>
           <w:numId w:val="1003"/>
         </w:numPr>
+        <w:pStyle w:val="Compact"/>
       </w:pPr>
       <w:r>
         <w:t xml:space="preserve">5 enclavamientos ENCE</w:t>
@@ -762,28 +763,28 @@
     </w:p>
     <w:p>
       <w:pPr>
-        <w:pStyle w:val="Compact"/>
         <w:numPr>
           <w:ilvl w:val="1"/>
           <w:numId w:val="1003"/>
         </w:numPr>
-      </w:pPr>
-      <w:r>
-        <w:t xml:space="preserve">Sin señalización física tradicional</w:t>
-      </w:r>
-    </w:p>
-    <w:p>
-      <w:pPr>
-        <w:pStyle w:val="Compact"/>
+        <w:pStyle w:val="Compact"/>
+      </w:pPr>
+      <w:r>
+        <w:t xml:space="preserve">Sin Filosofía PTC Virtual tradicional</w:t>
+      </w:r>
+    </w:p>
+    <w:p>
+      <w:pPr>
         <w:numPr>
           <w:ilvl w:val="0"/>
           <w:numId w:val="1002"/>
         </w:numPr>
-      </w:pPr>
-      <w:r>
-        <w:rPr>
-          <w:b/>
-          <w:bCs/>
+        <w:pStyle w:val="Compact"/>
+      </w:pPr>
+      <w:r>
+        <w:rPr>
+          <w:bCs/>
+          <w:b/>
         </w:rPr>
         <w:t xml:space="preserve">Impacto:</w:t>
       </w:r>
@@ -796,16 +797,16 @@
     </w:p>
     <w:p>
       <w:pPr>
-        <w:pStyle w:val="Compact"/>
         <w:numPr>
           <w:ilvl w:val="0"/>
           <w:numId w:val="1002"/>
         </w:numPr>
-      </w:pPr>
-      <w:r>
-        <w:rPr>
-          <w:b/>
-          <w:bCs/>
+        <w:pStyle w:val="Compact"/>
+      </w:pPr>
+      <w:r>
+        <w:rPr>
+          <w:bCs/>
+          <w:b/>
         </w:rPr>
         <w:t xml:space="preserve">Estado:</w:t>
       </w:r>
@@ -818,16 +819,16 @@
     </w:p>
     <w:p>
       <w:pPr>
-        <w:pStyle w:val="Compact"/>
         <w:numPr>
           <w:ilvl w:val="0"/>
           <w:numId w:val="1002"/>
         </w:numPr>
-      </w:pPr>
-      <w:r>
-        <w:rPr>
-          <w:b/>
-          <w:bCs/>
+        <w:pStyle w:val="Compact"/>
+      </w:pPr>
+      <w:r>
+        <w:rPr>
+          <w:bCs/>
+          <w:b/>
         </w:rPr>
         <w:t xml:space="preserve">Trazabilidad:</w:t>
       </w:r>
@@ -838,32 +839,32 @@
         <w:t xml:space="preserve">Apéndice Técnico 1 (AT1)</w:t>
       </w:r>
     </w:p>
-    <w:bookmarkEnd w:id="12"/>
-    <w:bookmarkStart w:id="13" w:name="dt-ctc-003-2025-10-08"/>
+    <w:bookmarkEnd w:id="23"/>
+    <w:bookmarkStart w:id="24" w:name="dt-ctc-003-2025-10-08"/>
     <w:p>
       <w:pPr>
         <w:pStyle w:val="Heading5"/>
       </w:pPr>
       <w:r>
         <w:rPr>
-          <w:b/>
-          <w:bCs/>
+          <w:bCs/>
+          <w:b/>
         </w:rPr>
         <w:t xml:space="preserve">DT-CTC-003-2025-10-08</w:t>
       </w:r>
     </w:p>
     <w:p>
       <w:pPr>
-        <w:pStyle w:val="Compact"/>
         <w:numPr>
           <w:ilvl w:val="0"/>
           <w:numId w:val="1004"/>
         </w:numPr>
-      </w:pPr>
-      <w:r>
-        <w:rPr>
-          <w:b/>
-          <w:bCs/>
+        <w:pStyle w:val="Compact"/>
+      </w:pPr>
+      <w:r>
+        <w:rPr>
+          <w:bCs/>
+          <w:b/>
         </w:rPr>
         <w:t xml:space="preserve">Ítem WBS:</w:t>
       </w:r>
@@ -876,16 +877,16 @@
     </w:p>
     <w:p>
       <w:pPr>
-        <w:pStyle w:val="Compact"/>
         <w:numPr>
           <w:ilvl w:val="0"/>
           <w:numId w:val="1004"/>
         </w:numPr>
-      </w:pPr>
-      <w:r>
-        <w:rPr>
-          <w:b/>
-          <w:bCs/>
+        <w:pStyle w:val="Compact"/>
+      </w:pPr>
+      <w:r>
+        <w:rPr>
+          <w:bCs/>
+          <w:b/>
         </w:rPr>
         <w:t xml:space="preserve">Tipo:</w:t>
       </w:r>
@@ -898,16 +899,16 @@
     </w:p>
     <w:p>
       <w:pPr>
-        <w:pStyle w:val="Compact"/>
         <w:numPr>
           <w:ilvl w:val="0"/>
           <w:numId w:val="1004"/>
         </w:numPr>
-      </w:pPr>
-      <w:r>
-        <w:rPr>
-          <w:b/>
-          <w:bCs/>
+        <w:pStyle w:val="Compact"/>
+      </w:pPr>
+      <w:r>
+        <w:rPr>
+          <w:bCs/>
+          <w:b/>
         </w:rPr>
         <w:t xml:space="preserve">Cambio:</w:t>
       </w:r>
@@ -920,16 +921,16 @@
     </w:p>
     <w:p>
       <w:pPr>
-        <w:pStyle w:val="Compact"/>
         <w:numPr>
           <w:ilvl w:val="0"/>
           <w:numId w:val="1004"/>
         </w:numPr>
-      </w:pPr>
-      <w:r>
-        <w:rPr>
-          <w:b/>
-          <w:bCs/>
+        <w:pStyle w:val="Compact"/>
+      </w:pPr>
+      <w:r>
+        <w:rPr>
+          <w:bCs/>
+          <w:b/>
         </w:rPr>
         <w:t xml:space="preserve">Justificación:</w:t>
       </w:r>
@@ -937,21 +938,21 @@
         <w:t xml:space="preserve"> </w:t>
       </w:r>
       <w:r>
-        <w:t xml:space="preserve">Clarificar que es arquitectura 100% virtual sin señales físicas</w:t>
-      </w:r>
-    </w:p>
-    <w:p>
-      <w:pPr>
-        <w:pStyle w:val="Compact"/>
+        <w:t xml:space="preserve">Clarificar que es arquitectura 100% virtual sin senales físicas</w:t>
+      </w:r>
+    </w:p>
+    <w:p>
+      <w:pPr>
         <w:numPr>
           <w:ilvl w:val="0"/>
           <w:numId w:val="1004"/>
         </w:numPr>
-      </w:pPr>
-      <w:r>
-        <w:rPr>
-          <w:b/>
-          <w:bCs/>
+        <w:pStyle w:val="Compact"/>
+      </w:pPr>
+      <w:r>
+        <w:rPr>
+          <w:bCs/>
+          <w:b/>
         </w:rPr>
         <w:t xml:space="preserve">Estado:</w:t>
       </w:r>
@@ -962,16 +963,16 @@
         <w:t xml:space="preserve">✅ Ejecutado</w:t>
       </w:r>
     </w:p>
-    <w:bookmarkEnd w:id="13"/>
-    <w:bookmarkStart w:id="14" w:name="dt-interfaces-001-2025-10-09-nueva"/>
+    <w:bookmarkEnd w:id="24"/>
+    <w:bookmarkStart w:id="25" w:name="dt-interfaces-001-2025-10-09-nueva"/>
     <w:p>
       <w:pPr>
         <w:pStyle w:val="Heading5"/>
       </w:pPr>
       <w:r>
         <w:rPr>
-          <w:b/>
-          <w:bCs/>
+          <w:bCs/>
+          <w:b/>
         </w:rPr>
         <w:t xml:space="preserve">DT-INTERFACES-001-2025-10-09</w:t>
       </w:r>
@@ -984,16 +985,16 @@
     </w:p>
     <w:p>
       <w:pPr>
-        <w:pStyle w:val="Compact"/>
         <w:numPr>
           <w:ilvl w:val="0"/>
           <w:numId w:val="1005"/>
         </w:numPr>
-      </w:pPr>
-      <w:r>
-        <w:rPr>
-          <w:b/>
-          <w:bCs/>
+        <w:pStyle w:val="Compact"/>
+      </w:pPr>
+      <w:r>
+        <w:rPr>
+          <w:bCs/>
+          <w:b/>
         </w:rPr>
         <w:t xml:space="preserve">Ítem WBS:</w:t>
       </w:r>
@@ -1006,16 +1007,16 @@
     </w:p>
     <w:p>
       <w:pPr>
-        <w:pStyle w:val="Compact"/>
         <w:numPr>
           <w:ilvl w:val="0"/>
           <w:numId w:val="1005"/>
         </w:numPr>
-      </w:pPr>
-      <w:r>
-        <w:rPr>
-          <w:b/>
-          <w:bCs/>
+        <w:pStyle w:val="Compact"/>
+      </w:pPr>
+      <w:r>
+        <w:rPr>
+          <w:bCs/>
+          <w:b/>
         </w:rPr>
         <w:t xml:space="preserve">Tipo:</w:t>
       </w:r>
@@ -1028,16 +1029,16 @@
     </w:p>
     <w:p>
       <w:pPr>
-        <w:pStyle w:val="Compact"/>
         <w:numPr>
           <w:ilvl w:val="0"/>
           <w:numId w:val="1005"/>
         </w:numPr>
-      </w:pPr>
-      <w:r>
-        <w:rPr>
-          <w:b/>
-          <w:bCs/>
+        <w:pStyle w:val="Compact"/>
+      </w:pPr>
+      <w:r>
+        <w:rPr>
+          <w:bCs/>
+          <w:b/>
         </w:rPr>
         <w:t xml:space="preserve">Cambio:</w:t>
       </w:r>
@@ -1050,27 +1051,27 @@
     </w:p>
     <w:p>
       <w:pPr>
-        <w:pStyle w:val="Compact"/>
         <w:numPr>
           <w:ilvl w:val="0"/>
           <w:numId w:val="1005"/>
         </w:numPr>
-      </w:pPr>
-      <w:r>
-        <w:rPr>
-          <w:b/>
-          <w:bCs/>
+        <w:pStyle w:val="Compact"/>
+      </w:pPr>
+      <w:r>
+        <w:rPr>
+          <w:bCs/>
+          <w:b/>
         </w:rPr>
         <w:t xml:space="preserve">Justificación técnica:</w:t>
       </w:r>
     </w:p>
     <w:p>
       <w:pPr>
-        <w:pStyle w:val="Compact"/>
         <w:numPr>
           <w:ilvl w:val="1"/>
           <w:numId w:val="1006"/>
         </w:numPr>
+        <w:pStyle w:val="Compact"/>
       </w:pPr>
       <w:r>
         <w:t xml:space="preserve">Bloque lógico de integración (NO hardware físico único)</w:t>
@@ -1078,11 +1079,11 @@
     </w:p>
     <w:p>
       <w:pPr>
-        <w:pStyle w:val="Compact"/>
         <w:numPr>
           <w:ilvl w:val="1"/>
           <w:numId w:val="1006"/>
         </w:numPr>
+        <w:pStyle w:val="Compact"/>
       </w:pPr>
       <w:r>
         <w:t xml:space="preserve">Conecta: CTC ↔ PTC/PTC VIRTUAL L2 ↔ FENOCO ↔ TETRA ↔ Fibra ↔ ITS</w:t>
@@ -1090,11 +1091,11 @@
     </w:p>
     <w:p>
       <w:pPr>
-        <w:pStyle w:val="Compact"/>
         <w:numPr>
           <w:ilvl w:val="1"/>
           <w:numId w:val="1006"/>
         </w:numPr>
+        <w:pStyle w:val="Compact"/>
       </w:pPr>
       <w:r>
         <w:t xml:space="preserve">Composición: Gateways industriales + Switches borde + Firewalls IEC 62443 + Middleware FRA/AREMA 918-4 + Licencias software</w:t>
@@ -1102,27 +1103,27 @@
     </w:p>
     <w:p>
       <w:pPr>
-        <w:pStyle w:val="Compact"/>
         <w:numPr>
           <w:ilvl w:val="0"/>
           <w:numId w:val="1005"/>
         </w:numPr>
-      </w:pPr>
-      <w:r>
-        <w:rPr>
-          <w:b/>
-          <w:bCs/>
+        <w:pStyle w:val="Compact"/>
+      </w:pPr>
+      <w:r>
+        <w:rPr>
+          <w:bCs/>
+          <w:b/>
         </w:rPr>
         <w:t xml:space="preserve">Alcance $150M incluye:</w:t>
       </w:r>
     </w:p>
     <w:p>
       <w:pPr>
-        <w:pStyle w:val="Compact"/>
         <w:numPr>
           <w:ilvl w:val="1"/>
           <w:numId w:val="1007"/>
         </w:numPr>
+        <w:pStyle w:val="Compact"/>
       </w:pPr>
       <w:r>
         <w:t xml:space="preserve">Licencias integración (protocolos, middleware)</w:t>
@@ -1130,11 +1131,11 @@
     </w:p>
     <w:p>
       <w:pPr>
-        <w:pStyle w:val="Compact"/>
         <w:numPr>
           <w:ilvl w:val="1"/>
           <w:numId w:val="1007"/>
         </w:numPr>
+        <w:pStyle w:val="Compact"/>
       </w:pPr>
       <w:r>
         <w:t xml:space="preserve">Configuración redundancia N+1</w:t>
@@ -1142,11 +1143,11 @@
     </w:p>
     <w:p>
       <w:pPr>
-        <w:pStyle w:val="Compact"/>
         <w:numPr>
           <w:ilvl w:val="1"/>
           <w:numId w:val="1007"/>
         </w:numPr>
+        <w:pStyle w:val="Compact"/>
       </w:pPr>
       <w:r>
         <w:t xml:space="preserve">Ensayos FAT/SAT interoperabilidad</w:t>
@@ -1154,11 +1155,11 @@
     </w:p>
     <w:p>
       <w:pPr>
-        <w:pStyle w:val="Compact"/>
         <w:numPr>
           <w:ilvl w:val="1"/>
           <w:numId w:val="1007"/>
         </w:numPr>
+        <w:pStyle w:val="Compact"/>
       </w:pPr>
       <w:r>
         <w:t xml:space="preserve">Integración entorno virtual</w:t>
@@ -1166,16 +1167,16 @@
     </w:p>
     <w:p>
       <w:pPr>
-        <w:pStyle w:val="Compact"/>
         <w:numPr>
           <w:ilvl w:val="0"/>
           <w:numId w:val="1005"/>
         </w:numPr>
-      </w:pPr>
-      <w:r>
-        <w:rPr>
-          <w:b/>
-          <w:bCs/>
+        <w:pStyle w:val="Compact"/>
+      </w:pPr>
+      <w:r>
+        <w:rPr>
+          <w:bCs/>
+          <w:b/>
         </w:rPr>
         <w:t xml:space="preserve">Riesgos mitigados:</w:t>
       </w:r>
@@ -1188,16 +1189,16 @@
     </w:p>
     <w:p>
       <w:pPr>
-        <w:pStyle w:val="Compact"/>
         <w:numPr>
           <w:ilvl w:val="0"/>
           <w:numId w:val="1005"/>
         </w:numPr>
-      </w:pPr>
-      <w:r>
-        <w:rPr>
-          <w:b/>
-          <w:bCs/>
+        <w:pStyle w:val="Compact"/>
+      </w:pPr>
+      <w:r>
+        <w:rPr>
+          <w:bCs/>
+          <w:b/>
         </w:rPr>
         <w:t xml:space="preserve">Metadata enriquecida:</w:t>
       </w:r>
@@ -1210,16 +1211,16 @@
     </w:p>
     <w:p>
       <w:pPr>
-        <w:pStyle w:val="Compact"/>
         <w:numPr>
           <w:ilvl w:val="0"/>
           <w:numId w:val="1005"/>
         </w:numPr>
-      </w:pPr>
-      <w:r>
-        <w:rPr>
-          <w:b/>
-          <w:bCs/>
+        <w:pStyle w:val="Compact"/>
+      </w:pPr>
+      <w:r>
+        <w:rPr>
+          <w:bCs/>
+          <w:b/>
         </w:rPr>
         <w:t xml:space="preserve">Estado:</w:t>
       </w:r>
@@ -1230,46 +1231,46 @@
         <w:t xml:space="preserve">✅ Ejecutado 2025-10-09</w:t>
       </w:r>
     </w:p>
-    <w:bookmarkEnd w:id="14"/>
-    <w:bookmarkEnd w:id="15"/>
-    <w:bookmarkStart w:id="21" w:name="enclavamientos-ence"/>
+    <w:bookmarkEnd w:id="25"/>
+    <w:bookmarkEnd w:id="26"/>
+    <w:bookmarkStart w:id="32" w:name="enclavamientos-ence"/>
     <w:p>
       <w:pPr>
         <w:pStyle w:val="Heading4"/>
       </w:pPr>
       <w:r>
         <w:rPr>
-          <w:b/>
-          <w:bCs/>
+          <w:bCs/>
+          <w:b/>
         </w:rPr>
         <w:t xml:space="preserve">1.3 Enclavamientos ENCE</w:t>
       </w:r>
     </w:p>
-    <w:bookmarkStart w:id="16" w:name="dt-ence-001-2025-10-07"/>
+    <w:bookmarkStart w:id="27" w:name="dt-ence-001-2025-10-07"/>
     <w:p>
       <w:pPr>
         <w:pStyle w:val="Heading5"/>
       </w:pPr>
       <w:r>
         <w:rPr>
-          <w:b/>
-          <w:bCs/>
+          <w:bCs/>
+          <w:b/>
         </w:rPr>
         <w:t xml:space="preserve">DT-ENCE-001-2025-10-07</w:t>
       </w:r>
     </w:p>
     <w:p>
       <w:pPr>
-        <w:pStyle w:val="Compact"/>
         <w:numPr>
           <w:ilvl w:val="0"/>
           <w:numId w:val="1008"/>
         </w:numPr>
-      </w:pPr>
-      <w:r>
-        <w:rPr>
-          <w:b/>
-          <w:bCs/>
+        <w:pStyle w:val="Compact"/>
+      </w:pPr>
+      <w:r>
+        <w:rPr>
+          <w:bCs/>
+          <w:b/>
         </w:rPr>
         <w:t xml:space="preserve">Ítem WBS:</w:t>
       </w:r>
@@ -1282,16 +1283,16 @@
     </w:p>
     <w:p>
       <w:pPr>
-        <w:pStyle w:val="Compact"/>
         <w:numPr>
           <w:ilvl w:val="0"/>
           <w:numId w:val="1008"/>
         </w:numPr>
-      </w:pPr>
-      <w:r>
-        <w:rPr>
-          <w:b/>
-          <w:bCs/>
+        <w:pStyle w:val="Compact"/>
+      </w:pPr>
+      <w:r>
+        <w:rPr>
+          <w:bCs/>
+          <w:b/>
         </w:rPr>
         <w:t xml:space="preserve">Tipo:</w:t>
       </w:r>
@@ -1304,16 +1305,16 @@
     </w:p>
     <w:p>
       <w:pPr>
-        <w:pStyle w:val="Compact"/>
         <w:numPr>
           <w:ilvl w:val="0"/>
           <w:numId w:val="1008"/>
         </w:numPr>
-      </w:pPr>
-      <w:r>
-        <w:rPr>
-          <w:b/>
-          <w:bCs/>
+        <w:pStyle w:val="Compact"/>
+      </w:pPr>
+      <w:r>
+        <w:rPr>
+          <w:bCs/>
+          <w:b/>
         </w:rPr>
         <w:t xml:space="preserve">Cambio:</w:t>
       </w:r>
@@ -1326,16 +1327,16 @@
     </w:p>
     <w:p>
       <w:pPr>
-        <w:pStyle w:val="Compact"/>
         <w:numPr>
           <w:ilvl w:val="0"/>
           <w:numId w:val="1008"/>
         </w:numPr>
-      </w:pPr>
-      <w:r>
-        <w:rPr>
-          <w:b/>
-          <w:bCs/>
+        <w:pStyle w:val="Compact"/>
+      </w:pPr>
+      <w:r>
+        <w:rPr>
+          <w:bCs/>
+          <w:b/>
         </w:rPr>
         <w:t xml:space="preserve">Justificación:</w:t>
       </w:r>
@@ -1348,16 +1349,16 @@
     </w:p>
     <w:p>
       <w:pPr>
-        <w:pStyle w:val="Compact"/>
         <w:numPr>
           <w:ilvl w:val="0"/>
           <w:numId w:val="1008"/>
         </w:numPr>
-      </w:pPr>
-      <w:r>
-        <w:rPr>
-          <w:b/>
-          <w:bCs/>
+        <w:pStyle w:val="Compact"/>
+      </w:pPr>
+      <w:r>
+        <w:rPr>
+          <w:bCs/>
+          <w:b/>
         </w:rPr>
         <w:t xml:space="preserve">Impacto:</w:t>
       </w:r>
@@ -1370,16 +1371,16 @@
     </w:p>
     <w:p>
       <w:pPr>
-        <w:pStyle w:val="Compact"/>
         <w:numPr>
           <w:ilvl w:val="0"/>
           <w:numId w:val="1008"/>
         </w:numPr>
-      </w:pPr>
-      <w:r>
-        <w:rPr>
-          <w:b/>
-          <w:bCs/>
+        <w:pStyle w:val="Compact"/>
+      </w:pPr>
+      <w:r>
+        <w:rPr>
+          <w:bCs/>
+          <w:b/>
         </w:rPr>
         <w:t xml:space="preserve">Estado:</w:t>
       </w:r>
@@ -1392,16 +1393,16 @@
     </w:p>
     <w:p>
       <w:pPr>
-        <w:pStyle w:val="Compact"/>
         <w:numPr>
           <w:ilvl w:val="0"/>
           <w:numId w:val="1008"/>
         </w:numPr>
-      </w:pPr>
-      <w:r>
-        <w:rPr>
-          <w:b/>
-          <w:bCs/>
+        <w:pStyle w:val="Compact"/>
+      </w:pPr>
+      <w:r>
+        <w:rPr>
+          <w:bCs/>
+          <w:b/>
         </w:rPr>
         <w:t xml:space="preserve">Documento V.X:</w:t>
       </w:r>
@@ -1412,32 +1413,32 @@
         <w:t xml:space="preserve">V.2_Centro_Control_Trafico_CTC_v5.17.md</w:t>
       </w:r>
     </w:p>
-    <w:bookmarkEnd w:id="16"/>
-    <w:bookmarkStart w:id="17" w:name="dt-ence-002-2025-10-07"/>
+    <w:bookmarkEnd w:id="27"/>
+    <w:bookmarkStart w:id="28" w:name="dt-ence-002-2025-10-07"/>
     <w:p>
       <w:pPr>
         <w:pStyle w:val="Heading5"/>
       </w:pPr>
       <w:r>
         <w:rPr>
-          <w:b/>
-          <w:bCs/>
+          <w:bCs/>
+          <w:b/>
         </w:rPr>
         <w:t xml:space="preserve">DT-ENCE-002-2025-10-07</w:t>
       </w:r>
     </w:p>
     <w:p>
       <w:pPr>
-        <w:pStyle w:val="Compact"/>
         <w:numPr>
           <w:ilvl w:val="0"/>
           <w:numId w:val="1009"/>
         </w:numPr>
-      </w:pPr>
-      <w:r>
-        <w:rPr>
-          <w:b/>
-          <w:bCs/>
+        <w:pStyle w:val="Compact"/>
+      </w:pPr>
+      <w:r>
+        <w:rPr>
+          <w:bCs/>
+          <w:b/>
         </w:rPr>
         <w:t xml:space="preserve">Ítem WBS:</w:t>
       </w:r>
@@ -1450,16 +1451,16 @@
     </w:p>
     <w:p>
       <w:pPr>
-        <w:pStyle w:val="Compact"/>
         <w:numPr>
           <w:ilvl w:val="0"/>
           <w:numId w:val="1009"/>
         </w:numPr>
-      </w:pPr>
-      <w:r>
-        <w:rPr>
-          <w:b/>
-          <w:bCs/>
+        <w:pStyle w:val="Compact"/>
+      </w:pPr>
+      <w:r>
+        <w:rPr>
+          <w:bCs/>
+          <w:b/>
         </w:rPr>
         <w:t xml:space="preserve">Tipo:</w:t>
       </w:r>
@@ -1472,16 +1473,16 @@
     </w:p>
     <w:p>
       <w:pPr>
-        <w:pStyle w:val="Compact"/>
         <w:numPr>
           <w:ilvl w:val="0"/>
           <w:numId w:val="1009"/>
         </w:numPr>
-      </w:pPr>
-      <w:r>
-        <w:rPr>
-          <w:b/>
-          <w:bCs/>
+        <w:pStyle w:val="Compact"/>
+      </w:pPr>
+      <w:r>
+        <w:rPr>
+          <w:bCs/>
+          <w:b/>
         </w:rPr>
         <w:t xml:space="preserve">Cambio:</w:t>
       </w:r>
@@ -1494,27 +1495,27 @@
     </w:p>
     <w:p>
       <w:pPr>
-        <w:pStyle w:val="Compact"/>
         <w:numPr>
           <w:ilvl w:val="0"/>
           <w:numId w:val="1009"/>
         </w:numPr>
-      </w:pPr>
-      <w:r>
-        <w:rPr>
-          <w:b/>
-          <w:bCs/>
+        <w:pStyle w:val="Compact"/>
+      </w:pPr>
+      <w:r>
+        <w:rPr>
+          <w:bCs/>
+          <w:b/>
         </w:rPr>
         <w:t xml:space="preserve">Justificación:</w:t>
       </w:r>
     </w:p>
     <w:p>
       <w:pPr>
-        <w:pStyle w:val="Compact"/>
         <w:numPr>
           <w:ilvl w:val="1"/>
           <w:numId w:val="1010"/>
         </w:numPr>
+        <w:pStyle w:val="Compact"/>
       </w:pPr>
       <w:r>
         <w:t xml:space="preserve">Cotización actualizada</w:t>
@@ -1522,11 +1523,11 @@
     </w:p>
     <w:p>
       <w:pPr>
-        <w:pStyle w:val="Compact"/>
         <w:numPr>
           <w:ilvl w:val="1"/>
           <w:numId w:val="1010"/>
         </w:numPr>
+        <w:pStyle w:val="Compact"/>
       </w:pPr>
       <w:r>
         <w:t xml:space="preserve">Documentación de alcance de configuración para 5 enclavamientos</w:t>
@@ -1534,11 +1535,11 @@
     </w:p>
     <w:p>
       <w:pPr>
-        <w:pStyle w:val="Compact"/>
         <w:numPr>
           <w:ilvl w:val="1"/>
           <w:numId w:val="1010"/>
         </w:numPr>
+        <w:pStyle w:val="Compact"/>
       </w:pPr>
       <w:r>
         <w:t xml:space="preserve">Incluye parametrización, lógica seguridad, interfaces</w:t>
@@ -1546,16 +1547,16 @@
     </w:p>
     <w:p>
       <w:pPr>
-        <w:pStyle w:val="Compact"/>
         <w:numPr>
           <w:ilvl w:val="0"/>
           <w:numId w:val="1009"/>
         </w:numPr>
-      </w:pPr>
-      <w:r>
-        <w:rPr>
-          <w:b/>
-          <w:bCs/>
+        <w:pStyle w:val="Compact"/>
+      </w:pPr>
+      <w:r>
+        <w:rPr>
+          <w:bCs/>
+          <w:b/>
         </w:rPr>
         <w:t xml:space="preserve">Impacto:</w:t>
       </w:r>
@@ -1568,16 +1569,16 @@
     </w:p>
     <w:p>
       <w:pPr>
-        <w:pStyle w:val="Compact"/>
         <w:numPr>
           <w:ilvl w:val="0"/>
           <w:numId w:val="1009"/>
         </w:numPr>
-      </w:pPr>
-      <w:r>
-        <w:rPr>
-          <w:b/>
-          <w:bCs/>
+        <w:pStyle w:val="Compact"/>
+      </w:pPr>
+      <w:r>
+        <w:rPr>
+          <w:bCs/>
+          <w:b/>
         </w:rPr>
         <w:t xml:space="preserve">Estado:</w:t>
       </w:r>
@@ -1590,16 +1591,16 @@
     </w:p>
     <w:p>
       <w:pPr>
-        <w:pStyle w:val="Compact"/>
         <w:numPr>
           <w:ilvl w:val="0"/>
           <w:numId w:val="1009"/>
         </w:numPr>
-      </w:pPr>
-      <w:r>
-        <w:rPr>
-          <w:b/>
-          <w:bCs/>
+        <w:pStyle w:val="Compact"/>
+      </w:pPr>
+      <w:r>
+        <w:rPr>
+          <w:bCs/>
+          <w:b/>
         </w:rPr>
         <w:t xml:space="preserve">Documento V.X:</w:t>
       </w:r>
@@ -1610,32 +1611,32 @@
         <w:t xml:space="preserve">V.2_Centro_Control_Trafico_CTC_v5.18.md</w:t>
       </w:r>
     </w:p>
-    <w:bookmarkEnd w:id="17"/>
-    <w:bookmarkStart w:id="18" w:name="dt-ence-003-2025-10-07"/>
+    <w:bookmarkEnd w:id="28"/>
+    <w:bookmarkStart w:id="29" w:name="dt-ence-003-2025-10-07"/>
     <w:p>
       <w:pPr>
         <w:pStyle w:val="Heading5"/>
       </w:pPr>
       <w:r>
         <w:rPr>
-          <w:b/>
-          <w:bCs/>
+          <w:bCs/>
+          <w:b/>
         </w:rPr>
         <w:t xml:space="preserve">DT-ENCE-003-2025-10-07</w:t>
       </w:r>
     </w:p>
     <w:p>
       <w:pPr>
-        <w:pStyle w:val="Compact"/>
         <w:numPr>
           <w:ilvl w:val="0"/>
           <w:numId w:val="1011"/>
         </w:numPr>
-      </w:pPr>
-      <w:r>
-        <w:rPr>
-          <w:b/>
-          <w:bCs/>
+        <w:pStyle w:val="Compact"/>
+      </w:pPr>
+      <w:r>
+        <w:rPr>
+          <w:bCs/>
+          <w:b/>
         </w:rPr>
         <w:t xml:space="preserve">Ítem WBS:</w:t>
       </w:r>
@@ -1648,16 +1649,16 @@
     </w:p>
     <w:p>
       <w:pPr>
-        <w:pStyle w:val="Compact"/>
         <w:numPr>
           <w:ilvl w:val="0"/>
           <w:numId w:val="1011"/>
         </w:numPr>
-      </w:pPr>
-      <w:r>
-        <w:rPr>
-          <w:b/>
-          <w:bCs/>
+        <w:pStyle w:val="Compact"/>
+      </w:pPr>
+      <w:r>
+        <w:rPr>
+          <w:bCs/>
+          <w:b/>
         </w:rPr>
         <w:t xml:space="preserve">Tipo:</w:t>
       </w:r>
@@ -1670,16 +1671,16 @@
     </w:p>
     <w:p>
       <w:pPr>
-        <w:pStyle w:val="Compact"/>
         <w:numPr>
           <w:ilvl w:val="0"/>
           <w:numId w:val="1011"/>
         </w:numPr>
-      </w:pPr>
-      <w:r>
-        <w:rPr>
-          <w:b/>
-          <w:bCs/>
+        <w:pStyle w:val="Compact"/>
+      </w:pPr>
+      <w:r>
+        <w:rPr>
+          <w:bCs/>
+          <w:b/>
         </w:rPr>
         <w:t xml:space="preserve">Cambio:</w:t>
       </w:r>
@@ -1692,27 +1693,27 @@
     </w:p>
     <w:p>
       <w:pPr>
-        <w:pStyle w:val="Compact"/>
         <w:numPr>
           <w:ilvl w:val="0"/>
           <w:numId w:val="1011"/>
         </w:numPr>
-      </w:pPr>
-      <w:r>
-        <w:rPr>
-          <w:b/>
-          <w:bCs/>
+        <w:pStyle w:val="Compact"/>
+      </w:pPr>
+      <w:r>
+        <w:rPr>
+          <w:bCs/>
+          <w:b/>
         </w:rPr>
         <w:t xml:space="preserve">Justificación:</w:t>
       </w:r>
     </w:p>
     <w:p>
       <w:pPr>
-        <w:pStyle w:val="Compact"/>
         <w:numPr>
           <w:ilvl w:val="1"/>
           <w:numId w:val="1012"/>
         </w:numPr>
+        <w:pStyle w:val="Compact"/>
       </w:pPr>
       <w:r>
         <w:t xml:space="preserve">Cotización real de fabricante</w:t>
@@ -1720,11 +1721,11 @@
     </w:p>
     <w:p>
       <w:pPr>
-        <w:pStyle w:val="Compact"/>
         <w:numPr>
           <w:ilvl w:val="1"/>
           <w:numId w:val="1012"/>
         </w:numPr>
+        <w:pStyle w:val="Compact"/>
       </w:pPr>
       <w:r>
         <w:t xml:space="preserve">Documentación detallada de composición</w:t>
@@ -1732,11 +1733,11 @@
     </w:p>
     <w:p>
       <w:pPr>
-        <w:pStyle w:val="Compact"/>
         <w:numPr>
           <w:ilvl w:val="1"/>
           <w:numId w:val="1012"/>
         </w:numPr>
+        <w:pStyle w:val="Compact"/>
       </w:pPr>
       <w:r>
         <w:t xml:space="preserve">5 enclavamientos según AT1</w:t>
@@ -1744,16 +1745,16 @@
     </w:p>
     <w:p>
       <w:pPr>
-        <w:pStyle w:val="Compact"/>
         <w:numPr>
           <w:ilvl w:val="0"/>
           <w:numId w:val="1011"/>
         </w:numPr>
-      </w:pPr>
-      <w:r>
-        <w:rPr>
-          <w:b/>
-          <w:bCs/>
+        <w:pStyle w:val="Compact"/>
+      </w:pPr>
+      <w:r>
+        <w:rPr>
+          <w:bCs/>
+          <w:b/>
         </w:rPr>
         <w:t xml:space="preserve">Impacto:</w:t>
       </w:r>
@@ -1766,16 +1767,16 @@
     </w:p>
     <w:p>
       <w:pPr>
-        <w:pStyle w:val="Compact"/>
         <w:numPr>
           <w:ilvl w:val="0"/>
           <w:numId w:val="1011"/>
         </w:numPr>
-      </w:pPr>
-      <w:r>
-        <w:rPr>
-          <w:b/>
-          <w:bCs/>
+        <w:pStyle w:val="Compact"/>
+      </w:pPr>
+      <w:r>
+        <w:rPr>
+          <w:bCs/>
+          <w:b/>
         </w:rPr>
         <w:t xml:space="preserve">Estado:</w:t>
       </w:r>
@@ -1788,16 +1789,16 @@
     </w:p>
     <w:p>
       <w:pPr>
-        <w:pStyle w:val="Compact"/>
         <w:numPr>
           <w:ilvl w:val="0"/>
           <w:numId w:val="1011"/>
         </w:numPr>
-      </w:pPr>
-      <w:r>
-        <w:rPr>
-          <w:b/>
-          <w:bCs/>
+        <w:pStyle w:val="Compact"/>
+      </w:pPr>
+      <w:r>
+        <w:rPr>
+          <w:bCs/>
+          <w:b/>
         </w:rPr>
         <w:t xml:space="preserve">Documento V.X:</w:t>
       </w:r>
@@ -1808,32 +1809,32 @@
         <w:t xml:space="preserve">V.2_Centro_Control_Trafico_CTC_v5.19.md</w:t>
       </w:r>
     </w:p>
-    <w:bookmarkEnd w:id="18"/>
-    <w:bookmarkStart w:id="19" w:name="dt-ence-004-2025-10-07"/>
+    <w:bookmarkEnd w:id="29"/>
+    <w:bookmarkStart w:id="30" w:name="dt-ence-004-2025-10-07"/>
     <w:p>
       <w:pPr>
         <w:pStyle w:val="Heading5"/>
       </w:pPr>
       <w:r>
         <w:rPr>
-          <w:b/>
-          <w:bCs/>
+          <w:bCs/>
+          <w:b/>
         </w:rPr>
         <w:t xml:space="preserve">DT-ENCE-004-2025-10-07</w:t>
       </w:r>
     </w:p>
     <w:p>
       <w:pPr>
-        <w:pStyle w:val="Compact"/>
         <w:numPr>
           <w:ilvl w:val="0"/>
           <w:numId w:val="1013"/>
         </w:numPr>
-      </w:pPr>
-      <w:r>
-        <w:rPr>
-          <w:b/>
-          <w:bCs/>
+        <w:pStyle w:val="Compact"/>
+      </w:pPr>
+      <w:r>
+        <w:rPr>
+          <w:bCs/>
+          <w:b/>
         </w:rPr>
         <w:t xml:space="preserve">Ítem WBS:</w:t>
       </w:r>
@@ -1846,16 +1847,16 @@
     </w:p>
     <w:p>
       <w:pPr>
-        <w:pStyle w:val="Compact"/>
         <w:numPr>
           <w:ilvl w:val="0"/>
           <w:numId w:val="1013"/>
         </w:numPr>
-      </w:pPr>
-      <w:r>
-        <w:rPr>
-          <w:b/>
-          <w:bCs/>
+        <w:pStyle w:val="Compact"/>
+      </w:pPr>
+      <w:r>
+        <w:rPr>
+          <w:bCs/>
+          <w:b/>
         </w:rPr>
         <w:t xml:space="preserve">Tipo:</w:t>
       </w:r>
@@ -1868,16 +1869,16 @@
     </w:p>
     <w:p>
       <w:pPr>
-        <w:pStyle w:val="Compact"/>
         <w:numPr>
           <w:ilvl w:val="0"/>
           <w:numId w:val="1013"/>
         </w:numPr>
-      </w:pPr>
-      <w:r>
-        <w:rPr>
-          <w:b/>
-          <w:bCs/>
+        <w:pStyle w:val="Compact"/>
+      </w:pPr>
+      <w:r>
+        <w:rPr>
+          <w:bCs/>
+          <w:b/>
         </w:rPr>
         <w:t xml:space="preserve">Cambio:</w:t>
       </w:r>
@@ -1890,27 +1891,27 @@
     </w:p>
     <w:p>
       <w:pPr>
-        <w:pStyle w:val="Compact"/>
         <w:numPr>
           <w:ilvl w:val="0"/>
           <w:numId w:val="1013"/>
         </w:numPr>
-      </w:pPr>
-      <w:r>
-        <w:rPr>
-          <w:b/>
-          <w:bCs/>
+        <w:pStyle w:val="Compact"/>
+      </w:pPr>
+      <w:r>
+        <w:rPr>
+          <w:bCs/>
+          <w:b/>
         </w:rPr>
         <w:t xml:space="preserve">Justificación:</w:t>
       </w:r>
     </w:p>
     <w:p>
       <w:pPr>
-        <w:pStyle w:val="Compact"/>
         <w:numPr>
           <w:ilvl w:val="1"/>
           <w:numId w:val="1014"/>
         </w:numPr>
+        <w:pStyle w:val="Compact"/>
       </w:pPr>
       <w:r>
         <w:t xml:space="preserve">Cantidad definida contractualmente en AT1</w:t>
@@ -1918,11 +1919,11 @@
     </w:p>
     <w:p>
       <w:pPr>
-        <w:pStyle w:val="Compact"/>
         <w:numPr>
           <w:ilvl w:val="1"/>
           <w:numId w:val="1014"/>
         </w:numPr>
+        <w:pStyle w:val="Compact"/>
       </w:pPr>
       <w:r>
         <w:t xml:space="preserve">Confirmación con especialista vía</w:t>
@@ -1930,16 +1931,16 @@
     </w:p>
     <w:p>
       <w:pPr>
-        <w:pStyle w:val="Compact"/>
         <w:numPr>
           <w:ilvl w:val="0"/>
           <w:numId w:val="1013"/>
         </w:numPr>
-      </w:pPr>
-      <w:r>
-        <w:rPr>
-          <w:b/>
-          <w:bCs/>
+        <w:pStyle w:val="Compact"/>
+      </w:pPr>
+      <w:r>
+        <w:rPr>
+          <w:bCs/>
+          <w:b/>
         </w:rPr>
         <w:t xml:space="preserve">Impacto:</w:t>
       </w:r>
@@ -1952,16 +1953,16 @@
     </w:p>
     <w:p>
       <w:pPr>
-        <w:pStyle w:val="Compact"/>
         <w:numPr>
           <w:ilvl w:val="0"/>
           <w:numId w:val="1013"/>
         </w:numPr>
-      </w:pPr>
-      <w:r>
-        <w:rPr>
-          <w:b/>
-          <w:bCs/>
+        <w:pStyle w:val="Compact"/>
+      </w:pPr>
+      <w:r>
+        <w:rPr>
+          <w:bCs/>
+          <w:b/>
         </w:rPr>
         <w:t xml:space="preserve">Estado:</w:t>
       </w:r>
@@ -1974,16 +1975,16 @@
     </w:p>
     <w:p>
       <w:pPr>
-        <w:pStyle w:val="Compact"/>
         <w:numPr>
           <w:ilvl w:val="0"/>
           <w:numId w:val="1013"/>
         </w:numPr>
-      </w:pPr>
-      <w:r>
-        <w:rPr>
-          <w:b/>
-          <w:bCs/>
+        <w:pStyle w:val="Compact"/>
+      </w:pPr>
+      <w:r>
+        <w:rPr>
+          <w:bCs/>
+          <w:b/>
         </w:rPr>
         <w:t xml:space="preserve">Documento V.X:</w:t>
       </w:r>
@@ -1994,32 +1995,32 @@
         <w:t xml:space="preserve">V.2_Centro_Control_Trafico_CTC_v5.20.md</w:t>
       </w:r>
     </w:p>
-    <w:bookmarkEnd w:id="19"/>
-    <w:bookmarkStart w:id="20" w:name="dt-ence-005-2025-10-07"/>
+    <w:bookmarkEnd w:id="30"/>
+    <w:bookmarkStart w:id="31" w:name="dt-ence-005-2025-10-07"/>
     <w:p>
       <w:pPr>
         <w:pStyle w:val="Heading5"/>
       </w:pPr>
       <w:r>
         <w:rPr>
-          <w:b/>
-          <w:bCs/>
+          <w:bCs/>
+          <w:b/>
         </w:rPr>
         <w:t xml:space="preserve">DT-ENCE-005-2025-10-07</w:t>
       </w:r>
     </w:p>
     <w:p>
       <w:pPr>
-        <w:pStyle w:val="Compact"/>
         <w:numPr>
           <w:ilvl w:val="0"/>
           <w:numId w:val="1015"/>
         </w:numPr>
-      </w:pPr>
-      <w:r>
-        <w:rPr>
-          <w:b/>
-          <w:bCs/>
+        <w:pStyle w:val="Compact"/>
+      </w:pPr>
+      <w:r>
+        <w:rPr>
+          <w:bCs/>
+          <w:b/>
         </w:rPr>
         <w:t xml:space="preserve">Ítem WBS:</w:t>
       </w:r>
@@ -2032,16 +2033,16 @@
     </w:p>
     <w:p>
       <w:pPr>
-        <w:pStyle w:val="Compact"/>
         <w:numPr>
           <w:ilvl w:val="0"/>
           <w:numId w:val="1015"/>
         </w:numPr>
-      </w:pPr>
-      <w:r>
-        <w:rPr>
-          <w:b/>
-          <w:bCs/>
+        <w:pStyle w:val="Compact"/>
+      </w:pPr>
+      <w:r>
+        <w:rPr>
+          <w:bCs/>
+          <w:b/>
         </w:rPr>
         <w:t xml:space="preserve">Tipo:</w:t>
       </w:r>
@@ -2054,16 +2055,16 @@
     </w:p>
     <w:p>
       <w:pPr>
-        <w:pStyle w:val="Compact"/>
         <w:numPr>
           <w:ilvl w:val="0"/>
           <w:numId w:val="1015"/>
         </w:numPr>
-      </w:pPr>
-      <w:r>
-        <w:rPr>
-          <w:b/>
-          <w:bCs/>
+        <w:pStyle w:val="Compact"/>
+      </w:pPr>
+      <w:r>
+        <w:rPr>
+          <w:bCs/>
+          <w:b/>
         </w:rPr>
         <w:t xml:space="preserve">Cambio:</w:t>
       </w:r>
@@ -2076,16 +2077,16 @@
     </w:p>
     <w:p>
       <w:pPr>
-        <w:pStyle w:val="Compact"/>
         <w:numPr>
           <w:ilvl w:val="0"/>
           <w:numId w:val="1015"/>
         </w:numPr>
-      </w:pPr>
-      <w:r>
-        <w:rPr>
-          <w:b/>
-          <w:bCs/>
+        <w:pStyle w:val="Compact"/>
+      </w:pPr>
+      <w:r>
+        <w:rPr>
+          <w:bCs/>
+          <w:b/>
         </w:rPr>
         <w:t xml:space="preserve">Justificación:</w:t>
       </w:r>
@@ -2098,16 +2099,16 @@
     </w:p>
     <w:p>
       <w:pPr>
-        <w:pStyle w:val="Compact"/>
         <w:numPr>
           <w:ilvl w:val="0"/>
           <w:numId w:val="1015"/>
         </w:numPr>
-      </w:pPr>
-      <w:r>
-        <w:rPr>
-          <w:b/>
-          <w:bCs/>
+        <w:pStyle w:val="Compact"/>
+      </w:pPr>
+      <w:r>
+        <w:rPr>
+          <w:bCs/>
+          <w:b/>
         </w:rPr>
         <w:t xml:space="preserve">Impacto:</w:t>
       </w:r>
@@ -2120,16 +2121,16 @@
     </w:p>
     <w:p>
       <w:pPr>
-        <w:pStyle w:val="Compact"/>
         <w:numPr>
           <w:ilvl w:val="0"/>
           <w:numId w:val="1015"/>
         </w:numPr>
-      </w:pPr>
-      <w:r>
-        <w:rPr>
-          <w:b/>
-          <w:bCs/>
+        <w:pStyle w:val="Compact"/>
+      </w:pPr>
+      <w:r>
+        <w:rPr>
+          <w:bCs/>
+          <w:b/>
         </w:rPr>
         <w:t xml:space="preserve">Estado:</w:t>
       </w:r>
@@ -2140,46 +2141,46 @@
         <w:t xml:space="preserve">✅ Ejecutado</w:t>
       </w:r>
     </w:p>
-    <w:bookmarkEnd w:id="20"/>
-    <w:bookmarkEnd w:id="21"/>
-    <w:bookmarkStart w:id="23" w:name="sistema-ptc-embarcado"/>
+    <w:bookmarkEnd w:id="31"/>
+    <w:bookmarkEnd w:id="32"/>
+    <w:bookmarkStart w:id="34" w:name="sistema-ptc-embarcado"/>
     <w:p>
       <w:pPr>
         <w:pStyle w:val="Heading4"/>
       </w:pPr>
       <w:r>
         <w:rPr>
-          <w:b/>
-          <w:bCs/>
+          <w:bCs/>
+          <w:b/>
         </w:rPr>
         <w:t xml:space="preserve">1.2 Sistema PTC Embarcado</w:t>
       </w:r>
     </w:p>
-    <w:bookmarkStart w:id="22" w:name="dt-ptc-001-2025-10-09"/>
+    <w:bookmarkStart w:id="33" w:name="dt-ptc-001-2025-10-09"/>
     <w:p>
       <w:pPr>
         <w:pStyle w:val="Heading5"/>
       </w:pPr>
       <w:r>
         <w:rPr>
-          <w:b/>
-          <w:bCs/>
+          <w:bCs/>
+          <w:b/>
         </w:rPr>
         <w:t xml:space="preserve">DT-PTC-001-2025-10-09</w:t>
       </w:r>
     </w:p>
     <w:p>
       <w:pPr>
-        <w:pStyle w:val="Compact"/>
         <w:numPr>
           <w:ilvl w:val="0"/>
           <w:numId w:val="1016"/>
         </w:numPr>
-      </w:pPr>
-      <w:r>
-        <w:rPr>
-          <w:b/>
-          <w:bCs/>
+        <w:pStyle w:val="Compact"/>
+      </w:pPr>
+      <w:r>
+        <w:rPr>
+          <w:bCs/>
+          <w:b/>
         </w:rPr>
         <w:t xml:space="preserve">Ítem WBS:</w:t>
       </w:r>
@@ -2192,16 +2193,16 @@
     </w:p>
     <w:p>
       <w:pPr>
-        <w:pStyle w:val="Compact"/>
         <w:numPr>
           <w:ilvl w:val="0"/>
           <w:numId w:val="1016"/>
         </w:numPr>
-      </w:pPr>
-      <w:r>
-        <w:rPr>
-          <w:b/>
-          <w:bCs/>
+        <w:pStyle w:val="Compact"/>
+      </w:pPr>
+      <w:r>
+        <w:rPr>
+          <w:bCs/>
+          <w:b/>
         </w:rPr>
         <w:t xml:space="preserve">Tipo:</w:t>
       </w:r>
@@ -2214,16 +2215,16 @@
     </w:p>
     <w:p>
       <w:pPr>
-        <w:pStyle w:val="Compact"/>
         <w:numPr>
           <w:ilvl w:val="0"/>
           <w:numId w:val="1016"/>
         </w:numPr>
-      </w:pPr>
-      <w:r>
-        <w:rPr>
-          <w:b/>
-          <w:bCs/>
+        <w:pStyle w:val="Compact"/>
+      </w:pPr>
+      <w:r>
+        <w:rPr>
+          <w:bCs/>
+          <w:b/>
         </w:rPr>
         <w:t xml:space="preserve">Cambio:</w:t>
       </w:r>
@@ -2236,16 +2237,16 @@
     </w:p>
     <w:p>
       <w:pPr>
-        <w:pStyle w:val="Compact"/>
         <w:numPr>
           <w:ilvl w:val="0"/>
           <w:numId w:val="1016"/>
         </w:numPr>
-      </w:pPr>
-      <w:r>
-        <w:rPr>
-          <w:b/>
-          <w:bCs/>
+        <w:pStyle w:val="Compact"/>
+      </w:pPr>
+      <w:r>
+        <w:rPr>
+          <w:bCs/>
+          <w:b/>
         </w:rPr>
         <w:t xml:space="preserve">Justificación:</w:t>
       </w:r>
@@ -2258,11 +2259,11 @@
     </w:p>
     <w:p>
       <w:pPr>
-        <w:pStyle w:val="Compact"/>
         <w:numPr>
           <w:ilvl w:val="1"/>
           <w:numId w:val="1017"/>
         </w:numPr>
+        <w:pStyle w:val="Compact"/>
       </w:pPr>
       <w:r>
         <w:t xml:space="preserve">Cantidad: 8 locomotoras operativas + 2 respaldo</w:t>
@@ -2270,11 +2271,11 @@
     </w:p>
     <w:p>
       <w:pPr>
-        <w:pStyle w:val="Compact"/>
         <w:numPr>
           <w:ilvl w:val="1"/>
           <w:numId w:val="1017"/>
         </w:numPr>
+        <w:pStyle w:val="Compact"/>
       </w:pPr>
       <w:r>
         <w:t xml:space="preserve">Computadora PTC PTC VIRTUAL L2 homologada CENELEC SIL-4</w:t>
@@ -2282,39 +2283,39 @@
     </w:p>
     <w:p>
       <w:pPr>
-        <w:pStyle w:val="Compact"/>
         <w:numPr>
           <w:ilvl w:val="1"/>
           <w:numId w:val="1017"/>
         </w:numPr>
-      </w:pPr>
-      <w:r>
-        <w:t xml:space="preserve">Integración con RBC y punto de referencia virtuals europunto de referencia virtual</w:t>
-      </w:r>
-    </w:p>
-    <w:p>
-      <w:pPr>
-        <w:pStyle w:val="Compact"/>
+        <w:pStyle w:val="Compact"/>
+      </w:pPr>
+      <w:r>
+        <w:t xml:space="preserve">Integración con Servidor PTC Central y punto de referencia virtuals europunto de referencia virtual</w:t>
+      </w:r>
+    </w:p>
+    <w:p>
+      <w:pPr>
         <w:numPr>
           <w:ilvl w:val="0"/>
           <w:numId w:val="1016"/>
         </w:numPr>
-      </w:pPr>
-      <w:r>
-        <w:rPr>
-          <w:b/>
-          <w:bCs/>
+        <w:pStyle w:val="Compact"/>
+      </w:pPr>
+      <w:r>
+        <w:rPr>
+          <w:bCs/>
+          <w:b/>
         </w:rPr>
         <w:t xml:space="preserve">Referencias contractuales:</w:t>
       </w:r>
     </w:p>
     <w:p>
       <w:pPr>
-        <w:pStyle w:val="Compact"/>
         <w:numPr>
           <w:ilvl w:val="1"/>
           <w:numId w:val="1018"/>
         </w:numPr>
+        <w:pStyle w:val="Compact"/>
       </w:pPr>
       <w:r>
         <w:t xml:space="preserve">AT1 §2.1: Requerimientos PTC embarcado</w:t>
@@ -2322,11 +2323,11 @@
     </w:p>
     <w:p>
       <w:pPr>
-        <w:pStyle w:val="Compact"/>
         <w:numPr>
           <w:ilvl w:val="1"/>
           <w:numId w:val="1018"/>
         </w:numPr>
+        <w:pStyle w:val="Compact"/>
       </w:pPr>
       <w:r>
         <w:t xml:space="preserve">AT1 §3.5: Especificaciones técnicas PTC VIRTUAL</w:t>
@@ -2334,11 +2335,11 @@
     </w:p>
     <w:p>
       <w:pPr>
-        <w:pStyle w:val="Compact"/>
         <w:numPr>
           <w:ilvl w:val="1"/>
           <w:numId w:val="1018"/>
         </w:numPr>
+        <w:pStyle w:val="Compact"/>
       </w:pPr>
       <w:r>
         <w:t xml:space="preserve">AT10 §1.2: Cálculo de flota (capacidad transporte)</w:t>
@@ -2346,16 +2347,16 @@
     </w:p>
     <w:p>
       <w:pPr>
-        <w:pStyle w:val="Compact"/>
         <w:numPr>
           <w:ilvl w:val="0"/>
           <w:numId w:val="1016"/>
         </w:numPr>
-      </w:pPr>
-      <w:r>
-        <w:rPr>
-          <w:b/>
-          <w:bCs/>
+        <w:pStyle w:val="Compact"/>
+      </w:pPr>
+      <w:r>
+        <w:rPr>
+          <w:bCs/>
+          <w:b/>
         </w:rPr>
         <w:t xml:space="preserve">Metadata enriquecida:</w:t>
       </w:r>
@@ -2363,21 +2364,21 @@
         <w:t xml:space="preserve"> </w:t>
       </w:r>
       <w:r>
-        <w:t xml:space="preserve">✅ Actualizada con criterios diseño, supuestos y referencias</w:t>
-      </w:r>
-    </w:p>
-    <w:p>
-      <w:pPr>
-        <w:pStyle w:val="Compact"/>
+        <w:t xml:space="preserve">✅ Actualizada con criterios diseno, supuestos y referencias</w:t>
+      </w:r>
+    </w:p>
+    <w:p>
+      <w:pPr>
         <w:numPr>
           <w:ilvl w:val="0"/>
           <w:numId w:val="1016"/>
         </w:numPr>
-      </w:pPr>
-      <w:r>
-        <w:rPr>
-          <w:b/>
-          <w:bCs/>
+        <w:pStyle w:val="Compact"/>
+      </w:pPr>
+      <w:r>
+        <w:rPr>
+          <w:bCs/>
+          <w:b/>
         </w:rPr>
         <w:t xml:space="preserve">Estado:</w:t>
       </w:r>
@@ -2395,10 +2396,10 @@
         </w:pict>
       </w:r>
     </w:p>
-    <w:bookmarkEnd w:id="22"/>
-    <w:bookmarkEnd w:id="23"/>
-    <w:bookmarkEnd w:id="24"/>
-    <w:bookmarkStart w:id="27" w:name="sistema-2-telecomunicaciones"/>
+    <w:bookmarkEnd w:id="33"/>
+    <w:bookmarkEnd w:id="34"/>
+    <w:bookmarkEnd w:id="35"/>
+    <w:bookmarkStart w:id="38" w:name="sistema-2-telecomunicaciones"/>
     <w:p>
       <w:pPr>
         <w:pStyle w:val="Heading3"/>
@@ -2411,50 +2412,50 @@
       </w:r>
       <w:r>
         <w:rPr>
-          <w:b/>
-          <w:bCs/>
+          <w:bCs/>
+          <w:b/>
         </w:rPr>
         <w:t xml:space="preserve">SISTEMA 2: TELECOMUNICACIONES</w:t>
       </w:r>
     </w:p>
-    <w:bookmarkStart w:id="26" w:name="tetra"/>
+    <w:bookmarkStart w:id="37" w:name="tetra"/>
     <w:p>
       <w:pPr>
         <w:pStyle w:val="Heading4"/>
       </w:pPr>
       <w:r>
         <w:rPr>
-          <w:b/>
-          <w:bCs/>
+          <w:bCs/>
+          <w:b/>
         </w:rPr>
         <w:t xml:space="preserve">2.1 TETRA</w:t>
       </w:r>
     </w:p>
-    <w:bookmarkStart w:id="25" w:name="dt-tetra-001-2025-10-07"/>
+    <w:bookmarkStart w:id="36" w:name="dt-tetra-001-2025-10-07"/>
     <w:p>
       <w:pPr>
         <w:pStyle w:val="Heading5"/>
       </w:pPr>
       <w:r>
         <w:rPr>
-          <w:b/>
-          <w:bCs/>
+          <w:bCs/>
+          <w:b/>
         </w:rPr>
         <w:t xml:space="preserve">DT-TETRA-001-2025-10-07</w:t>
       </w:r>
     </w:p>
     <w:p>
       <w:pPr>
-        <w:pStyle w:val="Compact"/>
         <w:numPr>
           <w:ilvl w:val="0"/>
           <w:numId w:val="1019"/>
         </w:numPr>
-      </w:pPr>
-      <w:r>
-        <w:rPr>
-          <w:b/>
-          <w:bCs/>
+        <w:pStyle w:val="Compact"/>
+      </w:pPr>
+      <w:r>
+        <w:rPr>
+          <w:bCs/>
+          <w:b/>
         </w:rPr>
         <w:t xml:space="preserve">Ítem WBS:</w:t>
       </w:r>
@@ -2467,16 +2468,16 @@
     </w:p>
     <w:p>
       <w:pPr>
-        <w:pStyle w:val="Compact"/>
         <w:numPr>
           <w:ilvl w:val="0"/>
           <w:numId w:val="1019"/>
         </w:numPr>
-      </w:pPr>
-      <w:r>
-        <w:rPr>
-          <w:b/>
-          <w:bCs/>
+        <w:pStyle w:val="Compact"/>
+      </w:pPr>
+      <w:r>
+        <w:rPr>
+          <w:bCs/>
+          <w:b/>
         </w:rPr>
         <w:t xml:space="preserve">Tipo:</w:t>
       </w:r>
@@ -2489,16 +2490,16 @@
     </w:p>
     <w:p>
       <w:pPr>
-        <w:pStyle w:val="Compact"/>
         <w:numPr>
           <w:ilvl w:val="0"/>
           <w:numId w:val="1019"/>
         </w:numPr>
-      </w:pPr>
-      <w:r>
-        <w:rPr>
-          <w:b/>
-          <w:bCs/>
+        <w:pStyle w:val="Compact"/>
+      </w:pPr>
+      <w:r>
+        <w:rPr>
+          <w:bCs/>
+          <w:b/>
         </w:rPr>
         <w:t xml:space="preserve">Cambio:</w:t>
       </w:r>
@@ -2511,16 +2512,16 @@
     </w:p>
     <w:p>
       <w:pPr>
-        <w:pStyle w:val="Compact"/>
         <w:numPr>
           <w:ilvl w:val="0"/>
           <w:numId w:val="1019"/>
         </w:numPr>
-      </w:pPr>
-      <w:r>
-        <w:rPr>
-          <w:b/>
-          <w:bCs/>
+        <w:pStyle w:val="Compact"/>
+      </w:pPr>
+      <w:r>
+        <w:rPr>
+          <w:bCs/>
+          <w:b/>
         </w:rPr>
         <w:t xml:space="preserve">Justificación:</w:t>
       </w:r>
@@ -2533,16 +2534,16 @@
     </w:p>
     <w:p>
       <w:pPr>
-        <w:pStyle w:val="Compact"/>
         <w:numPr>
           <w:ilvl w:val="0"/>
           <w:numId w:val="1019"/>
         </w:numPr>
-      </w:pPr>
-      <w:r>
-        <w:rPr>
-          <w:b/>
-          <w:bCs/>
+        <w:pStyle w:val="Compact"/>
+      </w:pPr>
+      <w:r>
+        <w:rPr>
+          <w:bCs/>
+          <w:b/>
         </w:rPr>
         <w:t xml:space="preserve">Impacto:</w:t>
       </w:r>
@@ -2555,16 +2556,16 @@
     </w:p>
     <w:p>
       <w:pPr>
-        <w:pStyle w:val="Compact"/>
         <w:numPr>
           <w:ilvl w:val="0"/>
           <w:numId w:val="1019"/>
         </w:numPr>
-      </w:pPr>
-      <w:r>
-        <w:rPr>
-          <w:b/>
-          <w:bCs/>
+        <w:pStyle w:val="Compact"/>
+      </w:pPr>
+      <w:r>
+        <w:rPr>
+          <w:bCs/>
+          <w:b/>
         </w:rPr>
         <w:t xml:space="preserve">Estado:</w:t>
       </w:r>
@@ -2582,10 +2583,10 @@
         </w:pict>
       </w:r>
     </w:p>
-    <w:bookmarkEnd w:id="25"/>
-    <w:bookmarkEnd w:id="26"/>
-    <w:bookmarkEnd w:id="27"/>
-    <w:bookmarkStart w:id="28" w:name="sistema-3-fibra-óptica"/>
+    <w:bookmarkEnd w:id="36"/>
+    <w:bookmarkEnd w:id="37"/>
+    <w:bookmarkEnd w:id="38"/>
+    <w:bookmarkStart w:id="39" w:name="sistema-3-fibra-óptica"/>
     <w:p>
       <w:pPr>
         <w:pStyle w:val="Heading3"/>
@@ -2598,8 +2599,8 @@
       </w:r>
       <w:r>
         <w:rPr>
-          <w:b/>
-          <w:bCs/>
+          <w:bCs/>
+          <w:b/>
         </w:rPr>
         <w:t xml:space="preserve">SISTEMA 3: FIBRA ÓPTICA</w:t>
       </w:r>
@@ -2610,8 +2611,8 @@
       </w:pPr>
       <w:r>
         <w:rPr>
+          <w:iCs/>
           <w:i/>
-          <w:iCs/>
         </w:rPr>
         <w:t xml:space="preserve">(Sin DTs específicas de fibra en esta versión - item 1.1.3 Cajas empalme mencionado en roadmap pero DT pendiente)</w:t>
       </w:r>
@@ -2623,8 +2624,8 @@
         </w:pict>
       </w:r>
     </w:p>
-    <w:bookmarkEnd w:id="28"/>
-    <w:bookmarkStart w:id="32" w:name="sistema-4-its-y-seguridad"/>
+    <w:bookmarkEnd w:id="39"/>
+    <w:bookmarkStart w:id="43" w:name="sistema-4-its-y-seguridad"/>
     <w:p>
       <w:pPr>
         <w:pStyle w:val="Heading3"/>
@@ -2637,50 +2638,50 @@
       </w:r>
       <w:r>
         <w:rPr>
-          <w:b/>
-          <w:bCs/>
+          <w:bCs/>
+          <w:b/>
         </w:rPr>
         <w:t xml:space="preserve">SISTEMA 4: ITS Y SEGURIDAD</w:t>
       </w:r>
     </w:p>
-    <w:bookmarkStart w:id="31" w:name="cctv"/>
+    <w:bookmarkStart w:id="42" w:name="cctv"/>
     <w:p>
       <w:pPr>
         <w:pStyle w:val="Heading4"/>
       </w:pPr>
       <w:r>
         <w:rPr>
-          <w:b/>
-          <w:bCs/>
+          <w:bCs/>
+          <w:b/>
         </w:rPr>
         <w:t xml:space="preserve">4.1 CCTV</w:t>
       </w:r>
     </w:p>
-    <w:bookmarkStart w:id="29" w:name="dt-cctv-001-2025-10-07"/>
+    <w:bookmarkStart w:id="40" w:name="dt-cctv-001-2025-10-07"/>
     <w:p>
       <w:pPr>
         <w:pStyle w:val="Heading5"/>
       </w:pPr>
       <w:r>
         <w:rPr>
-          <w:b/>
-          <w:bCs/>
+          <w:bCs/>
+          <w:b/>
         </w:rPr>
         <w:t xml:space="preserve">DT-CCTV-001-2025-10-07</w:t>
       </w:r>
     </w:p>
     <w:p>
       <w:pPr>
-        <w:pStyle w:val="Compact"/>
         <w:numPr>
           <w:ilvl w:val="0"/>
           <w:numId w:val="1020"/>
         </w:numPr>
-      </w:pPr>
-      <w:r>
-        <w:rPr>
-          <w:b/>
-          <w:bCs/>
+        <w:pStyle w:val="Compact"/>
+      </w:pPr>
+      <w:r>
+        <w:rPr>
+          <w:bCs/>
+          <w:b/>
         </w:rPr>
         <w:t xml:space="preserve">Ítem WBS:</w:t>
       </w:r>
@@ -2693,16 +2694,16 @@
     </w:p>
     <w:p>
       <w:pPr>
-        <w:pStyle w:val="Compact"/>
         <w:numPr>
           <w:ilvl w:val="0"/>
           <w:numId w:val="1020"/>
         </w:numPr>
-      </w:pPr>
-      <w:r>
-        <w:rPr>
-          <w:b/>
-          <w:bCs/>
+        <w:pStyle w:val="Compact"/>
+      </w:pPr>
+      <w:r>
+        <w:rPr>
+          <w:bCs/>
+          <w:b/>
         </w:rPr>
         <w:t xml:space="preserve">Tipo:</w:t>
       </w:r>
@@ -2715,16 +2716,16 @@
     </w:p>
     <w:p>
       <w:pPr>
-        <w:pStyle w:val="Compact"/>
         <w:numPr>
           <w:ilvl w:val="0"/>
           <w:numId w:val="1020"/>
         </w:numPr>
-      </w:pPr>
-      <w:r>
-        <w:rPr>
-          <w:b/>
-          <w:bCs/>
+        <w:pStyle w:val="Compact"/>
+      </w:pPr>
+      <w:r>
+        <w:rPr>
+          <w:bCs/>
+          <w:b/>
         </w:rPr>
         <w:t xml:space="preserve">Cambio:</w:t>
       </w:r>
@@ -2737,27 +2738,27 @@
     </w:p>
     <w:p>
       <w:pPr>
-        <w:pStyle w:val="Compact"/>
         <w:numPr>
           <w:ilvl w:val="0"/>
           <w:numId w:val="1020"/>
         </w:numPr>
-      </w:pPr>
-      <w:r>
-        <w:rPr>
-          <w:b/>
-          <w:bCs/>
+        <w:pStyle w:val="Compact"/>
+      </w:pPr>
+      <w:r>
+        <w:rPr>
+          <w:bCs/>
+          <w:b/>
         </w:rPr>
         <w:t xml:space="preserve">Justificación:</w:t>
       </w:r>
     </w:p>
     <w:p>
       <w:pPr>
-        <w:pStyle w:val="Compact"/>
         <w:numPr>
           <w:ilvl w:val="1"/>
           <w:numId w:val="1021"/>
         </w:numPr>
+        <w:pStyle w:val="Compact"/>
       </w:pPr>
       <w:r>
         <w:t xml:space="preserve">Cobertura ampliada del sistema CCTV</w:t>
@@ -2765,11 +2766,11 @@
     </w:p>
     <w:p>
       <w:pPr>
-        <w:pStyle w:val="Compact"/>
         <w:numPr>
           <w:ilvl w:val="1"/>
           <w:numId w:val="1021"/>
         </w:numPr>
+        <w:pStyle w:val="Compact"/>
       </w:pPr>
       <w:r>
         <w:t xml:space="preserve">Más cámaras para cubrir puntos críticos</w:t>
@@ -2777,11 +2778,11 @@
     </w:p>
     <w:p>
       <w:pPr>
-        <w:pStyle w:val="Compact"/>
         <w:numPr>
           <w:ilvl w:val="1"/>
           <w:numId w:val="1021"/>
         </w:numPr>
+        <w:pStyle w:val="Compact"/>
       </w:pPr>
       <w:r>
         <w:t xml:space="preserve">Precio actualizado por cantidad mayor</w:t>
@@ -2789,16 +2790,16 @@
     </w:p>
     <w:p>
       <w:pPr>
-        <w:pStyle w:val="Compact"/>
         <w:numPr>
           <w:ilvl w:val="0"/>
           <w:numId w:val="1020"/>
         </w:numPr>
-      </w:pPr>
-      <w:r>
-        <w:rPr>
-          <w:b/>
-          <w:bCs/>
+        <w:pStyle w:val="Compact"/>
+      </w:pPr>
+      <w:r>
+        <w:rPr>
+          <w:bCs/>
+          <w:b/>
         </w:rPr>
         <w:t xml:space="preserve">Impacto:</w:t>
       </w:r>
@@ -2811,16 +2812,16 @@
     </w:p>
     <w:p>
       <w:pPr>
-        <w:pStyle w:val="Compact"/>
         <w:numPr>
           <w:ilvl w:val="0"/>
           <w:numId w:val="1020"/>
         </w:numPr>
-      </w:pPr>
-      <w:r>
-        <w:rPr>
-          <w:b/>
-          <w:bCs/>
+        <w:pStyle w:val="Compact"/>
+      </w:pPr>
+      <w:r>
+        <w:rPr>
+          <w:bCs/>
+          <w:b/>
         </w:rPr>
         <w:t xml:space="preserve">Estado:</w:t>
       </w:r>
@@ -2833,16 +2834,16 @@
     </w:p>
     <w:p>
       <w:pPr>
-        <w:pStyle w:val="Compact"/>
         <w:numPr>
           <w:ilvl w:val="0"/>
           <w:numId w:val="1020"/>
         </w:numPr>
-      </w:pPr>
-      <w:r>
-        <w:rPr>
-          <w:b/>
-          <w:bCs/>
+        <w:pStyle w:val="Compact"/>
+      </w:pPr>
+      <w:r>
+        <w:rPr>
+          <w:bCs/>
+          <w:b/>
         </w:rPr>
         <w:t xml:space="preserve">Documento V.X:</w:t>
       </w:r>
@@ -2853,32 +2854,32 @@
         <w:t xml:space="preserve">Referencia a V.4_Sistemas_Seguridad_ITS_v1.0.md (pendiente crear)</w:t>
       </w:r>
     </w:p>
-    <w:bookmarkEnd w:id="29"/>
-    <w:bookmarkStart w:id="30" w:name="dt-control-001-2025-10-07"/>
+    <w:bookmarkEnd w:id="40"/>
+    <w:bookmarkStart w:id="41" w:name="dt-control-001-2025-10-07"/>
     <w:p>
       <w:pPr>
         <w:pStyle w:val="Heading5"/>
       </w:pPr>
       <w:r>
         <w:rPr>
-          <w:b/>
-          <w:bCs/>
+          <w:bCs/>
+          <w:b/>
         </w:rPr>
         <w:t xml:space="preserve">DT-CONTROL-001-2025-10-07</w:t>
       </w:r>
     </w:p>
     <w:p>
       <w:pPr>
-        <w:pStyle w:val="Compact"/>
         <w:numPr>
           <w:ilvl w:val="0"/>
           <w:numId w:val="1022"/>
         </w:numPr>
-      </w:pPr>
-      <w:r>
-        <w:rPr>
-          <w:b/>
-          <w:bCs/>
+        <w:pStyle w:val="Compact"/>
+      </w:pPr>
+      <w:r>
+        <w:rPr>
+          <w:bCs/>
+          <w:b/>
         </w:rPr>
         <w:t xml:space="preserve">Ítem WBS:</w:t>
       </w:r>
@@ -2891,16 +2892,16 @@
     </w:p>
     <w:p>
       <w:pPr>
-        <w:pStyle w:val="Compact"/>
         <w:numPr>
           <w:ilvl w:val="0"/>
           <w:numId w:val="1022"/>
         </w:numPr>
-      </w:pPr>
-      <w:r>
-        <w:rPr>
-          <w:b/>
-          <w:bCs/>
+        <w:pStyle w:val="Compact"/>
+      </w:pPr>
+      <w:r>
+        <w:rPr>
+          <w:bCs/>
+          <w:b/>
         </w:rPr>
         <w:t xml:space="preserve">Tipo:</w:t>
       </w:r>
@@ -2913,16 +2914,16 @@
     </w:p>
     <w:p>
       <w:pPr>
-        <w:pStyle w:val="Compact"/>
         <w:numPr>
           <w:ilvl w:val="0"/>
           <w:numId w:val="1022"/>
         </w:numPr>
-      </w:pPr>
-      <w:r>
-        <w:rPr>
-          <w:b/>
-          <w:bCs/>
+        <w:pStyle w:val="Compact"/>
+      </w:pPr>
+      <w:r>
+        <w:rPr>
+          <w:bCs/>
+          <w:b/>
         </w:rPr>
         <w:t xml:space="preserve">Cambio:</w:t>
       </w:r>
@@ -2935,16 +2936,16 @@
     </w:p>
     <w:p>
       <w:pPr>
-        <w:pStyle w:val="Compact"/>
         <w:numPr>
           <w:ilvl w:val="0"/>
           <w:numId w:val="1022"/>
         </w:numPr>
-      </w:pPr>
-      <w:r>
-        <w:rPr>
-          <w:b/>
-          <w:bCs/>
+        <w:pStyle w:val="Compact"/>
+      </w:pPr>
+      <w:r>
+        <w:rPr>
+          <w:bCs/>
+          <w:b/>
         </w:rPr>
         <w:t xml:space="preserve">Justificación:</w:t>
       </w:r>
@@ -2957,16 +2958,16 @@
     </w:p>
     <w:p>
       <w:pPr>
-        <w:pStyle w:val="Compact"/>
         <w:numPr>
           <w:ilvl w:val="0"/>
           <w:numId w:val="1022"/>
         </w:numPr>
-      </w:pPr>
-      <w:r>
-        <w:rPr>
-          <w:b/>
-          <w:bCs/>
+        <w:pStyle w:val="Compact"/>
+      </w:pPr>
+      <w:r>
+        <w:rPr>
+          <w:bCs/>
+          <w:b/>
         </w:rPr>
         <w:t xml:space="preserve">Impacto:</w:t>
       </w:r>
@@ -2979,16 +2980,16 @@
     </w:p>
     <w:p>
       <w:pPr>
-        <w:pStyle w:val="Compact"/>
         <w:numPr>
           <w:ilvl w:val="0"/>
           <w:numId w:val="1022"/>
         </w:numPr>
-      </w:pPr>
-      <w:r>
-        <w:rPr>
-          <w:b/>
-          <w:bCs/>
+        <w:pStyle w:val="Compact"/>
+      </w:pPr>
+      <w:r>
+        <w:rPr>
+          <w:bCs/>
+          <w:b/>
         </w:rPr>
         <w:t xml:space="preserve">Estado:</w:t>
       </w:r>
@@ -3001,16 +3002,16 @@
     </w:p>
     <w:p>
       <w:pPr>
-        <w:pStyle w:val="Compact"/>
         <w:numPr>
           <w:ilvl w:val="0"/>
           <w:numId w:val="1022"/>
         </w:numPr>
-      </w:pPr>
-      <w:r>
-        <w:rPr>
-          <w:b/>
-          <w:bCs/>
+        <w:pStyle w:val="Compact"/>
+      </w:pPr>
+      <w:r>
+        <w:rPr>
+          <w:bCs/>
+          <w:b/>
         </w:rPr>
         <w:t xml:space="preserve">Documento V.X:</w:t>
       </w:r>
@@ -3028,10 +3029,10 @@
         </w:pict>
       </w:r>
     </w:p>
-    <w:bookmarkEnd w:id="30"/>
-    <w:bookmarkEnd w:id="31"/>
-    <w:bookmarkEnd w:id="32"/>
-    <w:bookmarkStart w:id="37" w:name="sistema-5-scada-y-potencia"/>
+    <w:bookmarkEnd w:id="41"/>
+    <w:bookmarkEnd w:id="42"/>
+    <w:bookmarkEnd w:id="43"/>
+    <w:bookmarkStart w:id="48" w:name="sistema-5-scada-y-potencia"/>
     <w:p>
       <w:pPr>
         <w:pStyle w:val="Heading3"/>
@@ -3044,50 +3045,50 @@
       </w:r>
       <w:r>
         <w:rPr>
-          <w:b/>
-          <w:bCs/>
+          <w:bCs/>
+          <w:b/>
         </w:rPr>
         <w:t xml:space="preserve">SISTEMA 5: SCADA Y POTENCIA</w:t>
       </w:r>
     </w:p>
-    <w:bookmarkStart w:id="36" w:name="scada"/>
+    <w:bookmarkStart w:id="47" w:name="scada"/>
     <w:p>
       <w:pPr>
         <w:pStyle w:val="Heading4"/>
       </w:pPr>
       <w:r>
         <w:rPr>
-          <w:b/>
-          <w:bCs/>
+          <w:bCs/>
+          <w:b/>
         </w:rPr>
         <w:t xml:space="preserve">5.3 SCADA</w:t>
       </w:r>
     </w:p>
-    <w:bookmarkStart w:id="33" w:name="dt-scada-001-2025-10-07"/>
+    <w:bookmarkStart w:id="44" w:name="dt-scada-001-2025-10-07"/>
     <w:p>
       <w:pPr>
         <w:pStyle w:val="Heading5"/>
       </w:pPr>
       <w:r>
         <w:rPr>
-          <w:b/>
-          <w:bCs/>
+          <w:bCs/>
+          <w:b/>
         </w:rPr>
         <w:t xml:space="preserve">DT-SCADA-001-2025-10-07</w:t>
       </w:r>
     </w:p>
     <w:p>
       <w:pPr>
-        <w:pStyle w:val="Compact"/>
         <w:numPr>
           <w:ilvl w:val="0"/>
           <w:numId w:val="1023"/>
         </w:numPr>
-      </w:pPr>
-      <w:r>
-        <w:rPr>
-          <w:b/>
-          <w:bCs/>
+        <w:pStyle w:val="Compact"/>
+      </w:pPr>
+      <w:r>
+        <w:rPr>
+          <w:bCs/>
+          <w:b/>
         </w:rPr>
         <w:t xml:space="preserve">Ítem WBS:</w:t>
       </w:r>
@@ -3100,16 +3101,16 @@
     </w:p>
     <w:p>
       <w:pPr>
-        <w:pStyle w:val="Compact"/>
         <w:numPr>
           <w:ilvl w:val="0"/>
           <w:numId w:val="1023"/>
         </w:numPr>
-      </w:pPr>
-      <w:r>
-        <w:rPr>
-          <w:b/>
-          <w:bCs/>
+        <w:pStyle w:val="Compact"/>
+      </w:pPr>
+      <w:r>
+        <w:rPr>
+          <w:bCs/>
+          <w:b/>
         </w:rPr>
         <w:t xml:space="preserve">Tipo:</w:t>
       </w:r>
@@ -3122,16 +3123,16 @@
     </w:p>
     <w:p>
       <w:pPr>
-        <w:pStyle w:val="Compact"/>
         <w:numPr>
           <w:ilvl w:val="0"/>
           <w:numId w:val="1023"/>
         </w:numPr>
-      </w:pPr>
-      <w:r>
-        <w:rPr>
-          <w:b/>
-          <w:bCs/>
+        <w:pStyle w:val="Compact"/>
+      </w:pPr>
+      <w:r>
+        <w:rPr>
+          <w:bCs/>
+          <w:b/>
         </w:rPr>
         <w:t xml:space="preserve">Cambio:</w:t>
       </w:r>
@@ -3144,27 +3145,27 @@
     </w:p>
     <w:p>
       <w:pPr>
-        <w:pStyle w:val="Compact"/>
         <w:numPr>
           <w:ilvl w:val="0"/>
           <w:numId w:val="1023"/>
         </w:numPr>
-      </w:pPr>
-      <w:r>
-        <w:rPr>
-          <w:b/>
-          <w:bCs/>
+        <w:pStyle w:val="Compact"/>
+      </w:pPr>
+      <w:r>
+        <w:rPr>
+          <w:bCs/>
+          <w:b/>
         </w:rPr>
         <w:t xml:space="preserve">Justificación:</w:t>
       </w:r>
     </w:p>
     <w:p>
       <w:pPr>
-        <w:pStyle w:val="Compact"/>
         <w:numPr>
           <w:ilvl w:val="1"/>
           <w:numId w:val="1024"/>
         </w:numPr>
+        <w:pStyle w:val="Compact"/>
       </w:pPr>
       <w:r>
         <w:t xml:space="preserve">Especificaciones alta disponibilidad</w:t>
@@ -3172,11 +3173,11 @@
     </w:p>
     <w:p>
       <w:pPr>
-        <w:pStyle w:val="Compact"/>
         <w:numPr>
           <w:ilvl w:val="1"/>
           <w:numId w:val="1024"/>
         </w:numPr>
+        <w:pStyle w:val="Compact"/>
       </w:pPr>
       <w:r>
         <w:t xml:space="preserve">Redundancia para operación ferroviaria crítica</w:t>
@@ -3184,11 +3185,11 @@
     </w:p>
     <w:p>
       <w:pPr>
-        <w:pStyle w:val="Compact"/>
         <w:numPr>
           <w:ilvl w:val="1"/>
           <w:numId w:val="1024"/>
         </w:numPr>
+        <w:pStyle w:val="Compact"/>
       </w:pPr>
       <w:r>
         <w:t xml:space="preserve">Servidores industriales certificados</w:t>
@@ -3196,16 +3197,16 @@
     </w:p>
     <w:p>
       <w:pPr>
-        <w:pStyle w:val="Compact"/>
         <w:numPr>
           <w:ilvl w:val="0"/>
           <w:numId w:val="1023"/>
         </w:numPr>
-      </w:pPr>
-      <w:r>
-        <w:rPr>
-          <w:b/>
-          <w:bCs/>
+        <w:pStyle w:val="Compact"/>
+      </w:pPr>
+      <w:r>
+        <w:rPr>
+          <w:bCs/>
+          <w:b/>
         </w:rPr>
         <w:t xml:space="preserve">Impacto:</w:t>
       </w:r>
@@ -3218,16 +3219,16 @@
     </w:p>
     <w:p>
       <w:pPr>
-        <w:pStyle w:val="Compact"/>
         <w:numPr>
           <w:ilvl w:val="0"/>
           <w:numId w:val="1023"/>
         </w:numPr>
-      </w:pPr>
-      <w:r>
-        <w:rPr>
-          <w:b/>
-          <w:bCs/>
+        <w:pStyle w:val="Compact"/>
+      </w:pPr>
+      <w:r>
+        <w:rPr>
+          <w:bCs/>
+          <w:b/>
         </w:rPr>
         <w:t xml:space="preserve">Estado:</w:t>
       </w:r>
@@ -3238,32 +3239,32 @@
         <w:t xml:space="preserve">✅ Ejecutado</w:t>
       </w:r>
     </w:p>
-    <w:bookmarkEnd w:id="33"/>
-    <w:bookmarkStart w:id="34" w:name="dt-scada-002-2025-10-07"/>
+    <w:bookmarkEnd w:id="44"/>
+    <w:bookmarkStart w:id="45" w:name="dt-scada-002-2025-10-07"/>
     <w:p>
       <w:pPr>
         <w:pStyle w:val="Heading5"/>
       </w:pPr>
       <w:r>
         <w:rPr>
-          <w:b/>
-          <w:bCs/>
+          <w:bCs/>
+          <w:b/>
         </w:rPr>
         <w:t xml:space="preserve">DT-SCADA-002-2025-10-07</w:t>
       </w:r>
     </w:p>
     <w:p>
       <w:pPr>
-        <w:pStyle w:val="Compact"/>
         <w:numPr>
           <w:ilvl w:val="0"/>
           <w:numId w:val="1025"/>
         </w:numPr>
-      </w:pPr>
-      <w:r>
-        <w:rPr>
-          <w:b/>
-          <w:bCs/>
+        <w:pStyle w:val="Compact"/>
+      </w:pPr>
+      <w:r>
+        <w:rPr>
+          <w:bCs/>
+          <w:b/>
         </w:rPr>
         <w:t xml:space="preserve">Ítem WBS:</w:t>
       </w:r>
@@ -3276,16 +3277,16 @@
     </w:p>
     <w:p>
       <w:pPr>
-        <w:pStyle w:val="Compact"/>
         <w:numPr>
           <w:ilvl w:val="0"/>
           <w:numId w:val="1025"/>
         </w:numPr>
-      </w:pPr>
-      <w:r>
-        <w:rPr>
-          <w:b/>
-          <w:bCs/>
+        <w:pStyle w:val="Compact"/>
+      </w:pPr>
+      <w:r>
+        <w:rPr>
+          <w:bCs/>
+          <w:b/>
         </w:rPr>
         <w:t xml:space="preserve">Tipo:</w:t>
       </w:r>
@@ -3298,16 +3299,16 @@
     </w:p>
     <w:p>
       <w:pPr>
-        <w:pStyle w:val="Compact"/>
         <w:numPr>
           <w:ilvl w:val="0"/>
           <w:numId w:val="1025"/>
         </w:numPr>
-      </w:pPr>
-      <w:r>
-        <w:rPr>
-          <w:b/>
-          <w:bCs/>
+        <w:pStyle w:val="Compact"/>
+      </w:pPr>
+      <w:r>
+        <w:rPr>
+          <w:bCs/>
+          <w:b/>
         </w:rPr>
         <w:t xml:space="preserve">Cambio:</w:t>
       </w:r>
@@ -3320,27 +3321,27 @@
     </w:p>
     <w:p>
       <w:pPr>
-        <w:pStyle w:val="Compact"/>
         <w:numPr>
           <w:ilvl w:val="0"/>
           <w:numId w:val="1025"/>
         </w:numPr>
-      </w:pPr>
-      <w:r>
-        <w:rPr>
-          <w:b/>
-          <w:bCs/>
+        <w:pStyle w:val="Compact"/>
+      </w:pPr>
+      <w:r>
+        <w:rPr>
+          <w:bCs/>
+          <w:b/>
         </w:rPr>
         <w:t xml:space="preserve">Justificación:</w:t>
       </w:r>
     </w:p>
     <w:p>
       <w:pPr>
-        <w:pStyle w:val="Compact"/>
         <w:numPr>
           <w:ilvl w:val="1"/>
           <w:numId w:val="1026"/>
         </w:numPr>
+        <w:pStyle w:val="Compact"/>
       </w:pPr>
       <w:r>
         <w:t xml:space="preserve">Capacidades avanzadas para 526 km</w:t>
@@ -3348,11 +3349,11 @@
     </w:p>
     <w:p>
       <w:pPr>
-        <w:pStyle w:val="Compact"/>
         <w:numPr>
           <w:ilvl w:val="1"/>
           <w:numId w:val="1026"/>
         </w:numPr>
+        <w:pStyle w:val="Compact"/>
       </w:pPr>
       <w:r>
         <w:t xml:space="preserve">Arquitectura distribuida y redundante</w:t>
@@ -3360,11 +3361,11 @@
     </w:p>
     <w:p>
       <w:pPr>
-        <w:pStyle w:val="Compact"/>
         <w:numPr>
           <w:ilvl w:val="1"/>
           <w:numId w:val="1026"/>
         </w:numPr>
+        <w:pStyle w:val="Compact"/>
       </w:pPr>
       <w:r>
         <w:t xml:space="preserve">Licencias para operación crítica</w:t>
@@ -3372,16 +3373,16 @@
     </w:p>
     <w:p>
       <w:pPr>
-        <w:pStyle w:val="Compact"/>
         <w:numPr>
           <w:ilvl w:val="0"/>
           <w:numId w:val="1025"/>
         </w:numPr>
-      </w:pPr>
-      <w:r>
-        <w:rPr>
-          <w:b/>
-          <w:bCs/>
+        <w:pStyle w:val="Compact"/>
+      </w:pPr>
+      <w:r>
+        <w:rPr>
+          <w:bCs/>
+          <w:b/>
         </w:rPr>
         <w:t xml:space="preserve">Impacto:</w:t>
       </w:r>
@@ -3394,16 +3395,16 @@
     </w:p>
     <w:p>
       <w:pPr>
-        <w:pStyle w:val="Compact"/>
         <w:numPr>
           <w:ilvl w:val="0"/>
           <w:numId w:val="1025"/>
         </w:numPr>
-      </w:pPr>
-      <w:r>
-        <w:rPr>
-          <w:b/>
-          <w:bCs/>
+        <w:pStyle w:val="Compact"/>
+      </w:pPr>
+      <w:r>
+        <w:rPr>
+          <w:bCs/>
+          <w:b/>
         </w:rPr>
         <w:t xml:space="preserve">Estado:</w:t>
       </w:r>
@@ -3414,32 +3415,32 @@
         <w:t xml:space="preserve">✅ Ejecutado</w:t>
       </w:r>
     </w:p>
-    <w:bookmarkEnd w:id="34"/>
-    <w:bookmarkStart w:id="35" w:name="dt-scada-003-2025-10-07"/>
+    <w:bookmarkEnd w:id="45"/>
+    <w:bookmarkStart w:id="46" w:name="dt-scada-003-2025-10-07"/>
     <w:p>
       <w:pPr>
         <w:pStyle w:val="Heading5"/>
       </w:pPr>
       <w:r>
         <w:rPr>
-          <w:b/>
-          <w:bCs/>
+          <w:bCs/>
+          <w:b/>
         </w:rPr>
         <w:t xml:space="preserve">DT-SCADA-003-2025-10-07</w:t>
       </w:r>
     </w:p>
     <w:p>
       <w:pPr>
-        <w:pStyle w:val="Compact"/>
         <w:numPr>
           <w:ilvl w:val="0"/>
           <w:numId w:val="1027"/>
         </w:numPr>
-      </w:pPr>
-      <w:r>
-        <w:rPr>
-          <w:b/>
-          <w:bCs/>
+        <w:pStyle w:val="Compact"/>
+      </w:pPr>
+      <w:r>
+        <w:rPr>
+          <w:bCs/>
+          <w:b/>
         </w:rPr>
         <w:t xml:space="preserve">Ítem WBS:</w:t>
       </w:r>
@@ -3452,16 +3453,16 @@
     </w:p>
     <w:p>
       <w:pPr>
-        <w:pStyle w:val="Compact"/>
         <w:numPr>
           <w:ilvl w:val="0"/>
           <w:numId w:val="1027"/>
         </w:numPr>
-      </w:pPr>
-      <w:r>
-        <w:rPr>
-          <w:b/>
-          <w:bCs/>
+        <w:pStyle w:val="Compact"/>
+      </w:pPr>
+      <w:r>
+        <w:rPr>
+          <w:bCs/>
+          <w:b/>
         </w:rPr>
         <w:t xml:space="preserve">Tipo:</w:t>
       </w:r>
@@ -3474,16 +3475,16 @@
     </w:p>
     <w:p>
       <w:pPr>
-        <w:pStyle w:val="Compact"/>
         <w:numPr>
           <w:ilvl w:val="0"/>
           <w:numId w:val="1027"/>
         </w:numPr>
-      </w:pPr>
-      <w:r>
-        <w:rPr>
-          <w:b/>
-          <w:bCs/>
+        <w:pStyle w:val="Compact"/>
+      </w:pPr>
+      <w:r>
+        <w:rPr>
+          <w:bCs/>
+          <w:b/>
         </w:rPr>
         <w:t xml:space="preserve">Cambio:</w:t>
       </w:r>
@@ -3496,27 +3497,27 @@
     </w:p>
     <w:p>
       <w:pPr>
-        <w:pStyle w:val="Compact"/>
         <w:numPr>
           <w:ilvl w:val="0"/>
           <w:numId w:val="1027"/>
         </w:numPr>
-      </w:pPr>
-      <w:r>
-        <w:rPr>
-          <w:b/>
-          <w:bCs/>
+        <w:pStyle w:val="Compact"/>
+      </w:pPr>
+      <w:r>
+        <w:rPr>
+          <w:bCs/>
+          <w:b/>
         </w:rPr>
         <w:t xml:space="preserve">Justificación:</w:t>
       </w:r>
     </w:p>
     <w:p>
       <w:pPr>
-        <w:pStyle w:val="Compact"/>
         <w:numPr>
           <w:ilvl w:val="1"/>
           <w:numId w:val="1028"/>
         </w:numPr>
+        <w:pStyle w:val="Compact"/>
       </w:pPr>
       <w:r>
         <w:t xml:space="preserve">Equipos red L2/L3 certificados uso ferroviario</w:t>
@@ -3524,11 +3525,11 @@
     </w:p>
     <w:p>
       <w:pPr>
-        <w:pStyle w:val="Compact"/>
         <w:numPr>
           <w:ilvl w:val="1"/>
           <w:numId w:val="1028"/>
         </w:numPr>
+        <w:pStyle w:val="Compact"/>
       </w:pPr>
       <w:r>
         <w:t xml:space="preserve">Switches industriales para 526 km fibra óptica</w:t>
@@ -3536,11 +3537,11 @@
     </w:p>
     <w:p>
       <w:pPr>
-        <w:pStyle w:val="Compact"/>
         <w:numPr>
           <w:ilvl w:val="1"/>
           <w:numId w:val="1028"/>
         </w:numPr>
+        <w:pStyle w:val="Compact"/>
       </w:pPr>
       <w:r>
         <w:t xml:space="preserve">Interconexión de todos los sistemas</w:t>
@@ -3548,16 +3549,16 @@
     </w:p>
     <w:p>
       <w:pPr>
-        <w:pStyle w:val="Compact"/>
         <w:numPr>
           <w:ilvl w:val="0"/>
           <w:numId w:val="1027"/>
         </w:numPr>
-      </w:pPr>
-      <w:r>
-        <w:rPr>
-          <w:b/>
-          <w:bCs/>
+        <w:pStyle w:val="Compact"/>
+      </w:pPr>
+      <w:r>
+        <w:rPr>
+          <w:bCs/>
+          <w:b/>
         </w:rPr>
         <w:t xml:space="preserve">Impacto:</w:t>
       </w:r>
@@ -3570,16 +3571,16 @@
     </w:p>
     <w:p>
       <w:pPr>
-        <w:pStyle w:val="Compact"/>
         <w:numPr>
           <w:ilvl w:val="0"/>
           <w:numId w:val="1027"/>
         </w:numPr>
-      </w:pPr>
-      <w:r>
-        <w:rPr>
-          <w:b/>
-          <w:bCs/>
+        <w:pStyle w:val="Compact"/>
+      </w:pPr>
+      <w:r>
+        <w:rPr>
+          <w:bCs/>
+          <w:b/>
         </w:rPr>
         <w:t xml:space="preserve">Estado:</w:t>
       </w:r>
@@ -3597,10 +3598,10 @@
         </w:pict>
       </w:r>
     </w:p>
-    <w:bookmarkEnd w:id="35"/>
-    <w:bookmarkEnd w:id="36"/>
-    <w:bookmarkEnd w:id="37"/>
-    <w:bookmarkStart w:id="44" w:name="sistema-6-balizas-y-pasos-a-nivel"/>
+    <w:bookmarkEnd w:id="46"/>
+    <w:bookmarkEnd w:id="47"/>
+    <w:bookmarkEnd w:id="48"/>
+    <w:bookmarkStart w:id="55" w:name="Xeede1f345d1bf47fa0915ccea46c406567df5b2"/>
     <w:p>
       <w:pPr>
         <w:pStyle w:val="Heading3"/>
@@ -3613,50 +3614,50 @@
       </w:r>
       <w:r>
         <w:rPr>
-          <w:b/>
-          <w:bCs/>
-        </w:rPr>
-        <w:t xml:space="preserve">SISTEMA 6: BALIZAS Y PASOS A NIVEL</w:t>
-      </w:r>
-    </w:p>
-    <w:bookmarkStart w:id="40" w:name="punto-de-referencia-virtuals"/>
+          <w:bCs/>
+          <w:b/>
+        </w:rPr>
+        <w:t xml:space="preserve">SISTEMA 6: Punto de Referencia Virtual Y PASOS A NIVEL</w:t>
+      </w:r>
+    </w:p>
+    <w:bookmarkStart w:id="51" w:name="punto-de-referencia-virtuals"/>
     <w:p>
       <w:pPr>
         <w:pStyle w:val="Heading4"/>
       </w:pPr>
       <w:r>
         <w:rPr>
-          <w:b/>
-          <w:bCs/>
+          <w:bCs/>
+          <w:b/>
         </w:rPr>
         <w:t xml:space="preserve">6.1 Punto de referencia virtuals</w:t>
       </w:r>
     </w:p>
-    <w:bookmarkStart w:id="38" w:name="dt-baliza-001-2025-10-07"/>
+    <w:bookmarkStart w:id="49" w:name="Xb57f4aaee5eec13758e031029f70d24c6a49270"/>
     <w:p>
       <w:pPr>
         <w:pStyle w:val="Heading5"/>
       </w:pPr>
       <w:r>
         <w:rPr>
-          <w:b/>
-          <w:bCs/>
-        </w:rPr>
-        <w:t xml:space="preserve">DT-BALIZA-001-2025-10-07</w:t>
-      </w:r>
-    </w:p>
-    <w:p>
-      <w:pPr>
-        <w:pStyle w:val="Compact"/>
+          <w:bCs/>
+          <w:b/>
+        </w:rPr>
+        <w:t xml:space="preserve">DT-Punto de Referencia Virtual-001-2025-10-07</w:t>
+      </w:r>
+    </w:p>
+    <w:p>
+      <w:pPr>
         <w:numPr>
           <w:ilvl w:val="0"/>
           <w:numId w:val="1029"/>
         </w:numPr>
-      </w:pPr>
-      <w:r>
-        <w:rPr>
-          <w:b/>
-          <w:bCs/>
+        <w:pStyle w:val="Compact"/>
+      </w:pPr>
+      <w:r>
+        <w:rPr>
+          <w:bCs/>
+          <w:b/>
         </w:rPr>
         <w:t xml:space="preserve">Ítem WBS:</w:t>
       </w:r>
@@ -3669,16 +3670,16 @@
     </w:p>
     <w:p>
       <w:pPr>
-        <w:pStyle w:val="Compact"/>
         <w:numPr>
           <w:ilvl w:val="0"/>
           <w:numId w:val="1029"/>
         </w:numPr>
-      </w:pPr>
-      <w:r>
-        <w:rPr>
-          <w:b/>
-          <w:bCs/>
+        <w:pStyle w:val="Compact"/>
+      </w:pPr>
+      <w:r>
+        <w:rPr>
+          <w:bCs/>
+          <w:b/>
         </w:rPr>
         <w:t xml:space="preserve">Tipo:</w:t>
       </w:r>
@@ -3691,16 +3692,16 @@
     </w:p>
     <w:p>
       <w:pPr>
-        <w:pStyle w:val="Compact"/>
         <w:numPr>
           <w:ilvl w:val="0"/>
           <w:numId w:val="1029"/>
         </w:numPr>
-      </w:pPr>
-      <w:r>
-        <w:rPr>
-          <w:b/>
-          <w:bCs/>
+        <w:pStyle w:val="Compact"/>
+      </w:pPr>
+      <w:r>
+        <w:rPr>
+          <w:bCs/>
+          <w:b/>
         </w:rPr>
         <w:t xml:space="preserve">Cambio:</w:t>
       </w:r>
@@ -3713,27 +3714,27 @@
     </w:p>
     <w:p>
       <w:pPr>
-        <w:pStyle w:val="Compact"/>
         <w:numPr>
           <w:ilvl w:val="0"/>
           <w:numId w:val="1029"/>
         </w:numPr>
-      </w:pPr>
-      <w:r>
-        <w:rPr>
-          <w:b/>
-          <w:bCs/>
+        <w:pStyle w:val="Compact"/>
+      </w:pPr>
+      <w:r>
+        <w:rPr>
+          <w:bCs/>
+          <w:b/>
         </w:rPr>
         <w:t xml:space="preserve">Justificación:</w:t>
       </w:r>
     </w:p>
     <w:p>
       <w:pPr>
-        <w:pStyle w:val="Compact"/>
         <w:numPr>
           <w:ilvl w:val="1"/>
           <w:numId w:val="1030"/>
         </w:numPr>
+        <w:pStyle w:val="Compact"/>
       </w:pPr>
       <w:r>
         <w:t xml:space="preserve">Ítem duplicado o no requerido según ingeniería actualizada</w:t>
@@ -3741,11 +3742,11 @@
     </w:p>
     <w:p>
       <w:pPr>
-        <w:pStyle w:val="Compact"/>
         <w:numPr>
           <w:ilvl w:val="1"/>
           <w:numId w:val="1030"/>
         </w:numPr>
+        <w:pStyle w:val="Compact"/>
       </w:pPr>
       <w:r>
         <w:t xml:space="preserve">Consolidado en otro ítem de punto de referencia virtuals</w:t>
@@ -3753,16 +3754,16 @@
     </w:p>
     <w:p>
       <w:pPr>
-        <w:pStyle w:val="Compact"/>
         <w:numPr>
           <w:ilvl w:val="0"/>
           <w:numId w:val="1029"/>
         </w:numPr>
-      </w:pPr>
-      <w:r>
-        <w:rPr>
-          <w:b/>
-          <w:bCs/>
+        <w:pStyle w:val="Compact"/>
+      </w:pPr>
+      <w:r>
+        <w:rPr>
+          <w:bCs/>
+          <w:b/>
         </w:rPr>
         <w:t xml:space="preserve">Impacto:</w:t>
       </w:r>
@@ -3775,16 +3776,16 @@
     </w:p>
     <w:p>
       <w:pPr>
-        <w:pStyle w:val="Compact"/>
         <w:numPr>
           <w:ilvl w:val="0"/>
           <w:numId w:val="1029"/>
         </w:numPr>
-      </w:pPr>
-      <w:r>
-        <w:rPr>
-          <w:b/>
-          <w:bCs/>
+        <w:pStyle w:val="Compact"/>
+      </w:pPr>
+      <w:r>
+        <w:rPr>
+          <w:bCs/>
+          <w:b/>
         </w:rPr>
         <w:t xml:space="preserve">Estado:</w:t>
       </w:r>
@@ -3795,32 +3796,32 @@
         <w:t xml:space="preserve">✅ Ejecutado</w:t>
       </w:r>
     </w:p>
-    <w:bookmarkEnd w:id="38"/>
-    <w:bookmarkStart w:id="39" w:name="dt-baliza-002-2025-10-07"/>
+    <w:bookmarkEnd w:id="49"/>
+    <w:bookmarkStart w:id="50" w:name="X680ba6a306c77171edabbff26a534399fc78589"/>
     <w:p>
       <w:pPr>
         <w:pStyle w:val="Heading5"/>
       </w:pPr>
       <w:r>
         <w:rPr>
-          <w:b/>
-          <w:bCs/>
-        </w:rPr>
-        <w:t xml:space="preserve">DT-BALIZA-002-2025-10-07</w:t>
-      </w:r>
-    </w:p>
-    <w:p>
-      <w:pPr>
-        <w:pStyle w:val="Compact"/>
+          <w:bCs/>
+          <w:b/>
+        </w:rPr>
+        <w:t xml:space="preserve">DT-Punto de Referencia Virtual-002-2025-10-07</w:t>
+      </w:r>
+    </w:p>
+    <w:p>
+      <w:pPr>
         <w:numPr>
           <w:ilvl w:val="0"/>
           <w:numId w:val="1031"/>
         </w:numPr>
-      </w:pPr>
-      <w:r>
-        <w:rPr>
-          <w:b/>
-          <w:bCs/>
+        <w:pStyle w:val="Compact"/>
+      </w:pPr>
+      <w:r>
+        <w:rPr>
+          <w:bCs/>
+          <w:b/>
         </w:rPr>
         <w:t xml:space="preserve">Ítem WBS:</w:t>
       </w:r>
@@ -3833,16 +3834,16 @@
     </w:p>
     <w:p>
       <w:pPr>
-        <w:pStyle w:val="Compact"/>
         <w:numPr>
           <w:ilvl w:val="0"/>
           <w:numId w:val="1031"/>
         </w:numPr>
-      </w:pPr>
-      <w:r>
-        <w:rPr>
-          <w:b/>
-          <w:bCs/>
+        <w:pStyle w:val="Compact"/>
+      </w:pPr>
+      <w:r>
+        <w:rPr>
+          <w:bCs/>
+          <w:b/>
         </w:rPr>
         <w:t xml:space="preserve">Tipo:</w:t>
       </w:r>
@@ -3855,16 +3856,16 @@
     </w:p>
     <w:p>
       <w:pPr>
-        <w:pStyle w:val="Compact"/>
         <w:numPr>
           <w:ilvl w:val="0"/>
           <w:numId w:val="1031"/>
         </w:numPr>
-      </w:pPr>
-      <w:r>
-        <w:rPr>
-          <w:b/>
-          <w:bCs/>
+        <w:pStyle w:val="Compact"/>
+      </w:pPr>
+      <w:r>
+        <w:rPr>
+          <w:bCs/>
+          <w:b/>
         </w:rPr>
         <w:t xml:space="preserve">Cambio:</w:t>
       </w:r>
@@ -3877,27 +3878,27 @@
     </w:p>
     <w:p>
       <w:pPr>
-        <w:pStyle w:val="Compact"/>
         <w:numPr>
           <w:ilvl w:val="0"/>
           <w:numId w:val="1031"/>
         </w:numPr>
-      </w:pPr>
-      <w:r>
-        <w:rPr>
-          <w:b/>
-          <w:bCs/>
+        <w:pStyle w:val="Compact"/>
+      </w:pPr>
+      <w:r>
+        <w:rPr>
+          <w:bCs/>
+          <w:b/>
         </w:rPr>
         <w:t xml:space="preserve">Justificación:</w:t>
       </w:r>
     </w:p>
     <w:p>
       <w:pPr>
-        <w:pStyle w:val="Compact"/>
         <w:numPr>
           <w:ilvl w:val="1"/>
           <w:numId w:val="1032"/>
         </w:numPr>
+        <w:pStyle w:val="Compact"/>
       </w:pPr>
       <w:r>
         <w:t xml:space="preserve">Ítem duplicado o no requerido según ingeniería actualizada</w:t>
@@ -3905,11 +3906,11 @@
     </w:p>
     <w:p>
       <w:pPr>
-        <w:pStyle w:val="Compact"/>
         <w:numPr>
           <w:ilvl w:val="1"/>
           <w:numId w:val="1032"/>
         </w:numPr>
+        <w:pStyle w:val="Compact"/>
       </w:pPr>
       <w:r>
         <w:t xml:space="preserve">Consolidado en otro ítem de punto de referencia virtuals</w:t>
@@ -3917,16 +3918,16 @@
     </w:p>
     <w:p>
       <w:pPr>
-        <w:pStyle w:val="Compact"/>
         <w:numPr>
           <w:ilvl w:val="0"/>
           <w:numId w:val="1031"/>
         </w:numPr>
-      </w:pPr>
-      <w:r>
-        <w:rPr>
-          <w:b/>
-          <w:bCs/>
+        <w:pStyle w:val="Compact"/>
+      </w:pPr>
+      <w:r>
+        <w:rPr>
+          <w:bCs/>
+          <w:b/>
         </w:rPr>
         <w:t xml:space="preserve">Impacto:</w:t>
       </w:r>
@@ -3939,16 +3940,16 @@
     </w:p>
     <w:p>
       <w:pPr>
-        <w:pStyle w:val="Compact"/>
         <w:numPr>
           <w:ilvl w:val="0"/>
           <w:numId w:val="1031"/>
         </w:numPr>
-      </w:pPr>
-      <w:r>
-        <w:rPr>
-          <w:b/>
-          <w:bCs/>
+        <w:pStyle w:val="Compact"/>
+      </w:pPr>
+      <w:r>
+        <w:rPr>
+          <w:bCs/>
+          <w:b/>
         </w:rPr>
         <w:t xml:space="preserve">Estado:</w:t>
       </w:r>
@@ -3959,46 +3960,46 @@
         <w:t xml:space="preserve">✅ Ejecutado</w:t>
       </w:r>
     </w:p>
-    <w:bookmarkEnd w:id="39"/>
-    <w:bookmarkEnd w:id="40"/>
-    <w:bookmarkStart w:id="43" w:name="pasos-a-nivel"/>
+    <w:bookmarkEnd w:id="50"/>
+    <w:bookmarkEnd w:id="51"/>
+    <w:bookmarkStart w:id="54" w:name="pasos-a-nivel"/>
     <w:p>
       <w:pPr>
         <w:pStyle w:val="Heading4"/>
       </w:pPr>
       <w:r>
         <w:rPr>
-          <w:b/>
-          <w:bCs/>
+          <w:bCs/>
+          <w:b/>
         </w:rPr>
         <w:t xml:space="preserve">6.2 Pasos a Nivel</w:t>
       </w:r>
     </w:p>
-    <w:bookmarkStart w:id="41" w:name="dt-pan-001-2025-10-07"/>
+    <w:bookmarkStart w:id="52" w:name="dt-pan-001-2025-10-07"/>
     <w:p>
       <w:pPr>
         <w:pStyle w:val="Heading5"/>
       </w:pPr>
       <w:r>
         <w:rPr>
-          <w:b/>
-          <w:bCs/>
+          <w:bCs/>
+          <w:b/>
         </w:rPr>
         <w:t xml:space="preserve">DT-PAN-001-2025-10-07</w:t>
       </w:r>
     </w:p>
     <w:p>
       <w:pPr>
-        <w:pStyle w:val="Compact"/>
         <w:numPr>
           <w:ilvl w:val="0"/>
           <w:numId w:val="1033"/>
         </w:numPr>
-      </w:pPr>
-      <w:r>
-        <w:rPr>
-          <w:b/>
-          <w:bCs/>
+        <w:pStyle w:val="Compact"/>
+      </w:pPr>
+      <w:r>
+        <w:rPr>
+          <w:bCs/>
+          <w:b/>
         </w:rPr>
         <w:t xml:space="preserve">Ítem WBS:</w:t>
       </w:r>
@@ -4011,16 +4012,16 @@
     </w:p>
     <w:p>
       <w:pPr>
-        <w:pStyle w:val="Compact"/>
         <w:numPr>
           <w:ilvl w:val="0"/>
           <w:numId w:val="1033"/>
         </w:numPr>
-      </w:pPr>
-      <w:r>
-        <w:rPr>
-          <w:b/>
-          <w:bCs/>
+        <w:pStyle w:val="Compact"/>
+      </w:pPr>
+      <w:r>
+        <w:rPr>
+          <w:bCs/>
+          <w:b/>
         </w:rPr>
         <w:t xml:space="preserve">Tipo:</w:t>
       </w:r>
@@ -4033,16 +4034,16 @@
     </w:p>
     <w:p>
       <w:pPr>
-        <w:pStyle w:val="Compact"/>
         <w:numPr>
           <w:ilvl w:val="0"/>
           <w:numId w:val="1033"/>
         </w:numPr>
-      </w:pPr>
-      <w:r>
-        <w:rPr>
-          <w:b/>
-          <w:bCs/>
+        <w:pStyle w:val="Compact"/>
+      </w:pPr>
+      <w:r>
+        <w:rPr>
+          <w:bCs/>
+          <w:b/>
         </w:rPr>
         <w:t xml:space="preserve">Cambio:</w:t>
       </w:r>
@@ -4055,27 +4056,27 @@
     </w:p>
     <w:p>
       <w:pPr>
-        <w:pStyle w:val="Compact"/>
         <w:numPr>
           <w:ilvl w:val="0"/>
           <w:numId w:val="1033"/>
         </w:numPr>
-      </w:pPr>
-      <w:r>
-        <w:rPr>
-          <w:b/>
-          <w:bCs/>
+        <w:pStyle w:val="Compact"/>
+      </w:pPr>
+      <w:r>
+        <w:rPr>
+          <w:bCs/>
+          <w:b/>
         </w:rPr>
         <w:t xml:space="preserve">Justificación:</w:t>
       </w:r>
     </w:p>
     <w:p>
       <w:pPr>
-        <w:pStyle w:val="Compact"/>
         <w:numPr>
           <w:ilvl w:val="1"/>
           <w:numId w:val="1034"/>
         </w:numPr>
+        <w:pStyle w:val="Compact"/>
       </w:pPr>
       <w:r>
         <w:t xml:space="preserve">Complejidad técnica superior a estimación inicial</w:t>
@@ -4083,11 +4084,11 @@
     </w:p>
     <w:p>
       <w:pPr>
-        <w:pStyle w:val="Compact"/>
         <w:numPr>
           <w:ilvl w:val="1"/>
           <w:numId w:val="1034"/>
         </w:numPr>
+        <w:pStyle w:val="Compact"/>
       </w:pPr>
       <w:r>
         <w:t xml:space="preserve">Integración con sistemas CTC y CCTV</w:t>
@@ -4095,11 +4096,11 @@
     </w:p>
     <w:p>
       <w:pPr>
-        <w:pStyle w:val="Compact"/>
         <w:numPr>
           <w:ilvl w:val="1"/>
           <w:numId w:val="1034"/>
         </w:numPr>
+        <w:pStyle w:val="Compact"/>
       </w:pPr>
       <w:r>
         <w:t xml:space="preserve">Sensores avanzados y redundancia</w:t>
@@ -4107,16 +4108,16 @@
     </w:p>
     <w:p>
       <w:pPr>
-        <w:pStyle w:val="Compact"/>
         <w:numPr>
           <w:ilvl w:val="0"/>
           <w:numId w:val="1033"/>
         </w:numPr>
-      </w:pPr>
-      <w:r>
-        <w:rPr>
-          <w:b/>
-          <w:bCs/>
+        <w:pStyle w:val="Compact"/>
+      </w:pPr>
+      <w:r>
+        <w:rPr>
+          <w:bCs/>
+          <w:b/>
         </w:rPr>
         <w:t xml:space="preserve">Impacto:</w:t>
       </w:r>
@@ -4129,16 +4130,16 @@
     </w:p>
     <w:p>
       <w:pPr>
-        <w:pStyle w:val="Compact"/>
         <w:numPr>
           <w:ilvl w:val="0"/>
           <w:numId w:val="1033"/>
         </w:numPr>
-      </w:pPr>
-      <w:r>
-        <w:rPr>
-          <w:b/>
-          <w:bCs/>
+        <w:pStyle w:val="Compact"/>
+      </w:pPr>
+      <w:r>
+        <w:rPr>
+          <w:bCs/>
+          <w:b/>
         </w:rPr>
         <w:t xml:space="preserve">Estado:</w:t>
       </w:r>
@@ -4151,16 +4152,16 @@
     </w:p>
     <w:p>
       <w:pPr>
-        <w:pStyle w:val="Compact"/>
         <w:numPr>
           <w:ilvl w:val="0"/>
           <w:numId w:val="1033"/>
         </w:numPr>
-      </w:pPr>
-      <w:r>
-        <w:rPr>
-          <w:b/>
-          <w:bCs/>
+        <w:pStyle w:val="Compact"/>
+      </w:pPr>
+      <w:r>
+        <w:rPr>
+          <w:bCs/>
+          <w:b/>
         </w:rPr>
         <w:t xml:space="preserve">Documento V.X:</w:t>
       </w:r>
@@ -4171,32 +4172,32 @@
         <w:t xml:space="preserve">Referencia a V.5_Pasos_Nivel_Detalle_v1.0.md (pendiente crear)</w:t>
       </w:r>
     </w:p>
-    <w:bookmarkEnd w:id="41"/>
-    <w:bookmarkStart w:id="42" w:name="dt-pan-002-2025-10-07"/>
+    <w:bookmarkEnd w:id="52"/>
+    <w:bookmarkStart w:id="53" w:name="dt-pan-002-2025-10-07"/>
     <w:p>
       <w:pPr>
         <w:pStyle w:val="Heading5"/>
       </w:pPr>
       <w:r>
         <w:rPr>
-          <w:b/>
-          <w:bCs/>
+          <w:bCs/>
+          <w:b/>
         </w:rPr>
         <w:t xml:space="preserve">DT-PAN-002-2025-10-07</w:t>
       </w:r>
     </w:p>
     <w:p>
       <w:pPr>
-        <w:pStyle w:val="Compact"/>
         <w:numPr>
           <w:ilvl w:val="0"/>
           <w:numId w:val="1035"/>
         </w:numPr>
-      </w:pPr>
-      <w:r>
-        <w:rPr>
-          <w:b/>
-          <w:bCs/>
+        <w:pStyle w:val="Compact"/>
+      </w:pPr>
+      <w:r>
+        <w:rPr>
+          <w:bCs/>
+          <w:b/>
         </w:rPr>
         <w:t xml:space="preserve">Ítem WBS:</w:t>
       </w:r>
@@ -4209,16 +4210,16 @@
     </w:p>
     <w:p>
       <w:pPr>
-        <w:pStyle w:val="Compact"/>
         <w:numPr>
           <w:ilvl w:val="0"/>
           <w:numId w:val="1035"/>
         </w:numPr>
-      </w:pPr>
-      <w:r>
-        <w:rPr>
-          <w:b/>
-          <w:bCs/>
+        <w:pStyle w:val="Compact"/>
+      </w:pPr>
+      <w:r>
+        <w:rPr>
+          <w:bCs/>
+          <w:b/>
         </w:rPr>
         <w:t xml:space="preserve">Tipo:</w:t>
       </w:r>
@@ -4231,16 +4232,16 @@
     </w:p>
     <w:p>
       <w:pPr>
-        <w:pStyle w:val="Compact"/>
         <w:numPr>
           <w:ilvl w:val="0"/>
           <w:numId w:val="1035"/>
         </w:numPr>
-      </w:pPr>
-      <w:r>
-        <w:rPr>
-          <w:b/>
-          <w:bCs/>
+        <w:pStyle w:val="Compact"/>
+      </w:pPr>
+      <w:r>
+        <w:rPr>
+          <w:bCs/>
+          <w:b/>
         </w:rPr>
         <w:t xml:space="preserve">Cambio:</w:t>
       </w:r>
@@ -4253,27 +4254,27 @@
     </w:p>
     <w:p>
       <w:pPr>
-        <w:pStyle w:val="Compact"/>
         <w:numPr>
           <w:ilvl w:val="0"/>
           <w:numId w:val="1035"/>
         </w:numPr>
-      </w:pPr>
-      <w:r>
-        <w:rPr>
-          <w:b/>
-          <w:bCs/>
+        <w:pStyle w:val="Compact"/>
+      </w:pPr>
+      <w:r>
+        <w:rPr>
+          <w:bCs/>
+          <w:b/>
         </w:rPr>
         <w:t xml:space="preserve">Justificación:</w:t>
       </w:r>
     </w:p>
     <w:p>
       <w:pPr>
-        <w:pStyle w:val="Compact"/>
         <w:numPr>
           <w:ilvl w:val="1"/>
           <w:numId w:val="1036"/>
         </w:numPr>
+        <w:pStyle w:val="Compact"/>
       </w:pPr>
       <w:r>
         <w:t xml:space="preserve">Tecnología de sensores más avanzada</w:t>
@@ -4281,11 +4282,11 @@
     </w:p>
     <w:p>
       <w:pPr>
-        <w:pStyle w:val="Compact"/>
         <w:numPr>
           <w:ilvl w:val="1"/>
           <w:numId w:val="1036"/>
         </w:numPr>
+        <w:pStyle w:val="Compact"/>
       </w:pPr>
       <w:r>
         <w:t xml:space="preserve">Mayor precisión y confiabilidad</w:t>
@@ -4293,11 +4294,11 @@
     </w:p>
     <w:p>
       <w:pPr>
-        <w:pStyle w:val="Compact"/>
         <w:numPr>
           <w:ilvl w:val="1"/>
           <w:numId w:val="1036"/>
         </w:numPr>
+        <w:pStyle w:val="Compact"/>
       </w:pPr>
       <w:r>
         <w:t xml:space="preserve">Certificación ferroviaria</w:t>
@@ -4305,16 +4306,16 @@
     </w:p>
     <w:p>
       <w:pPr>
-        <w:pStyle w:val="Compact"/>
         <w:numPr>
           <w:ilvl w:val="0"/>
           <w:numId w:val="1035"/>
         </w:numPr>
-      </w:pPr>
-      <w:r>
-        <w:rPr>
-          <w:b/>
-          <w:bCs/>
+        <w:pStyle w:val="Compact"/>
+      </w:pPr>
+      <w:r>
+        <w:rPr>
+          <w:bCs/>
+          <w:b/>
         </w:rPr>
         <w:t xml:space="preserve">Impacto:</w:t>
       </w:r>
@@ -4327,16 +4328,16 @@
     </w:p>
     <w:p>
       <w:pPr>
-        <w:pStyle w:val="Compact"/>
         <w:numPr>
           <w:ilvl w:val="0"/>
           <w:numId w:val="1035"/>
         </w:numPr>
-      </w:pPr>
-      <w:r>
-        <w:rPr>
-          <w:b/>
-          <w:bCs/>
+        <w:pStyle w:val="Compact"/>
+      </w:pPr>
+      <w:r>
+        <w:rPr>
+          <w:bCs/>
+          <w:b/>
         </w:rPr>
         <w:t xml:space="preserve">Estado:</w:t>
       </w:r>
@@ -4349,16 +4350,16 @@
     </w:p>
     <w:p>
       <w:pPr>
-        <w:pStyle w:val="Compact"/>
         <w:numPr>
           <w:ilvl w:val="0"/>
           <w:numId w:val="1035"/>
         </w:numPr>
-      </w:pPr>
-      <w:r>
-        <w:rPr>
-          <w:b/>
-          <w:bCs/>
+        <w:pStyle w:val="Compact"/>
+      </w:pPr>
+      <w:r>
+        <w:rPr>
+          <w:bCs/>
+          <w:b/>
         </w:rPr>
         <w:t xml:space="preserve">Documento V.X:</w:t>
       </w:r>
@@ -4376,11 +4377,11 @@
         </w:pict>
       </w:r>
     </w:p>
-    <w:bookmarkEnd w:id="42"/>
-    <w:bookmarkEnd w:id="43"/>
-    <w:bookmarkEnd w:id="44"/>
-    <w:bookmarkEnd w:id="45"/>
-    <w:bookmarkStart w:id="49" w:name="análisis-de-impacto-consolidado"/>
+    <w:bookmarkEnd w:id="53"/>
+    <w:bookmarkEnd w:id="54"/>
+    <w:bookmarkEnd w:id="55"/>
+    <w:bookmarkEnd w:id="56"/>
+    <w:bookmarkStart w:id="60" w:name="análisis-de-impacto-consolidado"/>
     <w:p>
       <w:pPr>
         <w:pStyle w:val="Heading2"/>
@@ -4389,15 +4390,15 @@
         <w:t xml:space="preserve">📊 ANÁLISIS DE IMPACTO CONSOLIDADO</w:t>
       </w:r>
     </w:p>
-    <w:bookmarkStart w:id="46" w:name="impacto-presupuestal-por-tipo-de-cambio"/>
+    <w:bookmarkStart w:id="57" w:name="impacto-presupuestal-por-tipo-de-cambio"/>
     <w:p>
       <w:pPr>
         <w:pStyle w:val="Heading3"/>
       </w:pPr>
       <w:r>
         <w:rPr>
-          <w:b/>
-          <w:bCs/>
+          <w:bCs/>
+          <w:b/>
         </w:rPr>
         <w:t xml:space="preserve">💰 IMPACTO PRESUPUESTAL POR TIPO DE CAMBIO</w:t>
       </w:r>
@@ -4406,8 +4407,9 @@
       <w:tblPr>
         <w:tblStyle w:val="Table"/>
         <w:tblW w:type="pct" w:w="5000"/>
+        <w:tblLook w:firstRow="1" w:lastRow="0" w:firstColumn="0" w:lastColumn="0" w:noHBand="0" w:noVBand="0" w:val="0020"/>
+        <w:jc w:val="start"/>
         <w:tblLayout w:type="fixed"/>
-        <w:tblLook w:firstRow="1" w:lastRow="0" w:firstColumn="0" w:lastColumn="0" w:noHBand="0" w:noVBand="0" w:val="0020"/>
       </w:tblPr>
       <w:tblGrid>
         <w:gridCol w:w="2346"/>
@@ -4417,7 +4419,7 @@
       </w:tblGrid>
       <w:tr>
         <w:trPr>
-          <w:tblHeader w:val="on"/>
+          <w:tblHeader w:val="true"/>
         </w:trPr>
         <w:tc>
           <w:tcPr/>
@@ -4478,8 +4480,8 @@
             </w:pPr>
             <w:r>
               <w:rPr>
+                <w:bCs/>
                 <w:b/>
-                <w:bCs/>
               </w:rPr>
               <w:t xml:space="preserve">Ajuste criterio técnico</w:t>
             </w:r>
@@ -4532,8 +4534,8 @@
             </w:pPr>
             <w:r>
               <w:rPr>
+                <w:bCs/>
                 <w:b/>
-                <w:bCs/>
               </w:rPr>
               <w:t xml:space="preserve">Actualización de precio</w:t>
             </w:r>
@@ -4586,8 +4588,8 @@
             </w:pPr>
             <w:r>
               <w:rPr>
+                <w:bCs/>
                 <w:b/>
-                <w:bCs/>
               </w:rPr>
               <w:t xml:space="preserve">Ajuste de cantidad</w:t>
             </w:r>
@@ -4640,8 +4642,8 @@
             </w:pPr>
             <w:r>
               <w:rPr>
+                <w:bCs/>
                 <w:b/>
-                <w:bCs/>
               </w:rPr>
               <w:t xml:space="preserve">Eliminación de ítem</w:t>
             </w:r>
@@ -4694,8 +4696,8 @@
             </w:pPr>
             <w:r>
               <w:rPr>
+                <w:bCs/>
                 <w:b/>
-                <w:bCs/>
               </w:rPr>
               <w:t xml:space="preserve">Actualización descripción</w:t>
             </w:r>
@@ -4748,8 +4750,8 @@
             </w:pPr>
             <w:r>
               <w:rPr>
+                <w:bCs/>
                 <w:b/>
-                <w:bCs/>
               </w:rPr>
               <w:t xml:space="preserve">Ajuste cantidad y precio</w:t>
             </w:r>
@@ -4793,16 +4795,16 @@
         </w:tc>
       </w:tr>
     </w:tbl>
-    <w:bookmarkEnd w:id="46"/>
-    <w:bookmarkStart w:id="47" w:name="distribución-por-sistema"/>
+    <w:bookmarkEnd w:id="57"/>
+    <w:bookmarkStart w:id="58" w:name="distribución-por-sistema"/>
     <w:p>
       <w:pPr>
         <w:pStyle w:val="Heading3"/>
       </w:pPr>
       <w:r>
         <w:rPr>
-          <w:b/>
-          <w:bCs/>
+          <w:bCs/>
+          <w:b/>
         </w:rPr>
         <w:t xml:space="preserve">🎯 DISTRIBUCIÓN POR SISTEMA</w:t>
       </w:r>
@@ -4812,6 +4814,7 @@
         <w:tblStyle w:val="Table"/>
         <w:tblW w:type="auto" w:w="0"/>
         <w:tblLook w:firstRow="1" w:lastRow="0" w:firstColumn="0" w:lastColumn="0" w:noHBand="0" w:noVBand="0" w:val="0020"/>
+        <w:jc w:val="start"/>
       </w:tblPr>
       <w:tblGrid>
         <w:gridCol w:w="2640"/>
@@ -4820,7 +4823,7 @@
       </w:tblGrid>
       <w:tr>
         <w:trPr>
-          <w:tblHeader w:val="on"/>
+          <w:tblHeader w:val="true"/>
         </w:trPr>
         <w:tc>
           <w:tcPr/>
@@ -5164,16 +5167,16 @@
         </w:tc>
       </w:tr>
     </w:tbl>
-    <w:bookmarkEnd w:id="47"/>
-    <w:bookmarkStart w:id="48" w:name="riesgos-mitigados"/>
+    <w:bookmarkEnd w:id="58"/>
+    <w:bookmarkStart w:id="59" w:name="riesgos-mitigados"/>
     <w:p>
       <w:pPr>
         <w:pStyle w:val="Heading3"/>
       </w:pPr>
       <w:r>
         <w:rPr>
-          <w:b/>
-          <w:bCs/>
+          <w:bCs/>
+          <w:b/>
         </w:rPr>
         <w:t xml:space="preserve">⚠️ RIESGOS MITIGADOS</w:t>
       </w:r>
@@ -5182,8 +5185,9 @@
       <w:tblPr>
         <w:tblStyle w:val="Table"/>
         <w:tblW w:type="pct" w:w="5000"/>
+        <w:tblLook w:firstRow="1" w:lastRow="0" w:firstColumn="0" w:lastColumn="0" w:noHBand="0" w:noVBand="0" w:val="0020"/>
+        <w:jc w:val="start"/>
         <w:tblLayout w:type="fixed"/>
-        <w:tblLook w:firstRow="1" w:lastRow="0" w:firstColumn="0" w:lastColumn="0" w:noHBand="0" w:noVBand="0" w:val="0020"/>
       </w:tblPr>
       <w:tblGrid>
         <w:gridCol w:w="1853"/>
@@ -5193,7 +5197,7 @@
       </w:tblGrid>
       <w:tr>
         <w:trPr>
-          <w:tblHeader w:val="on"/>
+          <w:tblHeader w:val="true"/>
         </w:trPr>
         <w:tc>
           <w:tcPr/>
@@ -5483,7 +5487,13 @@
               <w:t xml:space="preserve"> </w:t>
             </w:r>
             <w:r>
-              <w:t xml:space="preserve">“criterio técnico”</w:t>
+              <w:t xml:space="preserve">“</w:t>
+            </w:r>
+            <w:r>
+              <w:t xml:space="preserve">criterio técnico</w:t>
+            </w:r>
+            <w:r>
+              <w:t xml:space="preserve">”</w:t>
             </w:r>
           </w:p>
         </w:tc>
@@ -5508,9 +5518,9 @@
         </w:pict>
       </w:r>
     </w:p>
-    <w:bookmarkEnd w:id="48"/>
-    <w:bookmarkEnd w:id="49"/>
-    <w:bookmarkStart w:id="56" w:name="trazabilidad-documental"/>
+    <w:bookmarkEnd w:id="59"/>
+    <w:bookmarkEnd w:id="60"/>
+    <w:bookmarkStart w:id="67" w:name="trazabilidad-documental"/>
     <w:p>
       <w:pPr>
         <w:pStyle w:val="Heading2"/>
@@ -5519,15 +5529,15 @@
         <w:t xml:space="preserve">📚 TRAZABILIDAD DOCUMENTAL</w:t>
       </w:r>
     </w:p>
-    <w:bookmarkStart w:id="50" w:name="nivel-1-wbs-y-planificación"/>
+    <w:bookmarkStart w:id="61" w:name="nivel-1-wbs-y-planificación"/>
     <w:p>
       <w:pPr>
         <w:pStyle w:val="Heading3"/>
       </w:pPr>
       <w:r>
         <w:rPr>
-          <w:b/>
-          <w:bCs/>
+          <w:bCs/>
+          <w:b/>
         </w:rPr>
         <w:t xml:space="preserve">NIVEL 1: WBS Y PLANIFICACIÓN</w:t>
       </w:r>
@@ -5540,11 +5550,11 @@
     </w:p>
     <w:p>
       <w:pPr>
-        <w:pStyle w:val="Compact"/>
         <w:numPr>
           <w:ilvl w:val="0"/>
           <w:numId w:val="1037"/>
         </w:numPr>
+        <w:pStyle w:val="Compact"/>
       </w:pPr>
       <w:r>
         <w:rPr>
@@ -5561,11 +5571,11 @@
     </w:p>
     <w:p>
       <w:pPr>
-        <w:pStyle w:val="Compact"/>
         <w:numPr>
           <w:ilvl w:val="0"/>
           <w:numId w:val="1037"/>
         </w:numPr>
+        <w:pStyle w:val="Compact"/>
       </w:pPr>
       <w:r>
         <w:rPr>
@@ -5582,26 +5592,26 @@
     </w:p>
     <w:p>
       <w:pPr>
-        <w:pStyle w:val="Compact"/>
         <w:numPr>
           <w:ilvl w:val="0"/>
           <w:numId w:val="1037"/>
         </w:numPr>
+        <w:pStyle w:val="Compact"/>
       </w:pPr>
       <w:r>
         <w:t xml:space="preserve">Interfaces HTML (EDT Detalle, Presupuesto, Cronograma) - Sincronizadas</w:t>
       </w:r>
     </w:p>
-    <w:bookmarkEnd w:id="50"/>
-    <w:bookmarkStart w:id="51" w:name="nivel-2-ingeniería-de-detalle"/>
+    <w:bookmarkEnd w:id="61"/>
+    <w:bookmarkStart w:id="62" w:name="nivel-2-ingeniería-de-detalle"/>
     <w:p>
       <w:pPr>
         <w:pStyle w:val="Heading3"/>
       </w:pPr>
       <w:r>
         <w:rPr>
-          <w:b/>
-          <w:bCs/>
+          <w:bCs/>
+          <w:b/>
         </w:rPr>
         <w:t xml:space="preserve">NIVEL 2: INGENIERÍA DE DETALLE</w:t>
       </w:r>
@@ -5614,11 +5624,11 @@
     </w:p>
     <w:p>
       <w:pPr>
-        <w:pStyle w:val="Compact"/>
         <w:numPr>
           <w:ilvl w:val="0"/>
           <w:numId w:val="1038"/>
         </w:numPr>
+        <w:pStyle w:val="Compact"/>
       </w:pPr>
       <w:r>
         <w:rPr>
@@ -5635,11 +5645,11 @@
     </w:p>
     <w:p>
       <w:pPr>
-        <w:pStyle w:val="Compact"/>
         <w:numPr>
           <w:ilvl w:val="0"/>
           <w:numId w:val="1038"/>
         </w:numPr>
+        <w:pStyle w:val="Compact"/>
       </w:pPr>
       <w:r>
         <w:rPr>
@@ -5654,16 +5664,16 @@
         <w:t xml:space="preserve">- Versionado por DT-CTC-001</w:t>
       </w:r>
     </w:p>
-    <w:bookmarkEnd w:id="51"/>
-    <w:bookmarkStart w:id="52" w:name="nivel-3-ingeniería-conceptual"/>
+    <w:bookmarkEnd w:id="62"/>
+    <w:bookmarkStart w:id="63" w:name="nivel-3-ingeniería-conceptual"/>
     <w:p>
       <w:pPr>
         <w:pStyle w:val="Heading3"/>
       </w:pPr>
       <w:r>
         <w:rPr>
-          <w:b/>
-          <w:bCs/>
+          <w:bCs/>
+          <w:b/>
         </w:rPr>
         <w:t xml:space="preserve">NIVEL 3: INGENIERÍA CONCEPTUAL</w:t>
       </w:r>
@@ -5676,26 +5686,26 @@
     </w:p>
     <w:p>
       <w:pPr>
-        <w:pStyle w:val="Compact"/>
         <w:numPr>
           <w:ilvl w:val="0"/>
           <w:numId w:val="1039"/>
         </w:numPr>
+        <w:pStyle w:val="Compact"/>
       </w:pPr>
       <w:r>
         <w:t xml:space="preserve">Pendiente actualizar según DTs aplicables</w:t>
       </w:r>
     </w:p>
-    <w:bookmarkEnd w:id="52"/>
-    <w:bookmarkStart w:id="53" w:name="nivel-4-documentos-maestros"/>
+    <w:bookmarkEnd w:id="63"/>
+    <w:bookmarkStart w:id="64" w:name="nivel-4-documentos-maestros"/>
     <w:p>
       <w:pPr>
         <w:pStyle w:val="Heading3"/>
       </w:pPr>
       <w:r>
         <w:rPr>
-          <w:b/>
-          <w:bCs/>
+          <w:bCs/>
+          <w:b/>
         </w:rPr>
         <w:t xml:space="preserve">NIVEL 4: DOCUMENTOS MAESTROS</w:t>
       </w:r>
@@ -5708,11 +5718,11 @@
     </w:p>
     <w:p>
       <w:pPr>
-        <w:pStyle w:val="Compact"/>
         <w:numPr>
           <w:ilvl w:val="0"/>
           <w:numId w:val="1040"/>
         </w:numPr>
+        <w:pStyle w:val="Compact"/>
       </w:pPr>
       <w:r>
         <w:rPr>
@@ -5729,11 +5739,11 @@
     </w:p>
     <w:p>
       <w:pPr>
-        <w:pStyle w:val="Compact"/>
         <w:numPr>
           <w:ilvl w:val="0"/>
           <w:numId w:val="1040"/>
         </w:numPr>
+        <w:pStyle w:val="Compact"/>
       </w:pPr>
       <w:r>
         <w:rPr>
@@ -5748,16 +5758,16 @@
         <w:t xml:space="preserve">- Trazabilidad completa</w:t>
       </w:r>
     </w:p>
-    <w:bookmarkEnd w:id="53"/>
-    <w:bookmarkStart w:id="54" w:name="nivel-5-entregables-consolidados"/>
+    <w:bookmarkEnd w:id="64"/>
+    <w:bookmarkStart w:id="65" w:name="nivel-5-entregables-consolidados"/>
     <w:p>
       <w:pPr>
         <w:pStyle w:val="Heading3"/>
       </w:pPr>
       <w:r>
         <w:rPr>
-          <w:b/>
-          <w:bCs/>
+          <w:bCs/>
+          <w:b/>
         </w:rPr>
         <w:t xml:space="preserve">NIVEL 5: ENTREGABLES CONSOLIDADOS</w:t>
       </w:r>
@@ -5770,11 +5780,11 @@
     </w:p>
     <w:p>
       <w:pPr>
-        <w:pStyle w:val="Compact"/>
         <w:numPr>
           <w:ilvl w:val="0"/>
           <w:numId w:val="1041"/>
         </w:numPr>
+        <w:pStyle w:val="Compact"/>
       </w:pPr>
       <w:r>
         <w:t xml:space="preserve">Sistemas Master actualizados en Carpeta X</w:t>
@@ -5782,26 +5792,26 @@
     </w:p>
     <w:p>
       <w:pPr>
-        <w:pStyle w:val="Compact"/>
         <w:numPr>
           <w:ilvl w:val="0"/>
           <w:numId w:val="1041"/>
         </w:numPr>
+        <w:pStyle w:val="Compact"/>
       </w:pPr>
       <w:r>
         <w:t xml:space="preserve">8 archivos Master sincronizados</w:t>
       </w:r>
     </w:p>
-    <w:bookmarkEnd w:id="54"/>
-    <w:bookmarkStart w:id="55" w:name="nivel-6-índices"/>
+    <w:bookmarkEnd w:id="65"/>
+    <w:bookmarkStart w:id="66" w:name="nivel-6-índices"/>
     <w:p>
       <w:pPr>
         <w:pStyle w:val="Heading3"/>
       </w:pPr>
       <w:r>
         <w:rPr>
-          <w:b/>
-          <w:bCs/>
+          <w:bCs/>
+          <w:b/>
         </w:rPr>
         <w:t xml:space="preserve">NIVEL 6: ÍNDICES</w:t>
       </w:r>
@@ -5814,11 +5824,11 @@
     </w:p>
     <w:p>
       <w:pPr>
-        <w:pStyle w:val="Compact"/>
         <w:numPr>
           <w:ilvl w:val="0"/>
           <w:numId w:val="1042"/>
         </w:numPr>
+        <w:pStyle w:val="Compact"/>
       </w:pPr>
       <w:r>
         <w:t xml:space="preserve">Pendiente actualización según nuevos contenidos</w:t>
@@ -5831,9 +5841,9 @@
         </w:pict>
       </w:r>
     </w:p>
-    <w:bookmarkEnd w:id="55"/>
-    <w:bookmarkEnd w:id="56"/>
-    <w:bookmarkStart w:id="58" w:name="proceso-de-sincronización"/>
+    <w:bookmarkEnd w:id="66"/>
+    <w:bookmarkEnd w:id="67"/>
+    <w:bookmarkStart w:id="69" w:name="proceso-de-sincronización"/>
     <w:p>
       <w:pPr>
         <w:pStyle w:val="Heading2"/>
@@ -5842,15 +5852,15 @@
         <w:t xml:space="preserve">🔄 PROCESO DE SINCRONIZACIÓN</w:t>
       </w:r>
     </w:p>
-    <w:bookmarkStart w:id="57" w:name="X1b7861e8c56621f35252dac76a6a98cb701f6e4"/>
+    <w:bookmarkStart w:id="68" w:name="X1b7861e8c56621f35252dac76a6a98cb701f6e4"/>
     <w:p>
       <w:pPr>
         <w:pStyle w:val="Heading3"/>
       </w:pPr>
       <w:r>
         <w:rPr>
-          <w:b/>
-          <w:bCs/>
+          <w:bCs/>
+          <w:b/>
         </w:rPr>
         <w:t xml:space="preserve">Script Master:</w:t>
       </w:r>
@@ -5870,8 +5880,8 @@
       </w:pPr>
       <w:r>
         <w:rPr>
-          <w:b/>
-          <w:bCs/>
+          <w:bCs/>
+          <w:b/>
         </w:rPr>
         <w:t xml:space="preserve">Última ejecución:</w:t>
       </w:r>
@@ -5886,8 +5896,8 @@
       </w:r>
       <w:r>
         <w:rPr>
-          <w:b/>
-          <w:bCs/>
+          <w:bCs/>
+          <w:b/>
         </w:rPr>
         <w:t xml:space="preserve">Tiempo:</w:t>
       </w:r>
@@ -5902,8 +5912,8 @@
       </w:r>
       <w:r>
         <w:rPr>
-          <w:b/>
-          <w:bCs/>
+          <w:bCs/>
+          <w:b/>
         </w:rPr>
         <w:t xml:space="preserve">DTs procesadas:</w:t>
       </w:r>
@@ -5918,8 +5928,8 @@
       </w:r>
       <w:r>
         <w:rPr>
-          <w:b/>
-          <w:bCs/>
+          <w:bCs/>
+          <w:b/>
         </w:rPr>
         <w:t xml:space="preserve">Archivos V.X actualizados:</w:t>
       </w:r>
@@ -5934,8 +5944,8 @@
       </w:r>
       <w:r>
         <w:rPr>
-          <w:b/>
-          <w:bCs/>
+          <w:bCs/>
+          <w:b/>
         </w:rPr>
         <w:t xml:space="preserve">Archivos Master actualizados:</w:t>
       </w:r>
@@ -5950,8 +5960,8 @@
       </w:r>
       <w:r>
         <w:rPr>
-          <w:b/>
-          <w:bCs/>
+          <w:bCs/>
+          <w:b/>
         </w:rPr>
         <w:t xml:space="preserve">Errores:</w:t>
       </w:r>
@@ -5968,8 +5978,8 @@
       </w:pPr>
       <w:r>
         <w:rPr>
-          <w:b/>
-          <w:bCs/>
+          <w:bCs/>
+          <w:b/>
         </w:rPr>
         <w:t xml:space="preserve">Niveles sincronizados automáticamente:</w:t>
       </w:r>
@@ -6017,9 +6027,9 @@
         </w:pict>
       </w:r>
     </w:p>
-    <w:bookmarkEnd w:id="57"/>
-    <w:bookmarkEnd w:id="58"/>
-    <w:bookmarkStart w:id="62" w:name="para-stakeholders"/>
+    <w:bookmarkEnd w:id="68"/>
+    <w:bookmarkEnd w:id="69"/>
+    <w:bookmarkStart w:id="73" w:name="para-stakeholders"/>
     <w:p>
       <w:pPr>
         <w:pStyle w:val="Heading2"/>
@@ -6028,31 +6038,31 @@
         <w:t xml:space="preserve">👥 PARA STAKEHOLDERS</w:t>
       </w:r>
     </w:p>
-    <w:bookmarkStart w:id="59" w:name="resumen-para-dirección"/>
+    <w:bookmarkStart w:id="70" w:name="resumen-para-dirección"/>
     <w:p>
       <w:pPr>
         <w:pStyle w:val="Heading3"/>
       </w:pPr>
       <w:r>
         <w:rPr>
-          <w:b/>
-          <w:bCs/>
+          <w:bCs/>
+          <w:b/>
         </w:rPr>
         <w:t xml:space="preserve">📋 RESUMEN PARA DIRECCIÓN:</w:t>
       </w:r>
     </w:p>
     <w:p>
       <w:pPr>
-        <w:pStyle w:val="Compact"/>
         <w:numPr>
           <w:ilvl w:val="0"/>
           <w:numId w:val="1043"/>
         </w:numPr>
-      </w:pPr>
-      <w:r>
-        <w:rPr>
-          <w:b/>
-          <w:bCs/>
+        <w:pStyle w:val="Compact"/>
+      </w:pPr>
+      <w:r>
+        <w:rPr>
+          <w:bCs/>
+          <w:b/>
         </w:rPr>
         <w:t xml:space="preserve">20 decisiones técnicas</w:t>
       </w:r>
@@ -6065,16 +6075,16 @@
     </w:p>
     <w:p>
       <w:pPr>
-        <w:pStyle w:val="Compact"/>
         <w:numPr>
           <w:ilvl w:val="0"/>
           <w:numId w:val="1043"/>
         </w:numPr>
-      </w:pPr>
-      <w:r>
-        <w:rPr>
-          <w:b/>
-          <w:bCs/>
+        <w:pStyle w:val="Compact"/>
+      </w:pPr>
+      <w:r>
+        <w:rPr>
+          <w:bCs/>
+          <w:b/>
         </w:rPr>
         <w:t xml:space="preserve">8 sistemas</w:t>
       </w:r>
@@ -6087,16 +6097,16 @@
     </w:p>
     <w:p>
       <w:pPr>
-        <w:pStyle w:val="Compact"/>
         <w:numPr>
           <w:ilvl w:val="0"/>
           <w:numId w:val="1043"/>
         </w:numPr>
-      </w:pPr>
-      <w:r>
-        <w:rPr>
-          <w:b/>
-          <w:bCs/>
+        <w:pStyle w:val="Compact"/>
+      </w:pPr>
+      <w:r>
+        <w:rPr>
+          <w:bCs/>
+          <w:b/>
         </w:rPr>
         <w:t xml:space="preserve">15+ riesgos</w:t>
       </w:r>
@@ -6109,16 +6119,16 @@
     </w:p>
     <w:p>
       <w:pPr>
-        <w:pStyle w:val="Compact"/>
         <w:numPr>
           <w:ilvl w:val="0"/>
           <w:numId w:val="1043"/>
         </w:numPr>
-      </w:pPr>
-      <w:r>
-        <w:rPr>
-          <w:b/>
-          <w:bCs/>
+        <w:pStyle w:val="Compact"/>
+      </w:pPr>
+      <w:r>
+        <w:rPr>
+          <w:bCs/>
+          <w:b/>
         </w:rPr>
         <w:t xml:space="preserve">0 errores</w:t>
       </w:r>
@@ -6131,16 +6141,16 @@
     </w:p>
     <w:p>
       <w:pPr>
-        <w:pStyle w:val="Compact"/>
         <w:numPr>
           <w:ilvl w:val="0"/>
           <w:numId w:val="1043"/>
         </w:numPr>
-      </w:pPr>
-      <w:r>
-        <w:rPr>
-          <w:b/>
-          <w:bCs/>
+        <w:pStyle w:val="Compact"/>
+      </w:pPr>
+      <w:r>
+        <w:rPr>
+          <w:bCs/>
+          <w:b/>
         </w:rPr>
         <w:t xml:space="preserve">100% trazabilidad</w:t>
       </w:r>
@@ -6151,32 +6161,32 @@
         <w:t xml:space="preserve">DT → Documento V.X → Carpeta X</w:t>
       </w:r>
     </w:p>
-    <w:bookmarkEnd w:id="59"/>
-    <w:bookmarkStart w:id="60" w:name="acciones-requeridas"/>
+    <w:bookmarkEnd w:id="70"/>
+    <w:bookmarkStart w:id="71" w:name="acciones-requeridas"/>
     <w:p>
       <w:pPr>
         <w:pStyle w:val="Heading3"/>
       </w:pPr>
       <w:r>
         <w:rPr>
-          <w:b/>
-          <w:bCs/>
+          <w:bCs/>
+          <w:b/>
         </w:rPr>
         <w:t xml:space="preserve">🎯 ACCIONES REQUERIDAS:</w:t>
       </w:r>
     </w:p>
     <w:p>
       <w:pPr>
-        <w:pStyle w:val="Compact"/>
         <w:numPr>
           <w:ilvl w:val="0"/>
           <w:numId w:val="1044"/>
         </w:numPr>
-      </w:pPr>
-      <w:r>
-        <w:rPr>
-          <w:b/>
-          <w:bCs/>
+        <w:pStyle w:val="Compact"/>
+      </w:pPr>
+      <w:r>
+        <w:rPr>
+          <w:bCs/>
+          <w:b/>
         </w:rPr>
         <w:t xml:space="preserve">Revisión ejecutiva</w:t>
       </w:r>
@@ -6189,16 +6199,16 @@
     </w:p>
     <w:p>
       <w:pPr>
-        <w:pStyle w:val="Compact"/>
         <w:numPr>
           <w:ilvl w:val="0"/>
           <w:numId w:val="1044"/>
         </w:numPr>
-      </w:pPr>
-      <w:r>
-        <w:rPr>
-          <w:b/>
-          <w:bCs/>
+        <w:pStyle w:val="Compact"/>
+      </w:pPr>
+      <w:r>
+        <w:rPr>
+          <w:bCs/>
+          <w:b/>
         </w:rPr>
         <w:t xml:space="preserve">Validación</w:t>
       </w:r>
@@ -6211,16 +6221,16 @@
     </w:p>
     <w:p>
       <w:pPr>
-        <w:pStyle w:val="Compact"/>
         <w:numPr>
           <w:ilvl w:val="0"/>
           <w:numId w:val="1044"/>
         </w:numPr>
-      </w:pPr>
-      <w:r>
-        <w:rPr>
-          <w:b/>
-          <w:bCs/>
+        <w:pStyle w:val="Compact"/>
+      </w:pPr>
+      <w:r>
+        <w:rPr>
+          <w:bCs/>
+          <w:b/>
         </w:rPr>
         <w:t xml:space="preserve">Aprobación</w:t>
       </w:r>
@@ -6231,27 +6241,27 @@
         <w:t xml:space="preserve">de cambios con impacto &gt;5% en ítems individuales</w:t>
       </w:r>
     </w:p>
-    <w:bookmarkEnd w:id="60"/>
-    <w:bookmarkStart w:id="61" w:name="beneficios-obtenidos"/>
+    <w:bookmarkEnd w:id="71"/>
+    <w:bookmarkStart w:id="72" w:name="beneficios-obtenidos"/>
     <w:p>
       <w:pPr>
         <w:pStyle w:val="Heading3"/>
       </w:pPr>
       <w:r>
         <w:rPr>
-          <w:b/>
-          <w:bCs/>
+          <w:bCs/>
+          <w:b/>
         </w:rPr>
         <w:t xml:space="preserve">✅ BENEFICIOS OBTENIDOS:</w:t>
       </w:r>
     </w:p>
     <w:p>
       <w:pPr>
-        <w:pStyle w:val="Compact"/>
         <w:numPr>
           <w:ilvl w:val="0"/>
           <w:numId w:val="1045"/>
         </w:numPr>
+        <w:pStyle w:val="Compact"/>
       </w:pPr>
       <w:r>
         <w:t xml:space="preserve">✅ Justificación técnica documentada para cada ítem</w:t>
@@ -6259,11 +6269,11 @@
     </w:p>
     <w:p>
       <w:pPr>
-        <w:pStyle w:val="Compact"/>
         <w:numPr>
           <w:ilvl w:val="0"/>
           <w:numId w:val="1045"/>
         </w:numPr>
+        <w:pStyle w:val="Compact"/>
       </w:pPr>
       <w:r>
         <w:t xml:space="preserve">✅ Trazabilidad contractual completa (AT1-AT10)</w:t>
@@ -6271,11 +6281,11 @@
     </w:p>
     <w:p>
       <w:pPr>
-        <w:pStyle w:val="Compact"/>
         <w:numPr>
           <w:ilvl w:val="0"/>
           <w:numId w:val="1045"/>
         </w:numPr>
+        <w:pStyle w:val="Compact"/>
       </w:pPr>
       <w:r>
         <w:t xml:space="preserve">✅ Reducción de riesgos de ambigüedad técnica</w:t>
@@ -6283,11 +6293,11 @@
     </w:p>
     <w:p>
       <w:pPr>
-        <w:pStyle w:val="Compact"/>
         <w:numPr>
           <w:ilvl w:val="0"/>
           <w:numId w:val="1045"/>
         </w:numPr>
+        <w:pStyle w:val="Compact"/>
       </w:pPr>
       <w:r>
         <w:t xml:space="preserve">✅ Base sólida para auditorías y revisiones</w:t>
@@ -6295,11 +6305,11 @@
     </w:p>
     <w:p>
       <w:pPr>
-        <w:pStyle w:val="Compact"/>
         <w:numPr>
           <w:ilvl w:val="0"/>
           <w:numId w:val="1045"/>
         </w:numPr>
+        <w:pStyle w:val="Compact"/>
       </w:pPr>
       <w:r>
         <w:t xml:space="preserve">✅ Proceso automatizado de actualización documental</w:t>
@@ -6312,9 +6322,9 @@
         </w:pict>
       </w:r>
     </w:p>
-    <w:bookmarkEnd w:id="61"/>
-    <w:bookmarkEnd w:id="62"/>
-    <w:bookmarkStart w:id="63" w:name="contacto-y-aprobaciones"/>
+    <w:bookmarkEnd w:id="72"/>
+    <w:bookmarkEnd w:id="73"/>
+    <w:bookmarkStart w:id="74" w:name="contacto-y-aprobaciones"/>
     <w:p>
       <w:pPr>
         <w:pStyle w:val="Heading2"/>
@@ -6329,8 +6339,8 @@
       </w:pPr>
       <w:r>
         <w:rPr>
-          <w:b/>
-          <w:bCs/>
+          <w:bCs/>
+          <w:b/>
         </w:rPr>
         <w:t xml:space="preserve">Preparado por:</w:t>
       </w:r>
@@ -6345,8 +6355,8 @@
       </w:r>
       <w:r>
         <w:rPr>
-          <w:b/>
-          <w:bCs/>
+          <w:bCs/>
+          <w:b/>
         </w:rPr>
         <w:t xml:space="preserve">Fecha de generación:</w:t>
       </w:r>
@@ -6361,8 +6371,8 @@
       </w:r>
       <w:r>
         <w:rPr>
-          <w:b/>
-          <w:bCs/>
+          <w:bCs/>
+          <w:b/>
         </w:rPr>
         <w:t xml:space="preserve">Próxima revisión:</w:t>
       </w:r>
@@ -6379,8 +6389,8 @@
       </w:pPr>
       <w:r>
         <w:rPr>
-          <w:b/>
-          <w:bCs/>
+          <w:bCs/>
+          <w:b/>
         </w:rPr>
         <w:t xml:space="preserve">Aprobaciones requeridas:</w:t>
       </w:r>
@@ -6422,8 +6432,8 @@
       </w:pPr>
       <w:r>
         <w:rPr>
-          <w:b/>
-          <w:bCs/>
+          <w:bCs/>
+          <w:b/>
         </w:rPr>
         <w:t xml:space="preserve">🎯 Este documento se actualiza automáticamente cada vez que se ejecuta una nueva DT mediante el sistema v14.2</w:t>
       </w:r>
@@ -6434,8 +6444,8 @@
       </w:pPr>
       <w:r>
         <w:rPr>
-          <w:b/>
-          <w:bCs/>
+          <w:bCs/>
+          <w:b/>
         </w:rPr>
         <w:t xml:space="preserve">Última sincronización:</w:t>
       </w:r>
@@ -6450,8 +6460,8 @@
       </w:r>
       <w:r>
         <w:rPr>
-          <w:b/>
-          <w:bCs/>
+          <w:bCs/>
+          <w:b/>
         </w:rPr>
         <w:t xml:space="preserve">DTs ejecutadas a la fecha:</w:t>
       </w:r>
@@ -6466,8 +6476,8 @@
       </w:r>
       <w:r>
         <w:rPr>
-          <w:b/>
-          <w:bCs/>
+          <w:bCs/>
+          <w:b/>
         </w:rPr>
         <w:t xml:space="preserve">Sistema:</w:t>
       </w:r>
@@ -6478,13 +6488,9 @@
         <w:t xml:space="preserve">OPERATIVO ✅</w:t>
       </w:r>
     </w:p>
-    <w:bookmarkEnd w:id="63"/>
-    <w:bookmarkEnd w:id="64"/>
-    <w:sectPr>
-      <w:footnotePr>
-        <w:numRestart w:val="eachSect"/>
-      </w:footnotePr>
-    </w:sectPr>
+    <w:bookmarkEnd w:id="74"/>
+    <w:bookmarkEnd w:id="75"/>
+    <w:sectPr/>
   </w:body>
 </w:document>
 </file>
@@ -6515,14 +6521,14 @@
 <file path=word/numbering.xml><?xml version="1.0" encoding="utf-8"?>
 <w:numbering xmlns:w="http://schemas.openxmlformats.org/wordprocessingml/2006/main">
   <w:abstractNum w:abstractNumId="990">
-    <w:nsid w:val="0000A990"/>
+    <w:nsid w:val="A990"/>
     <w:multiLevelType w:val="multilevel"/>
     <w:lvl w:ilvl="0">
       <w:numFmt w:val="bullet"/>
       <w:lvlText w:val=" "/>
       <w:lvlJc w:val="left"/>
       <w:pPr>
-        <w:ind w:left="720" w:hanging="360"/>
+        <w:ind w:left="720" w:hanging="480"/>
       </w:pPr>
     </w:lvl>
     <w:lvl w:ilvl="1">
@@ -6530,7 +6536,7 @@
       <w:lvlText w:val=" "/>
       <w:lvlJc w:val="left"/>
       <w:pPr>
-        <w:ind w:left="1440" w:hanging="360"/>
+        <w:ind w:left="1440" w:hanging="480"/>
       </w:pPr>
     </w:lvl>
     <w:lvl w:ilvl="2">
@@ -6538,7 +6544,7 @@
       <w:lvlText w:val=" "/>
       <w:lvlJc w:val="left"/>
       <w:pPr>
-        <w:ind w:left="2160" w:hanging="360"/>
+        <w:ind w:left="2160" w:hanging="480"/>
       </w:pPr>
     </w:lvl>
     <w:lvl w:ilvl="3">
@@ -6546,7 +6552,7 @@
       <w:lvlText w:val=" "/>
       <w:lvlJc w:val="left"/>
       <w:pPr>
-        <w:ind w:left="2880" w:hanging="360"/>
+        <w:ind w:left="2880" w:hanging="480"/>
       </w:pPr>
     </w:lvl>
     <w:lvl w:ilvl="4">
@@ -6554,7 +6560,7 @@
       <w:lvlText w:val=" "/>
       <w:lvlJc w:val="left"/>
       <w:pPr>
-        <w:ind w:left="3600" w:hanging="360"/>
+        <w:ind w:left="3600" w:hanging="480"/>
       </w:pPr>
     </w:lvl>
     <w:lvl w:ilvl="5">
@@ -6562,7 +6568,7 @@
       <w:lvlText w:val=" "/>
       <w:lvlJc w:val="left"/>
       <w:pPr>
-        <w:ind w:left="4320" w:hanging="360"/>
+        <w:ind w:left="4320" w:hanging="480"/>
       </w:pPr>
     </w:lvl>
     <w:lvl w:ilvl="6">
@@ -6570,7 +6576,7 @@
       <w:lvlText w:val=" "/>
       <w:lvlJc w:val="left"/>
       <w:pPr>
-        <w:ind w:left="5040" w:hanging="360"/>
+        <w:ind w:left="5040" w:hanging="480"/>
       </w:pPr>
     </w:lvl>
     <w:lvl w:ilvl="7">
@@ -6578,7 +6584,7 @@
       <w:lvlText w:val=" "/>
       <w:lvlJc w:val="left"/>
       <w:pPr>
-        <w:ind w:left="5760" w:hanging="360"/>
+        <w:ind w:left="5760" w:hanging="480"/>
       </w:pPr>
     </w:lvl>
     <w:lvl w:ilvl="8">
@@ -6586,115 +6592,88 @@
       <w:lvlText w:val=" "/>
       <w:lvlJc w:val="left"/>
       <w:pPr>
-        <w:ind w:left="6480" w:hanging="360"/>
+        <w:ind w:left="6480" w:hanging="480"/>
       </w:pPr>
     </w:lvl>
   </w:abstractNum>
   <w:abstractNum w:abstractNumId="991">
-    <w:nsid w:val="0000A991"/>
+    <w:nsid w:val="A991"/>
     <w:multiLevelType w:val="multilevel"/>
     <w:lvl w:ilvl="0">
       <w:numFmt w:val="bullet"/>
-      <w:lvlText w:val=""/>
+      <w:lvlText w:val="•"/>
       <w:lvlJc w:val="left"/>
       <w:pPr>
-        <w:ind w:left="720" w:hanging="360"/>
-      </w:pPr>
-      <w:rPr>
-        <w:rFonts w:ascii="Symbol" w:hAnsi="Symbol" w:cs="Symbol" w:hint="default"/>
-      </w:rPr>
+        <w:ind w:left="720" w:hanging="480"/>
+      </w:pPr>
     </w:lvl>
     <w:lvl w:ilvl="1">
       <w:numFmt w:val="bullet"/>
-      <w:lvlText w:val="o"/>
+      <w:lvlText w:val="–"/>
       <w:lvlJc w:val="left"/>
       <w:pPr>
-        <w:ind w:left="1440" w:hanging="360"/>
-      </w:pPr>
-      <w:rPr>
-        <w:rFonts w:ascii="Courier New" w:hAnsi="Courier New" w:cs="Courier New" w:hint="default"/>
-      </w:rPr>
+        <w:ind w:left="1440" w:hanging="480"/>
+      </w:pPr>
     </w:lvl>
     <w:lvl w:ilvl="2">
       <w:numFmt w:val="bullet"/>
-      <w:lvlText w:val=""/>
+      <w:lvlText w:val="•"/>
       <w:lvlJc w:val="left"/>
       <w:pPr>
-        <w:ind w:left="2160" w:hanging="360"/>
-      </w:pPr>
-      <w:rPr>
-        <w:rFonts w:ascii="Wingdings" w:hAnsi="Wingdings" w:cs="Wingdings" w:hint="default"/>
-      </w:rPr>
+        <w:ind w:left="2160" w:hanging="480"/>
+      </w:pPr>
     </w:lvl>
     <w:lvl w:ilvl="3">
       <w:numFmt w:val="bullet"/>
-      <w:lvlText w:val=""/>
+      <w:lvlText w:val="–"/>
       <w:lvlJc w:val="left"/>
       <w:pPr>
-        <w:ind w:left="2880" w:hanging="360"/>
-      </w:pPr>
-      <w:rPr>
-        <w:rFonts w:ascii="Symbol" w:hAnsi="Symbol" w:cs="Symbol" w:hint="default"/>
-      </w:rPr>
+        <w:ind w:left="2880" w:hanging="480"/>
+      </w:pPr>
     </w:lvl>
     <w:lvl w:ilvl="4">
       <w:numFmt w:val="bullet"/>
-      <w:lvlText w:val="o"/>
+      <w:lvlText w:val="•"/>
       <w:lvlJc w:val="left"/>
       <w:pPr>
-        <w:ind w:left="3600" w:hanging="360"/>
-      </w:pPr>
-      <w:rPr>
-        <w:rFonts w:ascii="Courier New" w:hAnsi="Courier New" w:cs="Courier New" w:hint="default"/>
-      </w:rPr>
+        <w:ind w:left="3600" w:hanging="480"/>
+      </w:pPr>
     </w:lvl>
     <w:lvl w:ilvl="5">
       <w:numFmt w:val="bullet"/>
-      <w:lvlText w:val=""/>
+      <w:lvlText w:val="–"/>
       <w:lvlJc w:val="left"/>
       <w:pPr>
-        <w:ind w:left="4320" w:hanging="360"/>
-      </w:pPr>
-      <w:rPr>
-        <w:rFonts w:ascii="Wingdings" w:hAnsi="Wingdings" w:cs="Wingdings" w:hint="default"/>
-      </w:rPr>
+        <w:ind w:left="4320" w:hanging="480"/>
+      </w:pPr>
     </w:lvl>
     <w:lvl w:ilvl="6">
       <w:numFmt w:val="bullet"/>
-      <w:lvlText w:val=""/>
+      <w:lvlText w:val="•"/>
       <w:lvlJc w:val="left"/>
       <w:pPr>
-        <w:ind w:left="5040" w:hanging="360"/>
-      </w:pPr>
-      <w:rPr>
-        <w:rFonts w:ascii="Symbol" w:hAnsi="Symbol" w:cs="Symbol" w:hint="default"/>
-      </w:rPr>
+        <w:ind w:left="5040" w:hanging="480"/>
+      </w:pPr>
     </w:lvl>
     <w:lvl w:ilvl="7">
       <w:numFmt w:val="bullet"/>
-      <w:lvlText w:val="o"/>
+      <w:lvlText w:val="–"/>
       <w:lvlJc w:val="left"/>
       <w:pPr>
-        <w:ind w:left="5760" w:hanging="360"/>
-      </w:pPr>
-      <w:rPr>
-        <w:rFonts w:ascii="Courier New" w:hAnsi="Courier New" w:cs="Courier New" w:hint="default"/>
-      </w:rPr>
+        <w:ind w:left="5760" w:hanging="480"/>
+      </w:pPr>
     </w:lvl>
     <w:lvl w:ilvl="8">
       <w:numFmt w:val="bullet"/>
-      <w:lvlText w:val=""/>
+      <w:lvlText w:val="•"/>
       <w:lvlJc w:val="left"/>
       <w:pPr>
-        <w:ind w:left="6480" w:hanging="360"/>
-      </w:pPr>
-      <w:rPr>
-        <w:rFonts w:ascii="Wingdings" w:hAnsi="Wingdings" w:cs="Wingdings" w:hint="default"/>
-      </w:rPr>
+        <w:ind w:left="6480" w:hanging="480"/>
+      </w:pPr>
     </w:lvl>
   </w:abstractNum>
   <w:abstractNum w:abstractNumId="99411">
-    <w:nsid w:val="00A99411"/>
+    <w:nsid w:val="A99411"/>
     <w:multiLevelType w:val="multilevel"/>
     <w:lvl w:ilvl="0">
       <w:start w:val="1"/>
@@ -6702,7 +6681,7 @@
       <w:lvlText w:val="%1."/>
       <w:lvlJc w:val="left"/>
       <w:pPr>
-        <w:ind w:left="720" w:hanging="360"/>
+        <w:ind w:left="720" w:hanging="480"/>
       </w:pPr>
     </w:lvl>
     <w:lvl w:ilvl="1">
@@ -6711,7 +6690,7 @@
       <w:lvlText w:val="%2."/>
       <w:lvlJc w:val="left"/>
       <w:pPr>
-        <w:ind w:left="1440" w:hanging="360"/>
+        <w:ind w:left="1440" w:hanging="480"/>
       </w:pPr>
     </w:lvl>
     <w:lvl w:ilvl="2">
@@ -6720,7 +6699,7 @@
       <w:lvlText w:val="%3."/>
       <w:lvlJc w:val="left"/>
       <w:pPr>
-        <w:ind w:left="2160" w:hanging="360"/>
+        <w:ind w:left="2160" w:hanging="480"/>
       </w:pPr>
     </w:lvl>
     <w:lvl w:ilvl="3">
@@ -6729,7 +6708,7 @@
       <w:lvlText w:val="%4."/>
       <w:lvlJc w:val="left"/>
       <w:pPr>
-        <w:ind w:left="2880" w:hanging="360"/>
+        <w:ind w:left="2880" w:hanging="480"/>
       </w:pPr>
     </w:lvl>
     <w:lvl w:ilvl="4">
@@ -6738,7 +6717,7 @@
       <w:lvlText w:val="%5."/>
       <w:lvlJc w:val="left"/>
       <w:pPr>
-        <w:ind w:left="3600" w:hanging="360"/>
+        <w:ind w:left="3600" w:hanging="480"/>
       </w:pPr>
     </w:lvl>
     <w:lvl w:ilvl="5">
@@ -6747,7 +6726,7 @@
       <w:lvlText w:val="%6."/>
       <w:lvlJc w:val="left"/>
       <w:pPr>
-        <w:ind w:left="4320" w:hanging="360"/>
+        <w:ind w:left="4320" w:hanging="480"/>
       </w:pPr>
     </w:lvl>
     <w:lvl w:ilvl="6">
@@ -6756,7 +6735,7 @@
       <w:lvlText w:val="%7."/>
       <w:lvlJc w:val="left"/>
       <w:pPr>
-        <w:ind w:left="5040" w:hanging="360"/>
+        <w:ind w:left="5040" w:hanging="480"/>
       </w:pPr>
     </w:lvl>
     <w:lvl w:ilvl="7">
@@ -6765,7 +6744,7 @@
       <w:lvlText w:val="%8."/>
       <w:lvlJc w:val="left"/>
       <w:pPr>
-        <w:ind w:left="5760" w:hanging="360"/>
+        <w:ind w:left="5760" w:hanging="480"/>
       </w:pPr>
     </w:lvl>
     <w:lvl w:ilvl="8">
@@ -6774,7 +6753,7 @@
       <w:lvlText w:val="%9."/>
       <w:lvlJc w:val="left"/>
       <w:pPr>
-        <w:ind w:left="6480" w:hanging="360"/>
+        <w:ind w:left="6480" w:hanging="480"/>
       </w:pPr>
     </w:lvl>
   </w:abstractNum>
@@ -6951,10 +6930,10 @@
   <w:docDefaults>
     <w:rPrDefault>
       <w:rPr>
-        <w:rFonts w:asciiTheme="minorHAnsi" w:cstheme="minorBidi" w:eastAsiaTheme="minorEastAsia" w:hAnsiTheme="minorHAnsi"/>
+        <w:rFonts w:asciiTheme="minorHAnsi" w:cstheme="minorBidi" w:eastAsiaTheme="minorHAnsi" w:hAnsiTheme="minorHAnsi"/>
         <w:sz w:val="24"/>
         <w:szCs w:val="24"/>
-        <w:lang w:bidi="ar-SA" w:eastAsia="zh-CN" w:val="en-US"/>
+        <w:lang w:bidi="ar-SA" w:eastAsia="en-US" w:val="en-US"/>
       </w:rPr>
     </w:rPrDefault>
     <w:pPrDefault>
@@ -6972,10 +6951,10 @@
     <w:name w:val="Body Text"/>
     <w:basedOn w:val="Normal"/>
     <w:link w:val="BodyTextChar"/>
-    <w:qFormat/>
     <w:pPr>
       <w:spacing w:after="180" w:before="180"/>
     </w:pPr>
+    <w:qFormat/>
   </w:style>
   <w:style w:customStyle="1" w:styleId="FirstParagraph" w:type="paragraph">
     <w:name w:val="First Paragraph"/>
@@ -6995,94 +6974,57 @@
     <w:name w:val="Title"/>
     <w:basedOn w:val="Normal"/>
     <w:next w:val="BodyText"/>
-    <w:link w:val="TitleChar"/>
-    <w:uiPriority w:val="10"/>
     <w:qFormat/>
-    <w:rsid w:val="00A10FD9"/>
     <w:pPr>
-      <w:spacing w:after="80" w:line="240" w:lineRule="auto"/>
-      <w:contextualSpacing/>
+      <w:keepNext/>
+      <w:keepLines/>
+      <w:spacing w:after="240" w:before="480"/>
       <w:jc w:val="center"/>
     </w:pPr>
     <w:rPr>
       <w:rFonts w:asciiTheme="majorHAnsi" w:cstheme="majorBidi" w:eastAsiaTheme="majorEastAsia" w:hAnsiTheme="majorHAnsi"/>
-      <w:sz w:val="56"/>
-      <w:szCs w:val="56"/>
-    </w:rPr>
-  </w:style>
-  <w:style w:customStyle="1" w:styleId="TitleChar" w:type="character">
-    <w:name w:val="Title Char"/>
-    <w:basedOn w:val="DefaultParagraphFont"/>
-    <w:link w:val="Title"/>
-    <w:uiPriority w:val="10"/>
-    <w:rsid w:val="00A10FD9"/>
-    <w:rPr>
-      <w:rFonts w:asciiTheme="majorHAnsi" w:cstheme="majorBidi" w:eastAsiaTheme="majorEastAsia" w:hAnsiTheme="majorHAnsi"/>
-      <w:sz w:val="56"/>
-      <w:szCs w:val="56"/>
+      <w:b/>
+      <w:bCs/>
+      <w:color w:themeColor="accent1" w:themeShade="B5" w:val="345A8A"/>
+      <w:sz w:val="36"/>
+      <w:szCs w:val="36"/>
     </w:rPr>
   </w:style>
   <w:style w:styleId="Subtitle" w:type="paragraph">
     <w:name w:val="Subtitle"/>
     <w:basedOn w:val="Title"/>
     <w:next w:val="BodyText"/>
-    <w:link w:val="SubtitleChar"/>
-    <w:uiPriority w:val="11"/>
     <w:qFormat/>
-    <w:rsid w:val="00A10FD9"/>
     <w:pPr>
-      <w:numPr>
-        <w:ilvl w:val="1"/>
-      </w:numPr>
+      <w:keepNext/>
+      <w:keepLines/>
+      <w:spacing w:after="240" w:before="240"/>
+      <w:jc w:val="center"/>
     </w:pPr>
     <w:rPr>
-      <w:rFonts w:cstheme="majorBidi" w:eastAsiaTheme="majorEastAsia"/>
-      <w:spacing w:val="15"/>
-      <w:sz w:val="28"/>
-      <w:szCs w:val="28"/>
-    </w:rPr>
-  </w:style>
-  <w:style w:customStyle="1" w:styleId="SubtitleChar" w:type="character">
-    <w:name w:val="Subtitle Char"/>
-    <w:basedOn w:val="DefaultParagraphFont"/>
-    <w:link w:val="Subtitle"/>
-    <w:uiPriority w:val="11"/>
-    <w:rsid w:val="00A10FD9"/>
-    <w:rPr>
-      <w:rFonts w:cstheme="majorBidi" w:eastAsiaTheme="majorEastAsia"/>
-      <w:color w:themeColor="text1" w:themeTint="A6" w:val="595959"/>
-      <w:spacing w:val="15"/>
-      <w:sz w:val="28"/>
-      <w:szCs w:val="28"/>
+      <w:sz w:val="30"/>
+      <w:szCs w:val="30"/>
     </w:rPr>
   </w:style>
   <w:style w:customStyle="1" w:styleId="Author" w:type="paragraph">
     <w:name w:val="Author"/>
-    <w:basedOn w:val="Title"/>
     <w:next w:val="BodyText"/>
     <w:qFormat/>
     <w:pPr>
       <w:keepNext/>
       <w:keepLines/>
+      <w:jc w:val="center"/>
     </w:pPr>
-    <w:rPr>
-      <w:sz w:val="24"/>
-      <w:szCs w:val="24"/>
-    </w:rPr>
   </w:style>
   <w:style w:styleId="Date" w:type="paragraph">
     <w:name w:val="Date"/>
-    <w:basedOn w:val="Title"/>
     <w:next w:val="BodyText"/>
     <w:qFormat/>
     <w:pPr>
       <w:keepNext/>
       <w:keepLines/>
+      <w:jc w:val="center"/>
     </w:pPr>
-    <w:rPr>
-      <w:sz w:val="24"/>
-      <w:szCs w:val="24"/>
-    </w:rPr>
   </w:style>
   <w:style w:customStyle="1" w:styleId="AbstractTitle" w:type="paragraph">
     <w:name w:val="Abstract Title"/>
@@ -7092,13 +7034,15 @@
     <w:pPr>
       <w:keepNext/>
       <w:keepLines/>
+      <w:jc w:val="center"/>
       <w:spacing w:after="0" w:before="300"/>
-      <w:jc w:val="center"/>
     </w:pPr>
     <w:rPr>
-      <w:b/>
       <w:sz w:val="20"/>
       <w:szCs w:val="20"/>
+      <w:b/>
+      <w:color w:val="345A8A"/>
+      &gt;
     </w:rPr>
   </w:style>
   <w:style w:customStyle="1" w:styleId="Abstract" w:type="paragraph">
@@ -7125,321 +7069,191 @@
     <w:rPr/>
   </w:style>
   <w:style w:styleId="Heading1" w:type="paragraph">
-    <w:name w:val="heading 1"/>
+    <w:name w:val="Heading 1"/>
     <w:basedOn w:val="Normal"/>
     <w:next w:val="BodyText"/>
-    <w:link w:val="Heading1Char"/>
     <w:uiPriority w:val="9"/>
     <w:qFormat/>
-    <w:rsid w:val="00A10FD9"/>
     <w:pPr>
       <w:keepNext/>
       <w:keepLines/>
-      <w:spacing w:after="80" w:before="360"/>
+      <w:spacing w:after="0" w:before="480"/>
       <w:outlineLvl w:val="0"/>
     </w:pPr>
     <w:rPr>
       <w:rFonts w:asciiTheme="majorHAnsi" w:cstheme="majorBidi" w:eastAsiaTheme="majorEastAsia" w:hAnsiTheme="majorHAnsi"/>
-      <w:color w:themeColor="accent1" w:themeShade="BF" w:val="0F4761"/>
-      <w:sz w:val="40"/>
-      <w:szCs w:val="40"/>
+      <w:b/>
+      <w:bCs/>
+      <w:color w:themeColor="accent1" w:val="4F81BD"/>
+      <w:sz w:val="32"/>
+      <w:szCs w:val="32"/>
     </w:rPr>
   </w:style>
   <w:style w:styleId="Heading2" w:type="paragraph">
-    <w:name w:val="heading 2"/>
+    <w:name w:val="Heading 2"/>
     <w:basedOn w:val="Normal"/>
     <w:next w:val="BodyText"/>
-    <w:link w:val="Heading2Char"/>
     <w:uiPriority w:val="9"/>
-    <w:semiHidden/>
     <w:unhideWhenUsed/>
     <w:qFormat/>
-    <w:rsid w:val="00A10FD9"/>
     <w:pPr>
       <w:keepNext/>
       <w:keepLines/>
-      <w:spacing w:after="80" w:before="160"/>
+      <w:spacing w:after="0" w:before="200"/>
       <w:outlineLvl w:val="1"/>
     </w:pPr>
     <w:rPr>
       <w:rFonts w:asciiTheme="majorHAnsi" w:cstheme="majorBidi" w:eastAsiaTheme="majorEastAsia" w:hAnsiTheme="majorHAnsi"/>
-      <w:color w:themeColor="accent1" w:themeShade="BF" w:val="0F4761"/>
-      <w:sz w:val="32"/>
-      <w:szCs w:val="32"/>
-    </w:rPr>
-  </w:style>
-  <w:style w:styleId="Heading3" w:type="paragraph">
-    <w:name w:val="heading 3"/>
-    <w:basedOn w:val="Normal"/>
-    <w:next w:val="BodyText"/>
-    <w:link w:val="Heading3Char"/>
-    <w:uiPriority w:val="9"/>
-    <w:semiHidden/>
-    <w:unhideWhenUsed/>
-    <w:qFormat/>
-    <w:rsid w:val="00A10FD9"/>
-    <w:pPr>
-      <w:keepNext/>
-      <w:keepLines/>
-      <w:spacing w:after="80" w:before="160"/>
-      <w:outlineLvl w:val="2"/>
-    </w:pPr>
-    <w:rPr>
-      <w:rFonts w:cstheme="majorBidi" w:eastAsiaTheme="majorEastAsia"/>
-      <w:color w:themeColor="accent1" w:themeShade="BF" w:val="0F4761"/>
+      <w:b/>
+      <w:bCs/>
+      <w:color w:themeColor="accent1" w:val="4F81BD"/>
       <w:sz w:val="28"/>
       <w:szCs w:val="28"/>
     </w:rPr>
   </w:style>
-  <w:style w:styleId="Heading4" w:type="paragraph">
-    <w:name w:val="heading 4"/>
+  <w:style w:styleId="Heading3" w:type="paragraph">
+    <w:name w:val="Heading 3"/>
     <w:basedOn w:val="Normal"/>
     <w:next w:val="BodyText"/>
-    <w:link w:val="Heading4Char"/>
     <w:uiPriority w:val="9"/>
-    <w:semiHidden/>
     <w:unhideWhenUsed/>
     <w:qFormat/>
-    <w:rsid w:val="00A10FD9"/>
     <w:pPr>
       <w:keepNext/>
       <w:keepLines/>
-      <w:spacing w:after="40" w:before="80"/>
+      <w:spacing w:after="0" w:before="200"/>
+      <w:outlineLvl w:val="2"/>
+    </w:pPr>
+    <w:rPr>
+      <w:rFonts w:asciiTheme="majorHAnsi" w:cstheme="majorBidi" w:eastAsiaTheme="majorEastAsia" w:hAnsiTheme="majorHAnsi"/>
+      <w:b/>
+      <w:bCs/>
+      <w:color w:themeColor="accent1" w:val="4F81BD"/>
+      <w:sz w:val="24"/>
+      <w:szCs w:val="24"/>
+    </w:rPr>
+  </w:style>
+  <w:style w:styleId="Heading4" w:type="paragraph">
+    <w:name w:val="Heading 4"/>
+    <w:basedOn w:val="Normal"/>
+    <w:next w:val="BodyText"/>
+    <w:uiPriority w:val="9"/>
+    <w:unhideWhenUsed/>
+    <w:qFormat/>
+    <w:pPr>
+      <w:keepNext/>
+      <w:keepLines/>
+      <w:spacing w:after="0" w:before="200"/>
       <w:outlineLvl w:val="3"/>
     </w:pPr>
     <w:rPr>
-      <w:rFonts w:cstheme="majorBidi" w:eastAsiaTheme="majorEastAsia"/>
+      <w:rFonts w:asciiTheme="majorHAnsi" w:cstheme="majorBidi" w:eastAsiaTheme="majorEastAsia" w:hAnsiTheme="majorHAnsi"/>
       <w:i/>
-      <w:iCs/>
-      <w:color w:themeColor="accent1" w:themeShade="BF" w:val="0F4761"/>
+      <w:bCs/>
+      <w:color w:themeColor="accent1" w:val="4F81BD"/>
+      <w:sz w:val="24"/>
+      <w:szCs w:val="24"/>
     </w:rPr>
   </w:style>
   <w:style w:styleId="Heading5" w:type="paragraph">
-    <w:name w:val="heading 5"/>
+    <w:name w:val="Heading 5"/>
     <w:basedOn w:val="Normal"/>
     <w:next w:val="BodyText"/>
-    <w:link w:val="Heading5Char"/>
     <w:uiPriority w:val="9"/>
-    <w:semiHidden/>
     <w:unhideWhenUsed/>
     <w:qFormat/>
-    <w:rsid w:val="00A10FD9"/>
     <w:pPr>
       <w:keepNext/>
       <w:keepLines/>
-      <w:spacing w:after="40" w:before="80"/>
+      <w:spacing w:after="0" w:before="200"/>
       <w:outlineLvl w:val="4"/>
     </w:pPr>
     <w:rPr>
-      <w:rFonts w:cstheme="majorBidi" w:eastAsiaTheme="majorEastAsia"/>
-      <w:color w:themeColor="accent1" w:themeShade="BF" w:val="0F4761"/>
+      <w:rFonts w:asciiTheme="majorHAnsi" w:cstheme="majorBidi" w:eastAsiaTheme="majorEastAsia" w:hAnsiTheme="majorHAnsi"/>
+      <w:iCs/>
+      <w:color w:themeColor="accent1" w:val="4F81BD"/>
+      <w:sz w:val="24"/>
+      <w:szCs w:val="24"/>
     </w:rPr>
   </w:style>
   <w:style w:styleId="Heading6" w:type="paragraph">
-    <w:name w:val="heading 6"/>
+    <w:name w:val="Heading 6"/>
     <w:basedOn w:val="Normal"/>
     <w:next w:val="BodyText"/>
-    <w:link w:val="Heading6Char"/>
     <w:uiPriority w:val="9"/>
-    <w:semiHidden/>
     <w:unhideWhenUsed/>
     <w:qFormat/>
-    <w:rsid w:val="00A10FD9"/>
     <w:pPr>
       <w:keepNext/>
       <w:keepLines/>
-      <w:spacing w:after="0" w:before="40"/>
+      <w:spacing w:after="0" w:before="200"/>
       <w:outlineLvl w:val="5"/>
     </w:pPr>
     <w:rPr>
-      <w:rFonts w:cstheme="majorBidi" w:eastAsiaTheme="majorEastAsia"/>
-      <w:i/>
-      <w:iCs/>
-      <w:color w:themeColor="text1" w:themeTint="A6" w:val="595959"/>
+      <w:rFonts w:asciiTheme="majorHAnsi" w:cstheme="majorBidi" w:eastAsiaTheme="majorEastAsia" w:hAnsiTheme="majorHAnsi"/>
+      <w:color w:themeColor="accent1" w:val="4F81BD"/>
+      <w:sz w:val="24"/>
+      <w:szCs w:val="24"/>
     </w:rPr>
   </w:style>
   <w:style w:styleId="Heading7" w:type="paragraph">
-    <w:name w:val="heading 7"/>
+    <w:name w:val="Heading 7"/>
     <w:basedOn w:val="Normal"/>
     <w:next w:val="BodyText"/>
-    <w:link w:val="Heading7Char"/>
     <w:uiPriority w:val="9"/>
-    <w:semiHidden/>
     <w:unhideWhenUsed/>
     <w:qFormat/>
-    <w:rsid w:val="00A10FD9"/>
     <w:pPr>
       <w:keepNext/>
       <w:keepLines/>
-      <w:spacing w:after="0" w:before="40"/>
+      <w:spacing w:after="0" w:before="200"/>
       <w:outlineLvl w:val="6"/>
     </w:pPr>
     <w:rPr>
-      <w:rFonts w:cstheme="majorBidi" w:eastAsiaTheme="majorEastAsia"/>
-      <w:color w:themeColor="text1" w:themeTint="A6" w:val="595959"/>
+      <w:rFonts w:asciiTheme="majorHAnsi" w:cstheme="majorBidi" w:eastAsiaTheme="majorEastAsia" w:hAnsiTheme="majorHAnsi"/>
+      <w:color w:themeColor="accent1" w:val="4F81BD"/>
+      <w:sz w:val="24"/>
+      <w:szCs w:val="24"/>
     </w:rPr>
   </w:style>
   <w:style w:styleId="Heading8" w:type="paragraph">
-    <w:name w:val="heading 8"/>
+    <w:name w:val="Heading 8"/>
     <w:basedOn w:val="Normal"/>
     <w:next w:val="BodyText"/>
-    <w:link w:val="Heading8Char"/>
     <w:uiPriority w:val="9"/>
-    <w:semiHidden/>
     <w:unhideWhenUsed/>
     <w:qFormat/>
-    <w:rsid w:val="00A10FD9"/>
     <w:pPr>
       <w:keepNext/>
       <w:keepLines/>
-      <w:spacing w:after="0"/>
+      <w:spacing w:after="0" w:before="200"/>
       <w:outlineLvl w:val="7"/>
     </w:pPr>
     <w:rPr>
-      <w:rFonts w:cstheme="majorBidi" w:eastAsiaTheme="majorEastAsia"/>
-      <w:i/>
-      <w:iCs/>
-      <w:color w:themeColor="text1" w:themeTint="D8" w:val="272727"/>
+      <w:rFonts w:asciiTheme="majorHAnsi" w:cstheme="majorBidi" w:eastAsiaTheme="majorEastAsia" w:hAnsiTheme="majorHAnsi"/>
+      <w:color w:themeColor="accent1" w:val="4F81BD"/>
+      <w:sz w:val="24"/>
+      <w:szCs w:val="24"/>
     </w:rPr>
   </w:style>
   <w:style w:styleId="Heading9" w:type="paragraph">
-    <w:name w:val="heading 9"/>
+    <w:name w:val="Heading 9"/>
     <w:basedOn w:val="Normal"/>
     <w:next w:val="BodyText"/>
-    <w:link w:val="Heading9Char"/>
     <w:uiPriority w:val="9"/>
-    <w:semiHidden/>
     <w:unhideWhenUsed/>
     <w:qFormat/>
-    <w:rsid w:val="00A10FD9"/>
     <w:pPr>
       <w:keepNext/>
       <w:keepLines/>
-      <w:spacing w:after="0"/>
+      <w:spacing w:after="0" w:before="200"/>
       <w:outlineLvl w:val="8"/>
     </w:pPr>
     <w:rPr>
-      <w:rFonts w:cstheme="majorBidi" w:eastAsiaTheme="majorEastAsia"/>
-      <w:color w:themeColor="text1" w:themeTint="D8" w:val="272727"/>
-    </w:rPr>
-  </w:style>
-  <w:style w:customStyle="1" w:styleId="Heading1Char" w:type="character">
-    <w:name w:val="Heading 1 Char"/>
-    <w:basedOn w:val="DefaultParagraphFont"/>
-    <w:link w:val="Heading1"/>
-    <w:uiPriority w:val="9"/>
-    <w:rsid w:val="00A10FD9"/>
-    <w:rPr>
       <w:rFonts w:asciiTheme="majorHAnsi" w:cstheme="majorBidi" w:eastAsiaTheme="majorEastAsia" w:hAnsiTheme="majorHAnsi"/>
-      <w:color w:themeColor="accent1" w:themeShade="BF" w:val="0F4761"/>
-      <w:sz w:val="40"/>
-      <w:szCs w:val="40"/>
-    </w:rPr>
-  </w:style>
-  <w:style w:customStyle="1" w:styleId="Heading2Char" w:type="character">
-    <w:name w:val="Heading 2 Char"/>
-    <w:basedOn w:val="DefaultParagraphFont"/>
-    <w:link w:val="Heading2"/>
-    <w:uiPriority w:val="9"/>
-    <w:semiHidden/>
-    <w:rsid w:val="00A10FD9"/>
-    <w:rPr>
-      <w:rFonts w:asciiTheme="majorHAnsi" w:cstheme="majorBidi" w:eastAsiaTheme="majorEastAsia" w:hAnsiTheme="majorHAnsi"/>
-      <w:color w:themeColor="accent1" w:themeShade="BF" w:val="0F4761"/>
-      <w:sz w:val="32"/>
-      <w:szCs w:val="32"/>
-    </w:rPr>
-  </w:style>
-  <w:style w:customStyle="1" w:styleId="Heading3Char" w:type="character">
-    <w:name w:val="Heading 3 Char"/>
-    <w:basedOn w:val="DefaultParagraphFont"/>
-    <w:link w:val="Heading3"/>
-    <w:uiPriority w:val="9"/>
-    <w:semiHidden/>
-    <w:rsid w:val="00A10FD9"/>
-    <w:rPr>
-      <w:rFonts w:cstheme="majorBidi" w:eastAsiaTheme="majorEastAsia"/>
-      <w:color w:themeColor="accent1" w:themeShade="BF" w:val="0F4761"/>
-      <w:sz w:val="28"/>
-      <w:szCs w:val="28"/>
-    </w:rPr>
-  </w:style>
-  <w:style w:customStyle="1" w:styleId="Heading4Char" w:type="character">
-    <w:name w:val="Heading 4 Char"/>
-    <w:basedOn w:val="DefaultParagraphFont"/>
-    <w:link w:val="Heading4"/>
-    <w:uiPriority w:val="9"/>
-    <w:semiHidden/>
-    <w:rsid w:val="00A10FD9"/>
-    <w:rPr>
-      <w:rFonts w:cstheme="majorBidi" w:eastAsiaTheme="majorEastAsia"/>
-      <w:i/>
-      <w:iCs/>
-      <w:color w:themeColor="accent1" w:themeShade="BF" w:val="0F4761"/>
-    </w:rPr>
-  </w:style>
-  <w:style w:customStyle="1" w:styleId="Heading5Char" w:type="character">
-    <w:name w:val="Heading 5 Char"/>
-    <w:basedOn w:val="DefaultParagraphFont"/>
-    <w:link w:val="Heading5"/>
-    <w:uiPriority w:val="9"/>
-    <w:semiHidden/>
-    <w:rsid w:val="00A10FD9"/>
-    <w:rPr>
-      <w:rFonts w:cstheme="majorBidi" w:eastAsiaTheme="majorEastAsia"/>
-      <w:color w:themeColor="accent1" w:themeShade="BF" w:val="0F4761"/>
-    </w:rPr>
-  </w:style>
-  <w:style w:customStyle="1" w:styleId="Heading6Char" w:type="character">
-    <w:name w:val="Heading 6 Char"/>
-    <w:basedOn w:val="DefaultParagraphFont"/>
-    <w:link w:val="Heading6"/>
-    <w:uiPriority w:val="9"/>
-    <w:semiHidden/>
-    <w:rsid w:val="00A10FD9"/>
-    <w:rPr>
-      <w:rFonts w:cstheme="majorBidi" w:eastAsiaTheme="majorEastAsia"/>
-      <w:i/>
-      <w:iCs/>
-      <w:color w:themeColor="text1" w:themeTint="A6" w:val="595959"/>
-    </w:rPr>
-  </w:style>
-  <w:style w:customStyle="1" w:styleId="Heading7Char" w:type="character">
-    <w:name w:val="Heading 7 Char"/>
-    <w:basedOn w:val="DefaultParagraphFont"/>
-    <w:link w:val="Heading7"/>
-    <w:uiPriority w:val="9"/>
-    <w:semiHidden/>
-    <w:rsid w:val="00A10FD9"/>
-    <w:rPr>
-      <w:rFonts w:cstheme="majorBidi" w:eastAsiaTheme="majorEastAsia"/>
-      <w:color w:themeColor="text1" w:themeTint="A6" w:val="595959"/>
-    </w:rPr>
-  </w:style>
-  <w:style w:customStyle="1" w:styleId="Heading8Char" w:type="character">
-    <w:name w:val="Heading 8 Char"/>
-    <w:basedOn w:val="DefaultParagraphFont"/>
-    <w:link w:val="Heading8"/>
-    <w:uiPriority w:val="9"/>
-    <w:semiHidden/>
-    <w:rsid w:val="00A10FD9"/>
-    <w:rPr>
-      <w:rFonts w:cstheme="majorBidi" w:eastAsiaTheme="majorEastAsia"/>
-      <w:i/>
-      <w:iCs/>
-      <w:color w:themeColor="text1" w:themeTint="D8" w:val="272727"/>
-    </w:rPr>
-  </w:style>
-  <w:style w:customStyle="1" w:styleId="Heading9Char" w:type="character">
-    <w:name w:val="Heading 9 Char"/>
-    <w:basedOn w:val="DefaultParagraphFont"/>
-    <w:link w:val="Heading9"/>
-    <w:uiPriority w:val="9"/>
-    <w:semiHidden/>
-    <w:rsid w:val="00A10FD9"/>
-    <w:rPr>
-      <w:rFonts w:cstheme="majorBidi" w:eastAsiaTheme="majorEastAsia"/>
-      <w:color w:themeColor="text1" w:themeTint="D8" w:val="272727"/>
+      <w:color w:themeColor="accent1" w:val="4F81BD"/>
+      <w:sz w:val="24"/>
+      <w:szCs w:val="24"/>
     </w:rPr>
   </w:style>
   <w:style w:styleId="BlockText" w:type="paragraph">
@@ -7464,8 +7278,8 @@
   </w:style>
   <w:style w:styleId="FootnoteBlockText" w:type="paragraph">
     <w:name w:val="Footnote Block Text"/>
-    <w:basedOn w:val="FootnoteText"/>
-    <w:next w:val="FootnoteText"/>
+    <w:basedOn w:val="Footnote Text"/>
+    <w:next w:val="Footnote Text"/>
     <w:uiPriority w:val="9"/>
     <w:unhideWhenUsed/>
     <w:qFormat/>
@@ -7495,11 +7309,18 @@
       </w:tblCellMar>
     </w:tblPr>
     <w:tblStylePr w:type="firstRow">
+      <w:tblPr>
+        <w:jc w:val="left"/>
+        <w:tblInd w:type="dxa" w:w="0"/>
+      </w:tblPr>
+      <w:trPr>
+        <w:jc w:val="left"/>
+      </w:trPr>
       <w:tcPr>
+        <w:vAlign w:val="bottom"/>
         <w:tcBorders>
           <w:bottom w:val="single"/>
         </w:tcBorders>
-        <w:vAlign w:val="bottom"/>
       </w:tcPr>
     </w:tblStylePr>
   </w:style>
@@ -7614,8 +7435,8 @@
     <w:name w:val="KeywordTok"/>
     <w:basedOn w:val="VerbatimChar"/>
     <w:rPr>
+      <w:color w:val="007020"/>
       <w:b/>
-      <w:color w:val="007020"/>
     </w:rPr>
   </w:style>
   <w:style w:type="character" w:customStyle="1" w:styleId="DataTypeTok">
@@ -7692,42 +7513,42 @@
     <w:name w:val="ImportTok"/>
     <w:basedOn w:val="VerbatimChar"/>
     <w:rPr>
+      <w:color w:val="008000"/>
       <w:b/>
-      <w:color w:val="008000"/>
     </w:rPr>
   </w:style>
   <w:style w:type="character" w:customStyle="1" w:styleId="CommentTok">
     <w:name w:val="CommentTok"/>
     <w:basedOn w:val="VerbatimChar"/>
     <w:rPr>
+      <w:color w:val="60a0b0"/>
       <w:i/>
-      <w:color w:val="60a0b0"/>
     </w:rPr>
   </w:style>
   <w:style w:type="character" w:customStyle="1" w:styleId="DocumentationTok">
     <w:name w:val="DocumentationTok"/>
     <w:basedOn w:val="VerbatimChar"/>
     <w:rPr>
+      <w:color w:val="ba2121"/>
       <w:i/>
-      <w:color w:val="ba2121"/>
     </w:rPr>
   </w:style>
   <w:style w:type="character" w:customStyle="1" w:styleId="AnnotationTok">
     <w:name w:val="AnnotationTok"/>
     <w:basedOn w:val="VerbatimChar"/>
     <w:rPr>
+      <w:color w:val="60a0b0"/>
       <w:b/>
       <w:i/>
-      <w:color w:val="60a0b0"/>
     </w:rPr>
   </w:style>
   <w:style w:type="character" w:customStyle="1" w:styleId="CommentVarTok">
     <w:name w:val="CommentVarTok"/>
     <w:basedOn w:val="VerbatimChar"/>
     <w:rPr>
+      <w:color w:val="60a0b0"/>
       <w:b/>
       <w:i/>
-      <w:color w:val="60a0b0"/>
     </w:rPr>
   </w:style>
   <w:style w:type="character" w:customStyle="1" w:styleId="OtherTok">
@@ -7755,8 +7576,8 @@
     <w:name w:val="ControlFlowTok"/>
     <w:basedOn w:val="VerbatimChar"/>
     <w:rPr>
+      <w:color w:val="007020"/>
       <w:b/>
-      <w:color w:val="007020"/>
     </w:rPr>
   </w:style>
   <w:style w:type="character" w:customStyle="1" w:styleId="OperatorTok">
@@ -7801,34 +7622,34 @@
     <w:name w:val="InformationTok"/>
     <w:basedOn w:val="VerbatimChar"/>
     <w:rPr>
+      <w:color w:val="60a0b0"/>
       <w:b/>
       <w:i/>
-      <w:color w:val="60a0b0"/>
     </w:rPr>
   </w:style>
   <w:style w:type="character" w:customStyle="1" w:styleId="WarningTok">
     <w:name w:val="WarningTok"/>
     <w:basedOn w:val="VerbatimChar"/>
     <w:rPr>
+      <w:color w:val="60a0b0"/>
       <w:b/>
       <w:i/>
-      <w:color w:val="60a0b0"/>
     </w:rPr>
   </w:style>
   <w:style w:type="character" w:customStyle="1" w:styleId="AlertTok">
     <w:name w:val="AlertTok"/>
     <w:basedOn w:val="VerbatimChar"/>
     <w:rPr>
+      <w:color w:val="ff0000"/>
       <w:b/>
-      <w:color w:val="ff0000"/>
     </w:rPr>
   </w:style>
   <w:style w:type="character" w:customStyle="1" w:styleId="ErrorTok">
     <w:name w:val="ErrorTok"/>
     <w:basedOn w:val="VerbatimChar"/>
     <w:rPr>
+      <w:color w:val="ff0000"/>
       <w:b/>
-      <w:color w:val="ff0000"/>
     </w:rPr>
   </w:style>
   <w:style w:type="character" w:customStyle="1" w:styleId="NormalTok">
@@ -7850,44 +7671,44 @@
         <a:sysClr val="window" lastClr="FFFFFF"/>
       </a:lt1>
       <a:dk2>
-        <a:srgbClr val="0E2841"/>
+        <a:srgbClr val="1F497D"/>
       </a:dk2>
       <a:lt2>
-        <a:srgbClr val="E8E8E8"/>
+        <a:srgbClr val="EEECE1"/>
       </a:lt2>
       <a:accent1>
-        <a:srgbClr val="156082"/>
+        <a:srgbClr val="4F81BD"/>
       </a:accent1>
       <a:accent2>
-        <a:srgbClr val="E97132"/>
+        <a:srgbClr val="C0504D"/>
       </a:accent2>
       <a:accent3>
-        <a:srgbClr val="196B24"/>
+        <a:srgbClr val="9BBB59"/>
       </a:accent3>
       <a:accent4>
-        <a:srgbClr val="0F9ED5"/>
+        <a:srgbClr val="8064A2"/>
       </a:accent4>
       <a:accent5>
-        <a:srgbClr val="A02B93"/>
+        <a:srgbClr val="4BACC6"/>
       </a:accent5>
       <a:accent6>
-        <a:srgbClr val="4EA72E"/>
+        <a:srgbClr val="F79646"/>
       </a:accent6>
       <a:hlink>
-        <a:srgbClr val="467886"/>
+        <a:srgbClr val="0000FF"/>
       </a:hlink>
       <a:folHlink>
-        <a:srgbClr val="96607D"/>
+        <a:srgbClr val="800080"/>
       </a:folHlink>
     </a:clrScheme>
     <a:fontScheme name="Office">
       <a:majorFont>
-        <a:latin typeface="Aptos Display" panose="02110004020202020204"/>
+        <a:latin typeface="Calibri"/>
         <a:ea typeface=""/>
         <a:cs typeface=""/>
-        <a:font script="Jpan" typeface="游ゴシック Light"/>
+        <a:font script="Jpan" typeface="ＭＳ ゴシック"/>
         <a:font script="Hang" typeface="맑은 고딕"/>
-        <a:font script="Hans" typeface="等线 Light"/>
+        <a:font script="Hans" typeface="宋体"/>
         <a:font script="Hant" typeface="新細明體"/>
         <a:font script="Arab" typeface="Times New Roman"/>
         <a:font script="Hebr" typeface="Times New Roman"/>
@@ -7914,32 +7735,14 @@
         <a:font script="Mong" typeface="Mongolian Baiti"/>
         <a:font script="Viet" typeface="Times New Roman"/>
         <a:font script="Uigh" typeface="Microsoft Uighur"/>
-        <a:font script="Geor" typeface="Sylfaen"/>
-        <a:font script="Armn" typeface="Arial"/>
-        <a:font script="Bugi" typeface="Leelawadee UI"/>
-        <a:font script="Bopo" typeface="Microsoft JhengHei"/>
-        <a:font script="Java" typeface="Javanese Text"/>
-        <a:font script="Lisu" typeface="Segoe UI"/>
-        <a:font script="Mymr" typeface="Myanmar Text"/>
-        <a:font script="Nkoo" typeface="Ebrima"/>
-        <a:font script="Olck" typeface="Nirmala UI"/>
-        <a:font script="Osma" typeface="Ebrima"/>
-        <a:font script="Phag" typeface="Phagspa"/>
-        <a:font script="Syrn" typeface="Estrangelo Edessa"/>
-        <a:font script="Syrj" typeface="Estrangelo Edessa"/>
-        <a:font script="Syre" typeface="Estrangelo Edessa"/>
-        <a:font script="Sora" typeface="Nirmala UI"/>
-        <a:font script="Tale" typeface="Microsoft Tai Le"/>
-        <a:font script="Talu" typeface="Microsoft New Tai Lue"/>
-        <a:font script="Tfng" typeface="Ebrima"/>
       </a:majorFont>
       <a:minorFont>
-        <a:latin typeface="Aptos" panose="02110004020202020204"/>
+        <a:latin typeface="Cambria"/>
         <a:ea typeface=""/>
         <a:cs typeface=""/>
-        <a:font script="Jpan" typeface="游明朝"/>
+        <a:font script="Jpan" typeface="ＭＳ 明朝"/>
         <a:font script="Hang" typeface="맑은 고딕"/>
-        <a:font script="Hans" typeface="等线"/>
+        <a:font script="Hans" typeface="宋体"/>
         <a:font script="Hant" typeface="新細明體"/>
         <a:font script="Arab" typeface="Arial"/>
         <a:font script="Hebr" typeface="Arial"/>
@@ -7966,24 +7769,6 @@
         <a:font script="Mong" typeface="Mongolian Baiti"/>
         <a:font script="Viet" typeface="Arial"/>
         <a:font script="Uigh" typeface="Microsoft Uighur"/>
-        <a:font script="Geor" typeface="Sylfaen"/>
-        <a:font script="Armn" typeface="Arial"/>
-        <a:font script="Bugi" typeface="Leelawadee UI"/>
-        <a:font script="Bopo" typeface="Microsoft JhengHei"/>
-        <a:font script="Java" typeface="Javanese Text"/>
-        <a:font script="Lisu" typeface="Segoe UI"/>
-        <a:font script="Mymr" typeface="Myanmar Text"/>
-        <a:font script="Nkoo" typeface="Ebrima"/>
-        <a:font script="Olck" typeface="Nirmala UI"/>
-        <a:font script="Osma" typeface="Ebrima"/>
-        <a:font script="Phag" typeface="Phagspa"/>
-        <a:font script="Syrn" typeface="Estrangelo Edessa"/>
-        <a:font script="Syrj" typeface="Estrangelo Edessa"/>
-        <a:font script="Syre" typeface="Estrangelo Edessa"/>
-        <a:font script="Sora" typeface="Nirmala UI"/>
-        <a:font script="Tale" typeface="Microsoft Tai Le"/>
-        <a:font script="Talu" typeface="Microsoft New Tai Lue"/>
-        <a:font script="Tfng" typeface="Ebrima"/>
       </a:minorFont>
     </a:fontScheme>
     <a:fmtScheme name="Office">
@@ -7995,141 +7780,200 @@
           <a:gsLst>
             <a:gs pos="0">
               <a:schemeClr val="phClr">
-                <a:lumMod val="110000"/>
-                <a:satMod val="105000"/>
-                <a:tint val="67000"/>
+                <a:tint val="50000"/>
+                <a:satMod val="300000"/>
               </a:schemeClr>
             </a:gs>
-            <a:gs pos="50000">
+            <a:gs pos="35000">
               <a:schemeClr val="phClr">
-                <a:lumMod val="105000"/>
-                <a:satMod val="103000"/>
-                <a:tint val="73000"/>
+                <a:tint val="37000"/>
+                <a:satMod val="300000"/>
               </a:schemeClr>
             </a:gs>
             <a:gs pos="100000">
               <a:schemeClr val="phClr">
-                <a:lumMod val="105000"/>
-                <a:satMod val="109000"/>
-                <a:tint val="81000"/>
+                <a:tint val="15000"/>
+                <a:satMod val="350000"/>
               </a:schemeClr>
             </a:gs>
           </a:gsLst>
-          <a:lin ang="5400000" scaled="0"/>
+          <a:lin ang="16200000" scaled="1"/>
         </a:gradFill>
         <a:gradFill rotWithShape="1">
           <a:gsLst>
             <a:gs pos="0">
               <a:schemeClr val="phClr">
-                <a:satMod val="103000"/>
-                <a:lumMod val="102000"/>
-                <a:tint val="94000"/>
-              </a:schemeClr>
-            </a:gs>
-            <a:gs pos="50000">
-              <a:schemeClr val="phClr">
-                <a:satMod val="110000"/>
-                <a:lumMod val="100000"/>
+                <a:tint val="100000"/>
                 <a:shade val="100000"/>
+                <a:satMod val="130000"/>
               </a:schemeClr>
             </a:gs>
             <a:gs pos="100000">
               <a:schemeClr val="phClr">
-                <a:lumMod val="99000"/>
-                <a:satMod val="120000"/>
-                <a:shade val="78000"/>
+                <a:tint val="50000"/>
+                <a:shade val="100000"/>
+                <a:satMod val="350000"/>
               </a:schemeClr>
             </a:gs>
           </a:gsLst>
-          <a:lin ang="5400000" scaled="0"/>
+          <a:lin ang="16200000" scaled="0"/>
         </a:gradFill>
       </a:fillStyleLst>
       <a:lnStyleLst>
-        <a:ln w="6350" cap="flat" cmpd="sng" algn="ctr">
+        <a:ln w="9525" cap="flat" cmpd="sng" algn="ctr">
+          <a:solidFill>
+            <a:schemeClr val="phClr">
+              <a:shade val="95000"/>
+              <a:satMod val="105000"/>
+            </a:schemeClr>
+          </a:solidFill>
+          <a:prstDash val="solid"/>
+        </a:ln>
+        <a:ln w="25400" cap="flat" cmpd="sng" algn="ctr">
           <a:solidFill>
             <a:schemeClr val="phClr"/>
           </a:solidFill>
           <a:prstDash val="solid"/>
-          <a:miter lim="800000"/>
         </a:ln>
-        <a:ln w="12700" cap="flat" cmpd="sng" algn="ctr">
+        <a:ln w="38100" cap="flat" cmpd="sng" algn="ctr">
           <a:solidFill>
             <a:schemeClr val="phClr"/>
           </a:solidFill>
           <a:prstDash val="solid"/>
-          <a:miter lim="800000"/>
-        </a:ln>
-        <a:ln w="19050" cap="flat" cmpd="sng" algn="ctr">
-          <a:solidFill>
-            <a:schemeClr val="phClr"/>
-          </a:solidFill>
-          <a:prstDash val="solid"/>
-          <a:miter lim="800000"/>
         </a:ln>
       </a:lnStyleLst>
       <a:effectStyleLst>
         <a:effectStyle>
-          <a:effectLst/>
-        </a:effectStyle>
-        <a:effectStyle>
-          <a:effectLst/>
+          <a:effectLst>
+            <a:outerShdw blurRad="40000" dist="20000" dir="5400000" rotWithShape="0">
+              <a:srgbClr val="000000">
+                <a:alpha val="38000"/>
+              </a:srgbClr>
+            </a:outerShdw>
+          </a:effectLst>
         </a:effectStyle>
         <a:effectStyle>
           <a:effectLst>
-            <a:outerShdw blurRad="57150" dist="19050" dir="5400000" algn="ctr" rotWithShape="0">
+            <a:outerShdw blurRad="40000" dist="23000" dir="5400000" rotWithShape="0">
               <a:srgbClr val="000000">
-                <a:alpha val="63000"/>
+                <a:alpha val="35000"/>
               </a:srgbClr>
             </a:outerShdw>
           </a:effectLst>
+        </a:effectStyle>
+        <a:effectStyle>
+          <a:effectLst>
+            <a:outerShdw blurRad="40000" dist="23000" dir="5400000" rotWithShape="0">
+              <a:srgbClr val="000000">
+                <a:alpha val="35000"/>
+              </a:srgbClr>
+            </a:outerShdw>
+          </a:effectLst>
+          <a:scene3d>
+            <a:camera prst="orthographicFront">
+              <a:rot lat="0" lon="0" rev="0"/>
+            </a:camera>
+            <a:lightRig rig="threePt" dir="t">
+              <a:rot lat="0" lon="0" rev="1200000"/>
+            </a:lightRig>
+          </a:scene3d>
+          <a:sp3d>
+            <a:bevelT w="63500" h="25400"/>
+          </a:sp3d>
         </a:effectStyle>
       </a:effectStyleLst>
       <a:bgFillStyleLst>
         <a:solidFill>
           <a:schemeClr val="phClr"/>
         </a:solidFill>
-        <a:solidFill>
-          <a:schemeClr val="phClr">
-            <a:tint val="95000"/>
-            <a:satMod val="170000"/>
-          </a:schemeClr>
-        </a:solidFill>
         <a:gradFill rotWithShape="1">
           <a:gsLst>
             <a:gs pos="0">
               <a:schemeClr val="phClr">
-                <a:tint val="93000"/>
-                <a:satMod val="150000"/>
-                <a:shade val="98000"/>
-                <a:lumMod val="102000"/>
+                <a:tint val="40000"/>
+                <a:satMod val="350000"/>
               </a:schemeClr>
             </a:gs>
-            <a:gs pos="50000">
+            <a:gs pos="40000">
               <a:schemeClr val="phClr">
-                <a:tint val="98000"/>
-                <a:satMod val="130000"/>
-                <a:shade val="90000"/>
-                <a:lumMod val="103000"/>
+                <a:tint val="45000"/>
+                <a:shade val="99000"/>
+                <a:satMod val="350000"/>
               </a:schemeClr>
             </a:gs>
             <a:gs pos="100000">
               <a:schemeClr val="phClr">
-                <a:shade val="63000"/>
-                <a:satMod val="120000"/>
+                <a:shade val="20000"/>
+                <a:satMod val="255000"/>
               </a:schemeClr>
             </a:gs>
           </a:gsLst>
-          <a:lin ang="5400000" scaled="0"/>
+          <a:path path="circle">
+            <a:fillToRect l="50000" t="-80000" r="50000" b="180000"/>
+          </a:path>
+        </a:gradFill>
+        <a:gradFill rotWithShape="1">
+          <a:gsLst>
+            <a:gs pos="0">
+              <a:schemeClr val="phClr">
+                <a:tint val="80000"/>
+                <a:satMod val="300000"/>
+              </a:schemeClr>
+            </a:gs>
+            <a:gs pos="100000">
+              <a:schemeClr val="phClr">
+                <a:shade val="30000"/>
+                <a:satMod val="200000"/>
+              </a:schemeClr>
+            </a:gs>
+          </a:gsLst>
+          <a:path path="circle">
+            <a:fillToRect l="50000" t="50000" r="50000" b="50000"/>
+          </a:path>
         </a:gradFill>
       </a:bgFillStyleLst>
     </a:fmtScheme>
   </a:themeElements>
-  <a:objectDefaults/>
+  <a:objectDefaults>
+    <a:spDef>
+      <a:spPr/>
+      <a:bodyPr/>
+      <a:lstStyle/>
+      <a:style>
+        <a:lnRef idx="1">
+          <a:schemeClr val="accent1"/>
+        </a:lnRef>
+        <a:fillRef idx="3">
+          <a:schemeClr val="accent1"/>
+        </a:fillRef>
+        <a:effectRef idx="2">
+          <a:schemeClr val="accent1"/>
+        </a:effectRef>
+        <a:fontRef idx="minor">
+          <a:schemeClr val="lt1"/>
+        </a:fontRef>
+      </a:style>
+    </a:spDef>
+    <a:lnDef>
+      <a:spPr/>
+      <a:bodyPr/>
+      <a:lstStyle/>
+      <a:style>
+        <a:lnRef idx="2">
+          <a:schemeClr val="accent1"/>
+        </a:lnRef>
+        <a:fillRef idx="0">
+          <a:schemeClr val="accent1"/>
+        </a:fillRef>
+        <a:effectRef idx="1">
+          <a:schemeClr val="accent1"/>
+        </a:effectRef>
+        <a:fontRef idx="minor">
+          <a:schemeClr val="tx1"/>
+        </a:fontRef>
+      </a:style>
+    </a:lnDef>
+  </a:objectDefaults>
   <a:extraClrSchemeLst/>
-  <a:extLst>
-    <a:ext uri="{05A4C25C-085E-4340-85A3-A5531E510DB2}">
-      <thm15:themeFamily xmlns:thm15="http://schemas.microsoft.com/office/thememl/2012/main" name="Office Theme" id="{2E142A2C-CD16-42D6-873A-C26D2A0506FA}" vid="{1BDDFF52-6CD6-40A5-AB3C-68EB2F1E4D0A}"/>
-    </a:ext>
-  </a:extLst>
 </a:theme>
 </file>
--- a/X_ENTREGABLES_CONSOLIDADOS/8_DOCUMENTOS_SERVIDOS/WORD/GESTION_EJECUTIVO_Cambios_y_Decisiones_Tecnicas.docx
+++ b/X_ENTREGABLES_CONSOLIDADOS/8_DOCUMENTOS_SERVIDOS/WORD/GESTION_EJECUTIVO_Cambios_y_Decisiones_Tecnicas.docx
@@ -964,7 +964,7 @@
       </w:r>
     </w:p>
     <w:bookmarkEnd w:id="24"/>
-    <w:bookmarkStart w:id="25" w:name="dt-interfaces-001-2025-10-09-nueva"/>
+    <w:bookmarkStart w:id="25" w:name="dt-interfaces-001-2025-10-09-recalibrada"/>
     <w:p>
       <w:pPr>
         <w:pStyle w:val="Heading5"/>
@@ -974,13 +974,7 @@
           <w:bCs/>
           <w:b/>
         </w:rPr>
-        <w:t xml:space="preserve">DT-INTERFACES-001-2025-10-09</w:t>
-      </w:r>
-      <w:r>
-        <w:t xml:space="preserve"> </w:t>
-      </w:r>
-      <w:r>
-        <w:t xml:space="preserve">⭐ NUEVA</w:t>
+        <w:t xml:space="preserve">DT-INTERFACES-001-2025-10-09 ⭐ RECALIBRADA</w:t>
       </w:r>
     </w:p>
     <w:p>
@@ -1024,7 +1018,7 @@
         <w:t xml:space="preserve"> </w:t>
       </w:r>
       <w:r>
-        <w:t xml:space="preserve">Ajuste criterio técnico</w:t>
+        <w:t xml:space="preserve">Saneamiento Contractual (Dictamen 01)</w:t>
       </w:r>
     </w:p>
     <w:p>
@@ -1046,7 +1040,7 @@
         <w:t xml:space="preserve"> </w:t>
       </w:r>
       <w:r>
-        <w:t xml:space="preserve">Sin cambio numérico (cantidad=1, VU=$150M confirmados)</w:t>
+        <w:t xml:space="preserve">Reducción drástica de complejidad técnica y costo asociado.</w:t>
       </w:r>
     </w:p>
     <w:p>
@@ -1074,7 +1068,20 @@
         <w:pStyle w:val="Compact"/>
       </w:pPr>
       <w:r>
-        <w:t xml:space="preserve">Bloque lógico de integración (NO hardware físico único)</w:t>
+        <w:t xml:space="preserve">Aplicación de</w:t>
+      </w:r>
+      <w:r>
+        <w:t xml:space="preserve"> </w:t>
+      </w:r>
+      <w:r>
+        <w:rPr>
+          <w:bCs/>
+          <w:b/>
+        </w:rPr>
+        <w:t xml:space="preserve">Metodología .42 (N-1)</w:t>
+      </w:r>
+      <w:r>
+        <w:t xml:space="preserve">: Eliminación total de Gateways lógicos hacia terceros (FENOCO).</w:t>
       </w:r>
     </w:p>
     <w:p>
@@ -1086,7 +1093,23 @@
         <w:pStyle w:val="Compact"/>
       </w:pPr>
       <w:r>
-        <w:t xml:space="preserve">Conecta: CTC ↔ PTC/PTC VIRTUAL L2 ↔ FENOCO ↔ TETRA ↔ Fibra ↔ ITS</w:t>
+        <w:t xml:space="preserve">La interoperabilidad es</w:t>
+      </w:r>
+      <w:r>
+        <w:t xml:space="preserve"> </w:t>
+      </w:r>
+      <w:r>
+        <w:rPr>
+          <w:bCs/>
+          <w:b/>
+        </w:rPr>
+        <w:t xml:space="preserve">estrictamente operacional</w:t>
+      </w:r>
+      <w:r>
+        <w:t xml:space="preserve"> </w:t>
+      </w:r>
+      <w:r>
+        <w:t xml:space="preserve">(Handover Digital (Digital Gateway) a bordo).</w:t>
       </w:r>
     </w:p>
     <w:p>
@@ -1098,7 +1121,7 @@
         <w:pStyle w:val="Compact"/>
       </w:pPr>
       <w:r>
-        <w:t xml:space="preserve">Composición: Gateways industriales + Switches borde + Firewalls IEC 62443 + Middleware FRA/AREMA 918-4 + Licencias software</w:t>
+        <w:t xml:space="preserve">Se eliminan: Gateways industriales, Middleware externo y Licencias de integración propietaria.</w:t>
       </w:r>
     </w:p>
     <w:p>
@@ -1114,55 +1137,13 @@
           <w:bCs/>
           <w:b/>
         </w:rPr>
-        <w:t xml:space="preserve">Alcance $150M incluye:</w:t>
-      </w:r>
-    </w:p>
-    <w:p>
-      <w:pPr>
-        <w:numPr>
-          <w:ilvl w:val="1"/>
-          <w:numId w:val="1007"/>
-        </w:numPr>
-        <w:pStyle w:val="Compact"/>
-      </w:pPr>
-      <w:r>
-        <w:t xml:space="preserve">Licencias integración (protocolos, middleware)</w:t>
-      </w:r>
-    </w:p>
-    <w:p>
-      <w:pPr>
-        <w:numPr>
-          <w:ilvl w:val="1"/>
-          <w:numId w:val="1007"/>
-        </w:numPr>
-        <w:pStyle w:val="Compact"/>
-      </w:pPr>
-      <w:r>
-        <w:t xml:space="preserve">Configuración redundancia N+1</w:t>
-      </w:r>
-    </w:p>
-    <w:p>
-      <w:pPr>
-        <w:numPr>
-          <w:ilvl w:val="1"/>
-          <w:numId w:val="1007"/>
-        </w:numPr>
-        <w:pStyle w:val="Compact"/>
-      </w:pPr>
-      <w:r>
-        <w:t xml:space="preserve">Ensayos FAT/SAT interoperabilidad</w:t>
-      </w:r>
-    </w:p>
-    <w:p>
-      <w:pPr>
-        <w:numPr>
-          <w:ilvl w:val="1"/>
-          <w:numId w:val="1007"/>
-        </w:numPr>
-        <w:pStyle w:val="Compact"/>
-      </w:pPr>
-      <w:r>
-        <w:t xml:space="preserve">Integración entorno virtual</w:t>
+        <w:t xml:space="preserve">Ahorro Estimado:</w:t>
+      </w:r>
+      <w:r>
+        <w:t xml:space="preserve"> </w:t>
+      </w:r>
+      <w:r>
+        <w:t xml:space="preserve">Blindaje de CAPEX preventivo (25 MM USD en riesgos de integración).</w:t>
       </w:r>
     </w:p>
     <w:p>
@@ -1178,13 +1159,13 @@
           <w:bCs/>
           <w:b/>
         </w:rPr>
-        <w:t xml:space="preserve">Riesgos mitigados:</w:t>
-      </w:r>
-      <w:r>
-        <w:t xml:space="preserve"> </w:t>
-      </w:r>
-      <w:r>
-        <w:t xml:space="preserve">R-INT-001 (trazabilidad integración), R-INT-002 (ambigüedad alcance)</w:t>
+        <w:t xml:space="preserve">Metadata enriquecida:</w:t>
+      </w:r>
+      <w:r>
+        <w:t xml:space="preserve"> </w:t>
+      </w:r>
+      <w:r>
+        <w:t xml:space="preserve">✅ Sincronizada con Dictamen SICC-01</w:t>
       </w:r>
     </w:p>
     <w:p>
@@ -1200,35 +1181,13 @@
           <w:bCs/>
           <w:b/>
         </w:rPr>
-        <w:t xml:space="preserve">Metadata enriquecida:</w:t>
-      </w:r>
-      <w:r>
-        <w:t xml:space="preserve"> </w:t>
-      </w:r>
-      <w:r>
-        <w:t xml:space="preserve">✅ Actualizada</w:t>
-      </w:r>
-    </w:p>
-    <w:p>
-      <w:pPr>
-        <w:numPr>
-          <w:ilvl w:val="0"/>
-          <w:numId w:val="1005"/>
-        </w:numPr>
-        <w:pStyle w:val="Compact"/>
-      </w:pPr>
-      <w:r>
-        <w:rPr>
-          <w:bCs/>
-          <w:b/>
-        </w:rPr>
         <w:t xml:space="preserve">Estado:</w:t>
       </w:r>
       <w:r>
         <w:t xml:space="preserve"> </w:t>
       </w:r>
       <w:r>
-        <w:t xml:space="preserve">✅ Ejecutado 2025-10-09</w:t>
+        <w:t xml:space="preserve">✅ Saneado 2026-04-08</w:t>
       </w:r>
     </w:p>
     <w:bookmarkEnd w:id="25"/>
@@ -1263,7 +1222,7 @@
       <w:pPr>
         <w:numPr>
           <w:ilvl w:val="0"/>
-          <w:numId w:val="1008"/>
+          <w:numId w:val="1007"/>
         </w:numPr>
         <w:pStyle w:val="Compact"/>
       </w:pPr>
@@ -1285,7 +1244,7 @@
       <w:pPr>
         <w:numPr>
           <w:ilvl w:val="0"/>
-          <w:numId w:val="1008"/>
+          <w:numId w:val="1007"/>
         </w:numPr>
         <w:pStyle w:val="Compact"/>
       </w:pPr>
@@ -1307,7 +1266,7 @@
       <w:pPr>
         <w:numPr>
           <w:ilvl w:val="0"/>
-          <w:numId w:val="1008"/>
+          <w:numId w:val="1007"/>
         </w:numPr>
         <w:pStyle w:val="Compact"/>
       </w:pPr>
@@ -1329,7 +1288,7 @@
       <w:pPr>
         <w:numPr>
           <w:ilvl w:val="0"/>
-          <w:numId w:val="1008"/>
+          <w:numId w:val="1007"/>
         </w:numPr>
         <w:pStyle w:val="Compact"/>
       </w:pPr>
@@ -1351,7 +1310,7 @@
       <w:pPr>
         <w:numPr>
           <w:ilvl w:val="0"/>
-          <w:numId w:val="1008"/>
+          <w:numId w:val="1007"/>
         </w:numPr>
         <w:pStyle w:val="Compact"/>
       </w:pPr>
@@ -1373,7 +1332,7 @@
       <w:pPr>
         <w:numPr>
           <w:ilvl w:val="0"/>
-          <w:numId w:val="1008"/>
+          <w:numId w:val="1007"/>
         </w:numPr>
         <w:pStyle w:val="Compact"/>
       </w:pPr>
@@ -1395,7 +1354,7 @@
       <w:pPr>
         <w:numPr>
           <w:ilvl w:val="0"/>
-          <w:numId w:val="1008"/>
+          <w:numId w:val="1007"/>
         </w:numPr>
         <w:pStyle w:val="Compact"/>
       </w:pPr>
@@ -1431,117 +1390,117 @@
       <w:pPr>
         <w:numPr>
           <w:ilvl w:val="0"/>
+          <w:numId w:val="1008"/>
+        </w:numPr>
+        <w:pStyle w:val="Compact"/>
+      </w:pPr>
+      <w:r>
+        <w:rPr>
+          <w:bCs/>
+          <w:b/>
+        </w:rPr>
+        <w:t xml:space="preserve">Ítem WBS:</w:t>
+      </w:r>
+      <w:r>
+        <w:t xml:space="preserve"> </w:t>
+      </w:r>
+      <w:r>
+        <w:t xml:space="preserve">1.3.106 - Configuración software ENCE</w:t>
+      </w:r>
+    </w:p>
+    <w:p>
+      <w:pPr>
+        <w:numPr>
+          <w:ilvl w:val="0"/>
+          <w:numId w:val="1008"/>
+        </w:numPr>
+        <w:pStyle w:val="Compact"/>
+      </w:pPr>
+      <w:r>
+        <w:rPr>
+          <w:bCs/>
+          <w:b/>
+        </w:rPr>
+        <w:t xml:space="preserve">Tipo:</w:t>
+      </w:r>
+      <w:r>
+        <w:t xml:space="preserve"> </w:t>
+      </w:r>
+      <w:r>
+        <w:t xml:space="preserve">Ajuste de precio + Documentación</w:t>
+      </w:r>
+    </w:p>
+    <w:p>
+      <w:pPr>
+        <w:numPr>
+          <w:ilvl w:val="0"/>
+          <w:numId w:val="1008"/>
+        </w:numPr>
+        <w:pStyle w:val="Compact"/>
+      </w:pPr>
+      <w:r>
+        <w:rPr>
+          <w:bCs/>
+          <w:b/>
+        </w:rPr>
+        <w:t xml:space="preserve">Cambio:</w:t>
+      </w:r>
+      <w:r>
+        <w:t xml:space="preserve"> </w:t>
+      </w:r>
+      <w:r>
+        <w:t xml:space="preserve">VU actualizado + alcance documentado</w:t>
+      </w:r>
+    </w:p>
+    <w:p>
+      <w:pPr>
+        <w:numPr>
+          <w:ilvl w:val="0"/>
+          <w:numId w:val="1008"/>
+        </w:numPr>
+        <w:pStyle w:val="Compact"/>
+      </w:pPr>
+      <w:r>
+        <w:rPr>
+          <w:bCs/>
+          <w:b/>
+        </w:rPr>
+        <w:t xml:space="preserve">Justificación:</w:t>
+      </w:r>
+    </w:p>
+    <w:p>
+      <w:pPr>
+        <w:numPr>
+          <w:ilvl w:val="1"/>
           <w:numId w:val="1009"/>
         </w:numPr>
         <w:pStyle w:val="Compact"/>
       </w:pPr>
       <w:r>
-        <w:rPr>
-          <w:bCs/>
-          <w:b/>
-        </w:rPr>
-        <w:t xml:space="preserve">Ítem WBS:</w:t>
-      </w:r>
-      <w:r>
-        <w:t xml:space="preserve"> </w:t>
-      </w:r>
-      <w:r>
-        <w:t xml:space="preserve">1.3.106 - Configuración software ENCE</w:t>
-      </w:r>
-    </w:p>
-    <w:p>
-      <w:pPr>
-        <w:numPr>
-          <w:ilvl w:val="0"/>
+        <w:t xml:space="preserve">Cotización actualizada</w:t>
+      </w:r>
+    </w:p>
+    <w:p>
+      <w:pPr>
+        <w:numPr>
+          <w:ilvl w:val="1"/>
           <w:numId w:val="1009"/>
         </w:numPr>
         <w:pStyle w:val="Compact"/>
       </w:pPr>
       <w:r>
-        <w:rPr>
-          <w:bCs/>
-          <w:b/>
-        </w:rPr>
-        <w:t xml:space="preserve">Tipo:</w:t>
-      </w:r>
-      <w:r>
-        <w:t xml:space="preserve"> </w:t>
-      </w:r>
-      <w:r>
-        <w:t xml:space="preserve">Ajuste de precio + Documentación</w:t>
-      </w:r>
-    </w:p>
-    <w:p>
-      <w:pPr>
-        <w:numPr>
-          <w:ilvl w:val="0"/>
+        <w:t xml:space="preserve">Documentación de alcance de configuración para 5 enclavamientos</w:t>
+      </w:r>
+    </w:p>
+    <w:p>
+      <w:pPr>
+        <w:numPr>
+          <w:ilvl w:val="1"/>
           <w:numId w:val="1009"/>
         </w:numPr>
         <w:pStyle w:val="Compact"/>
       </w:pPr>
       <w:r>
-        <w:rPr>
-          <w:bCs/>
-          <w:b/>
-        </w:rPr>
-        <w:t xml:space="preserve">Cambio:</w:t>
-      </w:r>
-      <w:r>
-        <w:t xml:space="preserve"> </w:t>
-      </w:r>
-      <w:r>
-        <w:t xml:space="preserve">VU actualizado + alcance documentado</w:t>
-      </w:r>
-    </w:p>
-    <w:p>
-      <w:pPr>
-        <w:numPr>
-          <w:ilvl w:val="0"/>
-          <w:numId w:val="1009"/>
-        </w:numPr>
-        <w:pStyle w:val="Compact"/>
-      </w:pPr>
-      <w:r>
-        <w:rPr>
-          <w:bCs/>
-          <w:b/>
-        </w:rPr>
-        <w:t xml:space="preserve">Justificación:</w:t>
-      </w:r>
-    </w:p>
-    <w:p>
-      <w:pPr>
-        <w:numPr>
-          <w:ilvl w:val="1"/>
-          <w:numId w:val="1010"/>
-        </w:numPr>
-        <w:pStyle w:val="Compact"/>
-      </w:pPr>
-      <w:r>
-        <w:t xml:space="preserve">Cotización actualizada</w:t>
-      </w:r>
-    </w:p>
-    <w:p>
-      <w:pPr>
-        <w:numPr>
-          <w:ilvl w:val="1"/>
-          <w:numId w:val="1010"/>
-        </w:numPr>
-        <w:pStyle w:val="Compact"/>
-      </w:pPr>
-      <w:r>
-        <w:t xml:space="preserve">Documentación de alcance de configuración para 5 enclavamientos</w:t>
-      </w:r>
-    </w:p>
-    <w:p>
-      <w:pPr>
-        <w:numPr>
-          <w:ilvl w:val="1"/>
-          <w:numId w:val="1010"/>
-        </w:numPr>
-        <w:pStyle w:val="Compact"/>
-      </w:pPr>
-      <w:r>
         <w:t xml:space="preserve">Incluye parametrización, lógica seguridad, interfaces</w:t>
       </w:r>
     </w:p>
@@ -1549,7 +1508,7 @@
       <w:pPr>
         <w:numPr>
           <w:ilvl w:val="0"/>
-          <w:numId w:val="1009"/>
+          <w:numId w:val="1008"/>
         </w:numPr>
         <w:pStyle w:val="Compact"/>
       </w:pPr>
@@ -1571,7 +1530,7 @@
       <w:pPr>
         <w:numPr>
           <w:ilvl w:val="0"/>
-          <w:numId w:val="1009"/>
+          <w:numId w:val="1008"/>
         </w:numPr>
         <w:pStyle w:val="Compact"/>
       </w:pPr>
@@ -1593,7 +1552,7 @@
       <w:pPr>
         <w:numPr>
           <w:ilvl w:val="0"/>
-          <w:numId w:val="1009"/>
+          <w:numId w:val="1008"/>
         </w:numPr>
         <w:pStyle w:val="Compact"/>
       </w:pPr>
@@ -1629,117 +1588,117 @@
       <w:pPr>
         <w:numPr>
           <w:ilvl w:val="0"/>
+          <w:numId w:val="1010"/>
+        </w:numPr>
+        <w:pStyle w:val="Compact"/>
+      </w:pPr>
+      <w:r>
+        <w:rPr>
+          <w:bCs/>
+          <w:b/>
+        </w:rPr>
+        <w:t xml:space="preserve">Ítem WBS:</w:t>
+      </w:r>
+      <w:r>
+        <w:t xml:space="preserve"> </w:t>
+      </w:r>
+      <w:r>
+        <w:t xml:space="preserve">1.4.100 - Equipo ENCE completo</w:t>
+      </w:r>
+    </w:p>
+    <w:p>
+      <w:pPr>
+        <w:numPr>
+          <w:ilvl w:val="0"/>
+          <w:numId w:val="1010"/>
+        </w:numPr>
+        <w:pStyle w:val="Compact"/>
+      </w:pPr>
+      <w:r>
+        <w:rPr>
+          <w:bCs/>
+          <w:b/>
+        </w:rPr>
+        <w:t xml:space="preserve">Tipo:</w:t>
+      </w:r>
+      <w:r>
+        <w:t xml:space="preserve"> </w:t>
+      </w:r>
+      <w:r>
+        <w:t xml:space="preserve">Ajuste cantidades, precios y criterio técnico</w:t>
+      </w:r>
+    </w:p>
+    <w:p>
+      <w:pPr>
+        <w:numPr>
+          <w:ilvl w:val="0"/>
+          <w:numId w:val="1010"/>
+        </w:numPr>
+        <w:pStyle w:val="Compact"/>
+      </w:pPr>
+      <w:r>
+        <w:rPr>
+          <w:bCs/>
+          <w:b/>
+        </w:rPr>
+        <w:t xml:space="preserve">Cambio:</w:t>
+      </w:r>
+      <w:r>
+        <w:t xml:space="preserve"> </w:t>
+      </w:r>
+      <w:r>
+        <w:t xml:space="preserve">Actualización integral del ítem</w:t>
+      </w:r>
+    </w:p>
+    <w:p>
+      <w:pPr>
+        <w:numPr>
+          <w:ilvl w:val="0"/>
+          <w:numId w:val="1010"/>
+        </w:numPr>
+        <w:pStyle w:val="Compact"/>
+      </w:pPr>
+      <w:r>
+        <w:rPr>
+          <w:bCs/>
+          <w:b/>
+        </w:rPr>
+        <w:t xml:space="preserve">Justificación:</w:t>
+      </w:r>
+    </w:p>
+    <w:p>
+      <w:pPr>
+        <w:numPr>
+          <w:ilvl w:val="1"/>
           <w:numId w:val="1011"/>
         </w:numPr>
         <w:pStyle w:val="Compact"/>
       </w:pPr>
       <w:r>
-        <w:rPr>
-          <w:bCs/>
-          <w:b/>
-        </w:rPr>
-        <w:t xml:space="preserve">Ítem WBS:</w:t>
-      </w:r>
-      <w:r>
-        <w:t xml:space="preserve"> </w:t>
-      </w:r>
-      <w:r>
-        <w:t xml:space="preserve">1.4.100 - Equipo ENCE completo</w:t>
-      </w:r>
-    </w:p>
-    <w:p>
-      <w:pPr>
-        <w:numPr>
-          <w:ilvl w:val="0"/>
+        <w:t xml:space="preserve">Cotización real de fabricante</w:t>
+      </w:r>
+    </w:p>
+    <w:p>
+      <w:pPr>
+        <w:numPr>
+          <w:ilvl w:val="1"/>
           <w:numId w:val="1011"/>
         </w:numPr>
         <w:pStyle w:val="Compact"/>
       </w:pPr>
       <w:r>
-        <w:rPr>
-          <w:bCs/>
-          <w:b/>
-        </w:rPr>
-        <w:t xml:space="preserve">Tipo:</w:t>
-      </w:r>
-      <w:r>
-        <w:t xml:space="preserve"> </w:t>
-      </w:r>
-      <w:r>
-        <w:t xml:space="preserve">Ajuste cantidades, precios y criterio técnico</w:t>
-      </w:r>
-    </w:p>
-    <w:p>
-      <w:pPr>
-        <w:numPr>
-          <w:ilvl w:val="0"/>
+        <w:t xml:space="preserve">Documentación detallada de composición</w:t>
+      </w:r>
+    </w:p>
+    <w:p>
+      <w:pPr>
+        <w:numPr>
+          <w:ilvl w:val="1"/>
           <w:numId w:val="1011"/>
         </w:numPr>
         <w:pStyle w:val="Compact"/>
       </w:pPr>
       <w:r>
-        <w:rPr>
-          <w:bCs/>
-          <w:b/>
-        </w:rPr>
-        <w:t xml:space="preserve">Cambio:</w:t>
-      </w:r>
-      <w:r>
-        <w:t xml:space="preserve"> </w:t>
-      </w:r>
-      <w:r>
-        <w:t xml:space="preserve">Actualización integral del ítem</w:t>
-      </w:r>
-    </w:p>
-    <w:p>
-      <w:pPr>
-        <w:numPr>
-          <w:ilvl w:val="0"/>
-          <w:numId w:val="1011"/>
-        </w:numPr>
-        <w:pStyle w:val="Compact"/>
-      </w:pPr>
-      <w:r>
-        <w:rPr>
-          <w:bCs/>
-          <w:b/>
-        </w:rPr>
-        <w:t xml:space="preserve">Justificación:</w:t>
-      </w:r>
-    </w:p>
-    <w:p>
-      <w:pPr>
-        <w:numPr>
-          <w:ilvl w:val="1"/>
-          <w:numId w:val="1012"/>
-        </w:numPr>
-        <w:pStyle w:val="Compact"/>
-      </w:pPr>
-      <w:r>
-        <w:t xml:space="preserve">Cotización real de fabricante</w:t>
-      </w:r>
-    </w:p>
-    <w:p>
-      <w:pPr>
-        <w:numPr>
-          <w:ilvl w:val="1"/>
-          <w:numId w:val="1012"/>
-        </w:numPr>
-        <w:pStyle w:val="Compact"/>
-      </w:pPr>
-      <w:r>
-        <w:t xml:space="preserve">Documentación detallada de composición</w:t>
-      </w:r>
-    </w:p>
-    <w:p>
-      <w:pPr>
-        <w:numPr>
-          <w:ilvl w:val="1"/>
-          <w:numId w:val="1012"/>
-        </w:numPr>
-        <w:pStyle w:val="Compact"/>
-      </w:pPr>
-      <w:r>
         <w:t xml:space="preserve">5 enclavamientos según AT1</w:t>
       </w:r>
     </w:p>
@@ -1747,7 +1706,7 @@
       <w:pPr>
         <w:numPr>
           <w:ilvl w:val="0"/>
-          <w:numId w:val="1011"/>
+          <w:numId w:val="1010"/>
         </w:numPr>
         <w:pStyle w:val="Compact"/>
       </w:pPr>
@@ -1769,7 +1728,7 @@
       <w:pPr>
         <w:numPr>
           <w:ilvl w:val="0"/>
-          <w:numId w:val="1011"/>
+          <w:numId w:val="1010"/>
         </w:numPr>
         <w:pStyle w:val="Compact"/>
       </w:pPr>
@@ -1791,7 +1750,7 @@
       <w:pPr>
         <w:numPr>
           <w:ilvl w:val="0"/>
-          <w:numId w:val="1011"/>
+          <w:numId w:val="1010"/>
         </w:numPr>
         <w:pStyle w:val="Compact"/>
       </w:pPr>
@@ -1827,38 +1786,122 @@
       <w:pPr>
         <w:numPr>
           <w:ilvl w:val="0"/>
+          <w:numId w:val="1012"/>
+        </w:numPr>
+        <w:pStyle w:val="Compact"/>
+      </w:pPr>
+      <w:r>
+        <w:rPr>
+          <w:bCs/>
+          <w:b/>
+        </w:rPr>
+        <w:t xml:space="preserve">Ítem WBS:</w:t>
+      </w:r>
+      <w:r>
+        <w:t xml:space="preserve"> </w:t>
+      </w:r>
+      <w:r>
+        <w:t xml:space="preserve">1.5.101 - Desvíos descarriladores</w:t>
+      </w:r>
+    </w:p>
+    <w:p>
+      <w:pPr>
+        <w:numPr>
+          <w:ilvl w:val="0"/>
+          <w:numId w:val="1012"/>
+        </w:numPr>
+        <w:pStyle w:val="Compact"/>
+      </w:pPr>
+      <w:r>
+        <w:rPr>
+          <w:bCs/>
+          <w:b/>
+        </w:rPr>
+        <w:t xml:space="preserve">Tipo:</w:t>
+      </w:r>
+      <w:r>
+        <w:t xml:space="preserve"> </w:t>
+      </w:r>
+      <w:r>
+        <w:t xml:space="preserve">Ajuste de cantidad</w:t>
+      </w:r>
+    </w:p>
+    <w:p>
+      <w:pPr>
+        <w:numPr>
+          <w:ilvl w:val="0"/>
+          <w:numId w:val="1012"/>
+        </w:numPr>
+        <w:pStyle w:val="Compact"/>
+      </w:pPr>
+      <w:r>
+        <w:rPr>
+          <w:bCs/>
+          <w:b/>
+        </w:rPr>
+        <w:t xml:space="preserve">Cambio:</w:t>
+      </w:r>
+      <w:r>
+        <w:t xml:space="preserve"> </w:t>
+      </w:r>
+      <w:r>
+        <w:t xml:space="preserve">Cantidad ajustada según base contractual AT1</w:t>
+      </w:r>
+    </w:p>
+    <w:p>
+      <w:pPr>
+        <w:numPr>
+          <w:ilvl w:val="0"/>
+          <w:numId w:val="1012"/>
+        </w:numPr>
+        <w:pStyle w:val="Compact"/>
+      </w:pPr>
+      <w:r>
+        <w:rPr>
+          <w:bCs/>
+          <w:b/>
+        </w:rPr>
+        <w:t xml:space="preserve">Justificación:</w:t>
+      </w:r>
+    </w:p>
+    <w:p>
+      <w:pPr>
+        <w:numPr>
+          <w:ilvl w:val="1"/>
           <w:numId w:val="1013"/>
         </w:numPr>
         <w:pStyle w:val="Compact"/>
       </w:pPr>
       <w:r>
-        <w:rPr>
-          <w:bCs/>
-          <w:b/>
-        </w:rPr>
-        <w:t xml:space="preserve">Ítem WBS:</w:t>
-      </w:r>
-      <w:r>
-        <w:t xml:space="preserve"> </w:t>
-      </w:r>
-      <w:r>
-        <w:t xml:space="preserve">1.5.101 - Desvíos descarriladores</w:t>
-      </w:r>
-    </w:p>
-    <w:p>
-      <w:pPr>
-        <w:numPr>
-          <w:ilvl w:val="0"/>
+        <w:t xml:space="preserve">Cantidad definida contractualmente en AT1</w:t>
+      </w:r>
+    </w:p>
+    <w:p>
+      <w:pPr>
+        <w:numPr>
+          <w:ilvl w:val="1"/>
           <w:numId w:val="1013"/>
         </w:numPr>
         <w:pStyle w:val="Compact"/>
       </w:pPr>
       <w:r>
-        <w:rPr>
-          <w:bCs/>
-          <w:b/>
-        </w:rPr>
-        <w:t xml:space="preserve">Tipo:</w:t>
+        <w:t xml:space="preserve">Confirmación con especialista vía</w:t>
+      </w:r>
+    </w:p>
+    <w:p>
+      <w:pPr>
+        <w:numPr>
+          <w:ilvl w:val="0"/>
+          <w:numId w:val="1012"/>
+        </w:numPr>
+        <w:pStyle w:val="Compact"/>
+      </w:pPr>
+      <w:r>
+        <w:rPr>
+          <w:bCs/>
+          <w:b/>
+        </w:rPr>
+        <w:t xml:space="preserve">Impacto:</w:t>
       </w:r>
       <w:r>
         <w:t xml:space="preserve"> </w:t>
@@ -1871,91 +1914,7 @@
       <w:pPr>
         <w:numPr>
           <w:ilvl w:val="0"/>
-          <w:numId w:val="1013"/>
-        </w:numPr>
-        <w:pStyle w:val="Compact"/>
-      </w:pPr>
-      <w:r>
-        <w:rPr>
-          <w:bCs/>
-          <w:b/>
-        </w:rPr>
-        <w:t xml:space="preserve">Cambio:</w:t>
-      </w:r>
-      <w:r>
-        <w:t xml:space="preserve"> </w:t>
-      </w:r>
-      <w:r>
-        <w:t xml:space="preserve">Cantidad ajustada según base contractual AT1</w:t>
-      </w:r>
-    </w:p>
-    <w:p>
-      <w:pPr>
-        <w:numPr>
-          <w:ilvl w:val="0"/>
-          <w:numId w:val="1013"/>
-        </w:numPr>
-        <w:pStyle w:val="Compact"/>
-      </w:pPr>
-      <w:r>
-        <w:rPr>
-          <w:bCs/>
-          <w:b/>
-        </w:rPr>
-        <w:t xml:space="preserve">Justificación:</w:t>
-      </w:r>
-    </w:p>
-    <w:p>
-      <w:pPr>
-        <w:numPr>
-          <w:ilvl w:val="1"/>
-          <w:numId w:val="1014"/>
-        </w:numPr>
-        <w:pStyle w:val="Compact"/>
-      </w:pPr>
-      <w:r>
-        <w:t xml:space="preserve">Cantidad definida contractualmente en AT1</w:t>
-      </w:r>
-    </w:p>
-    <w:p>
-      <w:pPr>
-        <w:numPr>
-          <w:ilvl w:val="1"/>
-          <w:numId w:val="1014"/>
-        </w:numPr>
-        <w:pStyle w:val="Compact"/>
-      </w:pPr>
-      <w:r>
-        <w:t xml:space="preserve">Confirmación con especialista vía</w:t>
-      </w:r>
-    </w:p>
-    <w:p>
-      <w:pPr>
-        <w:numPr>
-          <w:ilvl w:val="0"/>
-          <w:numId w:val="1013"/>
-        </w:numPr>
-        <w:pStyle w:val="Compact"/>
-      </w:pPr>
-      <w:r>
-        <w:rPr>
-          <w:bCs/>
-          <w:b/>
-        </w:rPr>
-        <w:t xml:space="preserve">Impacto:</w:t>
-      </w:r>
-      <w:r>
-        <w:t xml:space="preserve"> </w:t>
-      </w:r>
-      <w:r>
-        <w:t xml:space="preserve">Ajuste de cantidad</w:t>
-      </w:r>
-    </w:p>
-    <w:p>
-      <w:pPr>
-        <w:numPr>
-          <w:ilvl w:val="0"/>
-          <w:numId w:val="1013"/>
+          <w:numId w:val="1012"/>
         </w:numPr>
         <w:pStyle w:val="Compact"/>
       </w:pPr>
@@ -1977,7 +1936,7 @@
       <w:pPr>
         <w:numPr>
           <w:ilvl w:val="0"/>
-          <w:numId w:val="1013"/>
+          <w:numId w:val="1012"/>
         </w:numPr>
         <w:pStyle w:val="Compact"/>
       </w:pPr>
@@ -2013,7 +1972,7 @@
       <w:pPr>
         <w:numPr>
           <w:ilvl w:val="0"/>
-          <w:numId w:val="1015"/>
+          <w:numId w:val="1014"/>
         </w:numPr>
         <w:pStyle w:val="Compact"/>
       </w:pPr>
@@ -2035,7 +1994,7 @@
       <w:pPr>
         <w:numPr>
           <w:ilvl w:val="0"/>
-          <w:numId w:val="1015"/>
+          <w:numId w:val="1014"/>
         </w:numPr>
         <w:pStyle w:val="Compact"/>
       </w:pPr>
@@ -2057,7 +2016,7 @@
       <w:pPr>
         <w:numPr>
           <w:ilvl w:val="0"/>
-          <w:numId w:val="1015"/>
+          <w:numId w:val="1014"/>
         </w:numPr>
         <w:pStyle w:val="Compact"/>
       </w:pPr>
@@ -2079,7 +2038,7 @@
       <w:pPr>
         <w:numPr>
           <w:ilvl w:val="0"/>
-          <w:numId w:val="1015"/>
+          <w:numId w:val="1014"/>
         </w:numPr>
         <w:pStyle w:val="Compact"/>
       </w:pPr>
@@ -2101,7 +2060,7 @@
       <w:pPr>
         <w:numPr>
           <w:ilvl w:val="0"/>
-          <w:numId w:val="1015"/>
+          <w:numId w:val="1014"/>
         </w:numPr>
         <w:pStyle w:val="Compact"/>
       </w:pPr>
@@ -2123,7 +2082,7 @@
       <w:pPr>
         <w:numPr>
           <w:ilvl w:val="0"/>
-          <w:numId w:val="1015"/>
+          <w:numId w:val="1014"/>
         </w:numPr>
         <w:pStyle w:val="Compact"/>
       </w:pPr>
@@ -2173,88 +2132,140 @@
       <w:pPr>
         <w:numPr>
           <w:ilvl w:val="0"/>
+          <w:numId w:val="1015"/>
+        </w:numPr>
+        <w:pStyle w:val="Compact"/>
+      </w:pPr>
+      <w:r>
+        <w:rPr>
+          <w:bCs/>
+          <w:b/>
+        </w:rPr>
+        <w:t xml:space="preserve">Ítem WBS:</w:t>
+      </w:r>
+      <w:r>
+        <w:t xml:space="preserve"> </w:t>
+      </w:r>
+      <w:r>
+        <w:t xml:space="preserve">1.2.100 - Computadora PTC embarcada</w:t>
+      </w:r>
+    </w:p>
+    <w:p>
+      <w:pPr>
+        <w:numPr>
+          <w:ilvl w:val="0"/>
+          <w:numId w:val="1015"/>
+        </w:numPr>
+        <w:pStyle w:val="Compact"/>
+      </w:pPr>
+      <w:r>
+        <w:rPr>
+          <w:bCs/>
+          <w:b/>
+        </w:rPr>
+        <w:t xml:space="preserve">Tipo:</w:t>
+      </w:r>
+      <w:r>
+        <w:t xml:space="preserve"> </w:t>
+      </w:r>
+      <w:r>
+        <w:t xml:space="preserve">Ajuste criterio técnico</w:t>
+      </w:r>
+    </w:p>
+    <w:p>
+      <w:pPr>
+        <w:numPr>
+          <w:ilvl w:val="0"/>
+          <w:numId w:val="1015"/>
+        </w:numPr>
+        <w:pStyle w:val="Compact"/>
+      </w:pPr>
+      <w:r>
+        <w:rPr>
+          <w:bCs/>
+          <w:b/>
+        </w:rPr>
+        <w:t xml:space="preserve">Cambio:</w:t>
+      </w:r>
+      <w:r>
+        <w:t xml:space="preserve"> </w:t>
+      </w:r>
+      <w:r>
+        <w:t xml:space="preserve">Sin cambio numérico (cantidad=8 confirmado)</w:t>
+      </w:r>
+    </w:p>
+    <w:p>
+      <w:pPr>
+        <w:numPr>
+          <w:ilvl w:val="0"/>
+          <w:numId w:val="1015"/>
+        </w:numPr>
+        <w:pStyle w:val="Compact"/>
+      </w:pPr>
+      <w:r>
+        <w:rPr>
+          <w:bCs/>
+          <w:b/>
+        </w:rPr>
+        <w:t xml:space="preserve">Justificación:</w:t>
+      </w:r>
+      <w:r>
+        <w:t xml:space="preserve"> </w:t>
+      </w:r>
+      <w:r>
+        <w:t xml:space="preserve">Documentación formal según Apéndice Técnico 1 (AT1) §2.1</w:t>
+      </w:r>
+    </w:p>
+    <w:p>
+      <w:pPr>
+        <w:numPr>
+          <w:ilvl w:val="1"/>
           <w:numId w:val="1016"/>
         </w:numPr>
         <w:pStyle w:val="Compact"/>
       </w:pPr>
       <w:r>
-        <w:rPr>
-          <w:bCs/>
-          <w:b/>
-        </w:rPr>
-        <w:t xml:space="preserve">Ítem WBS:</w:t>
-      </w:r>
-      <w:r>
-        <w:t xml:space="preserve"> </w:t>
-      </w:r>
-      <w:r>
-        <w:t xml:space="preserve">1.2.100 - Computadora PTC embarcada</w:t>
-      </w:r>
-    </w:p>
-    <w:p>
-      <w:pPr>
-        <w:numPr>
-          <w:ilvl w:val="0"/>
+        <w:t xml:space="preserve">Cantidad: 8 locomotoras operativas + 2 respaldo</w:t>
+      </w:r>
+    </w:p>
+    <w:p>
+      <w:pPr>
+        <w:numPr>
+          <w:ilvl w:val="1"/>
           <w:numId w:val="1016"/>
         </w:numPr>
         <w:pStyle w:val="Compact"/>
       </w:pPr>
       <w:r>
-        <w:rPr>
-          <w:bCs/>
-          <w:b/>
-        </w:rPr>
-        <w:t xml:space="preserve">Tipo:</w:t>
-      </w:r>
-      <w:r>
-        <w:t xml:space="preserve"> </w:t>
-      </w:r>
-      <w:r>
-        <w:t xml:space="preserve">Ajuste criterio técnico</w:t>
-      </w:r>
-    </w:p>
-    <w:p>
-      <w:pPr>
-        <w:numPr>
-          <w:ilvl w:val="0"/>
+        <w:t xml:space="preserve">Computadora PTC PTC VIRTUAL L2 homologada CENELEC SIL-4</w:t>
+      </w:r>
+    </w:p>
+    <w:p>
+      <w:pPr>
+        <w:numPr>
+          <w:ilvl w:val="1"/>
           <w:numId w:val="1016"/>
         </w:numPr>
         <w:pStyle w:val="Compact"/>
       </w:pPr>
       <w:r>
-        <w:rPr>
-          <w:bCs/>
-          <w:b/>
-        </w:rPr>
-        <w:t xml:space="preserve">Cambio:</w:t>
-      </w:r>
-      <w:r>
-        <w:t xml:space="preserve"> </w:t>
-      </w:r>
-      <w:r>
-        <w:t xml:space="preserve">Sin cambio numérico (cantidad=8 confirmado)</w:t>
-      </w:r>
-    </w:p>
-    <w:p>
-      <w:pPr>
-        <w:numPr>
-          <w:ilvl w:val="0"/>
-          <w:numId w:val="1016"/>
-        </w:numPr>
-        <w:pStyle w:val="Compact"/>
-      </w:pPr>
-      <w:r>
-        <w:rPr>
-          <w:bCs/>
-          <w:b/>
-        </w:rPr>
-        <w:t xml:space="preserve">Justificación:</w:t>
-      </w:r>
-      <w:r>
-        <w:t xml:space="preserve"> </w:t>
-      </w:r>
-      <w:r>
-        <w:t xml:space="preserve">Documentación formal según Apéndice Técnico 1 (AT1) §2.1</w:t>
+        <w:t xml:space="preserve">Integración con Servidor PTC Central y punto de referencia virtuals europunto de referencia virtual</w:t>
+      </w:r>
+    </w:p>
+    <w:p>
+      <w:pPr>
+        <w:numPr>
+          <w:ilvl w:val="0"/>
+          <w:numId w:val="1015"/>
+        </w:numPr>
+        <w:pStyle w:val="Compact"/>
+      </w:pPr>
+      <w:r>
+        <w:rPr>
+          <w:bCs/>
+          <w:b/>
+        </w:rPr>
+        <w:t xml:space="preserve">Referencias contractuales:</w:t>
       </w:r>
     </w:p>
     <w:p>
@@ -2266,7 +2277,7 @@
         <w:pStyle w:val="Compact"/>
       </w:pPr>
       <w:r>
-        <w:t xml:space="preserve">Cantidad: 8 locomotoras operativas + 2 respaldo</w:t>
+        <w:t xml:space="preserve">AT1 §2.1: Requerimientos PTC embarcado</w:t>
       </w:r>
     </w:p>
     <w:p>
@@ -2278,7 +2289,7 @@
         <w:pStyle w:val="Compact"/>
       </w:pPr>
       <w:r>
-        <w:t xml:space="preserve">Computadora PTC PTC VIRTUAL L2 homologada CENELEC SIL-4</w:t>
+        <w:t xml:space="preserve">AT1 §3.5: Especificaciones técnicas PTC VIRTUAL</w:t>
       </w:r>
     </w:p>
     <w:p>
@@ -2290,58 +2301,6 @@
         <w:pStyle w:val="Compact"/>
       </w:pPr>
       <w:r>
-        <w:t xml:space="preserve">Integración con Servidor PTC Central y punto de referencia virtuals europunto de referencia virtual</w:t>
-      </w:r>
-    </w:p>
-    <w:p>
-      <w:pPr>
-        <w:numPr>
-          <w:ilvl w:val="0"/>
-          <w:numId w:val="1016"/>
-        </w:numPr>
-        <w:pStyle w:val="Compact"/>
-      </w:pPr>
-      <w:r>
-        <w:rPr>
-          <w:bCs/>
-          <w:b/>
-        </w:rPr>
-        <w:t xml:space="preserve">Referencias contractuales:</w:t>
-      </w:r>
-    </w:p>
-    <w:p>
-      <w:pPr>
-        <w:numPr>
-          <w:ilvl w:val="1"/>
-          <w:numId w:val="1018"/>
-        </w:numPr>
-        <w:pStyle w:val="Compact"/>
-      </w:pPr>
-      <w:r>
-        <w:t xml:space="preserve">AT1 §2.1: Requerimientos PTC embarcado</w:t>
-      </w:r>
-    </w:p>
-    <w:p>
-      <w:pPr>
-        <w:numPr>
-          <w:ilvl w:val="1"/>
-          <w:numId w:val="1018"/>
-        </w:numPr>
-        <w:pStyle w:val="Compact"/>
-      </w:pPr>
-      <w:r>
-        <w:t xml:space="preserve">AT1 §3.5: Especificaciones técnicas PTC VIRTUAL</w:t>
-      </w:r>
-    </w:p>
-    <w:p>
-      <w:pPr>
-        <w:numPr>
-          <w:ilvl w:val="1"/>
-          <w:numId w:val="1018"/>
-        </w:numPr>
-        <w:pStyle w:val="Compact"/>
-      </w:pPr>
-      <w:r>
         <w:t xml:space="preserve">AT10 §1.2: Cálculo de flota (capacidad transporte)</w:t>
       </w:r>
     </w:p>
@@ -2349,7 +2308,7 @@
       <w:pPr>
         <w:numPr>
           <w:ilvl w:val="0"/>
-          <w:numId w:val="1016"/>
+          <w:numId w:val="1015"/>
         </w:numPr>
         <w:pStyle w:val="Compact"/>
       </w:pPr>
@@ -2371,7 +2330,7 @@
       <w:pPr>
         <w:numPr>
           <w:ilvl w:val="0"/>
-          <w:numId w:val="1016"/>
+          <w:numId w:val="1015"/>
         </w:numPr>
         <w:pStyle w:val="Compact"/>
       </w:pPr>
@@ -2448,7 +2407,7 @@
       <w:pPr>
         <w:numPr>
           <w:ilvl w:val="0"/>
-          <w:numId w:val="1019"/>
+          <w:numId w:val="1018"/>
         </w:numPr>
         <w:pStyle w:val="Compact"/>
       </w:pPr>
@@ -2470,7 +2429,7 @@
       <w:pPr>
         <w:numPr>
           <w:ilvl w:val="0"/>
-          <w:numId w:val="1019"/>
+          <w:numId w:val="1018"/>
         </w:numPr>
         <w:pStyle w:val="Compact"/>
       </w:pPr>
@@ -2492,7 +2451,7 @@
       <w:pPr>
         <w:numPr>
           <w:ilvl w:val="0"/>
-          <w:numId w:val="1019"/>
+          <w:numId w:val="1018"/>
         </w:numPr>
         <w:pStyle w:val="Compact"/>
       </w:pPr>
@@ -2514,7 +2473,7 @@
       <w:pPr>
         <w:numPr>
           <w:ilvl w:val="0"/>
-          <w:numId w:val="1019"/>
+          <w:numId w:val="1018"/>
         </w:numPr>
         <w:pStyle w:val="Compact"/>
       </w:pPr>
@@ -2536,7 +2495,7 @@
       <w:pPr>
         <w:numPr>
           <w:ilvl w:val="0"/>
-          <w:numId w:val="1019"/>
+          <w:numId w:val="1018"/>
         </w:numPr>
         <w:pStyle w:val="Compact"/>
       </w:pPr>
@@ -2558,7 +2517,7 @@
       <w:pPr>
         <w:numPr>
           <w:ilvl w:val="0"/>
-          <w:numId w:val="1019"/>
+          <w:numId w:val="1018"/>
         </w:numPr>
         <w:pStyle w:val="Compact"/>
       </w:pPr>
@@ -2674,117 +2633,117 @@
       <w:pPr>
         <w:numPr>
           <w:ilvl w:val="0"/>
+          <w:numId w:val="1019"/>
+        </w:numPr>
+        <w:pStyle w:val="Compact"/>
+      </w:pPr>
+      <w:r>
+        <w:rPr>
+          <w:bCs/>
+          <w:b/>
+        </w:rPr>
+        <w:t xml:space="preserve">Ítem WBS:</w:t>
+      </w:r>
+      <w:r>
+        <w:t xml:space="preserve"> </w:t>
+      </w:r>
+      <w:r>
+        <w:t xml:space="preserve">3.1.100 - Sistema CCTV</w:t>
+      </w:r>
+    </w:p>
+    <w:p>
+      <w:pPr>
+        <w:numPr>
+          <w:ilvl w:val="0"/>
+          <w:numId w:val="1019"/>
+        </w:numPr>
+        <w:pStyle w:val="Compact"/>
+      </w:pPr>
+      <w:r>
+        <w:rPr>
+          <w:bCs/>
+          <w:b/>
+        </w:rPr>
+        <w:t xml:space="preserve">Tipo:</w:t>
+      </w:r>
+      <w:r>
+        <w:t xml:space="preserve"> </w:t>
+      </w:r>
+      <w:r>
+        <w:t xml:space="preserve">Ajuste de cantidad y precio</w:t>
+      </w:r>
+    </w:p>
+    <w:p>
+      <w:pPr>
+        <w:numPr>
+          <w:ilvl w:val="0"/>
+          <w:numId w:val="1019"/>
+        </w:numPr>
+        <w:pStyle w:val="Compact"/>
+      </w:pPr>
+      <w:r>
+        <w:rPr>
+          <w:bCs/>
+          <w:b/>
+        </w:rPr>
+        <w:t xml:space="preserve">Cambio:</w:t>
+      </w:r>
+      <w:r>
+        <w:t xml:space="preserve"> </w:t>
+      </w:r>
+      <w:r>
+        <w:t xml:space="preserve">Actualización por cobertura ampliada</w:t>
+      </w:r>
+    </w:p>
+    <w:p>
+      <w:pPr>
+        <w:numPr>
+          <w:ilvl w:val="0"/>
+          <w:numId w:val="1019"/>
+        </w:numPr>
+        <w:pStyle w:val="Compact"/>
+      </w:pPr>
+      <w:r>
+        <w:rPr>
+          <w:bCs/>
+          <w:b/>
+        </w:rPr>
+        <w:t xml:space="preserve">Justificación:</w:t>
+      </w:r>
+    </w:p>
+    <w:p>
+      <w:pPr>
+        <w:numPr>
+          <w:ilvl w:val="1"/>
           <w:numId w:val="1020"/>
         </w:numPr>
         <w:pStyle w:val="Compact"/>
       </w:pPr>
       <w:r>
-        <w:rPr>
-          <w:bCs/>
-          <w:b/>
-        </w:rPr>
-        <w:t xml:space="preserve">Ítem WBS:</w:t>
-      </w:r>
-      <w:r>
-        <w:t xml:space="preserve"> </w:t>
-      </w:r>
-      <w:r>
-        <w:t xml:space="preserve">3.1.100 - Sistema CCTV</w:t>
-      </w:r>
-    </w:p>
-    <w:p>
-      <w:pPr>
-        <w:numPr>
-          <w:ilvl w:val="0"/>
+        <w:t xml:space="preserve">Cobertura ampliada del sistema CCTV</w:t>
+      </w:r>
+    </w:p>
+    <w:p>
+      <w:pPr>
+        <w:numPr>
+          <w:ilvl w:val="1"/>
           <w:numId w:val="1020"/>
         </w:numPr>
         <w:pStyle w:val="Compact"/>
       </w:pPr>
       <w:r>
-        <w:rPr>
-          <w:bCs/>
-          <w:b/>
-        </w:rPr>
-        <w:t xml:space="preserve">Tipo:</w:t>
-      </w:r>
-      <w:r>
-        <w:t xml:space="preserve"> </w:t>
-      </w:r>
-      <w:r>
-        <w:t xml:space="preserve">Ajuste de cantidad y precio</w:t>
-      </w:r>
-    </w:p>
-    <w:p>
-      <w:pPr>
-        <w:numPr>
-          <w:ilvl w:val="0"/>
+        <w:t xml:space="preserve">Más cámaras para cubrir puntos críticos</w:t>
+      </w:r>
+    </w:p>
+    <w:p>
+      <w:pPr>
+        <w:numPr>
+          <w:ilvl w:val="1"/>
           <w:numId w:val="1020"/>
         </w:numPr>
         <w:pStyle w:val="Compact"/>
       </w:pPr>
       <w:r>
-        <w:rPr>
-          <w:bCs/>
-          <w:b/>
-        </w:rPr>
-        <w:t xml:space="preserve">Cambio:</w:t>
-      </w:r>
-      <w:r>
-        <w:t xml:space="preserve"> </w:t>
-      </w:r>
-      <w:r>
-        <w:t xml:space="preserve">Actualización por cobertura ampliada</w:t>
-      </w:r>
-    </w:p>
-    <w:p>
-      <w:pPr>
-        <w:numPr>
-          <w:ilvl w:val="0"/>
-          <w:numId w:val="1020"/>
-        </w:numPr>
-        <w:pStyle w:val="Compact"/>
-      </w:pPr>
-      <w:r>
-        <w:rPr>
-          <w:bCs/>
-          <w:b/>
-        </w:rPr>
-        <w:t xml:space="preserve">Justificación:</w:t>
-      </w:r>
-    </w:p>
-    <w:p>
-      <w:pPr>
-        <w:numPr>
-          <w:ilvl w:val="1"/>
-          <w:numId w:val="1021"/>
-        </w:numPr>
-        <w:pStyle w:val="Compact"/>
-      </w:pPr>
-      <w:r>
-        <w:t xml:space="preserve">Cobertura ampliada del sistema CCTV</w:t>
-      </w:r>
-    </w:p>
-    <w:p>
-      <w:pPr>
-        <w:numPr>
-          <w:ilvl w:val="1"/>
-          <w:numId w:val="1021"/>
-        </w:numPr>
-        <w:pStyle w:val="Compact"/>
-      </w:pPr>
-      <w:r>
-        <w:t xml:space="preserve">Más cámaras para cubrir puntos críticos</w:t>
-      </w:r>
-    </w:p>
-    <w:p>
-      <w:pPr>
-        <w:numPr>
-          <w:ilvl w:val="1"/>
-          <w:numId w:val="1021"/>
-        </w:numPr>
-        <w:pStyle w:val="Compact"/>
-      </w:pPr>
-      <w:r>
         <w:t xml:space="preserve">Precio actualizado por cantidad mayor</w:t>
       </w:r>
     </w:p>
@@ -2792,7 +2751,7 @@
       <w:pPr>
         <w:numPr>
           <w:ilvl w:val="0"/>
-          <w:numId w:val="1020"/>
+          <w:numId w:val="1019"/>
         </w:numPr>
         <w:pStyle w:val="Compact"/>
       </w:pPr>
@@ -2814,7 +2773,7 @@
       <w:pPr>
         <w:numPr>
           <w:ilvl w:val="0"/>
-          <w:numId w:val="1020"/>
+          <w:numId w:val="1019"/>
         </w:numPr>
         <w:pStyle w:val="Compact"/>
       </w:pPr>
@@ -2836,7 +2795,7 @@
       <w:pPr>
         <w:numPr>
           <w:ilvl w:val="0"/>
-          <w:numId w:val="1020"/>
+          <w:numId w:val="1019"/>
         </w:numPr>
         <w:pStyle w:val="Compact"/>
       </w:pPr>
@@ -2872,7 +2831,7 @@
       <w:pPr>
         <w:numPr>
           <w:ilvl w:val="0"/>
-          <w:numId w:val="1022"/>
+          <w:numId w:val="1021"/>
         </w:numPr>
         <w:pStyle w:val="Compact"/>
       </w:pPr>
@@ -2894,7 +2853,7 @@
       <w:pPr>
         <w:numPr>
           <w:ilvl w:val="0"/>
-          <w:numId w:val="1022"/>
+          <w:numId w:val="1021"/>
         </w:numPr>
         <w:pStyle w:val="Compact"/>
       </w:pPr>
@@ -2916,7 +2875,7 @@
       <w:pPr>
         <w:numPr>
           <w:ilvl w:val="0"/>
-          <w:numId w:val="1022"/>
+          <w:numId w:val="1021"/>
         </w:numPr>
         <w:pStyle w:val="Compact"/>
       </w:pPr>
@@ -2938,7 +2897,7 @@
       <w:pPr>
         <w:numPr>
           <w:ilvl w:val="0"/>
-          <w:numId w:val="1022"/>
+          <w:numId w:val="1021"/>
         </w:numPr>
         <w:pStyle w:val="Compact"/>
       </w:pPr>
@@ -2960,7 +2919,7 @@
       <w:pPr>
         <w:numPr>
           <w:ilvl w:val="0"/>
-          <w:numId w:val="1022"/>
+          <w:numId w:val="1021"/>
         </w:numPr>
         <w:pStyle w:val="Compact"/>
       </w:pPr>
@@ -2982,7 +2941,7 @@
       <w:pPr>
         <w:numPr>
           <w:ilvl w:val="0"/>
-          <w:numId w:val="1022"/>
+          <w:numId w:val="1021"/>
         </w:numPr>
         <w:pStyle w:val="Compact"/>
       </w:pPr>
@@ -3004,7 +2963,7 @@
       <w:pPr>
         <w:numPr>
           <w:ilvl w:val="0"/>
-          <w:numId w:val="1022"/>
+          <w:numId w:val="1021"/>
         </w:numPr>
         <w:pStyle w:val="Compact"/>
       </w:pPr>
@@ -3081,117 +3040,117 @@
       <w:pPr>
         <w:numPr>
           <w:ilvl w:val="0"/>
+          <w:numId w:val="1022"/>
+        </w:numPr>
+        <w:pStyle w:val="Compact"/>
+      </w:pPr>
+      <w:r>
+        <w:rPr>
+          <w:bCs/>
+          <w:b/>
+        </w:rPr>
+        <w:t xml:space="preserve">Ítem WBS:</w:t>
+      </w:r>
+      <w:r>
+        <w:t xml:space="preserve"> </w:t>
+      </w:r>
+      <w:r>
+        <w:t xml:space="preserve">5.3.100 - Servidores SCADA</w:t>
+      </w:r>
+    </w:p>
+    <w:p>
+      <w:pPr>
+        <w:numPr>
+          <w:ilvl w:val="0"/>
+          <w:numId w:val="1022"/>
+        </w:numPr>
+        <w:pStyle w:val="Compact"/>
+      </w:pPr>
+      <w:r>
+        <w:rPr>
+          <w:bCs/>
+          <w:b/>
+        </w:rPr>
+        <w:t xml:space="preserve">Tipo:</w:t>
+      </w:r>
+      <w:r>
+        <w:t xml:space="preserve"> </w:t>
+      </w:r>
+      <w:r>
+        <w:t xml:space="preserve">Actualización de precio</w:t>
+      </w:r>
+    </w:p>
+    <w:p>
+      <w:pPr>
+        <w:numPr>
+          <w:ilvl w:val="0"/>
+          <w:numId w:val="1022"/>
+        </w:numPr>
+        <w:pStyle w:val="Compact"/>
+      </w:pPr>
+      <w:r>
+        <w:rPr>
+          <w:bCs/>
+          <w:b/>
+        </w:rPr>
+        <w:t xml:space="preserve">Cambio:</w:t>
+      </w:r>
+      <w:r>
+        <w:t xml:space="preserve"> </w:t>
+      </w:r>
+      <w:r>
+        <w:t xml:space="preserve">VU actualizado</w:t>
+      </w:r>
+    </w:p>
+    <w:p>
+      <w:pPr>
+        <w:numPr>
+          <w:ilvl w:val="0"/>
+          <w:numId w:val="1022"/>
+        </w:numPr>
+        <w:pStyle w:val="Compact"/>
+      </w:pPr>
+      <w:r>
+        <w:rPr>
+          <w:bCs/>
+          <w:b/>
+        </w:rPr>
+        <w:t xml:space="preserve">Justificación:</w:t>
+      </w:r>
+    </w:p>
+    <w:p>
+      <w:pPr>
+        <w:numPr>
+          <w:ilvl w:val="1"/>
           <w:numId w:val="1023"/>
         </w:numPr>
         <w:pStyle w:val="Compact"/>
       </w:pPr>
       <w:r>
-        <w:rPr>
-          <w:bCs/>
-          <w:b/>
-        </w:rPr>
-        <w:t xml:space="preserve">Ítem WBS:</w:t>
-      </w:r>
-      <w:r>
-        <w:t xml:space="preserve"> </w:t>
-      </w:r>
-      <w:r>
-        <w:t xml:space="preserve">5.3.100 - Servidores SCADA</w:t>
-      </w:r>
-    </w:p>
-    <w:p>
-      <w:pPr>
-        <w:numPr>
-          <w:ilvl w:val="0"/>
+        <w:t xml:space="preserve">Especificaciones alta disponibilidad</w:t>
+      </w:r>
+    </w:p>
+    <w:p>
+      <w:pPr>
+        <w:numPr>
+          <w:ilvl w:val="1"/>
           <w:numId w:val="1023"/>
         </w:numPr>
         <w:pStyle w:val="Compact"/>
       </w:pPr>
       <w:r>
-        <w:rPr>
-          <w:bCs/>
-          <w:b/>
-        </w:rPr>
-        <w:t xml:space="preserve">Tipo:</w:t>
-      </w:r>
-      <w:r>
-        <w:t xml:space="preserve"> </w:t>
-      </w:r>
-      <w:r>
-        <w:t xml:space="preserve">Actualización de precio</w:t>
-      </w:r>
-    </w:p>
-    <w:p>
-      <w:pPr>
-        <w:numPr>
-          <w:ilvl w:val="0"/>
+        <w:t xml:space="preserve">Redundancia para operación ferroviaria crítica</w:t>
+      </w:r>
+    </w:p>
+    <w:p>
+      <w:pPr>
+        <w:numPr>
+          <w:ilvl w:val="1"/>
           <w:numId w:val="1023"/>
         </w:numPr>
         <w:pStyle w:val="Compact"/>
       </w:pPr>
       <w:r>
-        <w:rPr>
-          <w:bCs/>
-          <w:b/>
-        </w:rPr>
-        <w:t xml:space="preserve">Cambio:</w:t>
-      </w:r>
-      <w:r>
-        <w:t xml:space="preserve"> </w:t>
-      </w:r>
-      <w:r>
-        <w:t xml:space="preserve">VU actualizado</w:t>
-      </w:r>
-    </w:p>
-    <w:p>
-      <w:pPr>
-        <w:numPr>
-          <w:ilvl w:val="0"/>
-          <w:numId w:val="1023"/>
-        </w:numPr>
-        <w:pStyle w:val="Compact"/>
-      </w:pPr>
-      <w:r>
-        <w:rPr>
-          <w:bCs/>
-          <w:b/>
-        </w:rPr>
-        <w:t xml:space="preserve">Justificación:</w:t>
-      </w:r>
-    </w:p>
-    <w:p>
-      <w:pPr>
-        <w:numPr>
-          <w:ilvl w:val="1"/>
-          <w:numId w:val="1024"/>
-        </w:numPr>
-        <w:pStyle w:val="Compact"/>
-      </w:pPr>
-      <w:r>
-        <w:t xml:space="preserve">Especificaciones alta disponibilidad</w:t>
-      </w:r>
-    </w:p>
-    <w:p>
-      <w:pPr>
-        <w:numPr>
-          <w:ilvl w:val="1"/>
-          <w:numId w:val="1024"/>
-        </w:numPr>
-        <w:pStyle w:val="Compact"/>
-      </w:pPr>
-      <w:r>
-        <w:t xml:space="preserve">Redundancia para operación ferroviaria crítica</w:t>
-      </w:r>
-    </w:p>
-    <w:p>
-      <w:pPr>
-        <w:numPr>
-          <w:ilvl w:val="1"/>
-          <w:numId w:val="1024"/>
-        </w:numPr>
-        <w:pStyle w:val="Compact"/>
-      </w:pPr>
-      <w:r>
         <w:t xml:space="preserve">Servidores industriales certificados</w:t>
       </w:r>
     </w:p>
@@ -3199,7 +3158,7 @@
       <w:pPr>
         <w:numPr>
           <w:ilvl w:val="0"/>
-          <w:numId w:val="1023"/>
+          <w:numId w:val="1022"/>
         </w:numPr>
         <w:pStyle w:val="Compact"/>
       </w:pPr>
@@ -3221,7 +3180,7 @@
       <w:pPr>
         <w:numPr>
           <w:ilvl w:val="0"/>
-          <w:numId w:val="1023"/>
+          <w:numId w:val="1022"/>
         </w:numPr>
         <w:pStyle w:val="Compact"/>
       </w:pPr>
@@ -3257,117 +3216,117 @@
       <w:pPr>
         <w:numPr>
           <w:ilvl w:val="0"/>
+          <w:numId w:val="1024"/>
+        </w:numPr>
+        <w:pStyle w:val="Compact"/>
+      </w:pPr>
+      <w:r>
+        <w:rPr>
+          <w:bCs/>
+          <w:b/>
+        </w:rPr>
+        <w:t xml:space="preserve">Ítem WBS:</w:t>
+      </w:r>
+      <w:r>
+        <w:t xml:space="preserve"> </w:t>
+      </w:r>
+      <w:r>
+        <w:t xml:space="preserve">5.3.101 - Software SCADA</w:t>
+      </w:r>
+    </w:p>
+    <w:p>
+      <w:pPr>
+        <w:numPr>
+          <w:ilvl w:val="0"/>
+          <w:numId w:val="1024"/>
+        </w:numPr>
+        <w:pStyle w:val="Compact"/>
+      </w:pPr>
+      <w:r>
+        <w:rPr>
+          <w:bCs/>
+          <w:b/>
+        </w:rPr>
+        <w:t xml:space="preserve">Tipo:</w:t>
+      </w:r>
+      <w:r>
+        <w:t xml:space="preserve"> </w:t>
+      </w:r>
+      <w:r>
+        <w:t xml:space="preserve">Actualización de precio</w:t>
+      </w:r>
+    </w:p>
+    <w:p>
+      <w:pPr>
+        <w:numPr>
+          <w:ilvl w:val="0"/>
+          <w:numId w:val="1024"/>
+        </w:numPr>
+        <w:pStyle w:val="Compact"/>
+      </w:pPr>
+      <w:r>
+        <w:rPr>
+          <w:bCs/>
+          <w:b/>
+        </w:rPr>
+        <w:t xml:space="preserve">Cambio:</w:t>
+      </w:r>
+      <w:r>
+        <w:t xml:space="preserve"> </w:t>
+      </w:r>
+      <w:r>
+        <w:t xml:space="preserve">VU actualizado</w:t>
+      </w:r>
+    </w:p>
+    <w:p>
+      <w:pPr>
+        <w:numPr>
+          <w:ilvl w:val="0"/>
+          <w:numId w:val="1024"/>
+        </w:numPr>
+        <w:pStyle w:val="Compact"/>
+      </w:pPr>
+      <w:r>
+        <w:rPr>
+          <w:bCs/>
+          <w:b/>
+        </w:rPr>
+        <w:t xml:space="preserve">Justificación:</w:t>
+      </w:r>
+    </w:p>
+    <w:p>
+      <w:pPr>
+        <w:numPr>
+          <w:ilvl w:val="1"/>
           <w:numId w:val="1025"/>
         </w:numPr>
         <w:pStyle w:val="Compact"/>
       </w:pPr>
       <w:r>
-        <w:rPr>
-          <w:bCs/>
-          <w:b/>
-        </w:rPr>
-        <w:t xml:space="preserve">Ítem WBS:</w:t>
-      </w:r>
-      <w:r>
-        <w:t xml:space="preserve"> </w:t>
-      </w:r>
-      <w:r>
-        <w:t xml:space="preserve">5.3.101 - Software SCADA</w:t>
-      </w:r>
-    </w:p>
-    <w:p>
-      <w:pPr>
-        <w:numPr>
-          <w:ilvl w:val="0"/>
+        <w:t xml:space="preserve">Capacidades avanzadas para 526 km</w:t>
+      </w:r>
+    </w:p>
+    <w:p>
+      <w:pPr>
+        <w:numPr>
+          <w:ilvl w:val="1"/>
           <w:numId w:val="1025"/>
         </w:numPr>
         <w:pStyle w:val="Compact"/>
       </w:pPr>
       <w:r>
-        <w:rPr>
-          <w:bCs/>
-          <w:b/>
-        </w:rPr>
-        <w:t xml:space="preserve">Tipo:</w:t>
-      </w:r>
-      <w:r>
-        <w:t xml:space="preserve"> </w:t>
-      </w:r>
-      <w:r>
-        <w:t xml:space="preserve">Actualización de precio</w:t>
-      </w:r>
-    </w:p>
-    <w:p>
-      <w:pPr>
-        <w:numPr>
-          <w:ilvl w:val="0"/>
+        <w:t xml:space="preserve">Arquitectura distribuida y redundante</w:t>
+      </w:r>
+    </w:p>
+    <w:p>
+      <w:pPr>
+        <w:numPr>
+          <w:ilvl w:val="1"/>
           <w:numId w:val="1025"/>
         </w:numPr>
         <w:pStyle w:val="Compact"/>
       </w:pPr>
       <w:r>
-        <w:rPr>
-          <w:bCs/>
-          <w:b/>
-        </w:rPr>
-        <w:t xml:space="preserve">Cambio:</w:t>
-      </w:r>
-      <w:r>
-        <w:t xml:space="preserve"> </w:t>
-      </w:r>
-      <w:r>
-        <w:t xml:space="preserve">VU actualizado</w:t>
-      </w:r>
-    </w:p>
-    <w:p>
-      <w:pPr>
-        <w:numPr>
-          <w:ilvl w:val="0"/>
-          <w:numId w:val="1025"/>
-        </w:numPr>
-        <w:pStyle w:val="Compact"/>
-      </w:pPr>
-      <w:r>
-        <w:rPr>
-          <w:bCs/>
-          <w:b/>
-        </w:rPr>
-        <w:t xml:space="preserve">Justificación:</w:t>
-      </w:r>
-    </w:p>
-    <w:p>
-      <w:pPr>
-        <w:numPr>
-          <w:ilvl w:val="1"/>
-          <w:numId w:val="1026"/>
-        </w:numPr>
-        <w:pStyle w:val="Compact"/>
-      </w:pPr>
-      <w:r>
-        <w:t xml:space="preserve">Capacidades avanzadas para 526 km</w:t>
-      </w:r>
-    </w:p>
-    <w:p>
-      <w:pPr>
-        <w:numPr>
-          <w:ilvl w:val="1"/>
-          <w:numId w:val="1026"/>
-        </w:numPr>
-        <w:pStyle w:val="Compact"/>
-      </w:pPr>
-      <w:r>
-        <w:t xml:space="preserve">Arquitectura distribuida y redundante</w:t>
-      </w:r>
-    </w:p>
-    <w:p>
-      <w:pPr>
-        <w:numPr>
-          <w:ilvl w:val="1"/>
-          <w:numId w:val="1026"/>
-        </w:numPr>
-        <w:pStyle w:val="Compact"/>
-      </w:pPr>
-      <w:r>
         <w:t xml:space="preserve">Licencias para operación crítica</w:t>
       </w:r>
     </w:p>
@@ -3375,7 +3334,7 @@
       <w:pPr>
         <w:numPr>
           <w:ilvl w:val="0"/>
-          <w:numId w:val="1025"/>
+          <w:numId w:val="1024"/>
         </w:numPr>
         <w:pStyle w:val="Compact"/>
       </w:pPr>
@@ -3397,7 +3356,7 @@
       <w:pPr>
         <w:numPr>
           <w:ilvl w:val="0"/>
-          <w:numId w:val="1025"/>
+          <w:numId w:val="1024"/>
         </w:numPr>
         <w:pStyle w:val="Compact"/>
       </w:pPr>
@@ -3433,117 +3392,117 @@
       <w:pPr>
         <w:numPr>
           <w:ilvl w:val="0"/>
+          <w:numId w:val="1026"/>
+        </w:numPr>
+        <w:pStyle w:val="Compact"/>
+      </w:pPr>
+      <w:r>
+        <w:rPr>
+          <w:bCs/>
+          <w:b/>
+        </w:rPr>
+        <w:t xml:space="preserve">Ítem WBS:</w:t>
+      </w:r>
+      <w:r>
+        <w:t xml:space="preserve"> </w:t>
+      </w:r>
+      <w:r>
+        <w:t xml:space="preserve">5.3.103 - Interfaces comunicación L2/L3</w:t>
+      </w:r>
+    </w:p>
+    <w:p>
+      <w:pPr>
+        <w:numPr>
+          <w:ilvl w:val="0"/>
+          <w:numId w:val="1026"/>
+        </w:numPr>
+        <w:pStyle w:val="Compact"/>
+      </w:pPr>
+      <w:r>
+        <w:rPr>
+          <w:bCs/>
+          <w:b/>
+        </w:rPr>
+        <w:t xml:space="preserve">Tipo:</w:t>
+      </w:r>
+      <w:r>
+        <w:t xml:space="preserve"> </w:t>
+      </w:r>
+      <w:r>
+        <w:t xml:space="preserve">Actualización de precio</w:t>
+      </w:r>
+    </w:p>
+    <w:p>
+      <w:pPr>
+        <w:numPr>
+          <w:ilvl w:val="0"/>
+          <w:numId w:val="1026"/>
+        </w:numPr>
+        <w:pStyle w:val="Compact"/>
+      </w:pPr>
+      <w:r>
+        <w:rPr>
+          <w:bCs/>
+          <w:b/>
+        </w:rPr>
+        <w:t xml:space="preserve">Cambio:</w:t>
+      </w:r>
+      <w:r>
+        <w:t xml:space="preserve"> </w:t>
+      </w:r>
+      <w:r>
+        <w:t xml:space="preserve">VU actualizado</w:t>
+      </w:r>
+    </w:p>
+    <w:p>
+      <w:pPr>
+        <w:numPr>
+          <w:ilvl w:val="0"/>
+          <w:numId w:val="1026"/>
+        </w:numPr>
+        <w:pStyle w:val="Compact"/>
+      </w:pPr>
+      <w:r>
+        <w:rPr>
+          <w:bCs/>
+          <w:b/>
+        </w:rPr>
+        <w:t xml:space="preserve">Justificación:</w:t>
+      </w:r>
+    </w:p>
+    <w:p>
+      <w:pPr>
+        <w:numPr>
+          <w:ilvl w:val="1"/>
           <w:numId w:val="1027"/>
         </w:numPr>
         <w:pStyle w:val="Compact"/>
       </w:pPr>
       <w:r>
-        <w:rPr>
-          <w:bCs/>
-          <w:b/>
-        </w:rPr>
-        <w:t xml:space="preserve">Ítem WBS:</w:t>
-      </w:r>
-      <w:r>
-        <w:t xml:space="preserve"> </w:t>
-      </w:r>
-      <w:r>
-        <w:t xml:space="preserve">5.3.103 - Interfaces comunicación L2/L3</w:t>
-      </w:r>
-    </w:p>
-    <w:p>
-      <w:pPr>
-        <w:numPr>
-          <w:ilvl w:val="0"/>
+        <w:t xml:space="preserve">Equipos red L2/L3 certificados uso ferroviario</w:t>
+      </w:r>
+    </w:p>
+    <w:p>
+      <w:pPr>
+        <w:numPr>
+          <w:ilvl w:val="1"/>
           <w:numId w:val="1027"/>
         </w:numPr>
         <w:pStyle w:val="Compact"/>
       </w:pPr>
       <w:r>
-        <w:rPr>
-          <w:bCs/>
-          <w:b/>
-        </w:rPr>
-        <w:t xml:space="preserve">Tipo:</w:t>
-      </w:r>
-      <w:r>
-        <w:t xml:space="preserve"> </w:t>
-      </w:r>
-      <w:r>
-        <w:t xml:space="preserve">Actualización de precio</w:t>
-      </w:r>
-    </w:p>
-    <w:p>
-      <w:pPr>
-        <w:numPr>
-          <w:ilvl w:val="0"/>
+        <w:t xml:space="preserve">Switches industriales para 526 km fibra óptica</w:t>
+      </w:r>
+    </w:p>
+    <w:p>
+      <w:pPr>
+        <w:numPr>
+          <w:ilvl w:val="1"/>
           <w:numId w:val="1027"/>
         </w:numPr>
         <w:pStyle w:val="Compact"/>
       </w:pPr>
       <w:r>
-        <w:rPr>
-          <w:bCs/>
-          <w:b/>
-        </w:rPr>
-        <w:t xml:space="preserve">Cambio:</w:t>
-      </w:r>
-      <w:r>
-        <w:t xml:space="preserve"> </w:t>
-      </w:r>
-      <w:r>
-        <w:t xml:space="preserve">VU actualizado</w:t>
-      </w:r>
-    </w:p>
-    <w:p>
-      <w:pPr>
-        <w:numPr>
-          <w:ilvl w:val="0"/>
-          <w:numId w:val="1027"/>
-        </w:numPr>
-        <w:pStyle w:val="Compact"/>
-      </w:pPr>
-      <w:r>
-        <w:rPr>
-          <w:bCs/>
-          <w:b/>
-        </w:rPr>
-        <w:t xml:space="preserve">Justificación:</w:t>
-      </w:r>
-    </w:p>
-    <w:p>
-      <w:pPr>
-        <w:numPr>
-          <w:ilvl w:val="1"/>
-          <w:numId w:val="1028"/>
-        </w:numPr>
-        <w:pStyle w:val="Compact"/>
-      </w:pPr>
-      <w:r>
-        <w:t xml:space="preserve">Equipos red L2/L3 certificados uso ferroviario</w:t>
-      </w:r>
-    </w:p>
-    <w:p>
-      <w:pPr>
-        <w:numPr>
-          <w:ilvl w:val="1"/>
-          <w:numId w:val="1028"/>
-        </w:numPr>
-        <w:pStyle w:val="Compact"/>
-      </w:pPr>
-      <w:r>
-        <w:t xml:space="preserve">Switches industriales para 526 km fibra óptica</w:t>
-      </w:r>
-    </w:p>
-    <w:p>
-      <w:pPr>
-        <w:numPr>
-          <w:ilvl w:val="1"/>
-          <w:numId w:val="1028"/>
-        </w:numPr>
-        <w:pStyle w:val="Compact"/>
-      </w:pPr>
-      <w:r>
         <w:t xml:space="preserve">Interconexión de todos los sistemas</w:t>
       </w:r>
     </w:p>
@@ -3551,7 +3510,7 @@
       <w:pPr>
         <w:numPr>
           <w:ilvl w:val="0"/>
-          <w:numId w:val="1027"/>
+          <w:numId w:val="1026"/>
         </w:numPr>
         <w:pStyle w:val="Compact"/>
       </w:pPr>
@@ -3573,7 +3532,7 @@
       <w:pPr>
         <w:numPr>
           <w:ilvl w:val="0"/>
-          <w:numId w:val="1027"/>
+          <w:numId w:val="1026"/>
         </w:numPr>
         <w:pStyle w:val="Compact"/>
       </w:pPr>
@@ -3650,105 +3609,105 @@
       <w:pPr>
         <w:numPr>
           <w:ilvl w:val="0"/>
+          <w:numId w:val="1028"/>
+        </w:numPr>
+        <w:pStyle w:val="Compact"/>
+      </w:pPr>
+      <w:r>
+        <w:rPr>
+          <w:bCs/>
+          <w:b/>
+        </w:rPr>
+        <w:t xml:space="preserve">Ítem WBS:</w:t>
+      </w:r>
+      <w:r>
+        <w:t xml:space="preserve"> </w:t>
+      </w:r>
+      <w:r>
+        <w:t xml:space="preserve">4.3.101 - Punto de referencia virtuals tipo A</w:t>
+      </w:r>
+    </w:p>
+    <w:p>
+      <w:pPr>
+        <w:numPr>
+          <w:ilvl w:val="0"/>
+          <w:numId w:val="1028"/>
+        </w:numPr>
+        <w:pStyle w:val="Compact"/>
+      </w:pPr>
+      <w:r>
+        <w:rPr>
+          <w:bCs/>
+          <w:b/>
+        </w:rPr>
+        <w:t xml:space="preserve">Tipo:</w:t>
+      </w:r>
+      <w:r>
+        <w:t xml:space="preserve"> </w:t>
+      </w:r>
+      <w:r>
+        <w:t xml:space="preserve">Eliminación de ítem</w:t>
+      </w:r>
+    </w:p>
+    <w:p>
+      <w:pPr>
+        <w:numPr>
+          <w:ilvl w:val="0"/>
+          <w:numId w:val="1028"/>
+        </w:numPr>
+        <w:pStyle w:val="Compact"/>
+      </w:pPr>
+      <w:r>
+        <w:rPr>
+          <w:bCs/>
+          <w:b/>
+        </w:rPr>
+        <w:t xml:space="preserve">Cambio:</w:t>
+      </w:r>
+      <w:r>
+        <w:t xml:space="preserve"> </w:t>
+      </w:r>
+      <w:r>
+        <w:t xml:space="preserve">Cantidad → 0</w:t>
+      </w:r>
+    </w:p>
+    <w:p>
+      <w:pPr>
+        <w:numPr>
+          <w:ilvl w:val="0"/>
+          <w:numId w:val="1028"/>
+        </w:numPr>
+        <w:pStyle w:val="Compact"/>
+      </w:pPr>
+      <w:r>
+        <w:rPr>
+          <w:bCs/>
+          <w:b/>
+        </w:rPr>
+        <w:t xml:space="preserve">Justificación:</w:t>
+      </w:r>
+    </w:p>
+    <w:p>
+      <w:pPr>
+        <w:numPr>
+          <w:ilvl w:val="1"/>
           <w:numId w:val="1029"/>
         </w:numPr>
         <w:pStyle w:val="Compact"/>
       </w:pPr>
       <w:r>
-        <w:rPr>
-          <w:bCs/>
-          <w:b/>
-        </w:rPr>
-        <w:t xml:space="preserve">Ítem WBS:</w:t>
-      </w:r>
-      <w:r>
-        <w:t xml:space="preserve"> </w:t>
-      </w:r>
-      <w:r>
-        <w:t xml:space="preserve">4.3.101 - Punto de referencia virtuals tipo A</w:t>
-      </w:r>
-    </w:p>
-    <w:p>
-      <w:pPr>
-        <w:numPr>
-          <w:ilvl w:val="0"/>
+        <w:t xml:space="preserve">Ítem duplicado o no requerido según ingeniería actualizada</w:t>
+      </w:r>
+    </w:p>
+    <w:p>
+      <w:pPr>
+        <w:numPr>
+          <w:ilvl w:val="1"/>
           <w:numId w:val="1029"/>
         </w:numPr>
         <w:pStyle w:val="Compact"/>
       </w:pPr>
       <w:r>
-        <w:rPr>
-          <w:bCs/>
-          <w:b/>
-        </w:rPr>
-        <w:t xml:space="preserve">Tipo:</w:t>
-      </w:r>
-      <w:r>
-        <w:t xml:space="preserve"> </w:t>
-      </w:r>
-      <w:r>
-        <w:t xml:space="preserve">Eliminación de ítem</w:t>
-      </w:r>
-    </w:p>
-    <w:p>
-      <w:pPr>
-        <w:numPr>
-          <w:ilvl w:val="0"/>
-          <w:numId w:val="1029"/>
-        </w:numPr>
-        <w:pStyle w:val="Compact"/>
-      </w:pPr>
-      <w:r>
-        <w:rPr>
-          <w:bCs/>
-          <w:b/>
-        </w:rPr>
-        <w:t xml:space="preserve">Cambio:</w:t>
-      </w:r>
-      <w:r>
-        <w:t xml:space="preserve"> </w:t>
-      </w:r>
-      <w:r>
-        <w:t xml:space="preserve">Cantidad → 0</w:t>
-      </w:r>
-    </w:p>
-    <w:p>
-      <w:pPr>
-        <w:numPr>
-          <w:ilvl w:val="0"/>
-          <w:numId w:val="1029"/>
-        </w:numPr>
-        <w:pStyle w:val="Compact"/>
-      </w:pPr>
-      <w:r>
-        <w:rPr>
-          <w:bCs/>
-          <w:b/>
-        </w:rPr>
-        <w:t xml:space="preserve">Justificación:</w:t>
-      </w:r>
-    </w:p>
-    <w:p>
-      <w:pPr>
-        <w:numPr>
-          <w:ilvl w:val="1"/>
-          <w:numId w:val="1030"/>
-        </w:numPr>
-        <w:pStyle w:val="Compact"/>
-      </w:pPr>
-      <w:r>
-        <w:t xml:space="preserve">Ítem duplicado o no requerido según ingeniería actualizada</w:t>
-      </w:r>
-    </w:p>
-    <w:p>
-      <w:pPr>
-        <w:numPr>
-          <w:ilvl w:val="1"/>
-          <w:numId w:val="1030"/>
-        </w:numPr>
-        <w:pStyle w:val="Compact"/>
-      </w:pPr>
-      <w:r>
         <w:t xml:space="preserve">Consolidado en otro ítem de punto de referencia virtuals</w:t>
       </w:r>
     </w:p>
@@ -3756,7 +3715,7 @@
       <w:pPr>
         <w:numPr>
           <w:ilvl w:val="0"/>
-          <w:numId w:val="1029"/>
+          <w:numId w:val="1028"/>
         </w:numPr>
         <w:pStyle w:val="Compact"/>
       </w:pPr>
@@ -3778,7 +3737,7 @@
       <w:pPr>
         <w:numPr>
           <w:ilvl w:val="0"/>
-          <w:numId w:val="1029"/>
+          <w:numId w:val="1028"/>
         </w:numPr>
         <w:pStyle w:val="Compact"/>
       </w:pPr>
@@ -3814,105 +3773,105 @@
       <w:pPr>
         <w:numPr>
           <w:ilvl w:val="0"/>
+          <w:numId w:val="1030"/>
+        </w:numPr>
+        <w:pStyle w:val="Compact"/>
+      </w:pPr>
+      <w:r>
+        <w:rPr>
+          <w:bCs/>
+          <w:b/>
+        </w:rPr>
+        <w:t xml:space="preserve">Ítem WBS:</w:t>
+      </w:r>
+      <w:r>
+        <w:t xml:space="preserve"> </w:t>
+      </w:r>
+      <w:r>
+        <w:t xml:space="preserve">4.3.102 - Punto de referencia virtuals tipo B</w:t>
+      </w:r>
+    </w:p>
+    <w:p>
+      <w:pPr>
+        <w:numPr>
+          <w:ilvl w:val="0"/>
+          <w:numId w:val="1030"/>
+        </w:numPr>
+        <w:pStyle w:val="Compact"/>
+      </w:pPr>
+      <w:r>
+        <w:rPr>
+          <w:bCs/>
+          <w:b/>
+        </w:rPr>
+        <w:t xml:space="preserve">Tipo:</w:t>
+      </w:r>
+      <w:r>
+        <w:t xml:space="preserve"> </w:t>
+      </w:r>
+      <w:r>
+        <w:t xml:space="preserve">Eliminación de ítem</w:t>
+      </w:r>
+    </w:p>
+    <w:p>
+      <w:pPr>
+        <w:numPr>
+          <w:ilvl w:val="0"/>
+          <w:numId w:val="1030"/>
+        </w:numPr>
+        <w:pStyle w:val="Compact"/>
+      </w:pPr>
+      <w:r>
+        <w:rPr>
+          <w:bCs/>
+          <w:b/>
+        </w:rPr>
+        <w:t xml:space="preserve">Cambio:</w:t>
+      </w:r>
+      <w:r>
+        <w:t xml:space="preserve"> </w:t>
+      </w:r>
+      <w:r>
+        <w:t xml:space="preserve">Cantidad → 0</w:t>
+      </w:r>
+    </w:p>
+    <w:p>
+      <w:pPr>
+        <w:numPr>
+          <w:ilvl w:val="0"/>
+          <w:numId w:val="1030"/>
+        </w:numPr>
+        <w:pStyle w:val="Compact"/>
+      </w:pPr>
+      <w:r>
+        <w:rPr>
+          <w:bCs/>
+          <w:b/>
+        </w:rPr>
+        <w:t xml:space="preserve">Justificación:</w:t>
+      </w:r>
+    </w:p>
+    <w:p>
+      <w:pPr>
+        <w:numPr>
+          <w:ilvl w:val="1"/>
           <w:numId w:val="1031"/>
         </w:numPr>
         <w:pStyle w:val="Compact"/>
       </w:pPr>
       <w:r>
-        <w:rPr>
-          <w:bCs/>
-          <w:b/>
-        </w:rPr>
-        <w:t xml:space="preserve">Ítem WBS:</w:t>
-      </w:r>
-      <w:r>
-        <w:t xml:space="preserve"> </w:t>
-      </w:r>
-      <w:r>
-        <w:t xml:space="preserve">4.3.102 - Punto de referencia virtuals tipo B</w:t>
-      </w:r>
-    </w:p>
-    <w:p>
-      <w:pPr>
-        <w:numPr>
-          <w:ilvl w:val="0"/>
+        <w:t xml:space="preserve">Ítem duplicado o no requerido según ingeniería actualizada</w:t>
+      </w:r>
+    </w:p>
+    <w:p>
+      <w:pPr>
+        <w:numPr>
+          <w:ilvl w:val="1"/>
           <w:numId w:val="1031"/>
         </w:numPr>
         <w:pStyle w:val="Compact"/>
       </w:pPr>
       <w:r>
-        <w:rPr>
-          <w:bCs/>
-          <w:b/>
-        </w:rPr>
-        <w:t xml:space="preserve">Tipo:</w:t>
-      </w:r>
-      <w:r>
-        <w:t xml:space="preserve"> </w:t>
-      </w:r>
-      <w:r>
-        <w:t xml:space="preserve">Eliminación de ítem</w:t>
-      </w:r>
-    </w:p>
-    <w:p>
-      <w:pPr>
-        <w:numPr>
-          <w:ilvl w:val="0"/>
-          <w:numId w:val="1031"/>
-        </w:numPr>
-        <w:pStyle w:val="Compact"/>
-      </w:pPr>
-      <w:r>
-        <w:rPr>
-          <w:bCs/>
-          <w:b/>
-        </w:rPr>
-        <w:t xml:space="preserve">Cambio:</w:t>
-      </w:r>
-      <w:r>
-        <w:t xml:space="preserve"> </w:t>
-      </w:r>
-      <w:r>
-        <w:t xml:space="preserve">Cantidad → 0</w:t>
-      </w:r>
-    </w:p>
-    <w:p>
-      <w:pPr>
-        <w:numPr>
-          <w:ilvl w:val="0"/>
-          <w:numId w:val="1031"/>
-        </w:numPr>
-        <w:pStyle w:val="Compact"/>
-      </w:pPr>
-      <w:r>
-        <w:rPr>
-          <w:bCs/>
-          <w:b/>
-        </w:rPr>
-        <w:t xml:space="preserve">Justificación:</w:t>
-      </w:r>
-    </w:p>
-    <w:p>
-      <w:pPr>
-        <w:numPr>
-          <w:ilvl w:val="1"/>
-          <w:numId w:val="1032"/>
-        </w:numPr>
-        <w:pStyle w:val="Compact"/>
-      </w:pPr>
-      <w:r>
-        <w:t xml:space="preserve">Ítem duplicado o no requerido según ingeniería actualizada</w:t>
-      </w:r>
-    </w:p>
-    <w:p>
-      <w:pPr>
-        <w:numPr>
-          <w:ilvl w:val="1"/>
-          <w:numId w:val="1032"/>
-        </w:numPr>
-        <w:pStyle w:val="Compact"/>
-      </w:pPr>
-      <w:r>
         <w:t xml:space="preserve">Consolidado en otro ítem de punto de referencia virtuals</w:t>
       </w:r>
     </w:p>
@@ -3920,7 +3879,7 @@
       <w:pPr>
         <w:numPr>
           <w:ilvl w:val="0"/>
-          <w:numId w:val="1031"/>
+          <w:numId w:val="1030"/>
         </w:numPr>
         <w:pStyle w:val="Compact"/>
       </w:pPr>
@@ -3942,7 +3901,7 @@
       <w:pPr>
         <w:numPr>
           <w:ilvl w:val="0"/>
-          <w:numId w:val="1031"/>
+          <w:numId w:val="1030"/>
         </w:numPr>
         <w:pStyle w:val="Compact"/>
       </w:pPr>
@@ -3992,117 +3951,117 @@
       <w:pPr>
         <w:numPr>
           <w:ilvl w:val="0"/>
+          <w:numId w:val="1032"/>
+        </w:numPr>
+        <w:pStyle w:val="Compact"/>
+      </w:pPr>
+      <w:r>
+        <w:rPr>
+          <w:bCs/>
+          <w:b/>
+        </w:rPr>
+        <w:t xml:space="preserve">Ítem WBS:</w:t>
+      </w:r>
+      <w:r>
+        <w:t xml:space="preserve"> </w:t>
+      </w:r>
+      <w:r>
+        <w:t xml:space="preserve">4.1.105 - Sistema PAN avanzado</w:t>
+      </w:r>
+    </w:p>
+    <w:p>
+      <w:pPr>
+        <w:numPr>
+          <w:ilvl w:val="0"/>
+          <w:numId w:val="1032"/>
+        </w:numPr>
+        <w:pStyle w:val="Compact"/>
+      </w:pPr>
+      <w:r>
+        <w:rPr>
+          <w:bCs/>
+          <w:b/>
+        </w:rPr>
+        <w:t xml:space="preserve">Tipo:</w:t>
+      </w:r>
+      <w:r>
+        <w:t xml:space="preserve"> </w:t>
+      </w:r>
+      <w:r>
+        <w:t xml:space="preserve">Ajuste de precio</w:t>
+      </w:r>
+    </w:p>
+    <w:p>
+      <w:pPr>
+        <w:numPr>
+          <w:ilvl w:val="0"/>
+          <w:numId w:val="1032"/>
+        </w:numPr>
+        <w:pStyle w:val="Compact"/>
+      </w:pPr>
+      <w:r>
+        <w:rPr>
+          <w:bCs/>
+          <w:b/>
+        </w:rPr>
+        <w:t xml:space="preserve">Cambio:</w:t>
+      </w:r>
+      <w:r>
+        <w:t xml:space="preserve"> </w:t>
+      </w:r>
+      <w:r>
+        <w:t xml:space="preserve">VU actualizado por complejidad real</w:t>
+      </w:r>
+    </w:p>
+    <w:p>
+      <w:pPr>
+        <w:numPr>
+          <w:ilvl w:val="0"/>
+          <w:numId w:val="1032"/>
+        </w:numPr>
+        <w:pStyle w:val="Compact"/>
+      </w:pPr>
+      <w:r>
+        <w:rPr>
+          <w:bCs/>
+          <w:b/>
+        </w:rPr>
+        <w:t xml:space="preserve">Justificación:</w:t>
+      </w:r>
+    </w:p>
+    <w:p>
+      <w:pPr>
+        <w:numPr>
+          <w:ilvl w:val="1"/>
           <w:numId w:val="1033"/>
         </w:numPr>
         <w:pStyle w:val="Compact"/>
       </w:pPr>
       <w:r>
-        <w:rPr>
-          <w:bCs/>
-          <w:b/>
-        </w:rPr>
-        <w:t xml:space="preserve">Ítem WBS:</w:t>
-      </w:r>
-      <w:r>
-        <w:t xml:space="preserve"> </w:t>
-      </w:r>
-      <w:r>
-        <w:t xml:space="preserve">4.1.105 - Sistema PAN avanzado</w:t>
-      </w:r>
-    </w:p>
-    <w:p>
-      <w:pPr>
-        <w:numPr>
-          <w:ilvl w:val="0"/>
+        <w:t xml:space="preserve">Complejidad técnica superior a estimación inicial</w:t>
+      </w:r>
+    </w:p>
+    <w:p>
+      <w:pPr>
+        <w:numPr>
+          <w:ilvl w:val="1"/>
           <w:numId w:val="1033"/>
         </w:numPr>
         <w:pStyle w:val="Compact"/>
       </w:pPr>
       <w:r>
-        <w:rPr>
-          <w:bCs/>
-          <w:b/>
-        </w:rPr>
-        <w:t xml:space="preserve">Tipo:</w:t>
-      </w:r>
-      <w:r>
-        <w:t xml:space="preserve"> </w:t>
-      </w:r>
-      <w:r>
-        <w:t xml:space="preserve">Ajuste de precio</w:t>
-      </w:r>
-    </w:p>
-    <w:p>
-      <w:pPr>
-        <w:numPr>
-          <w:ilvl w:val="0"/>
+        <w:t xml:space="preserve">Integración con sistemas CTC y CCTV</w:t>
+      </w:r>
+    </w:p>
+    <w:p>
+      <w:pPr>
+        <w:numPr>
+          <w:ilvl w:val="1"/>
           <w:numId w:val="1033"/>
         </w:numPr>
         <w:pStyle w:val="Compact"/>
       </w:pPr>
       <w:r>
-        <w:rPr>
-          <w:bCs/>
-          <w:b/>
-        </w:rPr>
-        <w:t xml:space="preserve">Cambio:</w:t>
-      </w:r>
-      <w:r>
-        <w:t xml:space="preserve"> </w:t>
-      </w:r>
-      <w:r>
-        <w:t xml:space="preserve">VU actualizado por complejidad real</w:t>
-      </w:r>
-    </w:p>
-    <w:p>
-      <w:pPr>
-        <w:numPr>
-          <w:ilvl w:val="0"/>
-          <w:numId w:val="1033"/>
-        </w:numPr>
-        <w:pStyle w:val="Compact"/>
-      </w:pPr>
-      <w:r>
-        <w:rPr>
-          <w:bCs/>
-          <w:b/>
-        </w:rPr>
-        <w:t xml:space="preserve">Justificación:</w:t>
-      </w:r>
-    </w:p>
-    <w:p>
-      <w:pPr>
-        <w:numPr>
-          <w:ilvl w:val="1"/>
-          <w:numId w:val="1034"/>
-        </w:numPr>
-        <w:pStyle w:val="Compact"/>
-      </w:pPr>
-      <w:r>
-        <w:t xml:space="preserve">Complejidad técnica superior a estimación inicial</w:t>
-      </w:r>
-    </w:p>
-    <w:p>
-      <w:pPr>
-        <w:numPr>
-          <w:ilvl w:val="1"/>
-          <w:numId w:val="1034"/>
-        </w:numPr>
-        <w:pStyle w:val="Compact"/>
-      </w:pPr>
-      <w:r>
-        <w:t xml:space="preserve">Integración con sistemas CTC y CCTV</w:t>
-      </w:r>
-    </w:p>
-    <w:p>
-      <w:pPr>
-        <w:numPr>
-          <w:ilvl w:val="1"/>
-          <w:numId w:val="1034"/>
-        </w:numPr>
-        <w:pStyle w:val="Compact"/>
-      </w:pPr>
-      <w:r>
         <w:t xml:space="preserve">Sensores avanzados y redundancia</w:t>
       </w:r>
     </w:p>
@@ -4110,7 +4069,7 @@
       <w:pPr>
         <w:numPr>
           <w:ilvl w:val="0"/>
-          <w:numId w:val="1033"/>
+          <w:numId w:val="1032"/>
         </w:numPr>
         <w:pStyle w:val="Compact"/>
       </w:pPr>
@@ -4132,7 +4091,7 @@
       <w:pPr>
         <w:numPr>
           <w:ilvl w:val="0"/>
-          <w:numId w:val="1033"/>
+          <w:numId w:val="1032"/>
         </w:numPr>
         <w:pStyle w:val="Compact"/>
       </w:pPr>
@@ -4154,7 +4113,7 @@
       <w:pPr>
         <w:numPr>
           <w:ilvl w:val="0"/>
-          <w:numId w:val="1033"/>
+          <w:numId w:val="1032"/>
         </w:numPr>
         <w:pStyle w:val="Compact"/>
       </w:pPr>
@@ -4190,117 +4149,117 @@
       <w:pPr>
         <w:numPr>
           <w:ilvl w:val="0"/>
+          <w:numId w:val="1034"/>
+        </w:numPr>
+        <w:pStyle w:val="Compact"/>
+      </w:pPr>
+      <w:r>
+        <w:rPr>
+          <w:bCs/>
+          <w:b/>
+        </w:rPr>
+        <w:t xml:space="preserve">Ítem WBS:</w:t>
+      </w:r>
+      <w:r>
+        <w:t xml:space="preserve"> </w:t>
+      </w:r>
+      <w:r>
+        <w:t xml:space="preserve">4.1.102 - Sensores PAN</w:t>
+      </w:r>
+    </w:p>
+    <w:p>
+      <w:pPr>
+        <w:numPr>
+          <w:ilvl w:val="0"/>
+          <w:numId w:val="1034"/>
+        </w:numPr>
+        <w:pStyle w:val="Compact"/>
+      </w:pPr>
+      <w:r>
+        <w:rPr>
+          <w:bCs/>
+          <w:b/>
+        </w:rPr>
+        <w:t xml:space="preserve">Tipo:</w:t>
+      </w:r>
+      <w:r>
+        <w:t xml:space="preserve"> </w:t>
+      </w:r>
+      <w:r>
+        <w:t xml:space="preserve">Ajuste de precio</w:t>
+      </w:r>
+    </w:p>
+    <w:p>
+      <w:pPr>
+        <w:numPr>
+          <w:ilvl w:val="0"/>
+          <w:numId w:val="1034"/>
+        </w:numPr>
+        <w:pStyle w:val="Compact"/>
+      </w:pPr>
+      <w:r>
+        <w:rPr>
+          <w:bCs/>
+          <w:b/>
+        </w:rPr>
+        <w:t xml:space="preserve">Cambio:</w:t>
+      </w:r>
+      <w:r>
+        <w:t xml:space="preserve"> </w:t>
+      </w:r>
+      <w:r>
+        <w:t xml:space="preserve">VU actualizado por tecnología avanzada</w:t>
+      </w:r>
+    </w:p>
+    <w:p>
+      <w:pPr>
+        <w:numPr>
+          <w:ilvl w:val="0"/>
+          <w:numId w:val="1034"/>
+        </w:numPr>
+        <w:pStyle w:val="Compact"/>
+      </w:pPr>
+      <w:r>
+        <w:rPr>
+          <w:bCs/>
+          <w:b/>
+        </w:rPr>
+        <w:t xml:space="preserve">Justificación:</w:t>
+      </w:r>
+    </w:p>
+    <w:p>
+      <w:pPr>
+        <w:numPr>
+          <w:ilvl w:val="1"/>
           <w:numId w:val="1035"/>
         </w:numPr>
         <w:pStyle w:val="Compact"/>
       </w:pPr>
       <w:r>
-        <w:rPr>
-          <w:bCs/>
-          <w:b/>
-        </w:rPr>
-        <w:t xml:space="preserve">Ítem WBS:</w:t>
-      </w:r>
-      <w:r>
-        <w:t xml:space="preserve"> </w:t>
-      </w:r>
-      <w:r>
-        <w:t xml:space="preserve">4.1.102 - Sensores PAN</w:t>
-      </w:r>
-    </w:p>
-    <w:p>
-      <w:pPr>
-        <w:numPr>
-          <w:ilvl w:val="0"/>
+        <w:t xml:space="preserve">Tecnología de sensores más avanzada</w:t>
+      </w:r>
+    </w:p>
+    <w:p>
+      <w:pPr>
+        <w:numPr>
+          <w:ilvl w:val="1"/>
           <w:numId w:val="1035"/>
         </w:numPr>
         <w:pStyle w:val="Compact"/>
       </w:pPr>
       <w:r>
-        <w:rPr>
-          <w:bCs/>
-          <w:b/>
-        </w:rPr>
-        <w:t xml:space="preserve">Tipo:</w:t>
-      </w:r>
-      <w:r>
-        <w:t xml:space="preserve"> </w:t>
-      </w:r>
-      <w:r>
-        <w:t xml:space="preserve">Ajuste de precio</w:t>
-      </w:r>
-    </w:p>
-    <w:p>
-      <w:pPr>
-        <w:numPr>
-          <w:ilvl w:val="0"/>
+        <w:t xml:space="preserve">Mayor precisión y confiabilidad</w:t>
+      </w:r>
+    </w:p>
+    <w:p>
+      <w:pPr>
+        <w:numPr>
+          <w:ilvl w:val="1"/>
           <w:numId w:val="1035"/>
         </w:numPr>
         <w:pStyle w:val="Compact"/>
       </w:pPr>
       <w:r>
-        <w:rPr>
-          <w:bCs/>
-          <w:b/>
-        </w:rPr>
-        <w:t xml:space="preserve">Cambio:</w:t>
-      </w:r>
-      <w:r>
-        <w:t xml:space="preserve"> </w:t>
-      </w:r>
-      <w:r>
-        <w:t xml:space="preserve">VU actualizado por tecnología avanzada</w:t>
-      </w:r>
-    </w:p>
-    <w:p>
-      <w:pPr>
-        <w:numPr>
-          <w:ilvl w:val="0"/>
-          <w:numId w:val="1035"/>
-        </w:numPr>
-        <w:pStyle w:val="Compact"/>
-      </w:pPr>
-      <w:r>
-        <w:rPr>
-          <w:bCs/>
-          <w:b/>
-        </w:rPr>
-        <w:t xml:space="preserve">Justificación:</w:t>
-      </w:r>
-    </w:p>
-    <w:p>
-      <w:pPr>
-        <w:numPr>
-          <w:ilvl w:val="1"/>
-          <w:numId w:val="1036"/>
-        </w:numPr>
-        <w:pStyle w:val="Compact"/>
-      </w:pPr>
-      <w:r>
-        <w:t xml:space="preserve">Tecnología de sensores más avanzada</w:t>
-      </w:r>
-    </w:p>
-    <w:p>
-      <w:pPr>
-        <w:numPr>
-          <w:ilvl w:val="1"/>
-          <w:numId w:val="1036"/>
-        </w:numPr>
-        <w:pStyle w:val="Compact"/>
-      </w:pPr>
-      <w:r>
-        <w:t xml:space="preserve">Mayor precisión y confiabilidad</w:t>
-      </w:r>
-    </w:p>
-    <w:p>
-      <w:pPr>
-        <w:numPr>
-          <w:ilvl w:val="1"/>
-          <w:numId w:val="1036"/>
-        </w:numPr>
-        <w:pStyle w:val="Compact"/>
-      </w:pPr>
-      <w:r>
         <w:t xml:space="preserve">Certificación ferroviaria</w:t>
       </w:r>
     </w:p>
@@ -4308,7 +4267,7 @@
       <w:pPr>
         <w:numPr>
           <w:ilvl w:val="0"/>
-          <w:numId w:val="1035"/>
+          <w:numId w:val="1034"/>
         </w:numPr>
         <w:pStyle w:val="Compact"/>
       </w:pPr>
@@ -4330,7 +4289,7 @@
       <w:pPr>
         <w:numPr>
           <w:ilvl w:val="0"/>
-          <w:numId w:val="1035"/>
+          <w:numId w:val="1034"/>
         </w:numPr>
         <w:pStyle w:val="Compact"/>
       </w:pPr>
@@ -4352,7 +4311,7 @@
       <w:pPr>
         <w:numPr>
           <w:ilvl w:val="0"/>
-          <w:numId w:val="1035"/>
+          <w:numId w:val="1034"/>
         </w:numPr>
         <w:pStyle w:val="Compact"/>
       </w:pPr>
@@ -5552,7 +5511,7 @@
       <w:pPr>
         <w:numPr>
           <w:ilvl w:val="0"/>
-          <w:numId w:val="1037"/>
+          <w:numId w:val="1036"/>
         </w:numPr>
         <w:pStyle w:val="Compact"/>
       </w:pPr>
@@ -5573,7 +5532,7 @@
       <w:pPr>
         <w:numPr>
           <w:ilvl w:val="0"/>
-          <w:numId w:val="1037"/>
+          <w:numId w:val="1036"/>
         </w:numPr>
         <w:pStyle w:val="Compact"/>
       </w:pPr>
@@ -5594,7 +5553,7 @@
       <w:pPr>
         <w:numPr>
           <w:ilvl w:val="0"/>
-          <w:numId w:val="1037"/>
+          <w:numId w:val="1036"/>
         </w:numPr>
         <w:pStyle w:val="Compact"/>
       </w:pPr>
@@ -5626,7 +5585,7 @@
       <w:pPr>
         <w:numPr>
           <w:ilvl w:val="0"/>
-          <w:numId w:val="1038"/>
+          <w:numId w:val="1037"/>
         </w:numPr>
         <w:pStyle w:val="Compact"/>
       </w:pPr>
@@ -5647,7 +5606,7 @@
       <w:pPr>
         <w:numPr>
           <w:ilvl w:val="0"/>
-          <w:numId w:val="1038"/>
+          <w:numId w:val="1037"/>
         </w:numPr>
         <w:pStyle w:val="Compact"/>
       </w:pPr>
@@ -5688,7 +5647,7 @@
       <w:pPr>
         <w:numPr>
           <w:ilvl w:val="0"/>
-          <w:numId w:val="1039"/>
+          <w:numId w:val="1038"/>
         </w:numPr>
         <w:pStyle w:val="Compact"/>
       </w:pPr>
@@ -5720,7 +5679,7 @@
       <w:pPr>
         <w:numPr>
           <w:ilvl w:val="0"/>
-          <w:numId w:val="1040"/>
+          <w:numId w:val="1039"/>
         </w:numPr>
         <w:pStyle w:val="Compact"/>
       </w:pPr>
@@ -5741,7 +5700,7 @@
       <w:pPr>
         <w:numPr>
           <w:ilvl w:val="0"/>
-          <w:numId w:val="1040"/>
+          <w:numId w:val="1039"/>
         </w:numPr>
         <w:pStyle w:val="Compact"/>
       </w:pPr>
@@ -5782,7 +5741,7 @@
       <w:pPr>
         <w:numPr>
           <w:ilvl w:val="0"/>
-          <w:numId w:val="1041"/>
+          <w:numId w:val="1040"/>
         </w:numPr>
         <w:pStyle w:val="Compact"/>
       </w:pPr>
@@ -5794,7 +5753,7 @@
       <w:pPr>
         <w:numPr>
           <w:ilvl w:val="0"/>
-          <w:numId w:val="1041"/>
+          <w:numId w:val="1040"/>
         </w:numPr>
         <w:pStyle w:val="Compact"/>
       </w:pPr>
@@ -5826,7 +5785,7 @@
       <w:pPr>
         <w:numPr>
           <w:ilvl w:val="0"/>
-          <w:numId w:val="1042"/>
+          <w:numId w:val="1041"/>
         </w:numPr>
         <w:pStyle w:val="Compact"/>
       </w:pPr>
@@ -6055,7 +6014,7 @@
       <w:pPr>
         <w:numPr>
           <w:ilvl w:val="0"/>
-          <w:numId w:val="1043"/>
+          <w:numId w:val="1042"/>
         </w:numPr>
         <w:pStyle w:val="Compact"/>
       </w:pPr>
@@ -6077,7 +6036,7 @@
       <w:pPr>
         <w:numPr>
           <w:ilvl w:val="0"/>
-          <w:numId w:val="1043"/>
+          <w:numId w:val="1042"/>
         </w:numPr>
         <w:pStyle w:val="Compact"/>
       </w:pPr>
@@ -6099,7 +6058,7 @@
       <w:pPr>
         <w:numPr>
           <w:ilvl w:val="0"/>
-          <w:numId w:val="1043"/>
+          <w:numId w:val="1042"/>
         </w:numPr>
         <w:pStyle w:val="Compact"/>
       </w:pPr>
@@ -6121,7 +6080,7 @@
       <w:pPr>
         <w:numPr>
           <w:ilvl w:val="0"/>
-          <w:numId w:val="1043"/>
+          <w:numId w:val="1042"/>
         </w:numPr>
         <w:pStyle w:val="Compact"/>
       </w:pPr>
@@ -6143,7 +6102,7 @@
       <w:pPr>
         <w:numPr>
           <w:ilvl w:val="0"/>
-          <w:numId w:val="1043"/>
+          <w:numId w:val="1042"/>
         </w:numPr>
         <w:pStyle w:val="Compact"/>
       </w:pPr>
@@ -6179,7 +6138,7 @@
       <w:pPr>
         <w:numPr>
           <w:ilvl w:val="0"/>
-          <w:numId w:val="1044"/>
+          <w:numId w:val="1043"/>
         </w:numPr>
         <w:pStyle w:val="Compact"/>
       </w:pPr>
@@ -6201,7 +6160,7 @@
       <w:pPr>
         <w:numPr>
           <w:ilvl w:val="0"/>
-          <w:numId w:val="1044"/>
+          <w:numId w:val="1043"/>
         </w:numPr>
         <w:pStyle w:val="Compact"/>
       </w:pPr>
@@ -6223,7 +6182,7 @@
       <w:pPr>
         <w:numPr>
           <w:ilvl w:val="0"/>
-          <w:numId w:val="1044"/>
+          <w:numId w:val="1043"/>
         </w:numPr>
         <w:pStyle w:val="Compact"/>
       </w:pPr>
@@ -6259,7 +6218,7 @@
       <w:pPr>
         <w:numPr>
           <w:ilvl w:val="0"/>
-          <w:numId w:val="1045"/>
+          <w:numId w:val="1044"/>
         </w:numPr>
         <w:pStyle w:val="Compact"/>
       </w:pPr>
@@ -6271,7 +6230,7 @@
       <w:pPr>
         <w:numPr>
           <w:ilvl w:val="0"/>
-          <w:numId w:val="1045"/>
+          <w:numId w:val="1044"/>
         </w:numPr>
         <w:pStyle w:val="Compact"/>
       </w:pPr>
@@ -6283,7 +6242,7 @@
       <w:pPr>
         <w:numPr>
           <w:ilvl w:val="0"/>
-          <w:numId w:val="1045"/>
+          <w:numId w:val="1044"/>
         </w:numPr>
         <w:pStyle w:val="Compact"/>
       </w:pPr>
@@ -6295,7 +6254,7 @@
       <w:pPr>
         <w:numPr>
           <w:ilvl w:val="0"/>
-          <w:numId w:val="1045"/>
+          <w:numId w:val="1044"/>
         </w:numPr>
         <w:pStyle w:val="Compact"/>
       </w:pPr>
@@ -6307,7 +6266,7 @@
       <w:pPr>
         <w:numPr>
           <w:ilvl w:val="0"/>
-          <w:numId w:val="1045"/>
+          <w:numId w:val="1044"/>
         </w:numPr>
         <w:pStyle w:val="Compact"/>
       </w:pPr>
@@ -6887,9 +6846,6 @@
     <w:abstractNumId w:val="991"/>
   </w:num>
   <w:num w:numId="1043">
-    <w:abstractNumId w:val="991"/>
-  </w:num>
-  <w:num w:numId="1044">
     <w:abstractNumId w:val="99411"/>
     <w:lvlOverride w:ilvl="0">
       <w:startOverride w:val="1"/>
@@ -6919,7 +6875,7 @@
       <w:startOverride w:val="1"/>
     </w:lvlOverride>
   </w:num>
-  <w:num w:numId="1045">
+  <w:num w:numId="1044">
     <w:abstractNumId w:val="991"/>
   </w:num>
 </w:numbering>

--- a/X_ENTREGABLES_CONSOLIDADOS/8_DOCUMENTOS_SERVIDOS/WORD/GESTION_EJECUTIVO_Cambios_y_Decisiones_Tecnicas.docx
+++ b/X_ENTREGABLES_CONSOLIDADOS/8_DOCUMENTOS_SERVIDOS/WORD/GESTION_EJECUTIVO_Cambios_y_Decisiones_Tecnicas.docx
@@ -52,7 +52,7 @@
         <w:t xml:space="preserve"> </w:t>
       </w:r>
       <w:r>
-        <w:t xml:space="preserve">APP La Dorada-Chiriguaná</w:t>
+        <w:t xml:space="preserve">APP La Dorada (México) - Chiriguaná</w:t>
       </w:r>
       <w:r>
         <w:br/>
